--- a/eng/docx/022.content.docx
+++ b/eng/docx/022.content.docx
@@ -166,13 +166,6 @@
       </w:r>
       <w:r>
         <w:rPr>
-          <w:i/>
-          <w:lang w:val="en_US" w:bidi="en_US"/>
-        </w:rPr>
-        <w:t>Vaizatha, Vajezatha, Valley Gate, Valley of Craftsmen, Valley of Decision, Valley of Decision, Valley of Gad, Valley of Hinnom, Valley of Jehoshaphat, Valley of Jezreel, Valley of Rephaim, Valley of Rephaim, Valley of Salt, Valley of Shaveh, Valley of Siddim, Vaniah, Vashni, Vashti, Vegetable, Veil of the Temple, Versions of the Bible (Ancient), Versions of the Bible (English), Vespasian, Vestments, Vine of Sodom, Vine, Wild Vine, Vinedresser, Vinegar, Vines, Vineyard, Viol, Viper, Virgin, Virgin Birth of Jesus, Vision, Visions, Vophsi, Vow, Vows, Vulgate, the, Vulture</w:t>
-      </w:r>
-      <w:r>
-        <w:rPr>
           <w:lang w:val="en_US" w:bidi="en_US"/>
         </w:rPr>
       </w:r>
@@ -11569,7 +11562,7 @@
         <w:rPr>
           <w:lang w:val="en_US" w:bidi="en_US"/>
         </w:rPr>
-        <w:t xml:space="preserve">The doctrine, based on the birth stories in </w:t>
+        <w:t xml:space="preserve">A Christian doctrine, based on the birth stories in </w:t>
       </w:r>
       <w:hyperlink r:id="rId99">
         <w:r>
@@ -11605,7 +11598,7 @@
         <w:rPr>
           <w:lang w:val="en_US" w:bidi="en_US"/>
         </w:rPr>
-        <w:t>, says Jesus Christ was conceived by the holy spirit and born to the virgin Mary. The idea of the Incarnation (God becoming human) and Jesus's divine and human natures rely on this historical event. However, rationalists and literary critics argue that early Christians invented this miracle.</w:t>
+        <w:t>, which states that Jesus Christ was conceived by the Holy Spirit and born of the virgin Mary. The idea of the Incarnation (God becoming human) and the divine and human natures of Jesus are based on this historical event. However, rationalists argue that early Christians invented this miracle.</w:t>
       </w:r>
     </w:p>
     <w:p>
@@ -11648,13 +11641,13 @@
         <w:rPr>
           <w:lang w:val="en_US" w:bidi="en_US"/>
         </w:rPr>
-        <w:t xml:space="preserve"> says a "virgin" will "</w:t>
-      </w:r>
-      <w:r>
-        <w:rPr>
-          <w:lang w:val="en_US" w:bidi="en_US"/>
-        </w:rPr>
-        <w:t>be with child and will give birth to a son...I</w:t>
+        <w:t xml:space="preserve"> says that a "virgin" will "</w:t>
+      </w:r>
+      <w:r>
+        <w:rPr>
+          <w:lang w:val="en_US" w:bidi="en_US"/>
+        </w:rPr>
+        <w:t>be with child and will give birth to a son … I</w:t>
       </w:r>
       <w:r>
         <w:rPr>
@@ -11678,7 +11671,7 @@
         <w:rPr>
           <w:lang w:val="en_US" w:bidi="en_US"/>
         </w:rPr>
-        <w:t xml:space="preserve"> clearly states that this was fulfilled with Jesus's birth. This passage has sparked much debate, especially after the Revised Standard Version changed "virgin" to "young woman." This change was due to the ambiguity of the term in the original manuscripts. The Hebrew word </w:t>
+        <w:t xml:space="preserve"> clearly states that this was fulfilled with the birth of Jesus. This passage has led to much debate, especially after the Revised Standard Version changed "virgin" to "young woman." This change was due to the ambiguity of the term in the original manuscripts. The Hebrew word </w:t>
       </w:r>
       <w:r>
         <w:rPr>
@@ -12101,7 +12094,7 @@
         <w:rPr>
           <w:lang w:val="en_US" w:bidi="en_US"/>
         </w:rPr>
-        <w:t>The Holy Spirit will come upon you...So the Holy One to be born will be called the Son of God.</w:t>
+        <w:t>The Holy Spirit will come upon you … So the Holy One to be born will be called the Son of God.</w:t>
       </w:r>
       <w:r>
         <w:rPr>
@@ -12150,7 +12143,21 @@
         <w:rPr>
           <w:lang w:val="en_US" w:bidi="en_US"/>
         </w:rPr>
-        <w:t>From the start of the church, the belief in the virgin birth was key to understanding Christ's divine nature. Early church leaders emphasized this event as proof of Jesus's incarnation and divinity. Justin Martyr and Ignatius defended the virgin birth against critics in the early second century, showing it was already a well-established belief. Over the next three centuries, debates about the virgin birth were significant. Gnostics like Marcion argued that Christ came directly from heaven and was never truly human. Meanwhile, groups like the Arians, who denied Jesus's divinity, also rejected the virgin birth, claiming Jesus was "adopted" as God's Son at his baptism. The Council of Nicaea in AD 325 confirmed Jesus was truly God, and the Council of Chalcedon in AD 451 declared Jesus was both human and divine, a "hypostatic union" of true natures. The Apostles’ Creed of the fifth century summarizes this by stating, “I believe in … Jesus Christ, his only Son, our Lord, conceived of the Holy Ghost, born of the Virgin Mary.” Most creeds link the virgin birth to Jesus’s sinlessness, as his divine nature is the source of his sinlessness.</w:t>
+        <w:t xml:space="preserve">From the start of the church, the belief in the virgin birth was key to understanding Christ's divine nature. Early church leaders emphasized this event as proof of Jesus's incarnation and divinity. Justin Martyr and Ignatius defended the virgin birth against critics in the early second century, showing it was already a well-established belief. Over the next three centuries, debates about the virgin birth were significant. Gnostics like Marcion argued that Christ came directly from heaven and was never truly human. </w:t>
+      </w:r>
+    </w:p>
+    <w:p>
+      <w:pPr/>
+      <w:r>
+        <w:rPr>
+          <w:lang w:val="en_US" w:bidi="en_US"/>
+        </w:rPr>
+      </w:r>
+      <w:r>
+        <w:rPr>
+          <w:lang w:val="en_US" w:bidi="en_US"/>
+        </w:rPr>
+        <w:t>Meanwhile, groups like the Arians, who denied Jesus's divinity, also rejected the virgin birth, claiming Jesus was "adopted" as God's Son at his baptism. The Council of Nicaea in AD 325 confirmed Jesus was truly God, and the Council of Chalcedon in AD 451 declared Jesus was both human and divine, a "hypostatic union" of true natures. The Apostles’ Creed of the fifth century summarizes this by stating, “I believe in … Jesus Christ, his only Son, our Lord, conceived of the Holy Ghost, born of the Virgin Mary.” Most creeds link the virgin birth to Jesus’s sinlessness, as his divine nature is the source of his sinlessness.</w:t>
       </w:r>
     </w:p>
     <w:p>

--- a/eng/docx/022.content.docx
+++ b/eng/docx/022.content.docx
@@ -150,19 +150,6 @@
           <w:lang w:val="en_US" w:bidi="en_US"/>
         </w:rPr>
         <w:t>V</w:t>
-      </w:r>
-      <w:r>
-        <w:rPr>
-          <w:lang w:val="en_US" w:bidi="en_US"/>
-        </w:rPr>
-      </w:r>
-    </w:p>
-    <w:p>
-      <w:pPr/>
-      <w:r>
-        <w:rPr>
-          <w:lang w:val="en_US" w:bidi="en_US"/>
-        </w:rPr>
       </w:r>
       <w:r>
         <w:rPr>

--- a/eng/docx/022.content.docx
+++ b/eng/docx/022.content.docx
@@ -19,7 +19,7 @@
         <w:rPr>
           <w:lang w:val="en_US" w:bidi="en_US"/>
         </w:rPr>
-        <w:t>Resource: Bible Dictionary (Tyndale)</w:t>
+        <w:t>Resource: Tyndale Open Bible Dictionary</w:t>
       </w:r>
       <w:r>
         <w:rPr>
@@ -112,7 +112,7 @@
         <w:rPr>
           <w:lang w:val="en_US" w:bidi="en_US"/>
         </w:rPr>
-        <w:t>Bible Dictionary (Tyndale)</w:t>
+        <w:t>Tyndale Open Bible Dictionary</w:t>
       </w:r>
     </w:p>
     <w:p>

--- a/eng/docx/022.content.docx
+++ b/eng/docx/022.content.docx
@@ -1809,7 +1809,7 @@
         <w:rPr>
           <w:lang w:val="en_US" w:bidi="en_US"/>
         </w:rPr>
-        <w:t xml:space="preserve">Neither Vashti nor Queen Esther (who came after her) are mentioned in historical records outside the Bible. Because of this, some scholars have suggested they might have been less important wives or concubines (women who lived with the king but had lower status than wives) who were given the title "queen." </w:t>
+        <w:t>Neither Vashti nor Esther, who became queen after her, is mentioned in historical records outside the Bible. Because of this, some scholars suggest they may have been lesser wives or concubines (women who lived with the king but held a lower status than wives) who were given the title of queen.</w:t>
       </w:r>
     </w:p>
     <w:p>
@@ -1905,7 +1905,7 @@
         <w:rPr>
           <w:lang w:val="en_US" w:bidi="en_US"/>
         </w:rPr>
-        <w:t>Her refusal to come to the banquet makes more sense if she was a queen since queens were not usually present at drinking feasts.</w:t>
+        <w:t>Her refusal to come to the banquet makes more sense if she were a queen, since queens were not usually present at drinking feasts.</w:t>
       </w:r>
       <w:r>
         <w:rPr>
@@ -2176,7 +2176,7 @@
         <w:rPr>
           <w:lang w:val="en_US" w:bidi="en_US"/>
         </w:rPr>
-        <w:t xml:space="preserve">To the South: Coptic, Arabic, and Ethiopic </w:t>
+        <w:t xml:space="preserve">To the south: Coptic, Arabic, and Ethiopic </w:t>
       </w:r>
     </w:p>
     <w:p>
@@ -2194,7 +2194,7 @@
         <w:rPr>
           <w:lang w:val="en_US" w:bidi="en_US"/>
         </w:rPr>
-        <w:t>To the West: Greek, Latin, Gothic, and English</w:t>
+        <w:t>To the west: Greek, Latin, Gothic, and English</w:t>
       </w:r>
     </w:p>
     <w:p>
@@ -2212,7 +2212,7 @@
         <w:rPr>
           <w:lang w:val="en_US" w:bidi="en_US"/>
         </w:rPr>
-        <w:t>To the North: Armenian, Georgian, and Slavonic</w:t>
+        <w:t>To the north: Armenian, Georgian, and Slavonic</w:t>
       </w:r>
     </w:p>
     <w:p>
@@ -2230,7 +2230,7 @@
         <w:rPr>
           <w:lang w:val="en_US" w:bidi="en_US"/>
         </w:rPr>
-        <w:t xml:space="preserve">To the East: Syriac </w:t>
+        <w:t xml:space="preserve">To the east: Syriac </w:t>
       </w:r>
     </w:p>
     <w:p>
@@ -2307,7 +2307,20 @@
         <w:rPr>
           <w:lang w:val="en_US" w:bidi="en_US"/>
         </w:rPr>
-        <w:t>Bible translation began even before the birth of Christ, with Old Testament translations into Greek and Aramaic. Many Jewish people living in different regions before Jesus's time did not understand Hebrew, so they needed the Bible in Greek or Aramaic. The most famous Greek translation was the Septuagint, which was used by both Jews and the first Christians. The Septuagint became the "Bible" for the early Christians, including those who wrote parts of the New Testament.</w:t>
+        <w:t xml:space="preserve">Bible translation began even before the birth of Christ, with Old Testament translations into Greek and Aramaic. Many Jewish people living in different regions before the time of Jesus did not understand Hebrew, so they needed the Bible in Greek or Aramaic. The most famous Greek translation was the Septuagint, which was used by both Jews and the first Christians. The Septuagint became the </w:t>
+      </w:r>
+      <w:r>
+        <w:rPr>
+          <w:i/>
+          <w:lang w:val="en_US" w:bidi="en_US"/>
+        </w:rPr>
+        <w:t>Bible</w:t>
+      </w:r>
+      <w:r>
+        <w:rPr>
+          <w:lang w:val="en_US" w:bidi="en_US"/>
+        </w:rPr>
+        <w:t xml:space="preserve"> for the early Christians, including those who wrote parts of the New Testament.</w:t>
       </w:r>
     </w:p>
     <w:p>
@@ -2465,7 +2478,46 @@
         <w:rPr>
           <w:lang w:val="en_US" w:bidi="en_US"/>
         </w:rPr>
-        <w:t>For many centuries, scribes copied the Bible by hand, writing in capital letters. The oldest surviving Bible manuscripts are written in this style, called “uncials.” Around the 9th and 10th centuries, writing in lowercase letters became more common, and these manuscripts are called “minuscules” or “cursives.” Though cursive writing existed as early as the second century before Christ, minuscules are the most common form of surviving Bible manuscripts from the 10th to the 16th century.</w:t>
+        <w:t xml:space="preserve">For many centuries, scribes copied the Bible by hand, writing in capital letters. The oldest surviving Bible manuscripts are written in this style, called </w:t>
+      </w:r>
+      <w:r>
+        <w:rPr>
+          <w:i/>
+          <w:lang w:val="en_US" w:bidi="en_US"/>
+        </w:rPr>
+        <w:t>uncials.</w:t>
+      </w:r>
+      <w:r>
+        <w:rPr>
+          <w:lang w:val="en_US" w:bidi="en_US"/>
+        </w:rPr>
+        <w:t xml:space="preserve"> Around the 9th and 10th centuries, writing in lowercase letters became more common, and these manuscripts are called </w:t>
+      </w:r>
+      <w:r>
+        <w:rPr>
+          <w:i/>
+          <w:lang w:val="en_US" w:bidi="en_US"/>
+        </w:rPr>
+        <w:t>minuscules</w:t>
+      </w:r>
+      <w:r>
+        <w:rPr>
+          <w:lang w:val="en_US" w:bidi="en_US"/>
+        </w:rPr>
+        <w:t xml:space="preserve"> or </w:t>
+      </w:r>
+      <w:r>
+        <w:rPr>
+          <w:i/>
+          <w:lang w:val="en_US" w:bidi="en_US"/>
+        </w:rPr>
+        <w:t>cursives</w:t>
+      </w:r>
+      <w:r>
+        <w:rPr>
+          <w:lang w:val="en_US" w:bidi="en_US"/>
+        </w:rPr>
+        <w:t>. Though cursive writing existed as early as the second century before Christ, minuscules are the most common form of surviving Bible manuscripts from the 10th to the 16th century.</w:t>
       </w:r>
     </w:p>
     <w:p>
@@ -2895,7 +2947,7 @@
         <w:rPr>
           <w:lang w:val="en_US" w:bidi="en_US"/>
         </w:rPr>
-        <w:t>The story of the Septuagint’s creation is told in a document called “The Letter of Aristeas,” written between 150 and 100 BC. According to this letter, an Egyptian king, Ptolemy Philadelphus, wanted to collect all the world’s books in his library in Alexandria. Since he did not have a Greek translation of the Old Testament, he asked the high priest in Jerusalem to send him scholars and texts. The letter says 72 Jewish elders were sent to Egypt, and after being entertained by the king, they produced the full Greek translation in 72 days. This version became known as the Septuagint, named after the number 70 (LXX in Roman numerals).</w:t>
+        <w:t>The story of the Septuagint’s creation is told in a document called The Letter of Aristeas, written between 150 and 100 BC. According to this letter, an Egyptian king, Ptolemy Philadelphus, wanted to collect all the world’s books in his library in Alexandria. Since he did not have a Greek translation of the Old Testament, he asked the high priest in Jerusalem to send him scholars and texts. The letter says 72 Jewish elders were sent to Egypt, and after being entertained by the king, they produced the full Greek translation in 72 days. This version became known as the Septuagint, named after the number 70 (LXX in Roman numerals).</w:t>
       </w:r>
     </w:p>
     <w:p>
@@ -3537,7 +3589,21 @@
         <w:rPr>
           <w:lang w:val="en_US" w:bidi="en_US"/>
         </w:rPr>
-        <w:t>Jerome’s translation faced much criticism, but even though he defended it strongly, he did not live to see it fully respected. Over time, his work became known as the Vulgate Bible, named after the everyday language of the people, so-called "vulgar" Latin. It is believed that Cassiodorus may have compiled Jerome’s work into one Bible. The earliest full manuscript of Jerome’s Bible is the Codex Amiatinus, created around AD 715 in Jarrow, Northumbria, England. The old Vulgate texts are second only to the Septuagint in importance for studying the Hebrew Bible because Jerome worked from Hebrew texts that were older than those used by the Jewish scholars known as the Masoretes.</w:t>
+        <w:t>Jerome’s translation faced much criticism, but even though he defended it strongly, he did not live to see it fully respected. Over time, his work became known as the Vulgate Bible. It was named after the everyday language of the people, called vulgar Latin (common Latin).</w:t>
+      </w:r>
+    </w:p>
+    <w:p>
+      <w:pPr/>
+      <w:r>
+        <w:rPr>
+          <w:lang w:val="en_US" w:bidi="en_US"/>
+        </w:rPr>
+      </w:r>
+      <w:r>
+        <w:rPr>
+          <w:lang w:val="en_US" w:bidi="en_US"/>
+        </w:rPr>
+        <w:t>It is believed that Cassiodorus may have compiled Jerome’s work into one Bible. The earliest full manuscript of Jerome’s Bible is the Codex Amiatinus, created around AD 715 in Jarrow, Northumbria, England. The old Vulgate texts are second only to the Septuagint in importance for studying the Hebrew Bible because Jerome worked from Hebrew texts that were older than those used by the Jewish scholars known as the Masoretes.</w:t>
       </w:r>
     </w:p>
     <w:p>
@@ -3874,7 +3940,7 @@
         <w:rPr>
           <w:lang w:val="en_US" w:bidi="en_US"/>
         </w:rPr>
-        <w:t>, a harmony of the Gospels made by Tatian, a disciple of Justin Martyr in Rome. He translated it from Greek around AD 170, and it became very popular among Syriac-speaking Christians. Bishops had difficulty persuading Christians to use a version of the Gospels where the four books were separated rather than combined, called "The Gospel of the Separated Ones.”</w:t>
+        <w:t>, a harmony of the Gospels made by Tatian, a disciple of Justin Martyr in Rome. He translated it from Greek around AD 170, and it became very popular among Syriac-speaking Christians. Bishops had difficulty persuading Christians to use a version of the Gospels where the four books were separated rather than combined. This version was called the Gospel of the Separated Ones.</w:t>
       </w:r>
     </w:p>
     <w:p>
@@ -4192,7 +4258,7 @@
         <w:rPr>
           <w:lang w:val="en_US" w:bidi="en_US"/>
         </w:rPr>
-        <w:t>In AD 570, Muhammad was born in Mecca. He married a wealthy widow, Khadijah, at age 25. His “call” to be a prophet came when he was 40. In 622, he moved to Medina (an event called the “Hegira”), and he died in 632, having united Arabia under Islam. Within a hundred years, Islamic conquests had spread across North Africa, Spain, and into Bible lands. This relentless spread put pressure on Byzantium and eventually led to the fall of Constantinople in 1453. The Islamic conquest reached as far east as India, making Arabic the most widely spoken language since the days of Alexander the Great, nine centuries earlier.</w:t>
+        <w:t>In AD 570, Muhammad was born in Mecca. He married a wealthy widow, Khadijah, at age 25. Muslims believe his call to be a prophet came when he was 40. In 622, he moved to Medina (an event called the Hegira), and he died in 632, having united Arabia under Islam. Within one hundred years, Islamic rule spread from the Pyrenees across Spain, crossed the Strait of Gibraltar, covered North Africa, and included Egypt and the lands of the Bible. This relentless spread put pressure on Byzantium and eventually led to the fall of Constantinople in 1453. The Islamic conquest reached as far east as India, making Arabic the most widely spoken language since the days of Alexander the Great, nine centuries earlier.</w:t>
       </w:r>
     </w:p>
     <w:p>
@@ -10480,7 +10546,7 @@
         <w:rPr>
           <w:lang w:val="en_US" w:bidi="en_US"/>
         </w:rPr>
-        <w:t>Jesus's Teaching About Vines and Wine</w:t>
+        <w:t>The Teaching of Jesus About Vines and Wine</w:t>
       </w:r>
     </w:p>
     <w:p>
@@ -10584,7 +10650,7 @@
         <w:rPr>
           <w:lang w:val="en_US" w:bidi="en_US"/>
         </w:rPr>
-        <w:t>). Wine-making methods were commonly known and understood. Jesus's story of placing new wine in old wineskins was easily recognizable for New Testament listeners (</w:t>
+        <w:t>). Wine-making methods were commonly known and understood. The story Jesus told of placing new wine in old wineskins was easily recognizable for New Testament listeners (</w:t>
       </w:r>
       <w:hyperlink r:id="rId69">
         <w:r>
@@ -11164,7 +11230,20 @@
         <w:rPr>
           <w:lang w:val="en_US" w:bidi="en_US"/>
         </w:rPr>
-        <w:t>). It uses "virgin" to describe Christians who are faithful to their Lord (</w:t>
+        <w:t xml:space="preserve">). It uses </w:t>
+      </w:r>
+      <w:r>
+        <w:rPr>
+          <w:i/>
+          <w:lang w:val="en_US" w:bidi="en_US"/>
+        </w:rPr>
+        <w:t>virgin</w:t>
+      </w:r>
+      <w:r>
+        <w:rPr>
+          <w:lang w:val="en_US" w:bidi="en_US"/>
+        </w:rPr>
+        <w:t xml:space="preserve"> to describe Christians who are faithful to their Lord (</w:t>
       </w:r>
       <w:hyperlink r:id="rId90">
         <w:r>
@@ -11549,7 +11628,7 @@
         <w:rPr>
           <w:lang w:val="en_US" w:bidi="en_US"/>
         </w:rPr>
-        <w:t xml:space="preserve">A Christian doctrine, based on the birth stories in </w:t>
+        <w:t xml:space="preserve">The doctrine of the virgin birth comes from </w:t>
       </w:r>
       <w:hyperlink r:id="rId99">
         <w:r>
@@ -11585,7 +11664,7 @@
         <w:rPr>
           <w:lang w:val="en_US" w:bidi="en_US"/>
         </w:rPr>
-        <w:t>, which states that Jesus Christ was conceived by the Holy Spirit and born of the virgin Mary. The idea of the Incarnation (God becoming human) and the divine and human natures of Jesus are based on this historical event. However, rationalists argue that early Christians invented this miracle.</w:t>
+        <w:t>. It teaches that Jesus Christ was conceived by the Holy Spirit and born of the virgin Mary. The Incarnation (God becoming human in Jesus) and the full divinity and full humanity of Jesus are based on this historical event. However, rationalists argue that early Christians invented this miracle.</w:t>
       </w:r>
     </w:p>
     <w:p>
@@ -11658,7 +11737,21 @@
         <w:rPr>
           <w:lang w:val="en_US" w:bidi="en_US"/>
         </w:rPr>
-        <w:t xml:space="preserve"> clearly states that this was fulfilled with the birth of Jesus. This passage has led to much debate, especially after the Revised Standard Version changed "virgin" to "young woman." This change was due to the ambiguity of the term in the original manuscripts. The Hebrew word </w:t>
+        <w:t xml:space="preserve"> clearly states that this was fulfilled with the birth of Jesus. This passage has led to much debate, especially after the Revised Standard Version changed "virgin" to "young woman." It does this because the Hebrew word can have more than one meaning. </w:t>
+      </w:r>
+    </w:p>
+    <w:p>
+      <w:pPr/>
+      <w:r>
+        <w:rPr>
+          <w:lang w:val="en_US" w:bidi="en_US"/>
+        </w:rPr>
+      </w:r>
+      <w:r>
+        <w:rPr>
+          <w:lang w:val="en_US" w:bidi="en_US"/>
+        </w:rPr>
+        <w:t xml:space="preserve">The Hebrew word </w:t>
       </w:r>
       <w:r>
         <w:rPr>
@@ -11684,7 +11777,7 @@
         <w:rPr>
           <w:lang w:val="en_US" w:bidi="en_US"/>
         </w:rPr>
-        <w:t xml:space="preserve">, specifically means a woman who is a virgin. However, the Septuagint translators rendered </w:t>
+        <w:t xml:space="preserve">, specifically refers to a woman who is a virgin. However, the Septuagint translators rendered </w:t>
       </w:r>
       <w:r>
         <w:rPr>
@@ -11710,21 +11803,21 @@
         <w:rPr>
           <w:lang w:val="en_US" w:bidi="en_US"/>
         </w:rPr>
-        <w:t>, which does mean a virgin.</w:t>
-      </w:r>
-    </w:p>
-    <w:p>
-      <w:pPr/>
-      <w:r>
-        <w:rPr>
-          <w:lang w:val="en_US" w:bidi="en_US"/>
-        </w:rPr>
-      </w:r>
-      <w:r>
-        <w:rPr>
-          <w:lang w:val="en_US" w:bidi="en_US"/>
-        </w:rPr>
-        <w:t>These linguistic considerations lead to four interpretations:</w:t>
+        <w:t>, which does refer to a virgin.</w:t>
+      </w:r>
+    </w:p>
+    <w:p>
+      <w:pPr/>
+      <w:r>
+        <w:rPr>
+          <w:lang w:val="en_US" w:bidi="en_US"/>
+        </w:rPr>
+      </w:r>
+      <w:r>
+        <w:rPr>
+          <w:lang w:val="en_US" w:bidi="en_US"/>
+        </w:rPr>
+        <w:t>From these language details, scholars suggest four main interpretations:</w:t>
       </w:r>
     </w:p>
     <w:p>
@@ -11746,7 +11839,7 @@
         <w:rPr>
           <w:lang w:val="en_US" w:bidi="en_US"/>
         </w:rPr>
-        <w:t>The “virgin” (</w:t>
+        <w:t>The "virgin" (</w:t>
       </w:r>
       <w:hyperlink r:id="rId40">
         <w:r>
@@ -11764,7 +11857,7 @@
         <w:rPr>
           <w:lang w:val="en_US" w:bidi="en_US"/>
         </w:rPr>
-        <w:t>) refers to Ahaz’s new wife, and the son is Hezekiah. However, Hezekiah was nine years old when Ahaz began to reign. Therefore, this prophecy must refer to the future.</w:t>
+        <w:t>) was Ahaz’s new wife, and the son was Hezekiah. However, Hezekiah was already nine years old when Ahaz became king. This makes it unlikely that the prophecy refers to him. So, the prophecy must point to a future event.</w:t>
       </w:r>
     </w:p>
     <w:p>
@@ -11782,20 +11875,7 @@
         <w:rPr>
           <w:lang w:val="en_US" w:bidi="en_US"/>
         </w:rPr>
-        <w:t xml:space="preserve">She was Isaiah’s wife, and their son was Maher-shalal-hash-baz. Many scholars support this interpretation because the definite article with </w:t>
-      </w:r>
-      <w:r>
-        <w:rPr>
-          <w:i/>
-          <w:lang w:val="en_US" w:bidi="en_US"/>
-        </w:rPr>
-        <w:t>‘almah</w:t>
-      </w:r>
-      <w:r>
-        <w:rPr>
-          <w:lang w:val="en_US" w:bidi="en_US"/>
-        </w:rPr>
-        <w:t xml:space="preserve"> suggests that “the woman” was known to Isaiah and Ahaz. Additionally, </w:t>
+        <w:t xml:space="preserve">The woman was Isaiah’s wife, and the son was Maher-shalal-hash-baz. Many scholars support this view. They note that the Hebrew text may refer to “the woman” (a specific, known woman). They also note that </w:t>
       </w:r>
       <w:hyperlink r:id="rId102">
         <w:r>
@@ -11813,20 +11893,27 @@
         <w:rPr>
           <w:lang w:val="en_US" w:bidi="en_US"/>
         </w:rPr>
-        <w:t xml:space="preserve"> seems to indicate that the prophecy was to be fulfilled during Isaiah’s time. The challenge is that Isaiah’s wife already had a son, so she could not be called</w:t>
+        <w:t xml:space="preserve"> suggests the prophecy would be fulfilled in Isaiah’s time.</w:t>
+        <w:br/>
+      </w:r>
+      <w:r>
+        <w:rPr>
+          <w:lang w:val="en_US" w:bidi="en_US"/>
+        </w:rPr>
+        <w:t xml:space="preserve">The difficulty is that Isaiah’s wife already had a child. Because of this, it is unlikely she would be called </w:t>
       </w:r>
       <w:r>
         <w:rPr>
           <w:i/>
           <w:lang w:val="en_US" w:bidi="en_US"/>
         </w:rPr>
-        <w:t xml:space="preserve"> ‘almah</w:t>
-      </w:r>
-      <w:r>
-        <w:rPr>
-          <w:lang w:val="en_US" w:bidi="en_US"/>
-        </w:rPr>
-        <w:t>.</w:t>
+        <w:t>‘almah</w:t>
+      </w:r>
+      <w:r>
+        <w:rPr>
+          <w:lang w:val="en_US" w:bidi="en_US"/>
+        </w:rPr>
+        <w:t xml:space="preserve"> (a young woman of marriageable age).</w:t>
       </w:r>
     </w:p>
     <w:p>
@@ -11844,7 +11931,7 @@
         <w:rPr>
           <w:lang w:val="en_US" w:bidi="en_US"/>
         </w:rPr>
-        <w:t>The prophecy is entirely about the Messiah. This is the traditional evangelical view. It is based on the child's name, Immanuel, meaning "God with us," and the references (</w:t>
+        <w:t xml:space="preserve">The prophecy is entirely messianic (about the Messiah, God’s promised king). This is a traditional evangelical view. It points to the name Immanuel, which means “God with us.” It also points to passages like </w:t>
       </w:r>
       <w:hyperlink r:id="rId103">
         <w:r>
@@ -11862,7 +11949,7 @@
         <w:rPr>
           <w:lang w:val="en_US" w:bidi="en_US"/>
         </w:rPr>
-        <w:t xml:space="preserve">; </w:t>
+        <w:t xml:space="preserve"> and </w:t>
       </w:r>
       <w:hyperlink r:id="rId104">
         <w:r>
@@ -11880,7 +11967,7 @@
         <w:rPr>
           <w:lang w:val="en_US" w:bidi="en_US"/>
         </w:rPr>
-        <w:t>), which indicate a divine person.</w:t>
+        <w:t>, which describe a divine ruler.</w:t>
       </w:r>
     </w:p>
     <w:p>
@@ -11898,7 +11985,7 @@
         <w:rPr>
           <w:lang w:val="en_US" w:bidi="en_US"/>
         </w:rPr>
-        <w:t xml:space="preserve">Many evangelicals have recently chosen a fourth interpretation. This view accepts both the historical fulfillment in Isaiah's time and the future fulfillment. It considers the historical fulfillment in </w:t>
+        <w:t xml:space="preserve">Some evangelicals support a fourth view. This view accepts both a historical fulfillment (in Isaiah’s time) and a future fulfillment. It understands </w:t>
       </w:r>
       <w:hyperlink r:id="rId105">
         <w:r>
@@ -11916,7 +12003,7 @@
         <w:rPr>
           <w:lang w:val="en_US" w:bidi="en_US"/>
         </w:rPr>
-        <w:t xml:space="preserve"> and sees the future fulfillment through the virgin birth of Jesus, as shown in </w:t>
+        <w:t xml:space="preserve"> as referring to events in Isaiah’s day. At the same time, it sees the full meaning of the prophecy fulfilled later in the virgin birth of Jesus (</w:t>
       </w:r>
       <w:hyperlink r:id="rId101">
         <w:r>
@@ -11934,7 +12021,7 @@
         <w:rPr>
           <w:lang w:val="en_US" w:bidi="en_US"/>
         </w:rPr>
-        <w:t>.</w:t>
+        <w:t>).</w:t>
       </w:r>
     </w:p>
     <w:p>
@@ -11959,7 +12046,21 @@
         <w:rPr>
           <w:lang w:val="en_US" w:bidi="en_US"/>
         </w:rPr>
-        <w:t>Neither Mark nor John describes the birth of Christ; only Matthew and Luke do. Both agree that Mary, a "virgin," conceived by the holy spirit and gave birth to Jesus. Matthew's account is simpler and more direct, attributing Jesus's birth to divine origins and emphasizing its importance. Jesus is called the "Christ [or Messiah]," the son of David (</w:t>
+        <w:t>Neither Mark nor John describes the birth of Christ. Only Matthew and Luke include this event. Both agree that Mary, a virgin, conceived by the Holy Spirit and gave birth to a son, Jesus.</w:t>
+      </w:r>
+    </w:p>
+    <w:p>
+      <w:pPr/>
+      <w:r>
+        <w:rPr>
+          <w:lang w:val="en_US" w:bidi="en_US"/>
+        </w:rPr>
+      </w:r>
+      <w:r>
+        <w:rPr>
+          <w:lang w:val="en_US" w:bidi="en_US"/>
+        </w:rPr>
+        <w:t>Matthew’s account is simpler and more direct. It attributes the birth of Jesus to divine origins and emphasizes its importance. Jesus is called the Christ (or Messiah), the son of David (</w:t>
       </w:r>
       <w:hyperlink r:id="rId106">
         <w:r>
@@ -11977,7 +12078,7 @@
         <w:rPr>
           <w:lang w:val="en_US" w:bidi="en_US"/>
         </w:rPr>
-        <w:t>), who comes to start God's kingdom. This is shown by fulfilling Isaiah's prophecy (</w:t>
+        <w:t>), who comes to start God’s kingdom. This is shown by the fulfillment of Isaiah’s prophecy (</w:t>
       </w:r>
       <w:hyperlink r:id="rId101">
         <w:r>
@@ -12013,19 +12114,7 @@
         <w:rPr>
           <w:lang w:val="en_US" w:bidi="en_US"/>
         </w:rPr>
-        <w:t>). Jesus is "God with us," here to "</w:t>
-      </w:r>
-      <w:r>
-        <w:rPr>
-          <w:lang w:val="en_US" w:bidi="en_US"/>
-        </w:rPr>
-        <w:t>save His people from their sins</w:t>
-      </w:r>
-      <w:r>
-        <w:rPr>
-          <w:lang w:val="en_US" w:bidi="en_US"/>
-        </w:rPr>
-        <w:t>" (</w:t>
+        <w:t>). Jesus is God with us. He came to save his people from their sins (</w:t>
       </w:r>
       <w:hyperlink r:id="rId108">
         <w:r>
@@ -12130,35 +12219,77 @@
         <w:rPr>
           <w:lang w:val="en_US" w:bidi="en_US"/>
         </w:rPr>
-        <w:t xml:space="preserve">From the start of the church, the belief in the virgin birth was key to understanding Christ's divine nature. Early church leaders emphasized this event as proof of Jesus's incarnation and divinity. Justin Martyr and Ignatius defended the virgin birth against critics in the early second century, showing it was already a well-established belief. Over the next three centuries, debates about the virgin birth were significant. Gnostics like Marcion argued that Christ came directly from heaven and was never truly human. </w:t>
-      </w:r>
-    </w:p>
-    <w:p>
-      <w:pPr/>
-      <w:r>
-        <w:rPr>
-          <w:lang w:val="en_US" w:bidi="en_US"/>
-        </w:rPr>
-      </w:r>
-      <w:r>
-        <w:rPr>
-          <w:lang w:val="en_US" w:bidi="en_US"/>
-        </w:rPr>
-        <w:t>Meanwhile, groups like the Arians, who denied Jesus's divinity, also rejected the virgin birth, claiming Jesus was "adopted" as God's Son at his baptism. The Council of Nicaea in AD 325 confirmed Jesus was truly God, and the Council of Chalcedon in AD 451 declared Jesus was both human and divine, a "hypostatic union" of true natures. The Apostles’ Creed of the fifth century summarizes this by stating, “I believe in … Jesus Christ, his only Son, our Lord, conceived of the Holy Ghost, born of the Virgin Mary.” Most creeds link the virgin birth to Jesus’s sinlessness, as his divine nature is the source of his sinlessness.</w:t>
-      </w:r>
-    </w:p>
-    <w:p>
-      <w:pPr/>
-      <w:r>
-        <w:rPr>
-          <w:lang w:val="en_US" w:bidi="en_US"/>
-        </w:rPr>
-      </w:r>
-      <w:r>
-        <w:rPr>
-          <w:lang w:val="en_US" w:bidi="en_US"/>
-        </w:rPr>
-        <w:t xml:space="preserve">From the beginning, as shown in Matthew and Luke and by early church writers, the virgin birth has been a key church doctrine. It symbolizes Jesus's dual nature: born of the holy spirit and a woman, he is both God and man. </w:t>
+        <w:t>From the very beginning of the church, the doctrine of the virgin birth became an important part of how Christians understood who Jesus is. Some early church leaders emphasized this event more than any other in the life of Jesus. They saw it as proof that Jesus is both fully God and truly human.</w:t>
+      </w:r>
+    </w:p>
+    <w:p>
+      <w:pPr/>
+      <w:r>
+        <w:rPr>
+          <w:lang w:val="en_US" w:bidi="en_US"/>
+        </w:rPr>
+      </w:r>
+      <w:r>
+        <w:rPr>
+          <w:lang w:val="en_US" w:bidi="en_US"/>
+        </w:rPr>
+        <w:t>In the early second century, Justin Martyr and Ignatius of Antioch defended the virgin birth against those who opposed it. Even at that early time, many Christians accepted it as an established teaching. In the next three centuries, the virgin birth became an important topic in church debates.</w:t>
+      </w:r>
+    </w:p>
+    <w:p>
+      <w:pPr/>
+      <w:r>
+        <w:rPr>
+          <w:lang w:val="en_US" w:bidi="en_US"/>
+        </w:rPr>
+      </w:r>
+      <w:r>
+        <w:rPr>
+          <w:lang w:val="en_US" w:bidi="en_US"/>
+        </w:rPr>
+        <w:t>Some groups, such as the Gnostics and teachers like Marcion, argued that Christ came directly from heaven and was not truly human. Other groups, such as the Arians, denied that Jesus is fully God. Because of this, they also denied the virgin birth. They taught that at his baptism Jesus was “adopted” as the Son of God.</w:t>
+      </w:r>
+    </w:p>
+    <w:p>
+      <w:pPr/>
+      <w:r>
+        <w:rPr>
+          <w:lang w:val="en_US" w:bidi="en_US"/>
+        </w:rPr>
+      </w:r>
+      <w:r>
+        <w:rPr>
+          <w:lang w:val="en_US" w:bidi="en_US"/>
+        </w:rPr>
+        <w:t xml:space="preserve">The Council of Nicaea in AD 325 affirmed that Jesus was truly God. The Council of Chalcedon in AD 451 stated that Jesus was both human and divine. This is called the hypostatic union (the belief that Jesus has both a human nature and a divine nature). </w:t>
+      </w:r>
+    </w:p>
+    <w:p>
+      <w:pPr/>
+      <w:r>
+        <w:rPr>
+          <w:lang w:val="en_US" w:bidi="en_US"/>
+        </w:rPr>
+      </w:r>
+      <w:r>
+        <w:rPr>
+          <w:lang w:val="en_US" w:bidi="en_US"/>
+        </w:rPr>
+        <w:t>The Apostles’ Creed developed in the early centuries of the church and reached a stable form by the fifth century. This creed summarizes these teachings about who Jesus is by stating, “I believe in … Jesus Christ, his only Son, our Lord, conceived of the Holy Ghost, born of the Virgin Mary.” Many Christian traditions connect the virgin birth with Jesus’s sinlessness, though they explain this in different ways.</w:t>
+      </w:r>
+    </w:p>
+    <w:p>
+      <w:pPr/>
+      <w:r>
+        <w:rPr>
+          <w:lang w:val="en_US" w:bidi="en_US"/>
+        </w:rPr>
+      </w:r>
+      <w:r>
+        <w:rPr>
+          <w:lang w:val="en_US" w:bidi="en_US"/>
+        </w:rPr>
+        <w:t xml:space="preserve">From the beginning, as shown in Matthew and Luke and by early church writers, the virgin birth has been a key church doctrine. It symbolizes the dual nature of Jesus: born of the holy spirit and a woman, he is both God and man. </w:t>
       </w:r>
     </w:p>
     <w:p>
@@ -12325,7 +12456,20 @@
         <w:rPr>
           <w:lang w:val="en_US" w:bidi="en_US"/>
         </w:rPr>
-        <w:t>Samuel was a "seer" or visionary. He was able to "see" where Saul’s lost donkeys were and to tell him where they were (</w:t>
+        <w:t xml:space="preserve">Samuel was a seer or visionary. He was able to </w:t>
+      </w:r>
+      <w:r>
+        <w:rPr>
+          <w:i/>
+          <w:lang w:val="en_US" w:bidi="en_US"/>
+        </w:rPr>
+        <w:t>see</w:t>
+      </w:r>
+      <w:r>
+        <w:rPr>
+          <w:lang w:val="en_US" w:bidi="en_US"/>
+        </w:rPr>
+        <w:t xml:space="preserve"> (that is, to perceive by divine insight) where Saul’s lost donkeys were and to tell him where they were (</w:t>
       </w:r>
       <w:hyperlink r:id="rId111">
         <w:r>
@@ -12343,7 +12487,7 @@
         <w:rPr>
           <w:lang w:val="en_US" w:bidi="en_US"/>
         </w:rPr>
-        <w:t>). Elisha was able to follow Gehazi’s wrongful actions "in spirit" and confront him on his return (</w:t>
+        <w:t>). Elisha was aware of Gehazi’s actions at a distance, not physically present but perceiving them through prophetic insight (</w:t>
       </w:r>
       <w:hyperlink r:id="rId112">
         <w:r>
@@ -12497,7 +12641,7 @@
         <w:rPr>
           <w:lang w:val="en_US" w:bidi="en_US"/>
         </w:rPr>
-        <w:t>Another type was when God helped prophets see deeper meaning in ordinary things. For instance, God showed Amos a basket of summer fruit, but it had special meaning. God "caused" Amos "to see" the basket (</w:t>
+        <w:t>Another type was when God helped prophets see deeper meaning in ordinary things. For instance, God showed Amos a basket of summer fruit, but it had special meaning. God caused Amos to see the basket (</w:t>
       </w:r>
       <w:hyperlink r:id="rId117">
         <w:r>
@@ -12619,21 +12763,34 @@
         <w:rPr>
           <w:lang w:val="en_US" w:bidi="en_US"/>
         </w:rPr>
-        <w:t xml:space="preserve">Prophets could receive God's messages by seeing things or by hearing God's voice. Typically, a spoken message was communicated with an image the prophet could see so that the seeing and hearing took place at the same time. This was the case with Isaiah, who both "saw the Lord" and heard his voice. </w:t>
-      </w:r>
-    </w:p>
-    <w:p>
-      <w:pPr/>
-      <w:r>
-        <w:rPr>
-          <w:lang w:val="en_US" w:bidi="en_US"/>
-        </w:rPr>
-      </w:r>
-      <w:r>
-        <w:rPr>
-          <w:lang w:val="en_US" w:bidi="en_US"/>
-        </w:rPr>
-        <w:t xml:space="preserve">Sometimes, even when prophets only heard God's voice, people called it a "vision" because it was still a message from God. In many places in the Bible, it is hard to tell if "vision" means the prophet mostly saw something or if it just means they received any kind of message from God (for example </w:t>
+        <w:t xml:space="preserve">Prophets could receive God's messages by seeing things or by hearing God's voice. Typically, a spoken message was communicated with an image that the prophet could see so that the seeing and hearing took place at the same time. This was the case with Isaiah, who both "saw the Lord" and heard his voice. </w:t>
+      </w:r>
+    </w:p>
+    <w:p>
+      <w:pPr/>
+      <w:r>
+        <w:rPr>
+          <w:lang w:val="en_US" w:bidi="en_US"/>
+        </w:rPr>
+      </w:r>
+      <w:r>
+        <w:rPr>
+          <w:lang w:val="en_US" w:bidi="en_US"/>
+        </w:rPr>
+        <w:t xml:space="preserve">Sometimes, even when prophets only heard God's voice, people called it a vision because it was still a message from God. In many places in the Bible, it is hard to tell if </w:t>
+      </w:r>
+      <w:r>
+        <w:rPr>
+          <w:i/>
+          <w:lang w:val="en_US" w:bidi="en_US"/>
+        </w:rPr>
+        <w:t>vision</w:t>
+      </w:r>
+      <w:r>
+        <w:rPr>
+          <w:lang w:val="en_US" w:bidi="en_US"/>
+        </w:rPr>
+        <w:t xml:space="preserve"> means the prophet mostly saw something or if it just means they received any kind of message from God (for example </w:t>
       </w:r>
       <w:hyperlink r:id="rId121">
         <w:r>
@@ -12651,7 +12808,33 @@
         <w:rPr>
           <w:lang w:val="en_US" w:bidi="en_US"/>
         </w:rPr>
-        <w:t>). Often, "vision" is used simply as a technical term for any message from God, even if it was just words the prophet heard. When God first called Samuel to be a prophet, the Bible specifically uses the word "vision" to describe this event (</w:t>
+        <w:t xml:space="preserve">). Often, </w:t>
+      </w:r>
+      <w:r>
+        <w:rPr>
+          <w:i/>
+          <w:lang w:val="en_US" w:bidi="en_US"/>
+        </w:rPr>
+        <w:t>vision</w:t>
+      </w:r>
+      <w:r>
+        <w:rPr>
+          <w:lang w:val="en_US" w:bidi="en_US"/>
+        </w:rPr>
+        <w:t xml:space="preserve"> is used simply as a technical term for any message from God, even if it was just words the prophet heard. When God first called Samuel to be a prophet, the Bible specifically uses the word </w:t>
+      </w:r>
+      <w:r>
+        <w:rPr>
+          <w:i/>
+          <w:lang w:val="en_US" w:bidi="en_US"/>
+        </w:rPr>
+        <w:t>vision</w:t>
+      </w:r>
+      <w:r>
+        <w:rPr>
+          <w:lang w:val="en_US" w:bidi="en_US"/>
+        </w:rPr>
+        <w:t xml:space="preserve"> to describe this event (</w:t>
       </w:r>
       <w:hyperlink r:id="rId122">
         <w:r>
@@ -12683,7 +12866,20 @@
         <w:rPr>
           <w:lang w:val="en_US" w:bidi="en_US"/>
         </w:rPr>
-        <w:t>The prophetic books in the Bible contain messages from God delivered through prophets and often include visions, warnings, and promises. Several of the prophetic books have the word "vision" in their first verse (</w:t>
+        <w:t xml:space="preserve">The prophetic books in the Bible contain messages from God delivered through prophets and often include visions, warnings, and promises. Several of the prophetic books have the word </w:t>
+      </w:r>
+      <w:r>
+        <w:rPr>
+          <w:i/>
+          <w:lang w:val="en_US" w:bidi="en_US"/>
+        </w:rPr>
+        <w:t>vision</w:t>
+      </w:r>
+      <w:r>
+        <w:rPr>
+          <w:lang w:val="en_US" w:bidi="en_US"/>
+        </w:rPr>
+        <w:t>"= in their first verse (</w:t>
       </w:r>
       <w:hyperlink r:id="rId123">
         <w:r>
@@ -12737,7 +12933,7 @@
         <w:rPr>
           <w:lang w:val="en_US" w:bidi="en_US"/>
         </w:rPr>
-        <w:t>). When Nathan told David about God's special promise to him (God's covenant), this message is also called a "vision (</w:t>
+        <w:t>). When Nathan told David about God's special promise to him (God's covenant), this message is also called a vision (</w:t>
       </w:r>
       <w:hyperlink r:id="rId126">
         <w:r>
@@ -12871,7 +13067,20 @@
         <w:rPr>
           <w:lang w:val="en_US" w:bidi="en_US"/>
         </w:rPr>
-        <w:t xml:space="preserve">). In this verse, "vision" means the messages God gave through prophets. These prophetic messages were meant to help guide the people of Israel in how to live. </w:t>
+        <w:t xml:space="preserve">). In this verse, </w:t>
+      </w:r>
+      <w:r>
+        <w:rPr>
+          <w:i/>
+          <w:lang w:val="en_US" w:bidi="en_US"/>
+        </w:rPr>
+        <w:t>vision</w:t>
+      </w:r>
+      <w:r>
+        <w:rPr>
+          <w:lang w:val="en_US" w:bidi="en_US"/>
+        </w:rPr>
+        <w:t xml:space="preserve"> means the messages God gave through prophets. These prophetic messages were meant to help guide the people of Israel in how to live. </w:t>
       </w:r>
     </w:p>
     <w:p>
@@ -13404,7 +13613,7 @@
         <w:rPr>
           <w:lang w:val="en_US" w:bidi="en_US"/>
         </w:rPr>
-        <w:t>Once a vow is made, the obligation is serious. Not making a vow is not sin (</w:t>
+        <w:t>Once a vow is made, the obligation is serious. Not making a vow is not a sin (</w:t>
       </w:r>
       <w:hyperlink r:id="rId142">
         <w:r>
@@ -13547,9 +13756,16 @@
       </w:r>
       <w:r>
         <w:rPr>
-          <w:lang w:val="en_US" w:bidi="en_US"/>
-        </w:rPr>
-        <w:t>"Vow" is used only twice in the New Testament. Both uses are connected to the apostle Paul (</w:t>
+          <w:i/>
+          <w:lang w:val="en_US" w:bidi="en_US"/>
+        </w:rPr>
+        <w:t>Vow</w:t>
+      </w:r>
+      <w:r>
+        <w:rPr>
+          <w:lang w:val="en_US" w:bidi="en_US"/>
+        </w:rPr>
+        <w:t xml:space="preserve"> is used only twice in the New Testament. Both uses are connected to the apostle Paul (</w:t>
       </w:r>
       <w:hyperlink r:id="rId146">
         <w:r>
@@ -13609,7 +13825,20 @@
         <w:rPr>
           <w:lang w:val="en_US" w:bidi="en_US"/>
         </w:rPr>
-        <w:t>). But the same principle is involved in the case of the word "Corban" (</w:t>
+        <w:t xml:space="preserve">). But the same principle is involved in the case of the word </w:t>
+      </w:r>
+      <w:r>
+        <w:rPr>
+          <w:i/>
+          <w:lang w:val="en_US" w:bidi="en_US"/>
+        </w:rPr>
+        <w:t>Corban</w:t>
+      </w:r>
+      <w:r>
+        <w:rPr>
+          <w:lang w:val="en_US" w:bidi="en_US"/>
+        </w:rPr>
+        <w:t xml:space="preserve"> (</w:t>
       </w:r>
       <w:hyperlink r:id="rId148">
         <w:r>
@@ -13693,21 +13922,21 @@
         <w:rPr>
           <w:lang w:val="en_US" w:bidi="en_US"/>
         </w:rPr>
-        <w:t>). In these two passages, Jesus rebuked those who made a vow because the vow was a way to get out of another obligation. Money was involved in such a "gift" or "offering." But Jesus said that God did not want a gift designed to deny others of care.</w:t>
-      </w:r>
-    </w:p>
-    <w:p>
-      <w:pPr/>
-      <w:r>
-        <w:rPr>
-          <w:lang w:val="en_US" w:bidi="en_US"/>
-        </w:rPr>
-      </w:r>
-      <w:r>
-        <w:rPr>
-          <w:lang w:val="en_US" w:bidi="en_US"/>
-        </w:rPr>
-        <w:t>Paul may have taken vows to avoid the common objections Jews and Jewish-Christian believers made about him. They often objected to the way Paul lifted the obligations of Mosaic law for gentile believers. Paul was in Jerusalem under the watch of Jewish authorities. He made it a point to join with four other Jewish believers in paying vows in the temple. His enemies then charged Paul with bringing Gentiles into the holy temple.</w:t>
+        <w:t>). In these two passages, Jesus rebuked those who made a vow because the vow was a way to get out of another obligation. Money was involved in such a "gift" or "offering." But Jesus said that God did not want a gift designed to deny others care.</w:t>
+      </w:r>
+    </w:p>
+    <w:p>
+      <w:pPr/>
+      <w:r>
+        <w:rPr>
+          <w:lang w:val="en_US" w:bidi="en_US"/>
+        </w:rPr>
+      </w:r>
+      <w:r>
+        <w:rPr>
+          <w:lang w:val="en_US" w:bidi="en_US"/>
+        </w:rPr>
+        <w:t>Paul may have taken vows to avoid the common objections Jews and Jewish-Christian believers made about him. They often objected to the way Paul lifted the obligations of Mosaic law for Gentile believers. Paul was in Jerusalem under the watch of Jewish authorities. He made it a point to join with four other Jewish believers in paying vows in the temple. His enemies then charged Paul with bringing Gentiles into the holy temple.</w:t>
       </w:r>
     </w:p>
     <w:p>

--- a/eng/docx/022.content.docx
+++ b/eng/docx/022.content.docx
@@ -19,7 +19,7 @@
         <w:rPr>
           <w:lang w:val="en_US" w:bidi="en_US"/>
         </w:rPr>
-        <w:t>Resource: Tyndale Open Bible Dictionary</w:t>
+        <w:t>Resource: Aquifer Open Bible Dictionary</w:t>
       </w:r>
       <w:r>
         <w:rPr>
@@ -112,7 +112,7 @@
         <w:rPr>
           <w:lang w:val="en_US" w:bidi="en_US"/>
         </w:rPr>
-        <w:t>Tyndale Open Bible Dictionary</w:t>
+        <w:t>Aquifer Open Bible Dictionary</w:t>
       </w:r>
     </w:p>
     <w:p>
@@ -10378,174 +10378,715 @@
         <w:rPr>
           <w:lang w:val="en_US" w:bidi="en_US"/>
         </w:rPr>
-        <w:t xml:space="preserve">Sometimes, even when prophets only heard God's voice, people called it a vision because it was still a message from God. In many places in the Bible, it is hard to tell if </w:t>
+        <w:t xml:space="preserve">Sometimes, even when prophets only heard God's voice, people called it a vision because it was still a message from God. In many places in the Bible, it is hard to tell if "vision" means the prophet mostly saw something or if it just means they received any kind of message from God (for example </w:t>
+      </w:r>
+      <w:hyperlink r:id="rId119">
+        <w:r>
+          <w:rPr>
+            <w:lang w:val="en_US" w:bidi="en_US"/>
+          </w:rPr>
+          <w:rPr>
+            <w:color w:val="0000EE"/>
+            <w:u w:val="single"/>
+          </w:rPr>
+          <w:t>Ezekiel 12:21–28</w:t>
+        </w:r>
+      </w:hyperlink>
+      <w:r>
+        <w:rPr>
+          <w:lang w:val="en_US" w:bidi="en_US"/>
+        </w:rPr>
+        <w:t>). Often, "vision" is used simply as a technical term for any message from God, even if it was just words the prophet heard. When God first called Samuel to be a prophet, the Bible specifically uses the word "vision" to describe this event (</w:t>
+      </w:r>
+      <w:hyperlink r:id="rId120">
+        <w:r>
+          <w:rPr>
+            <w:lang w:val="en_US" w:bidi="en_US"/>
+          </w:rPr>
+          <w:rPr>
+            <w:color w:val="0000EE"/>
+            <w:u w:val="single"/>
+          </w:rPr>
+          <w:t>1 Samuel 3:15</w:t>
+        </w:r>
+      </w:hyperlink>
+      <w:r>
+        <w:rPr>
+          <w:lang w:val="en_US" w:bidi="en_US"/>
+        </w:rPr>
+        <w:t xml:space="preserve">). </w:t>
+      </w:r>
+    </w:p>
+    <w:p>
+      <w:pPr/>
+      <w:r>
+        <w:rPr>
+          <w:lang w:val="en_US" w:bidi="en_US"/>
+        </w:rPr>
+      </w:r>
+      <w:r>
+        <w:rPr>
+          <w:lang w:val="en_US" w:bidi="en_US"/>
+        </w:rPr>
+        <w:t>The prophetic books in the Bible contain messages from God delivered through prophets and often include visions, warnings, and promises. Several of the prophetic books have the word "vision" in their first verse (</w:t>
+      </w:r>
+      <w:hyperlink r:id="rId121">
+        <w:r>
+          <w:rPr>
+            <w:lang w:val="en_US" w:bidi="en_US"/>
+          </w:rPr>
+          <w:rPr>
+            <w:color w:val="0000EE"/>
+            <w:u w:val="single"/>
+          </w:rPr>
+          <w:t>Isaiah 1:1</w:t>
+        </w:r>
+      </w:hyperlink>
+      <w:r>
+        <w:rPr>
+          <w:lang w:val="en_US" w:bidi="en_US"/>
+        </w:rPr>
+        <w:t xml:space="preserve">; </w:t>
+      </w:r>
+      <w:hyperlink r:id="rId122">
+        <w:r>
+          <w:rPr>
+            <w:lang w:val="en_US" w:bidi="en_US"/>
+          </w:rPr>
+          <w:rPr>
+            <w:color w:val="0000EE"/>
+            <w:u w:val="single"/>
+          </w:rPr>
+          <w:t>Obadiah 1:1</w:t>
+        </w:r>
+      </w:hyperlink>
+      <w:r>
+        <w:rPr>
+          <w:lang w:val="en_US" w:bidi="en_US"/>
+        </w:rPr>
+        <w:t xml:space="preserve">; </w:t>
+      </w:r>
+      <w:hyperlink r:id="rId123">
+        <w:r>
+          <w:rPr>
+            <w:lang w:val="en_US" w:bidi="en_US"/>
+          </w:rPr>
+          <w:rPr>
+            <w:color w:val="0000EE"/>
+            <w:u w:val="single"/>
+          </w:rPr>
+          <w:t>Nahum 1:1</w:t>
+        </w:r>
+      </w:hyperlink>
+      <w:r>
+        <w:rPr>
+          <w:lang w:val="en_US" w:bidi="en_US"/>
+        </w:rPr>
+        <w:t>). When Nathan told David about God's special promise to him (God's covenant), this message is also called a vision (</w:t>
+      </w:r>
+      <w:hyperlink r:id="rId124">
+        <w:r>
+          <w:rPr>
+            <w:lang w:val="en_US" w:bidi="en_US"/>
+          </w:rPr>
+          <w:rPr>
+            <w:color w:val="0000EE"/>
+            <w:u w:val="single"/>
+          </w:rPr>
+          <w:t>2 Samuel 7:17</w:t>
+        </w:r>
+      </w:hyperlink>
+      <w:r>
+        <w:rPr>
+          <w:lang w:val="en_US" w:bidi="en_US"/>
+        </w:rPr>
+        <w:t xml:space="preserve">; </w:t>
+      </w:r>
+      <w:hyperlink r:id="rId125">
+        <w:r>
+          <w:rPr>
+            <w:lang w:val="en_US" w:bidi="en_US"/>
+          </w:rPr>
+          <w:rPr>
+            <w:color w:val="0000EE"/>
+            <w:u w:val="single"/>
+          </w:rPr>
+          <w:t>1 Chronicles 17:15</w:t>
+        </w:r>
+      </w:hyperlink>
+      <w:r>
+        <w:rPr>
+          <w:lang w:val="en_US" w:bidi="en_US"/>
+        </w:rPr>
+        <w:t xml:space="preserve">; </w:t>
+      </w:r>
+      <w:hyperlink r:id="rId126">
+        <w:r>
+          <w:rPr>
+            <w:lang w:val="en_US" w:bidi="en_US"/>
+          </w:rPr>
+          <w:rPr>
+            <w:color w:val="0000EE"/>
+            <w:u w:val="single"/>
+          </w:rPr>
+          <w:t>Psalms 89:19</w:t>
+        </w:r>
+      </w:hyperlink>
+      <w:r>
+        <w:rPr>
+          <w:lang w:val="en_US" w:bidi="en_US"/>
+        </w:rPr>
+        <w:t xml:space="preserve">). In </w:t>
+      </w:r>
+      <w:hyperlink r:id="rId127">
+        <w:r>
+          <w:rPr>
+            <w:lang w:val="en_US" w:bidi="en_US"/>
+          </w:rPr>
+          <w:rPr>
+            <w:color w:val="0000EE"/>
+            <w:u w:val="single"/>
+          </w:rPr>
+          <w:t>Daniel 9:24</w:t>
+        </w:r>
+      </w:hyperlink>
+      <w:r>
+        <w:rPr>
+          <w:lang w:val="en_US" w:bidi="en_US"/>
+        </w:rPr>
+        <w:t xml:space="preserve"> "to seal both vision and prophet" means to confirm that Jeremiah's prophecy (mentioned in verse </w:t>
+      </w:r>
+      <w:hyperlink r:id="rId128">
+        <w:r>
+          <w:rPr>
+            <w:lang w:val="en_US" w:bidi="en_US"/>
+          </w:rPr>
+          <w:rPr>
+            <w:color w:val="0000EE"/>
+            <w:u w:val="single"/>
+          </w:rPr>
+          <w:t>2</w:t>
+        </w:r>
+      </w:hyperlink>
+      <w:r>
+        <w:rPr>
+          <w:lang w:val="en_US" w:bidi="en_US"/>
+        </w:rPr>
+        <w:t xml:space="preserve">) was true and would happen. </w:t>
+      </w:r>
+    </w:p>
+    <w:p>
+      <w:pPr/>
+      <w:r>
+        <w:rPr>
+          <w:lang w:val="en_US" w:bidi="en_US"/>
+        </w:rPr>
+      </w:r>
+      <w:r>
+        <w:rPr>
+          <w:lang w:val="en_US" w:bidi="en_US"/>
+        </w:rPr>
+        <w:t>There is a famous verse in Proverbs that says, "</w:t>
+      </w:r>
+      <w:r>
+        <w:rPr>
+          <w:lang w:val="en_US" w:bidi="en_US"/>
+        </w:rPr>
+        <w:t>Where there is no vision, the people cast off restraint</w:t>
+      </w:r>
+      <w:r>
+        <w:rPr>
+          <w:lang w:val="en_US" w:bidi="en_US"/>
+        </w:rPr>
+        <w:t>" (</w:t>
+      </w:r>
+      <w:hyperlink r:id="rId129">
+        <w:r>
+          <w:rPr>
+            <w:lang w:val="en_US" w:bidi="en_US"/>
+          </w:rPr>
+          <w:rPr>
+            <w:color w:val="0000EE"/>
+            <w:u w:val="single"/>
+          </w:rPr>
+          <w:t>Proverbs 29:18</w:t>
+        </w:r>
+      </w:hyperlink>
+      <w:r>
+        <w:rPr>
+          <w:lang w:val="en_US" w:bidi="en_US"/>
+        </w:rPr>
+        <w:t xml:space="preserve">). In this verse, "vision" means the messages God gave through prophets. These prophetic messages were meant to help guide the people of Israel in how to live. </w:t>
+      </w:r>
+    </w:p>
+    <w:p>
+      <w:pPr/>
+      <w:r>
+        <w:rPr>
+          <w:lang w:val="en_US" w:bidi="en_US"/>
+        </w:rPr>
       </w:r>
       <w:r>
         <w:rPr>
           <w:i/>
           <w:lang w:val="en_US" w:bidi="en_US"/>
         </w:rPr>
-        <w:t>vision</w:t>
-      </w:r>
-      <w:r>
-        <w:rPr>
-          <w:lang w:val="en_US" w:bidi="en_US"/>
-        </w:rPr>
-        <w:t xml:space="preserve"> means the prophet mostly saw something or if it just means they received any kind of message from God (for example </w:t>
-      </w:r>
-      <w:hyperlink r:id="rId119">
-        <w:r>
-          <w:rPr>
-            <w:lang w:val="en_US" w:bidi="en_US"/>
-          </w:rPr>
-          <w:rPr>
-            <w:color w:val="0000EE"/>
-            <w:u w:val="single"/>
-          </w:rPr>
-          <w:t>Ezekiel 12:21–28</w:t>
-        </w:r>
-      </w:hyperlink>
-      <w:r>
-        <w:rPr>
-          <w:lang w:val="en_US" w:bidi="en_US"/>
-        </w:rPr>
-        <w:t xml:space="preserve">). Often, </w:t>
-      </w:r>
-      <w:r>
-        <w:rPr>
-          <w:i/>
-          <w:lang w:val="en_US" w:bidi="en_US"/>
-        </w:rPr>
-        <w:t>vision</w:t>
-      </w:r>
-      <w:r>
-        <w:rPr>
-          <w:lang w:val="en_US" w:bidi="en_US"/>
-        </w:rPr>
-        <w:t xml:space="preserve"> is used simply as a technical term for any message from God, even if it was just words the prophet heard. When God first called Samuel to be a prophet, the Bible specifically uses the word </w:t>
-      </w:r>
-      <w:r>
-        <w:rPr>
-          <w:i/>
-          <w:lang w:val="en_US" w:bidi="en_US"/>
-        </w:rPr>
-        <w:t>vision</w:t>
-      </w:r>
-      <w:r>
-        <w:rPr>
-          <w:lang w:val="en_US" w:bidi="en_US"/>
-        </w:rPr>
-        <w:t xml:space="preserve"> to describe this event (</w:t>
-      </w:r>
-      <w:hyperlink r:id="rId120">
-        <w:r>
-          <w:rPr>
-            <w:lang w:val="en_US" w:bidi="en_US"/>
-          </w:rPr>
-          <w:rPr>
-            <w:color w:val="0000EE"/>
-            <w:u w:val="single"/>
-          </w:rPr>
-          <w:t>1 Samuel 3:15</w:t>
-        </w:r>
-      </w:hyperlink>
-      <w:r>
-        <w:rPr>
-          <w:lang w:val="en_US" w:bidi="en_US"/>
-        </w:rPr>
-        <w:t xml:space="preserve">). </w:t>
-      </w:r>
-    </w:p>
-    <w:p>
-      <w:pPr/>
-      <w:r>
-        <w:rPr>
-          <w:lang w:val="en_US" w:bidi="en_US"/>
-        </w:rPr>
-      </w:r>
-      <w:r>
-        <w:rPr>
-          <w:lang w:val="en_US" w:bidi="en_US"/>
-        </w:rPr>
-        <w:t xml:space="preserve">The prophetic books in the Bible contain messages from God delivered through prophets and often include visions, warnings, and promises. Several of the prophetic books have the word </w:t>
-      </w:r>
-      <w:r>
-        <w:rPr>
-          <w:i/>
-          <w:lang w:val="en_US" w:bidi="en_US"/>
-        </w:rPr>
-        <w:t>vision</w:t>
-      </w:r>
-      <w:r>
-        <w:rPr>
-          <w:lang w:val="en_US" w:bidi="en_US"/>
-        </w:rPr>
-        <w:t>"= in their first verse (</w:t>
-      </w:r>
-      <w:hyperlink r:id="rId121">
-        <w:r>
-          <w:rPr>
-            <w:lang w:val="en_US" w:bidi="en_US"/>
-          </w:rPr>
-          <w:rPr>
-            <w:color w:val="0000EE"/>
-            <w:u w:val="single"/>
-          </w:rPr>
-          <w:t>Isaiah 1:1</w:t>
-        </w:r>
-      </w:hyperlink>
+        <w:t>See</w:t>
+      </w:r>
+      <w:r>
+        <w:rPr>
+          <w:lang w:val="en_US" w:bidi="en_US"/>
+        </w:rPr>
+        <w:t xml:space="preserve"> </w:t>
+      </w:r>
+      <w:r>
+        <w:rPr>
+          <w:lang w:val="en_US" w:bidi="en_US"/>
+        </w:rPr>
+        <w:t>Apocalypse</w:t>
+      </w:r>
       <w:r>
         <w:rPr>
           <w:lang w:val="en_US" w:bidi="en_US"/>
         </w:rPr>
         <w:t xml:space="preserve">; </w:t>
       </w:r>
-      <w:hyperlink r:id="rId122">
-        <w:r>
-          <w:rPr>
-            <w:lang w:val="en_US" w:bidi="en_US"/>
-          </w:rPr>
-          <w:rPr>
-            <w:color w:val="0000EE"/>
-            <w:u w:val="single"/>
-          </w:rPr>
-          <w:t>Obadiah 1:1</w:t>
-        </w:r>
-      </w:hyperlink>
+      <w:r>
+        <w:rPr>
+          <w:lang w:val="en_US" w:bidi="en_US"/>
+        </w:rPr>
+        <w:t>Dreams</w:t>
+      </w:r>
       <w:r>
         <w:rPr>
           <w:lang w:val="en_US" w:bidi="en_US"/>
         </w:rPr>
         <w:t xml:space="preserve">; </w:t>
       </w:r>
-      <w:hyperlink r:id="rId123">
-        <w:r>
-          <w:rPr>
-            <w:lang w:val="en_US" w:bidi="en_US"/>
-          </w:rPr>
-          <w:rPr>
-            <w:color w:val="0000EE"/>
-            <w:u w:val="single"/>
-          </w:rPr>
-          <w:t>Nahum 1:1</w:t>
-        </w:r>
-      </w:hyperlink>
-      <w:r>
-        <w:rPr>
-          <w:lang w:val="en_US" w:bidi="en_US"/>
-        </w:rPr>
-        <w:t>). When Nathan told David about God's special promise to him (God's covenant), this message is also called a vision (</w:t>
-      </w:r>
-      <w:hyperlink r:id="rId124">
-        <w:r>
-          <w:rPr>
-            <w:lang w:val="en_US" w:bidi="en_US"/>
-          </w:rPr>
-          <w:rPr>
-            <w:color w:val="0000EE"/>
-            <w:u w:val="single"/>
-          </w:rPr>
-          <w:t>2 Samuel 7:17</w:t>
+      <w:r>
+        <w:rPr>
+          <w:lang w:val="en_US" w:bidi="en_US"/>
+        </w:rPr>
+        <w:t>Prophecy</w:t>
+      </w:r>
+      <w:r>
+        <w:rPr>
+          <w:lang w:val="en_US" w:bidi="en_US"/>
+        </w:rPr>
+        <w:t>.</w:t>
+      </w:r>
+      <w:r>
+        <w:rPr>
+          <w:lang w:val="en_US" w:bidi="en_US"/>
+        </w:rPr>
+      </w:r>
+      <w:r>
+        <w:rPr>
+          <w:lang w:val="en_US" w:bidi="en_US"/>
+        </w:rPr>
+      </w:r>
+    </w:p>
+    <w:p>
+      <w:pPr/>
+      <w:r>
+        <w:rPr>
+          <w:lang w:val="en_US" w:bidi="en_US"/>
+        </w:rPr>
+      </w:r>
+    </w:p>
+    <w:p>
+      <w:pPr>
+        <w:pStyle w:val="Heading2"/>
+      </w:pPr>
+      <w:r>
+        <w:rPr>
+          <w:lang w:val="en_US" w:bidi="en_US"/>
+        </w:rPr>
+        <w:t>Vophsi</w:t>
+      </w:r>
+      <w:r>
+        <w:rPr>
+          <w:lang w:val="en_US" w:bidi="en_US"/>
+        </w:rPr>
+      </w:r>
+    </w:p>
+    <w:p>
+      <w:pPr/>
+      <w:r>
+        <w:rPr>
+          <w:lang w:val="en_US" w:bidi="en_US"/>
+        </w:rPr>
+      </w:r>
+      <w:r>
+        <w:rPr>
+          <w:lang w:val="en_US" w:bidi="en_US"/>
+        </w:rPr>
+        <w:t>A man who was appointed by Moses from the tribe of Naphtali to be one of the twelve spies sent to explore the land of Canaan (</w:t>
+      </w:r>
+      <w:hyperlink r:id="rId130">
+        <w:r>
+          <w:rPr>
+            <w:lang w:val="en_US" w:bidi="en_US"/>
+          </w:rPr>
+          <w:rPr>
+            <w:color w:val="0000EE"/>
+            <w:u w:val="single"/>
+          </w:rPr>
+          <w:t>Numbers 13:14</w:t>
+        </w:r>
+      </w:hyperlink>
+      <w:r>
+        <w:rPr>
+          <w:lang w:val="en_US" w:bidi="en_US"/>
+        </w:rPr>
+        <w:t>).</w:t>
+      </w:r>
+      <w:r>
+        <w:rPr>
+          <w:lang w:val="en_US" w:bidi="en_US"/>
+        </w:rPr>
+      </w:r>
+      <w:r>
+        <w:rPr>
+          <w:lang w:val="en_US" w:bidi="en_US"/>
+        </w:rPr>
+      </w:r>
+    </w:p>
+    <w:p>
+      <w:pPr/>
+      <w:r>
+        <w:rPr>
+          <w:lang w:val="en_US" w:bidi="en_US"/>
+        </w:rPr>
+      </w:r>
+    </w:p>
+    <w:p>
+      <w:pPr>
+        <w:pStyle w:val="Heading2"/>
+      </w:pPr>
+      <w:r>
+        <w:rPr>
+          <w:lang w:val="en_US" w:bidi="en_US"/>
+        </w:rPr>
+        <w:t>Vow, Vows</w:t>
+      </w:r>
+      <w:r>
+        <w:rPr>
+          <w:lang w:val="en_US" w:bidi="en_US"/>
+        </w:rPr>
+      </w:r>
+    </w:p>
+    <w:p>
+      <w:pPr/>
+      <w:r>
+        <w:rPr>
+          <w:lang w:val="en_US" w:bidi="en_US"/>
+        </w:rPr>
+      </w:r>
+      <w:r>
+        <w:rPr>
+          <w:lang w:val="en_US" w:bidi="en_US"/>
+        </w:rPr>
+        <w:t>A vow is a serious promise or pledge made to God.</w:t>
+      </w:r>
+    </w:p>
+    <w:p>
+      <w:pPr>
+        <w:pStyle w:val="Heading3"/>
+      </w:pPr>
+      <w:r>
+        <w:rPr>
+          <w:lang w:val="en_US" w:bidi="en_US"/>
+        </w:rPr>
+        <w:t>Vows as a Religious Practice</w:t>
+      </w:r>
+    </w:p>
+    <w:p>
+      <w:pPr/>
+      <w:r>
+        <w:rPr>
+          <w:lang w:val="en_US" w:bidi="en_US"/>
+        </w:rPr>
+      </w:r>
+      <w:r>
+        <w:rPr>
+          <w:lang w:val="en_US" w:bidi="en_US"/>
+        </w:rPr>
+        <w:t>Making vows to God is a religious practice mentioned often in Scripture. Most references to vows are found in the Old Testament, especially in the Psalms. There are some vows mentioned in the New Testament</w:t>
+      </w:r>
+    </w:p>
+    <w:p>
+      <w:pPr/>
+      <w:r>
+        <w:rPr>
+          <w:lang w:val="en_US" w:bidi="en_US"/>
+        </w:rPr>
+      </w:r>
+      <w:r>
+        <w:rPr>
+          <w:lang w:val="en_US" w:bidi="en_US"/>
+        </w:rPr>
+        <w:t xml:space="preserve">Tithing, sacrifices and offerings, keeping the Sabbath, and circumcision were all commanded by the law of Moses. Making vows was not. For example, </w:t>
+      </w:r>
+      <w:hyperlink r:id="rId131">
+        <w:r>
+          <w:rPr>
+            <w:lang w:val="en_US" w:bidi="en_US"/>
+          </w:rPr>
+          <w:rPr>
+            <w:color w:val="0000EE"/>
+            <w:u w:val="single"/>
+          </w:rPr>
+          <w:t>Psalm 50:14</w:t>
+        </w:r>
+      </w:hyperlink>
+      <w:r>
+        <w:rPr>
+          <w:lang w:val="en_US" w:bidi="en_US"/>
+        </w:rPr>
+        <w:t xml:space="preserve"> says, "</w:t>
+      </w:r>
+      <w:r>
+        <w:rPr>
+          <w:lang w:val="en_US" w:bidi="en_US"/>
+        </w:rPr>
+        <w:t>Sacrifice a thank offering to God, and fulfill your vows to the Most High.</w:t>
+      </w:r>
+      <w:r>
+        <w:rPr>
+          <w:lang w:val="en_US" w:bidi="en_US"/>
+        </w:rPr>
+        <w:t>" The command is to keep or fulfill a pledge that has already been made. No order is given to make a promise, only to fulfill one when it is made. The practice is accepted and regulated but not demanded.</w:t>
+      </w:r>
+    </w:p>
+    <w:p>
+      <w:pPr>
+        <w:pStyle w:val="Heading3"/>
+      </w:pPr>
+      <w:r>
+        <w:rPr>
+          <w:lang w:val="en_US" w:bidi="en_US"/>
+        </w:rPr>
+        <w:t>Types of Vows in the Bible</w:t>
+      </w:r>
+    </w:p>
+    <w:p>
+      <w:pPr/>
+      <w:r>
+        <w:rPr>
+          <w:lang w:val="en_US" w:bidi="en_US"/>
+        </w:rPr>
+      </w:r>
+      <w:r>
+        <w:rPr>
+          <w:lang w:val="en_US" w:bidi="en_US"/>
+        </w:rPr>
+        <w:t xml:space="preserve">The purpose of a vow is to win favor from the Lord, to express gratitude to him for some deliverance or benefit, or to prove absolute devotion to him. Personal dedication and separation to the Lord were the main features of the Nazirite vow. Samson, Samuel, and John the Baptist are the most familiar examples of those who took this type of vow. </w:t>
+      </w:r>
+      <w:hyperlink r:id="rId132">
+        <w:r>
+          <w:rPr>
+            <w:lang w:val="en_US" w:bidi="en_US"/>
+          </w:rPr>
+          <w:rPr>
+            <w:color w:val="0000EE"/>
+            <w:u w:val="single"/>
+          </w:rPr>
+          <w:t>Numbers 6:1–8</w:t>
+        </w:r>
+      </w:hyperlink>
+      <w:r>
+        <w:rPr>
+          <w:lang w:val="en_US" w:bidi="en_US"/>
+        </w:rPr>
+        <w:t xml:space="preserve"> outlines the conditions of this commitment. Verses </w:t>
+      </w:r>
+      <w:hyperlink r:id="rId133">
+        <w:r>
+          <w:rPr>
+            <w:lang w:val="en_US" w:bidi="en_US"/>
+          </w:rPr>
+          <w:rPr>
+            <w:color w:val="0000EE"/>
+            <w:u w:val="single"/>
+          </w:rPr>
+          <w:t>13–21</w:t>
+        </w:r>
+      </w:hyperlink>
+      <w:r>
+        <w:rPr>
+          <w:lang w:val="en_US" w:bidi="en_US"/>
+        </w:rPr>
+        <w:t xml:space="preserve"> tell how to be released from the vow. Women might also take this vow (verse </w:t>
+      </w:r>
+      <w:hyperlink r:id="rId134">
+        <w:r>
+          <w:rPr>
+            <w:lang w:val="en_US" w:bidi="en_US"/>
+          </w:rPr>
+          <w:rPr>
+            <w:color w:val="0000EE"/>
+            <w:u w:val="single"/>
+          </w:rPr>
+          <w:t>2</w:t>
+        </w:r>
+      </w:hyperlink>
+      <w:r>
+        <w:rPr>
+          <w:lang w:val="en_US" w:bidi="en_US"/>
+        </w:rPr>
+        <w:t>), and it might only be for a designated time. The Recabite clan pledged themselves to a simple and unsettled life. They are a compelling illustration of loyalty to the God of Israel (</w:t>
+      </w:r>
+      <w:hyperlink r:id="rId135">
+        <w:r>
+          <w:rPr>
+            <w:lang w:val="en_US" w:bidi="en_US"/>
+          </w:rPr>
+          <w:rPr>
+            <w:color w:val="0000EE"/>
+            <w:u w:val="single"/>
+          </w:rPr>
+          <w:t>Jeremiah 35</w:t>
+        </w:r>
+      </w:hyperlink>
+      <w:r>
+        <w:rPr>
+          <w:lang w:val="en_US" w:bidi="en_US"/>
+        </w:rPr>
+        <w:t>).</w:t>
+      </w:r>
+    </w:p>
+    <w:p>
+      <w:pPr/>
+      <w:r>
+        <w:rPr>
+          <w:lang w:val="en_US" w:bidi="en_US"/>
+        </w:rPr>
+      </w:r>
+      <w:r>
+        <w:rPr>
+          <w:lang w:val="en_US" w:bidi="en_US"/>
+        </w:rPr>
+        <w:t>Some vows were taken as a type of bargain with God. At Bethel, Jacob promised God worship and the tithe if God would protect him and supply his needs (</w:t>
+      </w:r>
+      <w:hyperlink r:id="rId136">
+        <w:r>
+          <w:rPr>
+            <w:lang w:val="en_US" w:bidi="en_US"/>
+          </w:rPr>
+          <w:rPr>
+            <w:color w:val="0000EE"/>
+            <w:u w:val="single"/>
+          </w:rPr>
+          <w:t>Genesis 28:20</w:t>
+        </w:r>
+      </w:hyperlink>
+      <w:hyperlink r:id="rId133">
+        <w:r>
+          <w:rPr>
+            <w:lang w:val="en_US" w:bidi="en_US"/>
+          </w:rPr>
+          <w:rPr>
+            <w:color w:val="0000EE"/>
+            <w:u w:val="single"/>
+          </w:rPr>
+          <w:t>–</w:t>
+        </w:r>
+      </w:hyperlink>
+      <w:hyperlink r:id="rId136">
+        <w:r>
+          <w:rPr>
+            <w:lang w:val="en_US" w:bidi="en_US"/>
+          </w:rPr>
+          <w:rPr>
+            <w:color w:val="0000EE"/>
+            <w:u w:val="single"/>
+          </w:rPr>
+          <w:t>22</w:t>
+        </w:r>
+      </w:hyperlink>
+      <w:r>
+        <w:rPr>
+          <w:lang w:val="en_US" w:bidi="en_US"/>
+        </w:rPr>
+        <w:t>). Hannah pledged that if God would give her a son, she would return him to God (</w:t>
+      </w:r>
+      <w:hyperlink r:id="rId137">
+        <w:r>
+          <w:rPr>
+            <w:lang w:val="en_US" w:bidi="en_US"/>
+          </w:rPr>
+          <w:rPr>
+            <w:color w:val="0000EE"/>
+            <w:u w:val="single"/>
+          </w:rPr>
+          <w:t>1 Samuel 1:11, 27</w:t>
+        </w:r>
+      </w:hyperlink>
+      <w:hyperlink r:id="rId133">
+        <w:r>
+          <w:rPr>
+            <w:lang w:val="en_US" w:bidi="en_US"/>
+          </w:rPr>
+          <w:rPr>
+            <w:color w:val="0000EE"/>
+            <w:u w:val="single"/>
+          </w:rPr>
+          <w:t>–</w:t>
+        </w:r>
+      </w:hyperlink>
+      <w:hyperlink r:id="rId137">
+        <w:r>
+          <w:rPr>
+            <w:lang w:val="en_US" w:bidi="en_US"/>
+          </w:rPr>
+          <w:rPr>
+            <w:color w:val="0000EE"/>
+            <w:u w:val="single"/>
+          </w:rPr>
+          <w:t>28</w:t>
+        </w:r>
+      </w:hyperlink>
+      <w:r>
+        <w:rPr>
+          <w:lang w:val="en_US" w:bidi="en_US"/>
+        </w:rPr>
+        <w:t xml:space="preserve">). In the Psalms, paying a vow is often associated with thanksgiving for deliverance from danger or affliction (for example, </w:t>
+      </w:r>
+      <w:hyperlink r:id="rId138">
+        <w:r>
+          <w:rPr>
+            <w:lang w:val="en_US" w:bidi="en_US"/>
+          </w:rPr>
+          <w:rPr>
+            <w:color w:val="0000EE"/>
+            <w:u w:val="single"/>
+          </w:rPr>
+          <w:t>Psalms 22:24</w:t>
+        </w:r>
+      </w:hyperlink>
+      <w:hyperlink r:id="rId133">
+        <w:r>
+          <w:rPr>
+            <w:lang w:val="en_US" w:bidi="en_US"/>
+          </w:rPr>
+          <w:rPr>
+            <w:color w:val="0000EE"/>
+            <w:u w:val="single"/>
+          </w:rPr>
+          <w:t>–</w:t>
+        </w:r>
+      </w:hyperlink>
+      <w:hyperlink r:id="rId138">
+        <w:r>
+          <w:rPr>
+            <w:lang w:val="en_US" w:bidi="en_US"/>
+          </w:rPr>
+          <w:rPr>
+            <w:color w:val="0000EE"/>
+            <w:u w:val="single"/>
+          </w:rPr>
+          <w:t>25</w:t>
         </w:r>
       </w:hyperlink>
       <w:r>
@@ -10554,16 +11095,132 @@
         </w:rPr>
         <w:t xml:space="preserve">; </w:t>
       </w:r>
-      <w:hyperlink r:id="rId125">
-        <w:r>
-          <w:rPr>
-            <w:lang w:val="en_US" w:bidi="en_US"/>
-          </w:rPr>
-          <w:rPr>
-            <w:color w:val="0000EE"/>
-            <w:u w:val="single"/>
-          </w:rPr>
-          <w:t>1 Chronicles 17:15</w:t>
+      <w:hyperlink r:id="rId139">
+        <w:r>
+          <w:rPr>
+            <w:lang w:val="en_US" w:bidi="en_US"/>
+          </w:rPr>
+          <w:rPr>
+            <w:color w:val="0000EE"/>
+            <w:u w:val="single"/>
+          </w:rPr>
+          <w:t>56:12</w:t>
+        </w:r>
+      </w:hyperlink>
+      <w:hyperlink r:id="rId133">
+        <w:r>
+          <w:rPr>
+            <w:lang w:val="en_US" w:bidi="en_US"/>
+          </w:rPr>
+          <w:rPr>
+            <w:color w:val="0000EE"/>
+            <w:u w:val="single"/>
+          </w:rPr>
+          <w:t>–</w:t>
+        </w:r>
+      </w:hyperlink>
+      <w:hyperlink r:id="rId139">
+        <w:r>
+          <w:rPr>
+            <w:lang w:val="en_US" w:bidi="en_US"/>
+          </w:rPr>
+          <w:rPr>
+            <w:color w:val="0000EE"/>
+            <w:u w:val="single"/>
+          </w:rPr>
+          <w:t>13</w:t>
+        </w:r>
+      </w:hyperlink>
+      <w:r>
+        <w:rPr>
+          <w:lang w:val="en_US" w:bidi="en_US"/>
+        </w:rPr>
+        <w:t>).</w:t>
+      </w:r>
+    </w:p>
+    <w:p>
+      <w:pPr/>
+      <w:r>
+        <w:rPr>
+          <w:lang w:val="en_US" w:bidi="en_US"/>
+        </w:rPr>
+      </w:r>
+      <w:r>
+        <w:rPr>
+          <w:lang w:val="en_US" w:bidi="en_US"/>
+        </w:rPr>
+        <w:t>Once a vow is made, the obligation is serious. Not making a vow is not a sin (</w:t>
+      </w:r>
+      <w:hyperlink r:id="rId140">
+        <w:r>
+          <w:rPr>
+            <w:lang w:val="en_US" w:bidi="en_US"/>
+          </w:rPr>
+          <w:rPr>
+            <w:color w:val="0000EE"/>
+            <w:u w:val="single"/>
+          </w:rPr>
+          <w:t>Deuteronomy 23:22</w:t>
+        </w:r>
+      </w:hyperlink>
+      <w:r>
+        <w:rPr>
+          <w:lang w:val="en_US" w:bidi="en_US"/>
+        </w:rPr>
+        <w:t>). Once declared, the vow must be kept (</w:t>
+      </w:r>
+      <w:hyperlink r:id="rId141">
+        <w:r>
+          <w:rPr>
+            <w:lang w:val="en_US" w:bidi="en_US"/>
+          </w:rPr>
+          <w:rPr>
+            <w:color w:val="0000EE"/>
+            <w:u w:val="single"/>
+          </w:rPr>
+          <w:t>Deuteronomy 23:21</w:t>
+        </w:r>
+      </w:hyperlink>
+      <w:hyperlink r:id="rId133">
+        <w:r>
+          <w:rPr>
+            <w:lang w:val="en_US" w:bidi="en_US"/>
+          </w:rPr>
+          <w:rPr>
+            <w:color w:val="0000EE"/>
+            <w:u w:val="single"/>
+          </w:rPr>
+          <w:t>–</w:t>
+        </w:r>
+      </w:hyperlink>
+      <w:hyperlink r:id="rId141">
+        <w:r>
+          <w:rPr>
+            <w:lang w:val="en_US" w:bidi="en_US"/>
+          </w:rPr>
+          <w:rPr>
+            <w:color w:val="0000EE"/>
+            <w:u w:val="single"/>
+          </w:rPr>
+          <w:t>23</w:t>
+        </w:r>
+      </w:hyperlink>
+      <w:r>
+        <w:rPr>
+          <w:lang w:val="en_US" w:bidi="en_US"/>
+        </w:rPr>
+        <w:t xml:space="preserve">; see also </w:t>
+      </w:r>
+      <w:hyperlink r:id="rId142">
+        <w:r>
+          <w:rPr>
+            <w:lang w:val="en_US" w:bidi="en_US"/>
+          </w:rPr>
+          <w:rPr>
+            <w:color w:val="0000EE"/>
+            <w:u w:val="single"/>
+          </w:rPr>
+          <w:t>Numbers 30:2</w:t>
         </w:r>
       </w:hyperlink>
       <w:r>
@@ -10572,400 +11229,103 @@
         </w:rPr>
         <w:t xml:space="preserve">; </w:t>
       </w:r>
-      <w:hyperlink r:id="rId126">
-        <w:r>
-          <w:rPr>
-            <w:lang w:val="en_US" w:bidi="en_US"/>
-          </w:rPr>
-          <w:rPr>
-            <w:color w:val="0000EE"/>
-            <w:u w:val="single"/>
-          </w:rPr>
-          <w:t>Psalms 89:19</w:t>
-        </w:r>
-      </w:hyperlink>
-      <w:r>
-        <w:rPr>
-          <w:lang w:val="en_US" w:bidi="en_US"/>
-        </w:rPr>
-        <w:t xml:space="preserve">). In </w:t>
-      </w:r>
-      <w:hyperlink r:id="rId127">
-        <w:r>
-          <w:rPr>
-            <w:lang w:val="en_US" w:bidi="en_US"/>
-          </w:rPr>
-          <w:rPr>
-            <w:color w:val="0000EE"/>
-            <w:u w:val="single"/>
-          </w:rPr>
-          <w:t>Daniel 9:24</w:t>
-        </w:r>
-      </w:hyperlink>
-      <w:r>
-        <w:rPr>
-          <w:lang w:val="en_US" w:bidi="en_US"/>
-        </w:rPr>
-        <w:t xml:space="preserve"> "to seal both vision and prophet" means to confirm that Jeremiah's prophecy (mentioned in verse </w:t>
-      </w:r>
-      <w:hyperlink r:id="rId128">
-        <w:r>
-          <w:rPr>
-            <w:lang w:val="en_US" w:bidi="en_US"/>
-          </w:rPr>
-          <w:rPr>
-            <w:color w:val="0000EE"/>
-            <w:u w:val="single"/>
-          </w:rPr>
-          <w:t>2</w:t>
-        </w:r>
-      </w:hyperlink>
-      <w:r>
-        <w:rPr>
-          <w:lang w:val="en_US" w:bidi="en_US"/>
-        </w:rPr>
-        <w:t xml:space="preserve">) was true and would happen. </w:t>
-      </w:r>
-    </w:p>
-    <w:p>
-      <w:pPr/>
-      <w:r>
-        <w:rPr>
-          <w:lang w:val="en_US" w:bidi="en_US"/>
-        </w:rPr>
-      </w:r>
-      <w:r>
-        <w:rPr>
-          <w:lang w:val="en_US" w:bidi="en_US"/>
-        </w:rPr>
-        <w:t>There is a famous verse in Proverbs that says, "</w:t>
-      </w:r>
-      <w:r>
-        <w:rPr>
-          <w:lang w:val="en_US" w:bidi="en_US"/>
-        </w:rPr>
-        <w:t>Where there is no vision, the people cast off restraint</w:t>
-      </w:r>
-      <w:r>
-        <w:rPr>
-          <w:lang w:val="en_US" w:bidi="en_US"/>
-        </w:rPr>
-        <w:t>" (</w:t>
-      </w:r>
-      <w:hyperlink r:id="rId129">
-        <w:r>
-          <w:rPr>
-            <w:lang w:val="en_US" w:bidi="en_US"/>
-          </w:rPr>
-          <w:rPr>
-            <w:color w:val="0000EE"/>
-            <w:u w:val="single"/>
-          </w:rPr>
-          <w:t>Proverbs 29:18</w:t>
-        </w:r>
-      </w:hyperlink>
-      <w:r>
-        <w:rPr>
-          <w:lang w:val="en_US" w:bidi="en_US"/>
-        </w:rPr>
-        <w:t xml:space="preserve">). In this verse, </w:t>
-      </w:r>
-      <w:r>
-        <w:rPr>
-          <w:i/>
-          <w:lang w:val="en_US" w:bidi="en_US"/>
-        </w:rPr>
-        <w:t>vision</w:t>
-      </w:r>
-      <w:r>
-        <w:rPr>
-          <w:lang w:val="en_US" w:bidi="en_US"/>
-        </w:rPr>
-        <w:t xml:space="preserve"> means the messages God gave through prophets. These prophetic messages were meant to help guide the people of Israel in how to live. </w:t>
-      </w:r>
-    </w:p>
-    <w:p>
-      <w:pPr/>
-      <w:r>
-        <w:rPr>
-          <w:lang w:val="en_US" w:bidi="en_US"/>
-        </w:rPr>
-      </w:r>
-      <w:r>
-        <w:rPr>
-          <w:i/>
-          <w:lang w:val="en_US" w:bidi="en_US"/>
-        </w:rPr>
-        <w:t>See</w:t>
-      </w:r>
-      <w:r>
-        <w:rPr>
-          <w:lang w:val="en_US" w:bidi="en_US"/>
-        </w:rPr>
-        <w:t xml:space="preserve"> </w:t>
-      </w:r>
-      <w:r>
-        <w:rPr>
-          <w:lang w:val="en_US" w:bidi="en_US"/>
-        </w:rPr>
-        <w:t>Apocalypse</w:t>
-      </w:r>
+      <w:hyperlink r:id="rId143">
+        <w:r>
+          <w:rPr>
+            <w:lang w:val="en_US" w:bidi="en_US"/>
+          </w:rPr>
+          <w:rPr>
+            <w:color w:val="0000EE"/>
+            <w:u w:val="single"/>
+          </w:rPr>
+          <w:t>Ecclesiastes 5:4</w:t>
+        </w:r>
+      </w:hyperlink>
+      <w:hyperlink r:id="rId133">
+        <w:r>
+          <w:rPr>
+            <w:lang w:val="en_US" w:bidi="en_US"/>
+          </w:rPr>
+          <w:rPr>
+            <w:color w:val="0000EE"/>
+            <w:u w:val="single"/>
+          </w:rPr>
+          <w:t>–</w:t>
+        </w:r>
+      </w:hyperlink>
+      <w:hyperlink r:id="rId143">
+        <w:r>
+          <w:rPr>
+            <w:lang w:val="en_US" w:bidi="en_US"/>
+          </w:rPr>
+          <w:rPr>
+            <w:color w:val="0000EE"/>
+            <w:u w:val="single"/>
+          </w:rPr>
+          <w:t>6</w:t>
+        </w:r>
+      </w:hyperlink>
+      <w:r>
+        <w:rPr>
+          <w:lang w:val="en_US" w:bidi="en_US"/>
+        </w:rPr>
+        <w:t>).</w:t>
+      </w:r>
+    </w:p>
+    <w:p>
+      <w:pPr>
+        <w:pStyle w:val="Heading3"/>
+      </w:pPr>
+      <w:r>
+        <w:rPr>
+          <w:lang w:val="en_US" w:bidi="en_US"/>
+        </w:rPr>
+        <w:t>Vows in the New Testament</w:t>
+      </w:r>
+    </w:p>
+    <w:p>
+      <w:pPr/>
+      <w:r>
+        <w:rPr>
+          <w:lang w:val="en_US" w:bidi="en_US"/>
+        </w:rPr>
+      </w:r>
+      <w:r>
+        <w:rPr>
+          <w:lang w:val="en_US" w:bidi="en_US"/>
+        </w:rPr>
+        <w:t>The term "vow" is used only twice in the New Testament. Both uses are connected to the apostle Paul (</w:t>
+      </w:r>
+      <w:hyperlink r:id="rId144">
+        <w:r>
+          <w:rPr>
+            <w:lang w:val="en_US" w:bidi="en_US"/>
+          </w:rPr>
+          <w:rPr>
+            <w:color w:val="0000EE"/>
+            <w:u w:val="single"/>
+          </w:rPr>
+          <w:t>Acts 18:18</w:t>
+        </w:r>
+      </w:hyperlink>
       <w:r>
         <w:rPr>
           <w:lang w:val="en_US" w:bidi="en_US"/>
         </w:rPr>
         <w:t xml:space="preserve">; </w:t>
       </w:r>
-      <w:r>
-        <w:rPr>
-          <w:lang w:val="en_US" w:bidi="en_US"/>
-        </w:rPr>
-        <w:t>Dreams</w:t>
-      </w:r>
-      <w:r>
-        <w:rPr>
-          <w:lang w:val="en_US" w:bidi="en_US"/>
-        </w:rPr>
-        <w:t xml:space="preserve">; </w:t>
-      </w:r>
-      <w:r>
-        <w:rPr>
-          <w:lang w:val="en_US" w:bidi="en_US"/>
-        </w:rPr>
-        <w:t>Prophecy</w:t>
-      </w:r>
-      <w:r>
-        <w:rPr>
-          <w:lang w:val="en_US" w:bidi="en_US"/>
-        </w:rPr>
-        <w:t>.</w:t>
-      </w:r>
-      <w:r>
-        <w:rPr>
-          <w:lang w:val="en_US" w:bidi="en_US"/>
-        </w:rPr>
-      </w:r>
-      <w:r>
-        <w:rPr>
-          <w:lang w:val="en_US" w:bidi="en_US"/>
-        </w:rPr>
-      </w:r>
-    </w:p>
-    <w:p>
-      <w:pPr/>
-      <w:r>
-        <w:rPr>
-          <w:lang w:val="en_US" w:bidi="en_US"/>
-        </w:rPr>
-      </w:r>
-    </w:p>
-    <w:p>
-      <w:pPr>
-        <w:pStyle w:val="Heading2"/>
-      </w:pPr>
-      <w:r>
-        <w:rPr>
-          <w:lang w:val="en_US" w:bidi="en_US"/>
-        </w:rPr>
-        <w:t>Vophsi</w:t>
-      </w:r>
-      <w:r>
-        <w:rPr>
-          <w:lang w:val="en_US" w:bidi="en_US"/>
-        </w:rPr>
-      </w:r>
-    </w:p>
-    <w:p>
-      <w:pPr/>
-      <w:r>
-        <w:rPr>
-          <w:lang w:val="en_US" w:bidi="en_US"/>
-        </w:rPr>
-      </w:r>
-      <w:r>
-        <w:rPr>
-          <w:lang w:val="en_US" w:bidi="en_US"/>
-        </w:rPr>
-        <w:t>A man who was appointed by Moses from the tribe of Naphtali to be one of the twelve spies sent to explore the land of Canaan (</w:t>
-      </w:r>
-      <w:hyperlink r:id="rId130">
-        <w:r>
-          <w:rPr>
-            <w:lang w:val="en_US" w:bidi="en_US"/>
-          </w:rPr>
-          <w:rPr>
-            <w:color w:val="0000EE"/>
-            <w:u w:val="single"/>
-          </w:rPr>
-          <w:t>Numbers 13:14</w:t>
-        </w:r>
-      </w:hyperlink>
-      <w:r>
-        <w:rPr>
-          <w:lang w:val="en_US" w:bidi="en_US"/>
-        </w:rPr>
-        <w:t>).</w:t>
-      </w:r>
-      <w:r>
-        <w:rPr>
-          <w:lang w:val="en_US" w:bidi="en_US"/>
-        </w:rPr>
-      </w:r>
-      <w:r>
-        <w:rPr>
-          <w:lang w:val="en_US" w:bidi="en_US"/>
-        </w:rPr>
-      </w:r>
-    </w:p>
-    <w:p>
-      <w:pPr/>
-      <w:r>
-        <w:rPr>
-          <w:lang w:val="en_US" w:bidi="en_US"/>
-        </w:rPr>
-      </w:r>
-    </w:p>
-    <w:p>
-      <w:pPr>
-        <w:pStyle w:val="Heading2"/>
-      </w:pPr>
-      <w:r>
-        <w:rPr>
-          <w:lang w:val="en_US" w:bidi="en_US"/>
-        </w:rPr>
-        <w:t>Vow, Vows</w:t>
-      </w:r>
-      <w:r>
-        <w:rPr>
-          <w:lang w:val="en_US" w:bidi="en_US"/>
-        </w:rPr>
-      </w:r>
-    </w:p>
-    <w:p>
-      <w:pPr/>
-      <w:r>
-        <w:rPr>
-          <w:lang w:val="en_US" w:bidi="en_US"/>
-        </w:rPr>
-      </w:r>
-      <w:r>
-        <w:rPr>
-          <w:lang w:val="en_US" w:bidi="en_US"/>
-        </w:rPr>
-        <w:t>Serious promises or pledges made to God.</w:t>
-      </w:r>
-    </w:p>
-    <w:p>
-      <w:pPr>
-        <w:pStyle w:val="Heading3"/>
-      </w:pPr>
-      <w:r>
-        <w:rPr>
-          <w:lang w:val="en_US" w:bidi="en_US"/>
-        </w:rPr>
-        <w:t>Vows as a Religious Practice</w:t>
-      </w:r>
-    </w:p>
-    <w:p>
-      <w:pPr/>
-      <w:r>
-        <w:rPr>
-          <w:lang w:val="en_US" w:bidi="en_US"/>
-        </w:rPr>
-      </w:r>
-      <w:r>
-        <w:rPr>
-          <w:lang w:val="en_US" w:bidi="en_US"/>
-        </w:rPr>
-        <w:t>Making vows to God is a religious practice mentioned often in Scripture. Most references to vows are found in the Old Testament, especially in the Psalms. There are some vows mentioned in the New Testament</w:t>
-      </w:r>
-    </w:p>
-    <w:p>
-      <w:pPr/>
-      <w:r>
-        <w:rPr>
-          <w:lang w:val="en_US" w:bidi="en_US"/>
-        </w:rPr>
-      </w:r>
-      <w:r>
-        <w:rPr>
-          <w:lang w:val="en_US" w:bidi="en_US"/>
-        </w:rPr>
-        <w:t xml:space="preserve">Tithing, sacrifices and offerings, keeping the Sabbath, and circumcision were all commanded by the Mosaic law. Making vows was not. For example, </w:t>
-      </w:r>
-      <w:hyperlink r:id="rId131">
-        <w:r>
-          <w:rPr>
-            <w:lang w:val="en_US" w:bidi="en_US"/>
-          </w:rPr>
-          <w:rPr>
-            <w:color w:val="0000EE"/>
-            <w:u w:val="single"/>
-          </w:rPr>
-          <w:t>Psalm 50:14</w:t>
-        </w:r>
-      </w:hyperlink>
-      <w:r>
-        <w:rPr>
-          <w:lang w:val="en_US" w:bidi="en_US"/>
-        </w:rPr>
-        <w:t xml:space="preserve"> says, "</w:t>
-      </w:r>
-      <w:r>
-        <w:rPr>
-          <w:lang w:val="en_US" w:bidi="en_US"/>
-        </w:rPr>
-        <w:t>Sacrifice a thank offering to God, and fulfill your vows to the Most High.</w:t>
-      </w:r>
-      <w:r>
-        <w:rPr>
-          <w:lang w:val="en_US" w:bidi="en_US"/>
-        </w:rPr>
-        <w:t>" The command is to keep or fulfill a pledge that has already been made. No order is given to make a promise, only to fulfill one when it is made. The practice is accepted and regulated but not demanded.</w:t>
-      </w:r>
-    </w:p>
-    <w:p>
-      <w:pPr>
-        <w:pStyle w:val="Heading3"/>
-      </w:pPr>
-      <w:r>
-        <w:rPr>
-          <w:lang w:val="en_US" w:bidi="en_US"/>
-        </w:rPr>
-        <w:t>Types of Vows in the Bible</w:t>
-      </w:r>
-    </w:p>
-    <w:p>
-      <w:pPr/>
-      <w:r>
-        <w:rPr>
-          <w:lang w:val="en_US" w:bidi="en_US"/>
-        </w:rPr>
-      </w:r>
-      <w:r>
-        <w:rPr>
-          <w:lang w:val="en_US" w:bidi="en_US"/>
-        </w:rPr>
-        <w:t xml:space="preserve">The purpose of a vow is to win favor from the Lord, to express gratitude to him for some deliverance or benefit, or to prove absolute devotion to him. Personal dedication and separation to the Lord were the main features of the Nazirite vow. Samson, Samuel, and John the Baptist are the most familiar examples of those who took this type of vow. </w:t>
-      </w:r>
-      <w:hyperlink r:id="rId132">
-        <w:r>
-          <w:rPr>
-            <w:lang w:val="en_US" w:bidi="en_US"/>
-          </w:rPr>
-          <w:rPr>
-            <w:color w:val="0000EE"/>
-            <w:u w:val="single"/>
-          </w:rPr>
-          <w:t>Numbers 6:1–8</w:t>
-        </w:r>
-      </w:hyperlink>
-      <w:r>
-        <w:rPr>
-          <w:lang w:val="en_US" w:bidi="en_US"/>
-        </w:rPr>
-        <w:t xml:space="preserve"> outlines the conditions of this commitment. Verses </w:t>
-      </w:r>
+      <w:hyperlink r:id="rId145">
+        <w:r>
+          <w:rPr>
+            <w:lang w:val="en_US" w:bidi="en_US"/>
+          </w:rPr>
+          <w:rPr>
+            <w:color w:val="0000EE"/>
+            <w:u w:val="single"/>
+          </w:rPr>
+          <w:t>21:23</w:t>
+        </w:r>
+      </w:hyperlink>
       <w:hyperlink r:id="rId133">
         <w:r>
           <w:rPr>
@@ -10975,417 +11335,9 @@
             <w:color w:val="0000EE"/>
             <w:u w:val="single"/>
           </w:rPr>
-          <w:t>13–21</w:t>
-        </w:r>
-      </w:hyperlink>
-      <w:r>
-        <w:rPr>
-          <w:lang w:val="en_US" w:bidi="en_US"/>
-        </w:rPr>
-        <w:t xml:space="preserve"> tell how to be released from the vow. Women might also take this vow (verse </w:t>
-      </w:r>
-      <w:hyperlink r:id="rId134">
-        <w:r>
-          <w:rPr>
-            <w:lang w:val="en_US" w:bidi="en_US"/>
-          </w:rPr>
-          <w:rPr>
-            <w:color w:val="0000EE"/>
-            <w:u w:val="single"/>
-          </w:rPr>
-          <w:t>2</w:t>
-        </w:r>
-      </w:hyperlink>
-      <w:r>
-        <w:rPr>
-          <w:lang w:val="en_US" w:bidi="en_US"/>
-        </w:rPr>
-        <w:t>), and it might only be for a designated time. The Recabite clan pledged themselves to a simple and unsettled life. They are a compelling illustration of loyalty to the God of Israel (</w:t>
-      </w:r>
-      <w:hyperlink r:id="rId135">
-        <w:r>
-          <w:rPr>
-            <w:lang w:val="en_US" w:bidi="en_US"/>
-          </w:rPr>
-          <w:rPr>
-            <w:color w:val="0000EE"/>
-            <w:u w:val="single"/>
-          </w:rPr>
-          <w:t>Jeremiah 35</w:t>
-        </w:r>
-      </w:hyperlink>
-      <w:r>
-        <w:rPr>
-          <w:lang w:val="en_US" w:bidi="en_US"/>
-        </w:rPr>
-        <w:t>).</w:t>
-      </w:r>
-    </w:p>
-    <w:p>
-      <w:pPr/>
-      <w:r>
-        <w:rPr>
-          <w:lang w:val="en_US" w:bidi="en_US"/>
-        </w:rPr>
-      </w:r>
-      <w:r>
-        <w:rPr>
-          <w:lang w:val="en_US" w:bidi="en_US"/>
-        </w:rPr>
-        <w:t>Some vows were taken as a type of bargain with God. At Bethel, Jacob promised God worship and the tithe if God would protect him and supply his needs (</w:t>
-      </w:r>
-      <w:hyperlink r:id="rId136">
-        <w:r>
-          <w:rPr>
-            <w:lang w:val="en_US" w:bidi="en_US"/>
-          </w:rPr>
-          <w:rPr>
-            <w:color w:val="0000EE"/>
-            <w:u w:val="single"/>
-          </w:rPr>
-          <w:t>Genesis 28:20</w:t>
-        </w:r>
-      </w:hyperlink>
-      <w:hyperlink r:id="rId133">
-        <w:r>
-          <w:rPr>
-            <w:lang w:val="en_US" w:bidi="en_US"/>
-          </w:rPr>
-          <w:rPr>
-            <w:color w:val="0000EE"/>
-            <w:u w:val="single"/>
-          </w:rPr>
           <w:t>–</w:t>
         </w:r>
       </w:hyperlink>
-      <w:hyperlink r:id="rId136">
-        <w:r>
-          <w:rPr>
-            <w:lang w:val="en_US" w:bidi="en_US"/>
-          </w:rPr>
-          <w:rPr>
-            <w:color w:val="0000EE"/>
-            <w:u w:val="single"/>
-          </w:rPr>
-          <w:t>22</w:t>
-        </w:r>
-      </w:hyperlink>
-      <w:r>
-        <w:rPr>
-          <w:lang w:val="en_US" w:bidi="en_US"/>
-        </w:rPr>
-        <w:t>). Hannah pledged that if God would give her a son, she would return him to God (</w:t>
-      </w:r>
-      <w:hyperlink r:id="rId137">
-        <w:r>
-          <w:rPr>
-            <w:lang w:val="en_US" w:bidi="en_US"/>
-          </w:rPr>
-          <w:rPr>
-            <w:color w:val="0000EE"/>
-            <w:u w:val="single"/>
-          </w:rPr>
-          <w:t>1 Samuel 1:11, 27</w:t>
-        </w:r>
-      </w:hyperlink>
-      <w:hyperlink r:id="rId133">
-        <w:r>
-          <w:rPr>
-            <w:lang w:val="en_US" w:bidi="en_US"/>
-          </w:rPr>
-          <w:rPr>
-            <w:color w:val="0000EE"/>
-            <w:u w:val="single"/>
-          </w:rPr>
-          <w:t>–</w:t>
-        </w:r>
-      </w:hyperlink>
-      <w:hyperlink r:id="rId137">
-        <w:r>
-          <w:rPr>
-            <w:lang w:val="en_US" w:bidi="en_US"/>
-          </w:rPr>
-          <w:rPr>
-            <w:color w:val="0000EE"/>
-            <w:u w:val="single"/>
-          </w:rPr>
-          <w:t>28</w:t>
-        </w:r>
-      </w:hyperlink>
-      <w:r>
-        <w:rPr>
-          <w:lang w:val="en_US" w:bidi="en_US"/>
-        </w:rPr>
-        <w:t xml:space="preserve">). In the Psalms, paying a vow is often associated with thanksgiving for deliverance from danger or affliction (for example, </w:t>
-      </w:r>
-      <w:hyperlink r:id="rId138">
-        <w:r>
-          <w:rPr>
-            <w:lang w:val="en_US" w:bidi="en_US"/>
-          </w:rPr>
-          <w:rPr>
-            <w:color w:val="0000EE"/>
-            <w:u w:val="single"/>
-          </w:rPr>
-          <w:t>Psalms 22:24</w:t>
-        </w:r>
-      </w:hyperlink>
-      <w:hyperlink r:id="rId133">
-        <w:r>
-          <w:rPr>
-            <w:lang w:val="en_US" w:bidi="en_US"/>
-          </w:rPr>
-          <w:rPr>
-            <w:color w:val="0000EE"/>
-            <w:u w:val="single"/>
-          </w:rPr>
-          <w:t>–</w:t>
-        </w:r>
-      </w:hyperlink>
-      <w:hyperlink r:id="rId138">
-        <w:r>
-          <w:rPr>
-            <w:lang w:val="en_US" w:bidi="en_US"/>
-          </w:rPr>
-          <w:rPr>
-            <w:color w:val="0000EE"/>
-            <w:u w:val="single"/>
-          </w:rPr>
-          <w:t>25</w:t>
-        </w:r>
-      </w:hyperlink>
-      <w:r>
-        <w:rPr>
-          <w:lang w:val="en_US" w:bidi="en_US"/>
-        </w:rPr>
-        <w:t xml:space="preserve">; </w:t>
-      </w:r>
-      <w:hyperlink r:id="rId139">
-        <w:r>
-          <w:rPr>
-            <w:lang w:val="en_US" w:bidi="en_US"/>
-          </w:rPr>
-          <w:rPr>
-            <w:color w:val="0000EE"/>
-            <w:u w:val="single"/>
-          </w:rPr>
-          <w:t>56:12</w:t>
-        </w:r>
-      </w:hyperlink>
-      <w:hyperlink r:id="rId133">
-        <w:r>
-          <w:rPr>
-            <w:lang w:val="en_US" w:bidi="en_US"/>
-          </w:rPr>
-          <w:rPr>
-            <w:color w:val="0000EE"/>
-            <w:u w:val="single"/>
-          </w:rPr>
-          <w:t>–</w:t>
-        </w:r>
-      </w:hyperlink>
-      <w:hyperlink r:id="rId139">
-        <w:r>
-          <w:rPr>
-            <w:lang w:val="en_US" w:bidi="en_US"/>
-          </w:rPr>
-          <w:rPr>
-            <w:color w:val="0000EE"/>
-            <w:u w:val="single"/>
-          </w:rPr>
-          <w:t>13</w:t>
-        </w:r>
-      </w:hyperlink>
-      <w:r>
-        <w:rPr>
-          <w:lang w:val="en_US" w:bidi="en_US"/>
-        </w:rPr>
-        <w:t>).</w:t>
-      </w:r>
-    </w:p>
-    <w:p>
-      <w:pPr/>
-      <w:r>
-        <w:rPr>
-          <w:lang w:val="en_US" w:bidi="en_US"/>
-        </w:rPr>
-      </w:r>
-      <w:r>
-        <w:rPr>
-          <w:lang w:val="en_US" w:bidi="en_US"/>
-        </w:rPr>
-        <w:t>Once a vow is made, the obligation is serious. Not making a vow is not a sin (</w:t>
-      </w:r>
-      <w:hyperlink r:id="rId140">
-        <w:r>
-          <w:rPr>
-            <w:lang w:val="en_US" w:bidi="en_US"/>
-          </w:rPr>
-          <w:rPr>
-            <w:color w:val="0000EE"/>
-            <w:u w:val="single"/>
-          </w:rPr>
-          <w:t>Deuteronomy 23:22</w:t>
-        </w:r>
-      </w:hyperlink>
-      <w:r>
-        <w:rPr>
-          <w:lang w:val="en_US" w:bidi="en_US"/>
-        </w:rPr>
-        <w:t>). Once declared, the vow must be kept (</w:t>
-      </w:r>
-      <w:hyperlink r:id="rId141">
-        <w:r>
-          <w:rPr>
-            <w:lang w:val="en_US" w:bidi="en_US"/>
-          </w:rPr>
-          <w:rPr>
-            <w:color w:val="0000EE"/>
-            <w:u w:val="single"/>
-          </w:rPr>
-          <w:t>Deuteronomy 23:21</w:t>
-        </w:r>
-      </w:hyperlink>
-      <w:hyperlink r:id="rId133">
-        <w:r>
-          <w:rPr>
-            <w:lang w:val="en_US" w:bidi="en_US"/>
-          </w:rPr>
-          <w:rPr>
-            <w:color w:val="0000EE"/>
-            <w:u w:val="single"/>
-          </w:rPr>
-          <w:t>–</w:t>
-        </w:r>
-      </w:hyperlink>
-      <w:hyperlink r:id="rId141">
-        <w:r>
-          <w:rPr>
-            <w:lang w:val="en_US" w:bidi="en_US"/>
-          </w:rPr>
-          <w:rPr>
-            <w:color w:val="0000EE"/>
-            <w:u w:val="single"/>
-          </w:rPr>
-          <w:t>23</w:t>
-        </w:r>
-      </w:hyperlink>
-      <w:r>
-        <w:rPr>
-          <w:lang w:val="en_US" w:bidi="en_US"/>
-        </w:rPr>
-        <w:t xml:space="preserve">; see also </w:t>
-      </w:r>
-      <w:hyperlink r:id="rId142">
-        <w:r>
-          <w:rPr>
-            <w:lang w:val="en_US" w:bidi="en_US"/>
-          </w:rPr>
-          <w:rPr>
-            <w:color w:val="0000EE"/>
-            <w:u w:val="single"/>
-          </w:rPr>
-          <w:t>Numbers 30:2</w:t>
-        </w:r>
-      </w:hyperlink>
-      <w:r>
-        <w:rPr>
-          <w:lang w:val="en_US" w:bidi="en_US"/>
-        </w:rPr>
-        <w:t xml:space="preserve">; </w:t>
-      </w:r>
-      <w:hyperlink r:id="rId143">
-        <w:r>
-          <w:rPr>
-            <w:lang w:val="en_US" w:bidi="en_US"/>
-          </w:rPr>
-          <w:rPr>
-            <w:color w:val="0000EE"/>
-            <w:u w:val="single"/>
-          </w:rPr>
-          <w:t>Ecclesiastes 5:4</w:t>
-        </w:r>
-      </w:hyperlink>
-      <w:hyperlink r:id="rId133">
-        <w:r>
-          <w:rPr>
-            <w:lang w:val="en_US" w:bidi="en_US"/>
-          </w:rPr>
-          <w:rPr>
-            <w:color w:val="0000EE"/>
-            <w:u w:val="single"/>
-          </w:rPr>
-          <w:t>–</w:t>
-        </w:r>
-      </w:hyperlink>
-      <w:hyperlink r:id="rId143">
-        <w:r>
-          <w:rPr>
-            <w:lang w:val="en_US" w:bidi="en_US"/>
-          </w:rPr>
-          <w:rPr>
-            <w:color w:val="0000EE"/>
-            <w:u w:val="single"/>
-          </w:rPr>
-          <w:t>6</w:t>
-        </w:r>
-      </w:hyperlink>
-      <w:r>
-        <w:rPr>
-          <w:lang w:val="en_US" w:bidi="en_US"/>
-        </w:rPr>
-        <w:t>).</w:t>
-      </w:r>
-    </w:p>
-    <w:p>
-      <w:pPr>
-        <w:pStyle w:val="Heading3"/>
-      </w:pPr>
-      <w:r>
-        <w:rPr>
-          <w:lang w:val="en_US" w:bidi="en_US"/>
-        </w:rPr>
-        <w:t>Vows in the New Testament</w:t>
-      </w:r>
-    </w:p>
-    <w:p>
-      <w:pPr/>
-      <w:r>
-        <w:rPr>
-          <w:lang w:val="en_US" w:bidi="en_US"/>
-        </w:rPr>
-      </w:r>
-      <w:r>
-        <w:rPr>
-          <w:i/>
-          <w:lang w:val="en_US" w:bidi="en_US"/>
-        </w:rPr>
-        <w:t>Vow</w:t>
-      </w:r>
-      <w:r>
-        <w:rPr>
-          <w:lang w:val="en_US" w:bidi="en_US"/>
-        </w:rPr>
-        <w:t xml:space="preserve"> is used only twice in the New Testament. Both uses are connected to the apostle Paul (</w:t>
-      </w:r>
-      <w:hyperlink r:id="rId144">
-        <w:r>
-          <w:rPr>
-            <w:lang w:val="en_US" w:bidi="en_US"/>
-          </w:rPr>
-          <w:rPr>
-            <w:color w:val="0000EE"/>
-            <w:u w:val="single"/>
-          </w:rPr>
-          <w:t>Acts 18:18</w:t>
-        </w:r>
-      </w:hyperlink>
-      <w:r>
-        <w:rPr>
-          <w:lang w:val="en_US" w:bidi="en_US"/>
-        </w:rPr>
-        <w:t xml:space="preserve">; </w:t>
-      </w:r>
       <w:hyperlink r:id="rId145">
         <w:r>
           <w:rPr>
@@ -11395,30 +11347,6 @@
             <w:color w:val="0000EE"/>
             <w:u w:val="single"/>
           </w:rPr>
-          <w:t>21:23</w:t>
-        </w:r>
-      </w:hyperlink>
-      <w:hyperlink r:id="rId133">
-        <w:r>
-          <w:rPr>
-            <w:lang w:val="en_US" w:bidi="en_US"/>
-          </w:rPr>
-          <w:rPr>
-            <w:color w:val="0000EE"/>
-            <w:u w:val="single"/>
-          </w:rPr>
-          <w:t>–</w:t>
-        </w:r>
-      </w:hyperlink>
-      <w:hyperlink r:id="rId145">
-        <w:r>
-          <w:rPr>
-            <w:lang w:val="en_US" w:bidi="en_US"/>
-          </w:rPr>
-          <w:rPr>
-            <w:color w:val="0000EE"/>
-            <w:u w:val="single"/>
-          </w:rPr>
           <w:t>24</w:t>
         </w:r>
       </w:hyperlink>
@@ -11426,20 +11354,7 @@
         <w:rPr>
           <w:lang w:val="en_US" w:bidi="en_US"/>
         </w:rPr>
-        <w:t xml:space="preserve">). But the same principle is involved in the case of the word </w:t>
-      </w:r>
-      <w:r>
-        <w:rPr>
-          <w:i/>
-          <w:lang w:val="en_US" w:bidi="en_US"/>
-        </w:rPr>
-        <w:t>Corban</w:t>
-      </w:r>
-      <w:r>
-        <w:rPr>
-          <w:lang w:val="en_US" w:bidi="en_US"/>
-        </w:rPr>
-        <w:t xml:space="preserve"> (</w:t>
+        <w:t>). But the same principle is involved in the case of the word "Corban" (</w:t>
       </w:r>
       <w:hyperlink r:id="rId146">
         <w:r>

--- a/eng/docx/022.content.docx
+++ b/eng/docx/022.content.docx
@@ -984,9 +984,420 @@
       </w:r>
       <w:r>
         <w:rPr>
+          <w:lang w:val="en_US" w:bidi="en_US"/>
+        </w:rPr>
+        <w:t xml:space="preserve">The Valley of Jezreel is the largest and most fertile valley in the land of Israel. It was named after the town of Jezreel. At first, Jezreel was the only town in the valley that the Israelites controlled during their early battles in the land (compare </w:t>
+      </w:r>
+      <w:hyperlink r:id="rId21">
+        <w:r>
+          <w:rPr>
+            <w:lang w:val="en_US" w:bidi="en_US"/>
+          </w:rPr>
+          <w:rPr>
+            <w:color w:val="0000EE"/>
+            <w:u w:val="single"/>
+          </w:rPr>
+          <w:t>Judges 1:27–30</w:t>
+        </w:r>
+      </w:hyperlink>
+      <w:r>
+        <w:rPr>
+          <w:lang w:val="en_US" w:bidi="en_US"/>
+        </w:rPr>
+        <w:t xml:space="preserve">). </w:t>
+      </w:r>
+    </w:p>
+    <w:p>
+      <w:pPr/>
+      <w:r>
+        <w:rPr>
+          <w:lang w:val="en_US" w:bidi="en_US"/>
+        </w:rPr>
+      </w:r>
+      <w:r>
+        <w:rPr>
+          <w:lang w:val="en_US" w:bidi="en_US"/>
+        </w:rPr>
+        <w:t>Later Greek writers called the valley “Esdraelon” (</w:t>
+      </w:r>
+      <w:hyperlink r:id="rId22">
+        <w:r>
+          <w:rPr>
+            <w:lang w:val="en_US" w:bidi="en_US"/>
+          </w:rPr>
+          <w:rPr>
+            <w:color w:val="0000EE"/>
+            <w:u w:val="single"/>
+          </w:rPr>
+          <w:t>Judith 1:8</w:t>
+        </w:r>
+      </w:hyperlink>
+      <w:r>
+        <w:rPr>
+          <w:lang w:val="en_US" w:bidi="en_US"/>
+        </w:rPr>
+        <w:t xml:space="preserve">). Some people have wrongly used this name only for the western part of the valley. Others have used “Jezreel” for the narrow part leading east toward the city of Beth-shan. But the Bible shows these are two different areas (compare </w:t>
+      </w:r>
+      <w:hyperlink r:id="rId23">
+        <w:r>
+          <w:rPr>
+            <w:lang w:val="en_US" w:bidi="en_US"/>
+          </w:rPr>
+          <w:rPr>
+            <w:color w:val="0000EE"/>
+            <w:u w:val="single"/>
+          </w:rPr>
+          <w:t>Joshua 17:16</w:t>
+        </w:r>
+      </w:hyperlink>
+      <w:r>
+        <w:rPr>
+          <w:lang w:val="en_US" w:bidi="en_US"/>
+        </w:rPr>
+        <w:t xml:space="preserve">; </w:t>
+      </w:r>
+      <w:hyperlink r:id="rId24">
+        <w:r>
+          <w:rPr>
+            <w:lang w:val="en_US" w:bidi="en_US"/>
+          </w:rPr>
+          <w:rPr>
+            <w:color w:val="0000EE"/>
+            <w:u w:val="single"/>
+          </w:rPr>
+          <w:t>Judges 1:27–28</w:t>
+        </w:r>
+      </w:hyperlink>
+      <w:r>
+        <w:rPr>
+          <w:lang w:val="en_US" w:bidi="en_US"/>
+        </w:rPr>
+        <w:t xml:space="preserve">; </w:t>
+      </w:r>
+      <w:hyperlink r:id="rId25">
+        <w:r>
+          <w:rPr>
+            <w:lang w:val="en_US" w:bidi="en_US"/>
+          </w:rPr>
+          <w:rPr>
+            <w:color w:val="0000EE"/>
+            <w:u w:val="single"/>
+          </w:rPr>
+          <w:t>Joshua 17:11</w:t>
+        </w:r>
+      </w:hyperlink>
+      <w:r>
+        <w:rPr>
+          <w:lang w:val="en_US" w:bidi="en_US"/>
+        </w:rPr>
+        <w:t xml:space="preserve">). Jezreel Valley included towns like Taanach and Megiddo. Beth-shan was nearby but counted separately (compare also </w:t>
+      </w:r>
+      <w:hyperlink r:id="rId26">
+        <w:r>
+          <w:rPr>
+            <w:lang w:val="en_US" w:bidi="en_US"/>
+          </w:rPr>
+          <w:rPr>
+            <w:color w:val="0000EE"/>
+            <w:u w:val="single"/>
+          </w:rPr>
+          <w:t>Hosea 1:5</w:t>
+        </w:r>
+      </w:hyperlink>
+      <w:r>
+        <w:rPr>
+          <w:lang w:val="en_US" w:bidi="en_US"/>
+        </w:rPr>
+        <w:t>).</w:t>
+      </w:r>
+    </w:p>
+    <w:p>
+      <w:pPr/>
+      <w:r>
+        <w:rPr>
+          <w:lang w:val="en_US" w:bidi="en_US"/>
+        </w:rPr>
+      </w:r>
+      <w:r>
+        <w:rPr>
+          <w:lang w:val="en_US" w:bidi="en_US"/>
+        </w:rPr>
+        <w:t>The Midianites camped in the Jezreel Valley, between the hill of Moreh and Mount Tabor (</w:t>
+      </w:r>
+      <w:hyperlink r:id="rId27">
+        <w:r>
+          <w:rPr>
+            <w:lang w:val="en_US" w:bidi="en_US"/>
+          </w:rPr>
+          <w:rPr>
+            <w:color w:val="0000EE"/>
+            <w:u w:val="single"/>
+          </w:rPr>
+          <w:t>Judges 6:33</w:t>
+        </w:r>
+      </w:hyperlink>
+      <w:r>
+        <w:rPr>
+          <w:lang w:val="en_US" w:bidi="en_US"/>
+        </w:rPr>
+        <w:t xml:space="preserve">; </w:t>
+      </w:r>
+      <w:hyperlink r:id="rId28">
+        <w:r>
+          <w:rPr>
+            <w:lang w:val="en_US" w:bidi="en_US"/>
+          </w:rPr>
+          <w:rPr>
+            <w:color w:val="0000EE"/>
+            <w:u w:val="single"/>
+          </w:rPr>
+          <w:t>7:1</w:t>
+        </w:r>
+      </w:hyperlink>
+      <w:r>
+        <w:rPr>
+          <w:lang w:val="en_US" w:bidi="en_US"/>
+        </w:rPr>
+        <w:t>). Barak defeated the army of Sisera and Jabin there, near Endor (</w:t>
+      </w:r>
+      <w:hyperlink r:id="rId29">
+        <w:r>
+          <w:rPr>
+            <w:lang w:val="en_US" w:bidi="en_US"/>
+          </w:rPr>
+          <w:rPr>
+            <w:color w:val="0000EE"/>
+            <w:u w:val="single"/>
+          </w:rPr>
+          <w:t>Psalm 83:9–10</w:t>
+        </w:r>
+      </w:hyperlink>
+      <w:r>
+        <w:rPr>
+          <w:lang w:val="en_US" w:bidi="en_US"/>
+        </w:rPr>
+        <w:t>). Later the Philistines gathered there to oppose King Saul (</w:t>
+      </w:r>
+      <w:hyperlink r:id="rId30">
+        <w:r>
+          <w:rPr>
+            <w:lang w:val="en_US" w:bidi="en_US"/>
+          </w:rPr>
+          <w:rPr>
+            <w:color w:val="0000EE"/>
+            <w:u w:val="single"/>
+          </w:rPr>
+          <w:t>1 Samuel 29:1, 11</w:t>
+        </w:r>
+      </w:hyperlink>
+      <w:r>
+        <w:rPr>
+          <w:lang w:val="en_US" w:bidi="en_US"/>
+        </w:rPr>
+        <w:t xml:space="preserve">; </w:t>
+      </w:r>
+      <w:hyperlink r:id="rId31">
+        <w:r>
+          <w:rPr>
+            <w:lang w:val="en_US" w:bidi="en_US"/>
+          </w:rPr>
+          <w:rPr>
+            <w:color w:val="0000EE"/>
+            <w:u w:val="single"/>
+          </w:rPr>
+          <w:t>2 Samuel 4:4</w:t>
+        </w:r>
+      </w:hyperlink>
+      <w:r>
+        <w:rPr>
+          <w:lang w:val="en_US" w:bidi="en_US"/>
+        </w:rPr>
+        <w:t>). During the time of Israel's kings, this valley was part of an administrative district (</w:t>
+      </w:r>
+      <w:hyperlink r:id="rId32">
+        <w:r>
+          <w:rPr>
+            <w:lang w:val="en_US" w:bidi="en_US"/>
+          </w:rPr>
+          <w:rPr>
+            <w:color w:val="0000EE"/>
+            <w:u w:val="single"/>
+          </w:rPr>
+          <w:t>2 Samuel 2:9</w:t>
+        </w:r>
+      </w:hyperlink>
+      <w:r>
+        <w:rPr>
+          <w:lang w:val="en_US" w:bidi="en_US"/>
+        </w:rPr>
+        <w:t xml:space="preserve">; </w:t>
+      </w:r>
+      <w:hyperlink r:id="rId33">
+        <w:r>
+          <w:rPr>
+            <w:lang w:val="en_US" w:bidi="en_US"/>
+          </w:rPr>
+          <w:rPr>
+            <w:color w:val="0000EE"/>
+            <w:u w:val="single"/>
+          </w:rPr>
+          <w:t>1 Kings 4:12</w:t>
+        </w:r>
+      </w:hyperlink>
+      <w:r>
+        <w:rPr>
+          <w:lang w:val="en_US" w:bidi="en_US"/>
+        </w:rPr>
+        <w:t>). The southern part of the valley may also be called the plain of Megiddo (</w:t>
+      </w:r>
+      <w:hyperlink r:id="rId34">
+        <w:r>
+          <w:rPr>
+            <w:lang w:val="en_US" w:bidi="en_US"/>
+          </w:rPr>
+          <w:rPr>
+            <w:color w:val="0000EE"/>
+            <w:u w:val="single"/>
+          </w:rPr>
+          <w:t>2 Chronicles 35:22</w:t>
+        </w:r>
+      </w:hyperlink>
+      <w:r>
+        <w:rPr>
+          <w:lang w:val="en_US" w:bidi="en_US"/>
+        </w:rPr>
+        <w:t xml:space="preserve">; </w:t>
+      </w:r>
+      <w:hyperlink r:id="rId35">
+        <w:r>
+          <w:rPr>
+            <w:lang w:val="en_US" w:bidi="en_US"/>
+          </w:rPr>
+          <w:rPr>
+            <w:color w:val="0000EE"/>
+            <w:u w:val="single"/>
+          </w:rPr>
+          <w:t>Zechariah 12:11</w:t>
+        </w:r>
+      </w:hyperlink>
+      <w:r>
+        <w:rPr>
+          <w:lang w:val="en_US" w:bidi="en_US"/>
+        </w:rPr>
+        <w:t>).</w:t>
+      </w:r>
+    </w:p>
+    <w:p>
+      <w:pPr/>
+      <w:r>
+        <w:rPr>
+          <w:lang w:val="en_US" w:bidi="en_US"/>
+        </w:rPr>
+      </w:r>
+      <w:r>
+        <w:rPr>
+          <w:lang w:val="en_US" w:bidi="en_US"/>
+        </w:rPr>
+        <w:t>Egyptian kings such as Thutmose III and Amenhotep II fought battles in this valley. In the late Bronze Age, towns like Megiddo were under Egypt’s control. The southwest part of the valley may have been called Harosheth-haggoyim, where armies gathered for war (</w:t>
+      </w:r>
+      <w:hyperlink r:id="rId36">
+        <w:r>
+          <w:rPr>
+            <w:lang w:val="en_US" w:bidi="en_US"/>
+          </w:rPr>
+          <w:rPr>
+            <w:color w:val="0000EE"/>
+            <w:u w:val="single"/>
+          </w:rPr>
+          <w:t>Judges 4:2, 13–16</w:t>
+        </w:r>
+      </w:hyperlink>
+      <w:r>
+        <w:rPr>
+          <w:lang w:val="en_US" w:bidi="en_US"/>
+        </w:rPr>
+        <w:t>).</w:t>
+      </w:r>
+    </w:p>
+    <w:p>
+      <w:pPr/>
+      <w:r>
+        <w:rPr>
+          <w:lang w:val="en_US" w:bidi="en_US"/>
+        </w:rPr>
+      </w:r>
+      <w:r>
+        <w:rPr>
           <w:i/>
           <w:lang w:val="en_US" w:bidi="en_US"/>
         </w:rPr>
+        <w:t>See also</w:t>
+      </w:r>
+      <w:r>
+        <w:rPr>
+          <w:lang w:val="en_US" w:bidi="en_US"/>
+        </w:rPr>
+        <w:t xml:space="preserve"> </w:t>
+      </w:r>
+      <w:r>
+        <w:rPr>
+          <w:lang w:val="en_US" w:bidi="en_US"/>
+        </w:rPr>
+        <w:t>Palestine</w:t>
+      </w:r>
+      <w:r>
+        <w:rPr>
+          <w:lang w:val="en_US" w:bidi="en_US"/>
+        </w:rPr>
+        <w:t>.</w:t>
+      </w:r>
+      <w:r>
+        <w:rPr>
+          <w:lang w:val="en_US" w:bidi="en_US"/>
+        </w:rPr>
+      </w:r>
+      <w:r>
+        <w:rPr>
+          <w:lang w:val="en_US" w:bidi="en_US"/>
+        </w:rPr>
+      </w:r>
+    </w:p>
+    <w:p>
+      <w:pPr/>
+      <w:r>
+        <w:rPr>
+          <w:lang w:val="en_US" w:bidi="en_US"/>
+        </w:rPr>
+      </w:r>
+    </w:p>
+    <w:p>
+      <w:pPr>
+        <w:pStyle w:val="Heading2"/>
+      </w:pPr>
+      <w:r>
+        <w:rPr>
+          <w:lang w:val="en_US" w:bidi="en_US"/>
+        </w:rPr>
+        <w:t>Valley of Jezreel</w:t>
+      </w:r>
+      <w:r>
+        <w:rPr>
+          <w:lang w:val="en_US" w:bidi="en_US"/>
+        </w:rPr>
+      </w:r>
+    </w:p>
+    <w:p>
+      <w:pPr/>
+      <w:r>
+        <w:rPr>
+          <w:lang w:val="en_US" w:bidi="en_US"/>
+        </w:rPr>
+      </w:r>
+      <w:r>
+        <w:rPr>
+          <w:i/>
+          <w:lang w:val="en_US" w:bidi="en_US"/>
+        </w:rPr>
         <w:t>See</w:t>
       </w:r>
       <w:r>
@@ -1055,7 +1466,7 @@
         </w:rPr>
         <w:t>The Valley of Rephaim is a geographical landmark that formed part of the border between the tribes of Judah and Benjamin. The King James Version calls it “the valley of the giants” (</w:t>
       </w:r>
-      <w:hyperlink r:id="rId21">
+      <w:hyperlink r:id="rId37">
         <w:r>
           <w:rPr>
             <w:lang w:val="en_US" w:bidi="en_US"/>
@@ -1073,7 +1484,7 @@
         </w:rPr>
         <w:t xml:space="preserve">; </w:t>
       </w:r>
-      <w:hyperlink r:id="rId22">
+      <w:hyperlink r:id="rId38">
         <w:r>
           <w:rPr>
             <w:lang w:val="en_US" w:bidi="en_US"/>
@@ -1105,7 +1516,7 @@
         </w:rPr>
         <w:t>People thought giants like the Anakim and the Nephilim often visited this valley. During King David's rule, the Philistine armies traveled from the coast to search for David in the Valley of Rephaim. This was after they heard David had been anointed king (</w:t>
       </w:r>
-      <w:hyperlink r:id="rId23">
+      <w:hyperlink r:id="rId39">
         <w:r>
           <w:rPr>
             <w:lang w:val="en_US" w:bidi="en_US"/>
@@ -1123,7 +1534,7 @@
         </w:rPr>
         <w:t xml:space="preserve">; </w:t>
       </w:r>
-      <w:hyperlink r:id="rId24">
+      <w:hyperlink r:id="rId40">
         <w:r>
           <w:rPr>
             <w:lang w:val="en_US" w:bidi="en_US"/>
@@ -1155,7 +1566,7 @@
         </w:rPr>
         <w:t>The Valley of Rephaim connected to the Wadi Serar, which led down to the Philistine coast. This valley was a fertile area where farmers grew grain (</w:t>
       </w:r>
-      <w:hyperlink r:id="rId25">
+      <w:hyperlink r:id="rId41">
         <w:r>
           <w:rPr>
             <w:lang w:val="en_US" w:bidi="en_US"/>
@@ -1316,7 +1727,7 @@
         </w:rPr>
         <w:t>First, David won a major victory over the Edomites there. One of David’s top warriors, Abishai, killed 18,000 Edomite soldiers during this battle (</w:t>
       </w:r>
-      <w:hyperlink r:id="rId26">
+      <w:hyperlink r:id="rId42">
         <w:r>
           <w:rPr>
             <w:lang w:val="en_US" w:bidi="en_US"/>
@@ -1334,7 +1745,7 @@
         </w:rPr>
         <w:t xml:space="preserve">; </w:t>
       </w:r>
-      <w:hyperlink r:id="rId27">
+      <w:hyperlink r:id="rId43">
         <w:r>
           <w:rPr>
             <w:lang w:val="en_US" w:bidi="en_US"/>
@@ -1366,7 +1777,7 @@
         </w:rPr>
         <w:t>Later, King Amaziah of Judah also defeated the Edomites in the same valley. After the battle, he captured the city of Sela. Sela was an important Edomite town in the nearby hills (</w:t>
       </w:r>
-      <w:hyperlink r:id="rId28">
+      <w:hyperlink r:id="rId44">
         <w:r>
           <w:rPr>
             <w:lang w:val="en_US" w:bidi="en_US"/>
@@ -1384,7 +1795,7 @@
         </w:rPr>
         <w:t xml:space="preserve">; </w:t>
       </w:r>
-      <w:hyperlink r:id="rId29">
+      <w:hyperlink r:id="rId45">
         <w:r>
           <w:rPr>
             <w:lang w:val="en_US" w:bidi="en_US"/>
@@ -1464,7 +1875,7 @@
         </w:rPr>
         <w:t xml:space="preserve">Valley near Salem, also called the King’s Valley in </w:t>
       </w:r>
-      <w:hyperlink r:id="rId30">
+      <w:hyperlink r:id="rId46">
         <w:r>
           <w:rPr>
             <w:lang w:val="en_US" w:bidi="en_US"/>
@@ -1622,7 +2033,7 @@
         </w:rPr>
         <w:t>Bani’s son and one of the priests who divorced his foreign wife at Ezra’s command (</w:t>
       </w:r>
-      <w:hyperlink r:id="rId31">
+      <w:hyperlink r:id="rId47">
         <w:r>
           <w:rPr>
             <w:lang w:val="en_US" w:bidi="en_US"/>
@@ -1688,7 +2099,7 @@
         </w:rPr>
         <w:t xml:space="preserve">KJV alternate name for Joel, Samuel’s son, in </w:t>
       </w:r>
-      <w:hyperlink r:id="rId32">
+      <w:hyperlink r:id="rId48">
         <w:r>
           <w:rPr>
             <w:lang w:val="en_US" w:bidi="en_US"/>
@@ -1779,7 +2190,7 @@
         </w:rPr>
         <w:t>Vashti was a queen of Persia. She was married to King Ahasuerus, who was also called Xerxes I. She lost her position as queen after she refused to appear before the guests at a royal banquet (</w:t>
       </w:r>
-      <w:hyperlink r:id="rId33">
+      <w:hyperlink r:id="rId49">
         <w:r>
           <w:rPr>
             <w:lang w:val="en_US" w:bidi="en_US"/>
@@ -2061,7 +2472,7 @@
         </w:rPr>
         <w:t>The curtain in the sanctuary separating the Holy Place from the Most Holy Place (</w:t>
       </w:r>
-      <w:hyperlink r:id="rId34">
+      <w:hyperlink r:id="rId50">
         <w:r>
           <w:rPr>
             <w:lang w:val="en_US" w:bidi="en_US"/>
@@ -3830,7 +4241,7 @@
         </w:rPr>
         <w:t xml:space="preserve"> literally means “inside of you.” It often meant “within reach.” Jesus’s statement in </w:t>
       </w:r>
-      <w:hyperlink r:id="rId35">
+      <w:hyperlink r:id="rId51">
         <w:r>
           <w:rPr>
             <w:lang w:val="en_US" w:bidi="en_US"/>
@@ -4343,7 +4754,7 @@
         </w:rPr>
         <w:t xml:space="preserve">The revision showed some textual changes in the book of Isaiah due to the Isaiah Scroll. It showed many changes in the Pauline Letters based on the Chester Beatty Papyrus, P46. There were other significant revisions. The story of the woman caught in adultery found in </w:t>
       </w:r>
-      <w:hyperlink r:id="rId36">
+      <w:hyperlink r:id="rId52">
         <w:r>
           <w:rPr>
             <w:lang w:val="en_US" w:bidi="en_US"/>
@@ -4361,7 +4772,7 @@
         </w:rPr>
         <w:t xml:space="preserve"> was not included in the text. It was placed in the margin because none of the early manuscripts contain this story. Similarly, the ending to Mark found in </w:t>
       </w:r>
-      <w:hyperlink r:id="rId37">
+      <w:hyperlink r:id="rId53">
         <w:r>
           <w:rPr>
             <w:lang w:val="en_US" w:bidi="en_US"/>
@@ -4462,7 +4873,7 @@
         </w:rPr>
         <w:t xml:space="preserve">It had international endorsements by Protestants, Greek Orthodox, and Roman Catholics. Evangelical and fundamental Christians did not receive the Revised Standard Version very well. This was primarily because of one verse, </w:t>
       </w:r>
-      <w:hyperlink r:id="rId38">
+      <w:hyperlink r:id="rId54">
         <w:r>
           <w:rPr>
             <w:lang w:val="en_US" w:bidi="en_US"/>
@@ -6623,7 +7034,7 @@
         </w:rPr>
         <w:t xml:space="preserve">The value of a thought-for-thought translation can be illustrated by comparing </w:t>
       </w:r>
-      <w:hyperlink r:id="rId39">
+      <w:hyperlink r:id="rId55">
         <w:r>
           <w:rPr>
             <w:lang w:val="en_US" w:bidi="en_US"/>
@@ -7066,6 +7477,38 @@
       </w:r>
       <w:r>
         <w:rPr>
+          <w:lang w:val="en_US" w:bidi="en_US"/>
+        </w:rPr>
+        <w:t>Vestments are special garments worn by priests. The Bible calls them “holy garments” or “priestly garments.” God gave instructions for making the garments worn by Aaron, the high priest, and by his sons when they served as priests (</w:t>
+      </w:r>
+      <w:hyperlink r:id="rId56">
+        <w:r>
+          <w:rPr>
+            <w:lang w:val="en_US" w:bidi="en_US"/>
+          </w:rPr>
+          <w:rPr>
+            <w:color w:val="0000EE"/>
+            <w:u w:val="single"/>
+          </w:rPr>
+          <w:t>Exodus 28:2–4</w:t>
+        </w:r>
+      </w:hyperlink>
+      <w:r>
+        <w:rPr>
+          <w:lang w:val="en_US" w:bidi="en_US"/>
+        </w:rPr>
+        <w:t>).</w:t>
+      </w:r>
+    </w:p>
+    <w:p>
+      <w:pPr/>
+      <w:r>
+        <w:rPr>
+          <w:lang w:val="en_US" w:bidi="en_US"/>
+        </w:rPr>
+      </w:r>
+      <w:r>
+        <w:rPr>
           <w:i/>
           <w:lang w:val="en_US" w:bidi="en_US"/>
         </w:rPr>
@@ -7137,7 +7580,7 @@
         </w:rPr>
         <w:t>Designation for a plant that produces an enticing but inedible fruit (</w:t>
       </w:r>
-      <w:hyperlink r:id="rId40">
+      <w:hyperlink r:id="rId57">
         <w:r>
           <w:rPr>
             <w:lang w:val="en_US" w:bidi="en_US"/>
@@ -7241,7 +7684,7 @@
         </w:rPr>
         <w:t>) is mentioned throughout the Bible. The fruitful vine (</w:t>
       </w:r>
-      <w:hyperlink r:id="rId41">
+      <w:hyperlink r:id="rId58">
         <w:r>
           <w:rPr>
             <w:lang w:val="en_US" w:bidi="en_US"/>
@@ -7259,7 +7702,7 @@
         </w:rPr>
         <w:t>) and the vine brought out of Egypt (</w:t>
       </w:r>
-      <w:hyperlink r:id="rId42">
+      <w:hyperlink r:id="rId59">
         <w:r>
           <w:rPr>
             <w:lang w:val="en_US" w:bidi="en_US"/>
@@ -7277,7 +7720,7 @@
         </w:rPr>
         <w:t>) were used as symbols of the Jewish people. Jesus compared himself to the true vine, with his disciples being the branches (</w:t>
       </w:r>
-      <w:hyperlink r:id="rId43">
+      <w:hyperlink r:id="rId60">
         <w:r>
           <w:rPr>
             <w:lang w:val="en_US" w:bidi="en_US"/>
@@ -7309,7 +7752,7 @@
         </w:rPr>
         <w:t>The grapevine of Europe, Asia, and Africa sometimes grows like a tree, with stems up to 45.7 centimeters (1.5 feet) across. The branches are often trained on a trellis and can produce bunches of grapes weighing 4.5 to 5.4 kilograms (10 to 12 pounds), with individual grapes as large as small plums. Some bunches have been known to weigh as much as 11.8 kilograms (26 pounds). The vines of the Holy Land were always famous for their abundant growth and for the huge clusters of grapes they produced. This explains why the spies sent to explore the promised land needed a pole to carry some of the grape clusters back (</w:t>
       </w:r>
-      <w:hyperlink r:id="rId44">
+      <w:hyperlink r:id="rId61">
         <w:r>
           <w:rPr>
             <w:lang w:val="en_US" w:bidi="en_US"/>
@@ -7354,7 +7797,7 @@
         </w:rPr>
         <w:t xml:space="preserve">) is mentioned in </w:t>
       </w:r>
-      <w:hyperlink r:id="rId45">
+      <w:hyperlink r:id="rId62">
         <w:r>
           <w:rPr>
             <w:lang w:val="en_US" w:bidi="en_US"/>
@@ -7372,7 +7815,7 @@
         </w:rPr>
         <w:t xml:space="preserve">, </w:t>
       </w:r>
-      <w:hyperlink r:id="rId46">
+      <w:hyperlink r:id="rId63">
         <w:r>
           <w:rPr>
             <w:lang w:val="en_US" w:bidi="en_US"/>
@@ -7390,7 +7833,7 @@
         </w:rPr>
         <w:t xml:space="preserve">, and </w:t>
       </w:r>
-      <w:hyperlink r:id="rId47">
+      <w:hyperlink r:id="rId64">
         <w:r>
           <w:rPr>
             <w:lang w:val="en_US" w:bidi="en_US"/>
@@ -7497,6 +7940,20 @@
       </w:r>
       <w:r>
         <w:rPr>
+          <w:lang w:val="en_US" w:bidi="en_US"/>
+        </w:rPr>
+        <w:t>A vinedresser is a person who cares for grapevines. Vinedressers plant, prune, and protect the vines so they can produce healthy grapes.</w:t>
+      </w:r>
+    </w:p>
+    <w:p>
+      <w:pPr/>
+      <w:r>
+        <w:rPr>
+          <w:lang w:val="en_US" w:bidi="en_US"/>
+        </w:rPr>
+      </w:r>
+      <w:r>
+        <w:rPr>
           <w:i/>
           <w:lang w:val="en_US" w:bidi="en_US"/>
         </w:rPr>
@@ -7564,6 +8021,74 @@
       </w:r>
       <w:r>
         <w:rPr>
+          <w:lang w:val="en_US" w:bidi="en_US"/>
+        </w:rPr>
+        <w:t>Vinegar is a sour liquid made from wine or another fermented drink. In Bible times, people used it as a drink (</w:t>
+      </w:r>
+      <w:hyperlink r:id="rId65">
+        <w:r>
+          <w:rPr>
+            <w:lang w:val="en_US" w:bidi="en_US"/>
+          </w:rPr>
+          <w:rPr>
+            <w:color w:val="0000EE"/>
+            <w:u w:val="single"/>
+          </w:rPr>
+          <w:t>Numbers 6:3</w:t>
+        </w:r>
+      </w:hyperlink>
+      <w:r>
+        <w:rPr>
+          <w:lang w:val="en_US" w:bidi="en_US"/>
+        </w:rPr>
+        <w:t xml:space="preserve">; “sour wine” in </w:t>
+      </w:r>
+      <w:hyperlink r:id="rId66">
+        <w:r>
+          <w:rPr>
+            <w:lang w:val="en_US" w:bidi="en_US"/>
+          </w:rPr>
+          <w:rPr>
+            <w:color w:val="0000EE"/>
+            <w:u w:val="single"/>
+          </w:rPr>
+          <w:t>John 19:29–30</w:t>
+        </w:r>
+      </w:hyperlink>
+      <w:r>
+        <w:rPr>
+          <w:lang w:val="en_US" w:bidi="en_US"/>
+        </w:rPr>
+        <w:t>). People also used it as a seasoning at a simple meal (</w:t>
+      </w:r>
+      <w:hyperlink r:id="rId67">
+        <w:r>
+          <w:rPr>
+            <w:lang w:val="en_US" w:bidi="en_US"/>
+          </w:rPr>
+          <w:rPr>
+            <w:color w:val="0000EE"/>
+            <w:u w:val="single"/>
+          </w:rPr>
+          <w:t>Ruth 2:14</w:t>
+        </w:r>
+      </w:hyperlink>
+      <w:r>
+        <w:rPr>
+          <w:lang w:val="en_US" w:bidi="en_US"/>
+        </w:rPr>
+        <w:t>).</w:t>
+      </w:r>
+    </w:p>
+    <w:p>
+      <w:pPr/>
+      <w:r>
+        <w:rPr>
+          <w:lang w:val="en_US" w:bidi="en_US"/>
+        </w:rPr>
+      </w:r>
+      <w:r>
+        <w:rPr>
           <w:i/>
           <w:lang w:val="en_US" w:bidi="en_US"/>
         </w:rPr>
@@ -7649,7 +8174,7 @@
         </w:rPr>
         <w:t>Scripture mentions grapevines in both literal and figurative senses. Grapevines probably originated in the Ararat region (</w:t>
       </w:r>
-      <w:hyperlink r:id="rId48">
+      <w:hyperlink r:id="rId68">
         <w:r>
           <w:rPr>
             <w:lang w:val="en_US" w:bidi="en_US"/>
@@ -7667,7 +8192,7 @@
         </w:rPr>
         <w:t>). The vine was also cultivated in ancient Egypt, where tomb murals depict wine-making. The Canaanites provided wine for Abraham (</w:t>
       </w:r>
-      <w:hyperlink r:id="rId49">
+      <w:hyperlink r:id="rId69">
         <w:r>
           <w:rPr>
             <w:lang w:val="en_US" w:bidi="en_US"/>
@@ -7685,7 +8210,7 @@
         </w:rPr>
         <w:t>). Moses described the vineyards in the promised land (</w:t>
       </w:r>
-      <w:hyperlink r:id="rId50">
+      <w:hyperlink r:id="rId70">
         <w:r>
           <w:rPr>
             <w:lang w:val="en_US" w:bidi="en_US"/>
@@ -7728,7 +8253,7 @@
         </w:rPr>
         <w:t>Excellent grapes from the valleys and plains provided fruit and wine to enhance the bland diet of the Hebrews (</w:t>
       </w:r>
-      <w:hyperlink r:id="rId51">
+      <w:hyperlink r:id="rId71">
         <w:r>
           <w:rPr>
             <w:lang w:val="en_US" w:bidi="en_US"/>
@@ -7746,7 +8271,7 @@
         </w:rPr>
         <w:t xml:space="preserve">; </w:t>
       </w:r>
-      <w:hyperlink r:id="rId52">
+      <w:hyperlink r:id="rId72">
         <w:r>
           <w:rPr>
             <w:lang w:val="en_US" w:bidi="en_US"/>
@@ -7764,7 +8289,7 @@
         </w:rPr>
         <w:t xml:space="preserve">; </w:t>
       </w:r>
-      <w:hyperlink r:id="rId53">
+      <w:hyperlink r:id="rId73">
         <w:r>
           <w:rPr>
             <w:lang w:val="en_US" w:bidi="en_US"/>
@@ -7782,6 +8307,1516 @@
         </w:rPr>
         <w:t xml:space="preserve">). Wine was an important product that people bought and sold. This trade was very active during the time of Israel's last kings (compare </w:t>
       </w:r>
+      <w:hyperlink r:id="rId74">
+        <w:r>
+          <w:rPr>
+            <w:lang w:val="en_US" w:bidi="en_US"/>
+          </w:rPr>
+          <w:rPr>
+            <w:color w:val="0000EE"/>
+            <w:u w:val="single"/>
+          </w:rPr>
+          <w:t>Ezekiel 27:18</w:t>
+        </w:r>
+      </w:hyperlink>
+      <w:r>
+        <w:rPr>
+          <w:lang w:val="en_US" w:bidi="en_US"/>
+        </w:rPr>
+        <w:t>). It continued to be important later when the Greeks and Romans ruled over the land. For the Hebrews, an ideal picture of life was of a man peacefully in one place, cultivating his plot of land, and sitting under his vine (</w:t>
+      </w:r>
+      <w:hyperlink r:id="rId75">
+        <w:r>
+          <w:rPr>
+            <w:lang w:val="en_US" w:bidi="en_US"/>
+          </w:rPr>
+          <w:rPr>
+            <w:color w:val="0000EE"/>
+            <w:u w:val="single"/>
+          </w:rPr>
+          <w:t>1 Kings 4:25</w:t>
+        </w:r>
+      </w:hyperlink>
+      <w:r>
+        <w:rPr>
+          <w:lang w:val="en_US" w:bidi="en_US"/>
+        </w:rPr>
+        <w:t>).</w:t>
+      </w:r>
+    </w:p>
+    <w:p>
+      <w:pPr>
+        <w:pStyle w:val="Heading3"/>
+      </w:pPr>
+      <w:r>
+        <w:rPr>
+          <w:lang w:val="en_US" w:bidi="en_US"/>
+        </w:rPr>
+        <w:t>Growing and Harvesting Grapes</w:t>
+      </w:r>
+    </w:p>
+    <w:p>
+      <w:pPr/>
+      <w:r>
+        <w:rPr>
+          <w:lang w:val="en_US" w:bidi="en_US"/>
+        </w:rPr>
+      </w:r>
+      <w:r>
+        <w:rPr>
+          <w:lang w:val="en_US" w:bidi="en_US"/>
+        </w:rPr>
+        <w:t>A protective hedge or fence surrounded the typical vineyard. At harvest time, guards would stay in a watchtower to guard the crop from thieves (</w:t>
+      </w:r>
+      <w:hyperlink r:id="rId76">
+        <w:r>
+          <w:rPr>
+            <w:lang w:val="en_US" w:bidi="en_US"/>
+          </w:rPr>
+          <w:rPr>
+            <w:color w:val="0000EE"/>
+            <w:u w:val="single"/>
+          </w:rPr>
+          <w:t>Job 24:18</w:t>
+        </w:r>
+      </w:hyperlink>
+      <w:r>
+        <w:rPr>
+          <w:lang w:val="en_US" w:bidi="en_US"/>
+        </w:rPr>
+        <w:t xml:space="preserve">; </w:t>
+      </w:r>
+      <w:hyperlink r:id="rId77">
+        <w:r>
+          <w:rPr>
+            <w:lang w:val="en_US" w:bidi="en_US"/>
+          </w:rPr>
+          <w:rPr>
+            <w:color w:val="0000EE"/>
+            <w:u w:val="single"/>
+          </w:rPr>
+          <w:t>Isaiah 1:8</w:t>
+        </w:r>
+      </w:hyperlink>
+      <w:r>
+        <w:rPr>
+          <w:lang w:val="en_US" w:bidi="en_US"/>
+        </w:rPr>
+        <w:t xml:space="preserve">; </w:t>
+      </w:r>
+      <w:hyperlink r:id="rId78">
+        <w:r>
+          <w:rPr>
+            <w:lang w:val="en_US" w:bidi="en_US"/>
+          </w:rPr>
+          <w:rPr>
+            <w:color w:val="0000EE"/>
+            <w:u w:val="single"/>
+          </w:rPr>
+          <w:t>Mark 12:1</w:t>
+        </w:r>
+      </w:hyperlink>
+      <w:r>
+        <w:rPr>
+          <w:lang w:val="en_US" w:bidi="en_US"/>
+        </w:rPr>
+        <w:t>). The vines were planted in rows in the enclosed area. As the plants grew, the tendrils were trained along supports to raise the fruit-bearing branches off the ground (</w:t>
+      </w:r>
+      <w:hyperlink r:id="rId79">
+        <w:r>
+          <w:rPr>
+            <w:lang w:val="en_US" w:bidi="en_US"/>
+          </w:rPr>
+          <w:rPr>
+            <w:color w:val="0000EE"/>
+            <w:u w:val="single"/>
+          </w:rPr>
+          <w:t>Ezekiel 17:6</w:t>
+        </w:r>
+      </w:hyperlink>
+      <w:r>
+        <w:rPr>
+          <w:lang w:val="en_US" w:bidi="en_US"/>
+        </w:rPr>
+        <w:t>). Vinedressers pruned and tended the vines (</w:t>
+      </w:r>
+      <w:hyperlink r:id="rId80">
+        <w:r>
+          <w:rPr>
+            <w:lang w:val="en_US" w:bidi="en_US"/>
+          </w:rPr>
+          <w:rPr>
+            <w:color w:val="0000EE"/>
+            <w:u w:val="single"/>
+          </w:rPr>
+          <w:t>Leviticus 25:3</w:t>
+        </w:r>
+      </w:hyperlink>
+      <w:r>
+        <w:rPr>
+          <w:lang w:val="en_US" w:bidi="en_US"/>
+        </w:rPr>
+        <w:t xml:space="preserve">; </w:t>
+      </w:r>
+      <w:hyperlink r:id="rId81">
+        <w:r>
+          <w:rPr>
+            <w:lang w:val="en_US" w:bidi="en_US"/>
+          </w:rPr>
+          <w:rPr>
+            <w:color w:val="0000EE"/>
+            <w:u w:val="single"/>
+          </w:rPr>
+          <w:t>Isaiah 61:5</w:t>
+        </w:r>
+      </w:hyperlink>
+      <w:r>
+        <w:rPr>
+          <w:lang w:val="en_US" w:bidi="en_US"/>
+        </w:rPr>
+        <w:t xml:space="preserve">; </w:t>
+      </w:r>
+      <w:hyperlink r:id="rId82">
+        <w:r>
+          <w:rPr>
+            <w:lang w:val="en_US" w:bidi="en_US"/>
+          </w:rPr>
+          <w:rPr>
+            <w:color w:val="0000EE"/>
+            <w:u w:val="single"/>
+          </w:rPr>
+          <w:t>Joel 3:10</w:t>
+        </w:r>
+      </w:hyperlink>
+      <w:r>
+        <w:rPr>
+          <w:lang w:val="en_US" w:bidi="en_US"/>
+        </w:rPr>
+        <w:t xml:space="preserve">; </w:t>
+      </w:r>
+      <w:hyperlink r:id="rId83">
+        <w:r>
+          <w:rPr>
+            <w:lang w:val="en_US" w:bidi="en_US"/>
+          </w:rPr>
+          <w:rPr>
+            <w:color w:val="0000EE"/>
+            <w:u w:val="single"/>
+          </w:rPr>
+          <w:t>John 15:2</w:t>
+        </w:r>
+      </w:hyperlink>
+      <w:r>
+        <w:rPr>
+          <w:lang w:val="en_US" w:bidi="en_US"/>
+        </w:rPr>
+        <w:t>). At harvest time the mature fruit was picked and taken to the winepresses (</w:t>
+      </w:r>
+      <w:hyperlink r:id="rId84">
+        <w:r>
+          <w:rPr>
+            <w:lang w:val="en_US" w:bidi="en_US"/>
+          </w:rPr>
+          <w:rPr>
+            <w:color w:val="0000EE"/>
+            <w:u w:val="single"/>
+          </w:rPr>
+          <w:t>Hosea 9:2</w:t>
+        </w:r>
+      </w:hyperlink>
+      <w:r>
+        <w:rPr>
+          <w:lang w:val="en_US" w:bidi="en_US"/>
+        </w:rPr>
+        <w:t>). The treading of the grapes was a celebratory occasion (</w:t>
+      </w:r>
+      <w:hyperlink r:id="rId85">
+        <w:r>
+          <w:rPr>
+            <w:lang w:val="en_US" w:bidi="en_US"/>
+          </w:rPr>
+          <w:rPr>
+            <w:color w:val="0000EE"/>
+            <w:u w:val="single"/>
+          </w:rPr>
+          <w:t>Isaiah 16:10</w:t>
+        </w:r>
+      </w:hyperlink>
+      <w:r>
+        <w:rPr>
+          <w:lang w:val="en_US" w:bidi="en_US"/>
+        </w:rPr>
+        <w:t xml:space="preserve">; </w:t>
+      </w:r>
+      <w:hyperlink r:id="rId86">
+        <w:r>
+          <w:rPr>
+            <w:lang w:val="en_US" w:bidi="en_US"/>
+          </w:rPr>
+          <w:rPr>
+            <w:color w:val="0000EE"/>
+            <w:u w:val="single"/>
+          </w:rPr>
+          <w:t>Jeremiah 25:30</w:t>
+        </w:r>
+      </w:hyperlink>
+      <w:r>
+        <w:rPr>
+          <w:lang w:val="en_US" w:bidi="en_US"/>
+        </w:rPr>
+        <w:t>). The fermenting juice was collected in new goatskin bags or large pottery jars (</w:t>
+      </w:r>
+      <w:hyperlink r:id="rId87">
+        <w:r>
+          <w:rPr>
+            <w:lang w:val="en_US" w:bidi="en_US"/>
+          </w:rPr>
+          <w:rPr>
+            <w:color w:val="0000EE"/>
+            <w:u w:val="single"/>
+          </w:rPr>
+          <w:t>Matthew 9:17</w:t>
+        </w:r>
+      </w:hyperlink>
+      <w:r>
+        <w:rPr>
+          <w:lang w:val="en_US" w:bidi="en_US"/>
+        </w:rPr>
+        <w:t>).</w:t>
+      </w:r>
+    </w:p>
+    <w:p>
+      <w:pPr>
+        <w:pStyle w:val="Heading3"/>
+      </w:pPr>
+      <w:r>
+        <w:rPr>
+          <w:lang w:val="en_US" w:bidi="en_US"/>
+        </w:rPr>
+        <w:t>The Role of Vineyards in Daily Life</w:t>
+      </w:r>
+    </w:p>
+    <w:p>
+      <w:pPr/>
+      <w:r>
+        <w:rPr>
+          <w:lang w:val="en_US" w:bidi="en_US"/>
+        </w:rPr>
+      </w:r>
+      <w:r>
+        <w:rPr>
+          <w:lang w:val="en_US" w:bidi="en_US"/>
+        </w:rPr>
+        <w:t>Grape harvest workers could be exempted from military service, showing its economic importance. Taxes and debts were often paid with wine instead of money. The law provided for the poor to glean in the vineyards as in the wheat fields, collecting any grapes or grain that were left behind after harvest (</w:t>
+      </w:r>
+      <w:hyperlink r:id="rId88">
+        <w:r>
+          <w:rPr>
+            <w:lang w:val="en_US" w:bidi="en_US"/>
+          </w:rPr>
+          <w:rPr>
+            <w:color w:val="0000EE"/>
+            <w:u w:val="single"/>
+          </w:rPr>
+          <w:t>Leviticus 19:9–10</w:t>
+        </w:r>
+      </w:hyperlink>
+      <w:r>
+        <w:rPr>
+          <w:lang w:val="en_US" w:bidi="en_US"/>
+        </w:rPr>
+        <w:t>). Vines that did not produce fruit were used for producing charcoal (</w:t>
+      </w:r>
+      <w:hyperlink r:id="rId89">
+        <w:r>
+          <w:rPr>
+            <w:lang w:val="en_US" w:bidi="en_US"/>
+          </w:rPr>
+          <w:rPr>
+            <w:color w:val="0000EE"/>
+            <w:u w:val="single"/>
+          </w:rPr>
+          <w:t>Ezekiel 15:4</w:t>
+        </w:r>
+      </w:hyperlink>
+      <w:r>
+        <w:rPr>
+          <w:lang w:val="en_US" w:bidi="en_US"/>
+        </w:rPr>
+        <w:t xml:space="preserve">; </w:t>
+      </w:r>
+      <w:hyperlink r:id="rId90">
+        <w:r>
+          <w:rPr>
+            <w:lang w:val="en_US" w:bidi="en_US"/>
+          </w:rPr>
+          <w:rPr>
+            <w:color w:val="0000EE"/>
+            <w:u w:val="single"/>
+          </w:rPr>
+          <w:t>John 15:6</w:t>
+        </w:r>
+      </w:hyperlink>
+      <w:r>
+        <w:rPr>
+          <w:lang w:val="en_US" w:bidi="en_US"/>
+        </w:rPr>
+        <w:t>).</w:t>
+      </w:r>
+    </w:p>
+    <w:p>
+      <w:pPr>
+        <w:pStyle w:val="Heading3"/>
+      </w:pPr>
+      <w:r>
+        <w:rPr>
+          <w:lang w:val="en_US" w:bidi="en_US"/>
+        </w:rPr>
+        <w:t>The Teaching of Jesus About Vines and Wine</w:t>
+      </w:r>
+    </w:p>
+    <w:p>
+      <w:pPr/>
+      <w:r>
+        <w:rPr>
+          <w:lang w:val="en_US" w:bidi="en_US"/>
+        </w:rPr>
+      </w:r>
+      <w:r>
+        <w:rPr>
+          <w:lang w:val="en_US" w:bidi="en_US"/>
+        </w:rPr>
+        <w:t>Jesus frequently used the vineyard as a background for his parables (</w:t>
+      </w:r>
+      <w:hyperlink r:id="rId91">
+        <w:r>
+          <w:rPr>
+            <w:lang w:val="en_US" w:bidi="en_US"/>
+          </w:rPr>
+          <w:rPr>
+            <w:color w:val="0000EE"/>
+            <w:u w:val="single"/>
+          </w:rPr>
+          <w:t>Matthew 20:1–16</w:t>
+        </w:r>
+      </w:hyperlink>
+      <w:r>
+        <w:rPr>
+          <w:lang w:val="en_US" w:bidi="en_US"/>
+        </w:rPr>
+        <w:t xml:space="preserve">; </w:t>
+      </w:r>
+      <w:hyperlink r:id="rId92">
+        <w:r>
+          <w:rPr>
+            <w:lang w:val="en_US" w:bidi="en_US"/>
+          </w:rPr>
+          <w:rPr>
+            <w:color w:val="0000EE"/>
+            <w:u w:val="single"/>
+          </w:rPr>
+          <w:t>21:28–43</w:t>
+        </w:r>
+      </w:hyperlink>
+      <w:r>
+        <w:rPr>
+          <w:lang w:val="en_US" w:bidi="en_US"/>
+        </w:rPr>
+        <w:t xml:space="preserve">; </w:t>
+      </w:r>
+      <w:hyperlink r:id="rId93">
+        <w:r>
+          <w:rPr>
+            <w:lang w:val="en_US" w:bidi="en_US"/>
+          </w:rPr>
+          <w:rPr>
+            <w:color w:val="0000EE"/>
+            <w:u w:val="single"/>
+          </w:rPr>
+          <w:t>Mark 12:1–11</w:t>
+        </w:r>
+      </w:hyperlink>
+      <w:r>
+        <w:rPr>
+          <w:lang w:val="en_US" w:bidi="en_US"/>
+        </w:rPr>
+        <w:t xml:space="preserve">; </w:t>
+      </w:r>
+      <w:hyperlink r:id="rId94">
+        <w:r>
+          <w:rPr>
+            <w:lang w:val="en_US" w:bidi="en_US"/>
+          </w:rPr>
+          <w:rPr>
+            <w:color w:val="0000EE"/>
+            <w:u w:val="single"/>
+          </w:rPr>
+          <w:t>Luke 13:6–9</w:t>
+        </w:r>
+      </w:hyperlink>
+      <w:r>
+        <w:rPr>
+          <w:lang w:val="en_US" w:bidi="en_US"/>
+        </w:rPr>
+        <w:t xml:space="preserve">; </w:t>
+      </w:r>
+      <w:hyperlink r:id="rId95">
+        <w:r>
+          <w:rPr>
+            <w:lang w:val="en_US" w:bidi="en_US"/>
+          </w:rPr>
+          <w:rPr>
+            <w:color w:val="0000EE"/>
+            <w:u w:val="single"/>
+          </w:rPr>
+          <w:t>20:9–18</w:t>
+        </w:r>
+      </w:hyperlink>
+      <w:r>
+        <w:rPr>
+          <w:lang w:val="en_US" w:bidi="en_US"/>
+        </w:rPr>
+        <w:t>). Wine-making methods were commonly known and understood. The story Jesus told of placing new wine in old wineskins was easily recognizable for New Testament listeners (</w:t>
+      </w:r>
+      <w:hyperlink r:id="rId87">
+        <w:r>
+          <w:rPr>
+            <w:lang w:val="en_US" w:bidi="en_US"/>
+          </w:rPr>
+          <w:rPr>
+            <w:color w:val="0000EE"/>
+            <w:u w:val="single"/>
+          </w:rPr>
+          <w:t>Matthew 9:17</w:t>
+        </w:r>
+      </w:hyperlink>
+      <w:r>
+        <w:rPr>
+          <w:lang w:val="en_US" w:bidi="en_US"/>
+        </w:rPr>
+        <w:t>). In a symbolic sense, Christ described himself as the true vine, and his blood became the sacramental wine of communion (</w:t>
+      </w:r>
+      <w:hyperlink r:id="rId96">
+        <w:r>
+          <w:rPr>
+            <w:lang w:val="en_US" w:bidi="en_US"/>
+          </w:rPr>
+          <w:rPr>
+            <w:color w:val="0000EE"/>
+            <w:u w:val="single"/>
+          </w:rPr>
+          <w:t>John 15:1–11</w:t>
+        </w:r>
+      </w:hyperlink>
+      <w:r>
+        <w:rPr>
+          <w:lang w:val="en_US" w:bidi="en_US"/>
+        </w:rPr>
+        <w:t>).</w:t>
+      </w:r>
+    </w:p>
+    <w:p>
+      <w:pPr/>
+      <w:r>
+        <w:rPr>
+          <w:lang w:val="en_US" w:bidi="en_US"/>
+        </w:rPr>
+      </w:r>
+      <w:r>
+        <w:rPr>
+          <w:i/>
+          <w:lang w:val="en_US" w:bidi="en_US"/>
+        </w:rPr>
+        <w:t>See also</w:t>
+      </w:r>
+      <w:r>
+        <w:rPr>
+          <w:lang w:val="en_US" w:bidi="en_US"/>
+        </w:rPr>
+        <w:t xml:space="preserve"> </w:t>
+      </w:r>
+      <w:r>
+        <w:rPr>
+          <w:lang w:val="en_US" w:bidi="en_US"/>
+        </w:rPr>
+        <w:t>Agriculture</w:t>
+      </w:r>
+      <w:r>
+        <w:rPr>
+          <w:lang w:val="en_US" w:bidi="en_US"/>
+        </w:rPr>
+        <w:t xml:space="preserve">; </w:t>
+      </w:r>
+      <w:r>
+        <w:rPr>
+          <w:lang w:val="en_US" w:bidi="en_US"/>
+        </w:rPr>
+        <w:t>Plants</w:t>
+      </w:r>
+      <w:r>
+        <w:rPr>
+          <w:lang w:val="en_US" w:bidi="en_US"/>
+        </w:rPr>
+        <w:t>.</w:t>
+      </w:r>
+      <w:r>
+        <w:rPr>
+          <w:lang w:val="en_US" w:bidi="en_US"/>
+        </w:rPr>
+      </w:r>
+      <w:r>
+        <w:rPr>
+          <w:lang w:val="en_US" w:bidi="en_US"/>
+        </w:rPr>
+      </w:r>
+    </w:p>
+    <w:p>
+      <w:pPr/>
+      <w:r>
+        <w:rPr>
+          <w:lang w:val="en_US" w:bidi="en_US"/>
+        </w:rPr>
+      </w:r>
+    </w:p>
+    <w:p>
+      <w:pPr>
+        <w:pStyle w:val="Heading2"/>
+      </w:pPr>
+      <w:r>
+        <w:rPr>
+          <w:lang w:val="en_US" w:bidi="en_US"/>
+        </w:rPr>
+        <w:t>Viol</w:t>
+      </w:r>
+      <w:r>
+        <w:rPr>
+          <w:lang w:val="en_US" w:bidi="en_US"/>
+        </w:rPr>
+      </w:r>
+    </w:p>
+    <w:p>
+      <w:pPr/>
+      <w:r>
+        <w:rPr>
+          <w:lang w:val="en_US" w:bidi="en_US"/>
+        </w:rPr>
+      </w:r>
+      <w:r>
+        <w:rPr>
+          <w:lang w:val="en_US" w:bidi="en_US"/>
+        </w:rPr>
+        <w:t xml:space="preserve">The King James Version translation of harp in </w:t>
+      </w:r>
+      <w:hyperlink r:id="rId97">
+        <w:r>
+          <w:rPr>
+            <w:lang w:val="en_US" w:bidi="en_US"/>
+          </w:rPr>
+          <w:rPr>
+            <w:color w:val="0000EE"/>
+            <w:u w:val="single"/>
+          </w:rPr>
+          <w:t>Isaiah 5:12</w:t>
+        </w:r>
+      </w:hyperlink>
+      <w:r>
+        <w:rPr>
+          <w:lang w:val="en_US" w:bidi="en_US"/>
+        </w:rPr>
+        <w:t xml:space="preserve">; </w:t>
+      </w:r>
+      <w:hyperlink r:id="rId98">
+        <w:r>
+          <w:rPr>
+            <w:lang w:val="en_US" w:bidi="en_US"/>
+          </w:rPr>
+          <w:rPr>
+            <w:color w:val="0000EE"/>
+            <w:u w:val="single"/>
+          </w:rPr>
+          <w:t>14:11</w:t>
+        </w:r>
+      </w:hyperlink>
+      <w:r>
+        <w:rPr>
+          <w:lang w:val="en_US" w:bidi="en_US"/>
+        </w:rPr>
+        <w:t xml:space="preserve">; </w:t>
+      </w:r>
+      <w:hyperlink r:id="rId99">
+        <w:r>
+          <w:rPr>
+            <w:lang w:val="en_US" w:bidi="en_US"/>
+          </w:rPr>
+          <w:rPr>
+            <w:color w:val="0000EE"/>
+            <w:u w:val="single"/>
+          </w:rPr>
+          <w:t>Amos 5:23</w:t>
+        </w:r>
+      </w:hyperlink>
+      <w:r>
+        <w:rPr>
+          <w:lang w:val="en_US" w:bidi="en_US"/>
+        </w:rPr>
+        <w:t xml:space="preserve">; and </w:t>
+      </w:r>
+      <w:hyperlink r:id="rId100">
+        <w:r>
+          <w:rPr>
+            <w:lang w:val="en_US" w:bidi="en_US"/>
+          </w:rPr>
+          <w:rPr>
+            <w:color w:val="0000EE"/>
+            <w:u w:val="single"/>
+          </w:rPr>
+          <w:t>6:5</w:t>
+        </w:r>
+      </w:hyperlink>
+      <w:r>
+        <w:rPr>
+          <w:lang w:val="en_US" w:bidi="en_US"/>
+        </w:rPr>
+        <w:t xml:space="preserve">. </w:t>
+      </w:r>
+    </w:p>
+    <w:p>
+      <w:pPr/>
+      <w:r>
+        <w:rPr>
+          <w:lang w:val="en_US" w:bidi="en_US"/>
+        </w:rPr>
+      </w:r>
+      <w:r>
+        <w:rPr>
+          <w:i/>
+          <w:lang w:val="en_US" w:bidi="en_US"/>
+        </w:rPr>
+        <w:t>See</w:t>
+      </w:r>
+      <w:r>
+        <w:rPr>
+          <w:lang w:val="en_US" w:bidi="en_US"/>
+        </w:rPr>
+        <w:t xml:space="preserve"> </w:t>
+      </w:r>
+      <w:r>
+        <w:rPr>
+          <w:lang w:val="en_US" w:bidi="en_US"/>
+        </w:rPr>
+        <w:t>Musical Instruments (Nebel)</w:t>
+      </w:r>
+      <w:r>
+        <w:rPr>
+          <w:lang w:val="en_US" w:bidi="en_US"/>
+        </w:rPr>
+        <w:t>.</w:t>
+      </w:r>
+      <w:r>
+        <w:rPr>
+          <w:lang w:val="en_US" w:bidi="en_US"/>
+        </w:rPr>
+      </w:r>
+      <w:r>
+        <w:rPr>
+          <w:lang w:val="en_US" w:bidi="en_US"/>
+        </w:rPr>
+      </w:r>
+    </w:p>
+    <w:p>
+      <w:pPr/>
+      <w:r>
+        <w:rPr>
+          <w:lang w:val="en_US" w:bidi="en_US"/>
+        </w:rPr>
+      </w:r>
+    </w:p>
+    <w:p>
+      <w:pPr>
+        <w:pStyle w:val="Heading2"/>
+      </w:pPr>
+      <w:r>
+        <w:rPr>
+          <w:lang w:val="en_US" w:bidi="en_US"/>
+        </w:rPr>
+        <w:t>Viper</w:t>
+      </w:r>
+      <w:r>
+        <w:rPr>
+          <w:lang w:val="en_US" w:bidi="en_US"/>
+        </w:rPr>
+      </w:r>
+    </w:p>
+    <w:p>
+      <w:pPr/>
+      <w:r>
+        <w:rPr>
+          <w:lang w:val="en_US" w:bidi="en_US"/>
+        </w:rPr>
+      </w:r>
+      <w:r>
+        <w:rPr>
+          <w:lang w:val="en_US" w:bidi="en_US"/>
+        </w:rPr>
+        <w:t>A viper is a poisonous snake with long, hollow fangs for injecting venom.</w:t>
+      </w:r>
+    </w:p>
+    <w:p>
+      <w:pPr/>
+      <w:r>
+        <w:rPr>
+          <w:lang w:val="en_US" w:bidi="en_US"/>
+        </w:rPr>
+      </w:r>
+      <w:r>
+        <w:rPr>
+          <w:lang w:val="en_US" w:bidi="en_US"/>
+        </w:rPr>
+        <w:t>In the Bible, the word “viper” can refer to the same kinds of venomous snakes as the word “adder.” Different Bible translations sometimes use one term or the other for the same snake (</w:t>
+      </w:r>
+      <w:hyperlink r:id="rId101">
+        <w:r>
+          <w:rPr>
+            <w:lang w:val="en_US" w:bidi="en_US"/>
+          </w:rPr>
+          <w:rPr>
+            <w:color w:val="0000EE"/>
+            <w:u w:val="single"/>
+          </w:rPr>
+          <w:t>Matthew 3:7</w:t>
+        </w:r>
+      </w:hyperlink>
+      <w:r>
+        <w:rPr>
+          <w:lang w:val="en_US" w:bidi="en_US"/>
+        </w:rPr>
+        <w:t xml:space="preserve">; </w:t>
+      </w:r>
+      <w:hyperlink r:id="rId102">
+        <w:r>
+          <w:rPr>
+            <w:lang w:val="en_US" w:bidi="en_US"/>
+          </w:rPr>
+          <w:rPr>
+            <w:color w:val="0000EE"/>
+            <w:u w:val="single"/>
+          </w:rPr>
+          <w:t>Acts 28:3</w:t>
+        </w:r>
+      </w:hyperlink>
+      <w:r>
+        <w:rPr>
+          <w:lang w:val="en_US" w:bidi="en_US"/>
+        </w:rPr>
+        <w:t>). These snakes can deliver a dangerous or deadly bite.</w:t>
+      </w:r>
+    </w:p>
+    <w:p>
+      <w:pPr/>
+      <w:r>
+        <w:rPr>
+          <w:lang w:val="en_US" w:bidi="en_US"/>
+        </w:rPr>
+      </w:r>
+      <w:r>
+        <w:rPr>
+          <w:i/>
+          <w:lang w:val="en_US" w:bidi="en_US"/>
+        </w:rPr>
+        <w:t xml:space="preserve">See </w:t>
+      </w:r>
+      <w:r>
+        <w:rPr>
+          <w:lang w:val="en_US" w:bidi="en_US"/>
+        </w:rPr>
+        <w:t>Adder</w:t>
+      </w:r>
+      <w:r>
+        <w:rPr>
+          <w:lang w:val="en_US" w:bidi="en_US"/>
+        </w:rPr>
+        <w:t xml:space="preserve">; </w:t>
+      </w:r>
+      <w:r>
+        <w:rPr>
+          <w:i/>
+          <w:lang w:val="en_US" w:bidi="en_US"/>
+        </w:rPr>
+        <w:t>see also</w:t>
+      </w:r>
+      <w:r>
+        <w:rPr>
+          <w:lang w:val="en_US" w:bidi="en_US"/>
+        </w:rPr>
+        <w:t xml:space="preserve"> </w:t>
+      </w:r>
+      <w:r>
+        <w:rPr>
+          <w:lang w:val="en_US" w:bidi="en_US"/>
+        </w:rPr>
+        <w:t>Animals (Adder)</w:t>
+      </w:r>
+      <w:r>
+        <w:rPr>
+          <w:lang w:val="en_US" w:bidi="en_US"/>
+        </w:rPr>
+        <w:t>.</w:t>
+      </w:r>
+      <w:r>
+        <w:rPr>
+          <w:lang w:val="en_US" w:bidi="en_US"/>
+        </w:rPr>
+      </w:r>
+      <w:r>
+        <w:rPr>
+          <w:lang w:val="en_US" w:bidi="en_US"/>
+        </w:rPr>
+      </w:r>
+    </w:p>
+    <w:p>
+      <w:pPr/>
+      <w:r>
+        <w:rPr>
+          <w:lang w:val="en_US" w:bidi="en_US"/>
+        </w:rPr>
+      </w:r>
+    </w:p>
+    <w:p>
+      <w:pPr>
+        <w:pStyle w:val="Heading2"/>
+      </w:pPr>
+      <w:r>
+        <w:rPr>
+          <w:lang w:val="en_US" w:bidi="en_US"/>
+        </w:rPr>
+        <w:t>Virgin</w:t>
+      </w:r>
+      <w:r>
+        <w:rPr>
+          <w:lang w:val="en_US" w:bidi="en_US"/>
+        </w:rPr>
+      </w:r>
+    </w:p>
+    <w:p>
+      <w:pPr/>
+      <w:r>
+        <w:rPr>
+          <w:lang w:val="en_US" w:bidi="en_US"/>
+        </w:rPr>
+      </w:r>
+      <w:r>
+        <w:rPr>
+          <w:lang w:val="en_US" w:bidi="en_US"/>
+        </w:rPr>
+        <w:t>A word used to describe women or metaphorically for places, nations, and the church. It describes a woman who is sexually mature but has not had sex. Mary, mother of Jesus, is an obvious example (</w:t>
+      </w:r>
+      <w:hyperlink r:id="rId103">
+        <w:r>
+          <w:rPr>
+            <w:lang w:val="en_US" w:bidi="en_US"/>
+          </w:rPr>
+          <w:rPr>
+            <w:color w:val="0000EE"/>
+            <w:u w:val="single"/>
+          </w:rPr>
+          <w:t>Matthew 1:18</w:t>
+        </w:r>
+      </w:hyperlink>
+      <w:hyperlink r:id="rId103">
+        <w:r>
+          <w:rPr>
+            <w:lang w:val="en_US" w:bidi="en_US"/>
+          </w:rPr>
+          <w:rPr>
+            <w:color w:val="0000EE"/>
+            <w:u w:val="single"/>
+          </w:rPr>
+          <w:t>–</w:t>
+        </w:r>
+      </w:hyperlink>
+      <w:hyperlink r:id="rId103">
+        <w:r>
+          <w:rPr>
+            <w:lang w:val="en_US" w:bidi="en_US"/>
+          </w:rPr>
+          <w:rPr>
+            <w:color w:val="0000EE"/>
+            <w:u w:val="single"/>
+          </w:rPr>
+          <w:t>25</w:t>
+        </w:r>
+      </w:hyperlink>
+      <w:r>
+        <w:rPr>
+          <w:lang w:val="en_US" w:bidi="en_US"/>
+        </w:rPr>
+        <w:t>).</w:t>
+      </w:r>
+    </w:p>
+    <w:p>
+      <w:pPr/>
+      <w:r>
+        <w:rPr>
+          <w:lang w:val="en_US" w:bidi="en_US"/>
+        </w:rPr>
+      </w:r>
+      <w:r>
+        <w:rPr>
+          <w:lang w:val="en_US" w:bidi="en_US"/>
+        </w:rPr>
+        <w:t>The Old Testament puts a high value on remaining a virgin before marriage. One of Rebekah’s qualities that made her a suitable bride for Isaac was her virginity (</w:t>
+      </w:r>
+      <w:hyperlink r:id="rId104">
+        <w:r>
+          <w:rPr>
+            <w:lang w:val="en_US" w:bidi="en_US"/>
+          </w:rPr>
+          <w:rPr>
+            <w:color w:val="0000EE"/>
+            <w:u w:val="single"/>
+          </w:rPr>
+          <w:t>Genesis 24:16</w:t>
+        </w:r>
+      </w:hyperlink>
+      <w:r>
+        <w:rPr>
+          <w:lang w:val="en_US" w:bidi="en_US"/>
+        </w:rPr>
+        <w:t>). The law said that priests must marry only virgins (</w:t>
+      </w:r>
+      <w:hyperlink r:id="rId105">
+        <w:r>
+          <w:rPr>
+            <w:lang w:val="en_US" w:bidi="en_US"/>
+          </w:rPr>
+          <w:rPr>
+            <w:color w:val="0000EE"/>
+            <w:u w:val="single"/>
+          </w:rPr>
+          <w:t>Leviticus 21:7, 13</w:t>
+        </w:r>
+      </w:hyperlink>
+      <w:hyperlink r:id="rId106">
+        <w:r>
+          <w:rPr>
+            <w:lang w:val="en_US" w:bidi="en_US"/>
+          </w:rPr>
+          <w:rPr>
+            <w:color w:val="0000EE"/>
+            <w:u w:val="single"/>
+          </w:rPr>
+          <w:t>–</w:t>
+        </w:r>
+      </w:hyperlink>
+      <w:hyperlink r:id="rId105">
+        <w:r>
+          <w:rPr>
+            <w:lang w:val="en_US" w:bidi="en_US"/>
+          </w:rPr>
+          <w:rPr>
+            <w:color w:val="0000EE"/>
+            <w:u w:val="single"/>
+          </w:rPr>
+          <w:t>14</w:t>
+        </w:r>
+      </w:hyperlink>
+      <w:r>
+        <w:rPr>
+          <w:lang w:val="en_US" w:bidi="en_US"/>
+        </w:rPr>
+        <w:t>). They should be the men whose lives most closely conformed to God's standards.</w:t>
+      </w:r>
+    </w:p>
+    <w:p>
+      <w:pPr/>
+      <w:r>
+        <w:rPr>
+          <w:lang w:val="en_US" w:bidi="en_US"/>
+        </w:rPr>
+      </w:r>
+      <w:r>
+        <w:rPr>
+          <w:lang w:val="en_US" w:bidi="en_US"/>
+        </w:rPr>
+        <w:t>This reflects the Bible's teaching on marriage. It idealizes exclusive faithfulness. The New Testament expresses that ideal by banning premarital sex (</w:t>
+      </w:r>
+      <w:hyperlink r:id="rId107">
+        <w:r>
+          <w:rPr>
+            <w:lang w:val="en_US" w:bidi="en_US"/>
+          </w:rPr>
+          <w:rPr>
+            <w:color w:val="0000EE"/>
+            <w:u w:val="single"/>
+          </w:rPr>
+          <w:t>1 Corinthians 6:13, 18</w:t>
+        </w:r>
+      </w:hyperlink>
+      <w:r>
+        <w:rPr>
+          <w:lang w:val="en_US" w:bidi="en_US"/>
+        </w:rPr>
+        <w:t xml:space="preserve">). It uses </w:t>
+      </w:r>
+      <w:r>
+        <w:rPr>
+          <w:i/>
+          <w:lang w:val="en_US" w:bidi="en_US"/>
+        </w:rPr>
+        <w:t>virgin</w:t>
+      </w:r>
+      <w:r>
+        <w:rPr>
+          <w:lang w:val="en_US" w:bidi="en_US"/>
+        </w:rPr>
+        <w:t xml:space="preserve"> to describe Christians who are faithful to their Lord (</w:t>
+      </w:r>
+      <w:hyperlink r:id="rId108">
+        <w:r>
+          <w:rPr>
+            <w:lang w:val="en_US" w:bidi="en_US"/>
+          </w:rPr>
+          <w:rPr>
+            <w:color w:val="0000EE"/>
+            <w:u w:val="single"/>
+          </w:rPr>
+          <w:t>Revelation 14:4</w:t>
+        </w:r>
+      </w:hyperlink>
+      <w:r>
+        <w:rPr>
+          <w:lang w:val="en_US" w:bidi="en_US"/>
+        </w:rPr>
+        <w:t xml:space="preserve">; compare </w:t>
+      </w:r>
+      <w:hyperlink r:id="rId109">
+        <w:r>
+          <w:rPr>
+            <w:lang w:val="en_US" w:bidi="en_US"/>
+          </w:rPr>
+          <w:rPr>
+            <w:color w:val="0000EE"/>
+            <w:u w:val="single"/>
+          </w:rPr>
+          <w:t>2 Corinthians 11:2</w:t>
+        </w:r>
+      </w:hyperlink>
+      <w:r>
+        <w:rPr>
+          <w:lang w:val="en_US" w:bidi="en_US"/>
+        </w:rPr>
+        <w:t>).</w:t>
+      </w:r>
+    </w:p>
+    <w:p>
+      <w:pPr/>
+      <w:r>
+        <w:rPr>
+          <w:lang w:val="en_US" w:bidi="en_US"/>
+        </w:rPr>
+      </w:r>
+      <w:r>
+        <w:rPr>
+          <w:lang w:val="en_US" w:bidi="en_US"/>
+        </w:rPr>
+        <w:t>Negatively, the Old Testament highlights the same principle in its penalties for losing a woman's virginity. If the man is morally responsible, he must either marry her or pay her father (</w:t>
+      </w:r>
+      <w:hyperlink r:id="rId110">
+        <w:r>
+          <w:rPr>
+            <w:lang w:val="en_US" w:bidi="en_US"/>
+          </w:rPr>
+          <w:rPr>
+            <w:color w:val="0000EE"/>
+            <w:u w:val="single"/>
+          </w:rPr>
+          <w:t>Exodus 22:16</w:t>
+        </w:r>
+      </w:hyperlink>
+      <w:hyperlink r:id="rId110">
+        <w:r>
+          <w:rPr>
+            <w:lang w:val="en_US" w:bidi="en_US"/>
+          </w:rPr>
+          <w:rPr>
+            <w:color w:val="0000EE"/>
+            <w:u w:val="single"/>
+          </w:rPr>
+          <w:t>–</w:t>
+        </w:r>
+      </w:hyperlink>
+      <w:hyperlink r:id="rId110">
+        <w:r>
+          <w:rPr>
+            <w:lang w:val="en_US" w:bidi="en_US"/>
+          </w:rPr>
+          <w:rPr>
+            <w:color w:val="0000EE"/>
+            <w:u w:val="single"/>
+          </w:rPr>
+          <w:t>17</w:t>
+        </w:r>
+      </w:hyperlink>
+      <w:r>
+        <w:rPr>
+          <w:lang w:val="en_US" w:bidi="en_US"/>
+        </w:rPr>
+        <w:t>). If the woman herself is to blame, the punishment is death (</w:t>
+      </w:r>
+      <w:hyperlink r:id="rId111">
+        <w:r>
+          <w:rPr>
+            <w:lang w:val="en_US" w:bidi="en_US"/>
+          </w:rPr>
+          <w:rPr>
+            <w:color w:val="0000EE"/>
+            <w:u w:val="single"/>
+          </w:rPr>
+          <w:t>Deuteronomy 22:20</w:t>
+        </w:r>
+      </w:hyperlink>
+      <w:hyperlink r:id="rId111">
+        <w:r>
+          <w:rPr>
+            <w:lang w:val="en_US" w:bidi="en_US"/>
+          </w:rPr>
+          <w:rPr>
+            <w:color w:val="0000EE"/>
+            <w:u w:val="single"/>
+          </w:rPr>
+          <w:t>–</w:t>
+        </w:r>
+      </w:hyperlink>
+      <w:hyperlink r:id="rId111">
+        <w:r>
+          <w:rPr>
+            <w:lang w:val="en_US" w:bidi="en_US"/>
+          </w:rPr>
+          <w:rPr>
+            <w:color w:val="0000EE"/>
+            <w:u w:val="single"/>
+          </w:rPr>
+          <w:t>21</w:t>
+        </w:r>
+      </w:hyperlink>
+      <w:r>
+        <w:rPr>
+          <w:lang w:val="en_US" w:bidi="en_US"/>
+        </w:rPr>
+        <w:t>). The Old Testament says little, however, to commend lifelong virginity. Jeremiah was told not to marry, only to reinforce God’s warning of coming judgment (</w:t>
+      </w:r>
+      <w:hyperlink r:id="rId112">
+        <w:r>
+          <w:rPr>
+            <w:lang w:val="en_US" w:bidi="en_US"/>
+          </w:rPr>
+          <w:rPr>
+            <w:color w:val="0000EE"/>
+            <w:u w:val="single"/>
+          </w:rPr>
+          <w:t>Jeremiah 16:2</w:t>
+        </w:r>
+      </w:hyperlink>
+      <w:r>
+        <w:rPr>
+          <w:lang w:val="en_US" w:bidi="en_US"/>
+        </w:rPr>
+        <w:t xml:space="preserve">). From the woman’s point of view, it was a tragedy to remain an unmarried virgin and childless for life (compare </w:t>
+      </w:r>
+      <w:hyperlink r:id="rId113">
+        <w:r>
+          <w:rPr>
+            <w:lang w:val="en_US" w:bidi="en_US"/>
+          </w:rPr>
+          <w:rPr>
+            <w:color w:val="0000EE"/>
+            <w:u w:val="single"/>
+          </w:rPr>
+          <w:t>Judges 11:37</w:t>
+        </w:r>
+      </w:hyperlink>
+      <w:r>
+        <w:rPr>
+          <w:lang w:val="en_US" w:bidi="en_US"/>
+        </w:rPr>
+        <w:t>).</w:t>
+      </w:r>
+    </w:p>
+    <w:p>
+      <w:pPr/>
+      <w:r>
+        <w:rPr>
+          <w:lang w:val="en_US" w:bidi="en_US"/>
+        </w:rPr>
+      </w:r>
+      <w:r>
+        <w:rPr>
+          <w:lang w:val="en_US" w:bidi="en_US"/>
+        </w:rPr>
+        <w:t>The New Testament values marriage, but it more clearly shows the benefits of a commitment to virginity for Christian men and women. Celibacy, for some, is God’s gift, declared Paul, because it has positive gains for Christian service (</w:t>
+      </w:r>
+      <w:hyperlink r:id="rId114">
+        <w:r>
+          <w:rPr>
+            <w:lang w:val="en_US" w:bidi="en_US"/>
+          </w:rPr>
+          <w:rPr>
+            <w:color w:val="0000EE"/>
+            <w:u w:val="single"/>
+          </w:rPr>
+          <w:t>1 Corinthians 7:7, 25</w:t>
+        </w:r>
+      </w:hyperlink>
+      <w:hyperlink r:id="rId115">
+        <w:r>
+          <w:rPr>
+            <w:lang w:val="en_US" w:bidi="en_US"/>
+          </w:rPr>
+          <w:rPr>
+            <w:color w:val="0000EE"/>
+            <w:u w:val="single"/>
+          </w:rPr>
+          <w:t>–</w:t>
+        </w:r>
+      </w:hyperlink>
+      <w:hyperlink r:id="rId114">
+        <w:r>
+          <w:rPr>
+            <w:lang w:val="en_US" w:bidi="en_US"/>
+          </w:rPr>
+          <w:rPr>
+            <w:color w:val="0000EE"/>
+            <w:u w:val="single"/>
+          </w:rPr>
+          <w:t>38</w:t>
+        </w:r>
+      </w:hyperlink>
+      <w:r>
+        <w:rPr>
+          <w:lang w:val="en_US" w:bidi="en_US"/>
+        </w:rPr>
+        <w:t>). Jesus commended those who “</w:t>
+      </w:r>
+      <w:r>
+        <w:rPr>
+          <w:lang w:val="en_US" w:bidi="en_US"/>
+        </w:rPr>
+        <w:t>live like eunuchs</w:t>
+      </w:r>
+      <w:r>
+        <w:rPr>
+          <w:lang w:val="en_US" w:bidi="en_US"/>
+        </w:rPr>
+        <w:t>” for the kingdom of heaven’s sake (</w:t>
+      </w:r>
+      <w:hyperlink r:id="rId116">
+        <w:r>
+          <w:rPr>
+            <w:lang w:val="en_US" w:bidi="en_US"/>
+          </w:rPr>
+          <w:rPr>
+            <w:color w:val="0000EE"/>
+            <w:u w:val="single"/>
+          </w:rPr>
+          <w:t>Matthew 19:12</w:t>
+        </w:r>
+      </w:hyperlink>
+      <w:r>
+        <w:rPr>
+          <w:lang w:val="en_US" w:bidi="en_US"/>
+        </w:rPr>
+        <w:t>).</w:t>
+      </w:r>
+    </w:p>
+    <w:p>
+      <w:pPr/>
+      <w:r>
+        <w:rPr>
+          <w:lang w:val="en_US" w:bidi="en_US"/>
+        </w:rPr>
+      </w:r>
+      <w:r>
+        <w:rPr>
+          <w:i/>
+          <w:lang w:val="en_US" w:bidi="en_US"/>
+        </w:rPr>
+        <w:t>See also</w:t>
+      </w:r>
+      <w:r>
+        <w:rPr>
+          <w:lang w:val="en_US" w:bidi="en_US"/>
+        </w:rPr>
+        <w:t xml:space="preserve"> </w:t>
+      </w:r>
+      <w:r>
+        <w:rPr>
+          <w:lang w:val="en_US" w:bidi="en_US"/>
+        </w:rPr>
+        <w:t>Family Life and Relations</w:t>
+      </w:r>
+      <w:r>
+        <w:rPr>
+          <w:lang w:val="en_US" w:bidi="en_US"/>
+        </w:rPr>
+        <w:t xml:space="preserve">; </w:t>
+      </w:r>
+      <w:r>
+        <w:rPr>
+          <w:lang w:val="en_US" w:bidi="en_US"/>
+        </w:rPr>
+        <w:t>Marriage, Marriage Customs</w:t>
+      </w:r>
+      <w:r>
+        <w:rPr>
+          <w:lang w:val="en_US" w:bidi="en_US"/>
+        </w:rPr>
+        <w:t xml:space="preserve">; </w:t>
+      </w:r>
+      <w:r>
+        <w:rPr>
+          <w:lang w:val="en_US" w:bidi="en_US"/>
+        </w:rPr>
+        <w:t>Sex, Sexuality</w:t>
+      </w:r>
+      <w:r>
+        <w:rPr>
+          <w:lang w:val="en_US" w:bidi="en_US"/>
+        </w:rPr>
+        <w:t xml:space="preserve">; </w:t>
+      </w:r>
+      <w:r>
+        <w:rPr>
+          <w:lang w:val="en_US" w:bidi="en_US"/>
+        </w:rPr>
+        <w:t>Virgin Birth of Jesus</w:t>
+      </w:r>
+      <w:r>
+        <w:rPr>
+          <w:lang w:val="en_US" w:bidi="en_US"/>
+        </w:rPr>
+        <w:t xml:space="preserve">; </w:t>
+      </w:r>
+      <w:r>
+        <w:rPr>
+          <w:lang w:val="en_US" w:bidi="en_US"/>
+        </w:rPr>
+        <w:t>Woman</w:t>
+      </w:r>
+      <w:r>
+        <w:rPr>
+          <w:lang w:val="en_US" w:bidi="en_US"/>
+        </w:rPr>
+        <w:t>.</w:t>
+      </w:r>
+      <w:r>
+        <w:rPr>
+          <w:lang w:val="en_US" w:bidi="en_US"/>
+        </w:rPr>
+      </w:r>
+      <w:r>
+        <w:rPr>
+          <w:lang w:val="en_US" w:bidi="en_US"/>
+        </w:rPr>
+      </w:r>
+    </w:p>
+    <w:p>
+      <w:pPr/>
+      <w:r>
+        <w:rPr>
+          <w:lang w:val="en_US" w:bidi="en_US"/>
+        </w:rPr>
+      </w:r>
+    </w:p>
+    <w:p>
+      <w:pPr>
+        <w:pStyle w:val="Heading2"/>
+      </w:pPr>
+      <w:r>
+        <w:rPr>
+          <w:lang w:val="en_US" w:bidi="en_US"/>
+        </w:rPr>
+        <w:t>Virgin Birth of Jesus</w:t>
+      </w:r>
+      <w:r>
+        <w:rPr>
+          <w:lang w:val="en_US" w:bidi="en_US"/>
+        </w:rPr>
+      </w:r>
+    </w:p>
+    <w:p>
+      <w:pPr/>
+      <w:r>
+        <w:rPr>
+          <w:lang w:val="en_US" w:bidi="en_US"/>
+        </w:rPr>
+      </w:r>
+      <w:r>
+        <w:rPr>
+          <w:lang w:val="en_US" w:bidi="en_US"/>
+        </w:rPr>
+        <w:t xml:space="preserve">The doctrine of the virgin birth comes from </w:t>
+      </w:r>
+      <w:hyperlink r:id="rId117">
+        <w:r>
+          <w:rPr>
+            <w:lang w:val="en_US" w:bidi="en_US"/>
+          </w:rPr>
+          <w:rPr>
+            <w:color w:val="0000EE"/>
+            <w:u w:val="single"/>
+          </w:rPr>
+          <w:t>Matthew 1</w:t>
+        </w:r>
+      </w:hyperlink>
+      <w:r>
+        <w:rPr>
+          <w:lang w:val="en_US" w:bidi="en_US"/>
+        </w:rPr>
+        <w:t xml:space="preserve"> and </w:t>
+      </w:r>
+      <w:hyperlink r:id="rId118">
+        <w:r>
+          <w:rPr>
+            <w:lang w:val="en_US" w:bidi="en_US"/>
+          </w:rPr>
+          <w:rPr>
+            <w:color w:val="0000EE"/>
+            <w:u w:val="single"/>
+          </w:rPr>
+          <w:t>Luke 1–2</w:t>
+        </w:r>
+      </w:hyperlink>
+      <w:r>
+        <w:rPr>
+          <w:lang w:val="en_US" w:bidi="en_US"/>
+        </w:rPr>
+        <w:t>. It teaches that Jesus Christ was conceived by the Holy Spirit and born of the virgin Mary. The Incarnation (God becoming human in Jesus) and the full divinity and full humanity of Jesus are based on this historical event. However, rationalists argue that early Christians invented this miracle.</w:t>
+      </w:r>
+    </w:p>
+    <w:p>
+      <w:pPr>
+        <w:pStyle w:val="Heading3"/>
+      </w:pPr>
+      <w:r>
+        <w:rPr>
+          <w:lang w:val="en_US" w:bidi="en_US"/>
+        </w:rPr>
+        <w:t>The Old Testament Prophecy</w:t>
+      </w:r>
+    </w:p>
+    <w:p>
+      <w:pPr/>
+      <w:r>
+        <w:rPr>
+          <w:lang w:val="en_US" w:bidi="en_US"/>
+        </w:rPr>
+      </w:r>
+      <w:r>
+        <w:rPr>
+          <w:lang w:val="en_US" w:bidi="en_US"/>
+        </w:rPr>
+        <w:t xml:space="preserve">The King James Version of </w:t>
+      </w:r>
       <w:hyperlink r:id="rId54">
         <w:r>
           <w:rPr>
@@ -7791,1516 +9826,6 @@
             <w:color w:val="0000EE"/>
             <w:u w:val="single"/>
           </w:rPr>
-          <w:t>Ezekiel 27:18</w:t>
-        </w:r>
-      </w:hyperlink>
-      <w:r>
-        <w:rPr>
-          <w:lang w:val="en_US" w:bidi="en_US"/>
-        </w:rPr>
-        <w:t>). It continued to be important later when the Greeks and Romans ruled over the land. For the Hebrews, an ideal picture of life was of a man peacefully in one place, cultivating his plot of land, and sitting under his vine (</w:t>
-      </w:r>
-      <w:hyperlink r:id="rId55">
-        <w:r>
-          <w:rPr>
-            <w:lang w:val="en_US" w:bidi="en_US"/>
-          </w:rPr>
-          <w:rPr>
-            <w:color w:val="0000EE"/>
-            <w:u w:val="single"/>
-          </w:rPr>
-          <w:t>1 Kings 4:25</w:t>
-        </w:r>
-      </w:hyperlink>
-      <w:r>
-        <w:rPr>
-          <w:lang w:val="en_US" w:bidi="en_US"/>
-        </w:rPr>
-        <w:t>).</w:t>
-      </w:r>
-    </w:p>
-    <w:p>
-      <w:pPr>
-        <w:pStyle w:val="Heading3"/>
-      </w:pPr>
-      <w:r>
-        <w:rPr>
-          <w:lang w:val="en_US" w:bidi="en_US"/>
-        </w:rPr>
-        <w:t>Growing and Harvesting Grapes</w:t>
-      </w:r>
-    </w:p>
-    <w:p>
-      <w:pPr/>
-      <w:r>
-        <w:rPr>
-          <w:lang w:val="en_US" w:bidi="en_US"/>
-        </w:rPr>
-      </w:r>
-      <w:r>
-        <w:rPr>
-          <w:lang w:val="en_US" w:bidi="en_US"/>
-        </w:rPr>
-        <w:t>A protective hedge or fence surrounded the typical vineyard. At harvest time, guards would stay in a watchtower to guard the crop from thieves (</w:t>
-      </w:r>
-      <w:hyperlink r:id="rId56">
-        <w:r>
-          <w:rPr>
-            <w:lang w:val="en_US" w:bidi="en_US"/>
-          </w:rPr>
-          <w:rPr>
-            <w:color w:val="0000EE"/>
-            <w:u w:val="single"/>
-          </w:rPr>
-          <w:t>Job 24:18</w:t>
-        </w:r>
-      </w:hyperlink>
-      <w:r>
-        <w:rPr>
-          <w:lang w:val="en_US" w:bidi="en_US"/>
-        </w:rPr>
-        <w:t xml:space="preserve">; </w:t>
-      </w:r>
-      <w:hyperlink r:id="rId57">
-        <w:r>
-          <w:rPr>
-            <w:lang w:val="en_US" w:bidi="en_US"/>
-          </w:rPr>
-          <w:rPr>
-            <w:color w:val="0000EE"/>
-            <w:u w:val="single"/>
-          </w:rPr>
-          <w:t>Isaiah 1:8</w:t>
-        </w:r>
-      </w:hyperlink>
-      <w:r>
-        <w:rPr>
-          <w:lang w:val="en_US" w:bidi="en_US"/>
-        </w:rPr>
-        <w:t xml:space="preserve">; </w:t>
-      </w:r>
-      <w:hyperlink r:id="rId58">
-        <w:r>
-          <w:rPr>
-            <w:lang w:val="en_US" w:bidi="en_US"/>
-          </w:rPr>
-          <w:rPr>
-            <w:color w:val="0000EE"/>
-            <w:u w:val="single"/>
-          </w:rPr>
-          <w:t>Mark 12:1</w:t>
-        </w:r>
-      </w:hyperlink>
-      <w:r>
-        <w:rPr>
-          <w:lang w:val="en_US" w:bidi="en_US"/>
-        </w:rPr>
-        <w:t>). The vines were planted in rows in the enclosed area. As the plants grew, the tendrils were trained along supports to raise the fruit-bearing branches off the ground (</w:t>
-      </w:r>
-      <w:hyperlink r:id="rId59">
-        <w:r>
-          <w:rPr>
-            <w:lang w:val="en_US" w:bidi="en_US"/>
-          </w:rPr>
-          <w:rPr>
-            <w:color w:val="0000EE"/>
-            <w:u w:val="single"/>
-          </w:rPr>
-          <w:t>Ezekiel 17:6</w:t>
-        </w:r>
-      </w:hyperlink>
-      <w:r>
-        <w:rPr>
-          <w:lang w:val="en_US" w:bidi="en_US"/>
-        </w:rPr>
-        <w:t>). Vinedressers pruned and tended the vines (</w:t>
-      </w:r>
-      <w:hyperlink r:id="rId60">
-        <w:r>
-          <w:rPr>
-            <w:lang w:val="en_US" w:bidi="en_US"/>
-          </w:rPr>
-          <w:rPr>
-            <w:color w:val="0000EE"/>
-            <w:u w:val="single"/>
-          </w:rPr>
-          <w:t>Leviticus 25:3</w:t>
-        </w:r>
-      </w:hyperlink>
-      <w:r>
-        <w:rPr>
-          <w:lang w:val="en_US" w:bidi="en_US"/>
-        </w:rPr>
-        <w:t xml:space="preserve">; </w:t>
-      </w:r>
-      <w:hyperlink r:id="rId61">
-        <w:r>
-          <w:rPr>
-            <w:lang w:val="en_US" w:bidi="en_US"/>
-          </w:rPr>
-          <w:rPr>
-            <w:color w:val="0000EE"/>
-            <w:u w:val="single"/>
-          </w:rPr>
-          <w:t>Isaiah 61:5</w:t>
-        </w:r>
-      </w:hyperlink>
-      <w:r>
-        <w:rPr>
-          <w:lang w:val="en_US" w:bidi="en_US"/>
-        </w:rPr>
-        <w:t xml:space="preserve">; </w:t>
-      </w:r>
-      <w:hyperlink r:id="rId62">
-        <w:r>
-          <w:rPr>
-            <w:lang w:val="en_US" w:bidi="en_US"/>
-          </w:rPr>
-          <w:rPr>
-            <w:color w:val="0000EE"/>
-            <w:u w:val="single"/>
-          </w:rPr>
-          <w:t>Joel 3:10</w:t>
-        </w:r>
-      </w:hyperlink>
-      <w:r>
-        <w:rPr>
-          <w:lang w:val="en_US" w:bidi="en_US"/>
-        </w:rPr>
-        <w:t xml:space="preserve">; </w:t>
-      </w:r>
-      <w:hyperlink r:id="rId63">
-        <w:r>
-          <w:rPr>
-            <w:lang w:val="en_US" w:bidi="en_US"/>
-          </w:rPr>
-          <w:rPr>
-            <w:color w:val="0000EE"/>
-            <w:u w:val="single"/>
-          </w:rPr>
-          <w:t>John 15:2</w:t>
-        </w:r>
-      </w:hyperlink>
-      <w:r>
-        <w:rPr>
-          <w:lang w:val="en_US" w:bidi="en_US"/>
-        </w:rPr>
-        <w:t>). At harvest time the mature fruit was picked and taken to the winepresses (</w:t>
-      </w:r>
-      <w:hyperlink r:id="rId64">
-        <w:r>
-          <w:rPr>
-            <w:lang w:val="en_US" w:bidi="en_US"/>
-          </w:rPr>
-          <w:rPr>
-            <w:color w:val="0000EE"/>
-            <w:u w:val="single"/>
-          </w:rPr>
-          <w:t>Hosea 9:2</w:t>
-        </w:r>
-      </w:hyperlink>
-      <w:r>
-        <w:rPr>
-          <w:lang w:val="en_US" w:bidi="en_US"/>
-        </w:rPr>
-        <w:t>). The treading of the grapes was a celebratory occasion (</w:t>
-      </w:r>
-      <w:hyperlink r:id="rId65">
-        <w:r>
-          <w:rPr>
-            <w:lang w:val="en_US" w:bidi="en_US"/>
-          </w:rPr>
-          <w:rPr>
-            <w:color w:val="0000EE"/>
-            <w:u w:val="single"/>
-          </w:rPr>
-          <w:t>Isaiah 16:10</w:t>
-        </w:r>
-      </w:hyperlink>
-      <w:r>
-        <w:rPr>
-          <w:lang w:val="en_US" w:bidi="en_US"/>
-        </w:rPr>
-        <w:t xml:space="preserve">; </w:t>
-      </w:r>
-      <w:hyperlink r:id="rId66">
-        <w:r>
-          <w:rPr>
-            <w:lang w:val="en_US" w:bidi="en_US"/>
-          </w:rPr>
-          <w:rPr>
-            <w:color w:val="0000EE"/>
-            <w:u w:val="single"/>
-          </w:rPr>
-          <w:t>Jeremiah 25:30</w:t>
-        </w:r>
-      </w:hyperlink>
-      <w:r>
-        <w:rPr>
-          <w:lang w:val="en_US" w:bidi="en_US"/>
-        </w:rPr>
-        <w:t>). The fermenting juice was collected in new goatskin bags or large pottery jars (</w:t>
-      </w:r>
-      <w:hyperlink r:id="rId67">
-        <w:r>
-          <w:rPr>
-            <w:lang w:val="en_US" w:bidi="en_US"/>
-          </w:rPr>
-          <w:rPr>
-            <w:color w:val="0000EE"/>
-            <w:u w:val="single"/>
-          </w:rPr>
-          <w:t>Matthew 9:17</w:t>
-        </w:r>
-      </w:hyperlink>
-      <w:r>
-        <w:rPr>
-          <w:lang w:val="en_US" w:bidi="en_US"/>
-        </w:rPr>
-        <w:t>).</w:t>
-      </w:r>
-    </w:p>
-    <w:p>
-      <w:pPr>
-        <w:pStyle w:val="Heading3"/>
-      </w:pPr>
-      <w:r>
-        <w:rPr>
-          <w:lang w:val="en_US" w:bidi="en_US"/>
-        </w:rPr>
-        <w:t>The Role of Vineyards in Daily Life</w:t>
-      </w:r>
-    </w:p>
-    <w:p>
-      <w:pPr/>
-      <w:r>
-        <w:rPr>
-          <w:lang w:val="en_US" w:bidi="en_US"/>
-        </w:rPr>
-      </w:r>
-      <w:r>
-        <w:rPr>
-          <w:lang w:val="en_US" w:bidi="en_US"/>
-        </w:rPr>
-        <w:t>Grape harvest workers could be exempted from military service, showing its economic importance. Taxes and debts were often paid with wine instead of money. The law provided for the poor to glean in the vineyards as in the wheat fields, collecting any grapes or grain that were left behind after harvest (</w:t>
-      </w:r>
-      <w:hyperlink r:id="rId68">
-        <w:r>
-          <w:rPr>
-            <w:lang w:val="en_US" w:bidi="en_US"/>
-          </w:rPr>
-          <w:rPr>
-            <w:color w:val="0000EE"/>
-            <w:u w:val="single"/>
-          </w:rPr>
-          <w:t>Leviticus 19:9–10</w:t>
-        </w:r>
-      </w:hyperlink>
-      <w:r>
-        <w:rPr>
-          <w:lang w:val="en_US" w:bidi="en_US"/>
-        </w:rPr>
-        <w:t>). Vines that did not produce fruit were used for producing charcoal (</w:t>
-      </w:r>
-      <w:hyperlink r:id="rId69">
-        <w:r>
-          <w:rPr>
-            <w:lang w:val="en_US" w:bidi="en_US"/>
-          </w:rPr>
-          <w:rPr>
-            <w:color w:val="0000EE"/>
-            <w:u w:val="single"/>
-          </w:rPr>
-          <w:t>Ezekiel 15:4</w:t>
-        </w:r>
-      </w:hyperlink>
-      <w:r>
-        <w:rPr>
-          <w:lang w:val="en_US" w:bidi="en_US"/>
-        </w:rPr>
-        <w:t xml:space="preserve">; </w:t>
-      </w:r>
-      <w:hyperlink r:id="rId70">
-        <w:r>
-          <w:rPr>
-            <w:lang w:val="en_US" w:bidi="en_US"/>
-          </w:rPr>
-          <w:rPr>
-            <w:color w:val="0000EE"/>
-            <w:u w:val="single"/>
-          </w:rPr>
-          <w:t>John 15:6</w:t>
-        </w:r>
-      </w:hyperlink>
-      <w:r>
-        <w:rPr>
-          <w:lang w:val="en_US" w:bidi="en_US"/>
-        </w:rPr>
-        <w:t>).</w:t>
-      </w:r>
-    </w:p>
-    <w:p>
-      <w:pPr>
-        <w:pStyle w:val="Heading3"/>
-      </w:pPr>
-      <w:r>
-        <w:rPr>
-          <w:lang w:val="en_US" w:bidi="en_US"/>
-        </w:rPr>
-        <w:t>The Teaching of Jesus About Vines and Wine</w:t>
-      </w:r>
-    </w:p>
-    <w:p>
-      <w:pPr/>
-      <w:r>
-        <w:rPr>
-          <w:lang w:val="en_US" w:bidi="en_US"/>
-        </w:rPr>
-      </w:r>
-      <w:r>
-        <w:rPr>
-          <w:lang w:val="en_US" w:bidi="en_US"/>
-        </w:rPr>
-        <w:t>Jesus frequently used the vineyard as a background for his parables (</w:t>
-      </w:r>
-      <w:hyperlink r:id="rId71">
-        <w:r>
-          <w:rPr>
-            <w:lang w:val="en_US" w:bidi="en_US"/>
-          </w:rPr>
-          <w:rPr>
-            <w:color w:val="0000EE"/>
-            <w:u w:val="single"/>
-          </w:rPr>
-          <w:t>Matthew 20:1–16</w:t>
-        </w:r>
-      </w:hyperlink>
-      <w:r>
-        <w:rPr>
-          <w:lang w:val="en_US" w:bidi="en_US"/>
-        </w:rPr>
-        <w:t xml:space="preserve">; </w:t>
-      </w:r>
-      <w:hyperlink r:id="rId72">
-        <w:r>
-          <w:rPr>
-            <w:lang w:val="en_US" w:bidi="en_US"/>
-          </w:rPr>
-          <w:rPr>
-            <w:color w:val="0000EE"/>
-            <w:u w:val="single"/>
-          </w:rPr>
-          <w:t>21:28–43</w:t>
-        </w:r>
-      </w:hyperlink>
-      <w:r>
-        <w:rPr>
-          <w:lang w:val="en_US" w:bidi="en_US"/>
-        </w:rPr>
-        <w:t xml:space="preserve">; </w:t>
-      </w:r>
-      <w:hyperlink r:id="rId73">
-        <w:r>
-          <w:rPr>
-            <w:lang w:val="en_US" w:bidi="en_US"/>
-          </w:rPr>
-          <w:rPr>
-            <w:color w:val="0000EE"/>
-            <w:u w:val="single"/>
-          </w:rPr>
-          <w:t>Mark 12:1–11</w:t>
-        </w:r>
-      </w:hyperlink>
-      <w:r>
-        <w:rPr>
-          <w:lang w:val="en_US" w:bidi="en_US"/>
-        </w:rPr>
-        <w:t xml:space="preserve">; </w:t>
-      </w:r>
-      <w:hyperlink r:id="rId74">
-        <w:r>
-          <w:rPr>
-            <w:lang w:val="en_US" w:bidi="en_US"/>
-          </w:rPr>
-          <w:rPr>
-            <w:color w:val="0000EE"/>
-            <w:u w:val="single"/>
-          </w:rPr>
-          <w:t>Luke 13:6–9</w:t>
-        </w:r>
-      </w:hyperlink>
-      <w:r>
-        <w:rPr>
-          <w:lang w:val="en_US" w:bidi="en_US"/>
-        </w:rPr>
-        <w:t xml:space="preserve">; </w:t>
-      </w:r>
-      <w:hyperlink r:id="rId75">
-        <w:r>
-          <w:rPr>
-            <w:lang w:val="en_US" w:bidi="en_US"/>
-          </w:rPr>
-          <w:rPr>
-            <w:color w:val="0000EE"/>
-            <w:u w:val="single"/>
-          </w:rPr>
-          <w:t>20:9–18</w:t>
-        </w:r>
-      </w:hyperlink>
-      <w:r>
-        <w:rPr>
-          <w:lang w:val="en_US" w:bidi="en_US"/>
-        </w:rPr>
-        <w:t>). Wine-making methods were commonly known and understood. The story Jesus told of placing new wine in old wineskins was easily recognizable for New Testament listeners (</w:t>
-      </w:r>
-      <w:hyperlink r:id="rId67">
-        <w:r>
-          <w:rPr>
-            <w:lang w:val="en_US" w:bidi="en_US"/>
-          </w:rPr>
-          <w:rPr>
-            <w:color w:val="0000EE"/>
-            <w:u w:val="single"/>
-          </w:rPr>
-          <w:t>Matthew 9:17</w:t>
-        </w:r>
-      </w:hyperlink>
-      <w:r>
-        <w:rPr>
-          <w:lang w:val="en_US" w:bidi="en_US"/>
-        </w:rPr>
-        <w:t>). In a symbolic sense, Christ described himself as the true vine, and his blood became the sacramental wine of communion (</w:t>
-      </w:r>
-      <w:hyperlink r:id="rId76">
-        <w:r>
-          <w:rPr>
-            <w:lang w:val="en_US" w:bidi="en_US"/>
-          </w:rPr>
-          <w:rPr>
-            <w:color w:val="0000EE"/>
-            <w:u w:val="single"/>
-          </w:rPr>
-          <w:t>John 15:1–11</w:t>
-        </w:r>
-      </w:hyperlink>
-      <w:r>
-        <w:rPr>
-          <w:lang w:val="en_US" w:bidi="en_US"/>
-        </w:rPr>
-        <w:t>).</w:t>
-      </w:r>
-    </w:p>
-    <w:p>
-      <w:pPr/>
-      <w:r>
-        <w:rPr>
-          <w:lang w:val="en_US" w:bidi="en_US"/>
-        </w:rPr>
-      </w:r>
-      <w:r>
-        <w:rPr>
-          <w:i/>
-          <w:lang w:val="en_US" w:bidi="en_US"/>
-        </w:rPr>
-        <w:t>See also</w:t>
-      </w:r>
-      <w:r>
-        <w:rPr>
-          <w:lang w:val="en_US" w:bidi="en_US"/>
-        </w:rPr>
-        <w:t xml:space="preserve"> </w:t>
-      </w:r>
-      <w:r>
-        <w:rPr>
-          <w:lang w:val="en_US" w:bidi="en_US"/>
-        </w:rPr>
-        <w:t>Agriculture</w:t>
-      </w:r>
-      <w:r>
-        <w:rPr>
-          <w:lang w:val="en_US" w:bidi="en_US"/>
-        </w:rPr>
-        <w:t xml:space="preserve">; </w:t>
-      </w:r>
-      <w:r>
-        <w:rPr>
-          <w:lang w:val="en_US" w:bidi="en_US"/>
-        </w:rPr>
-        <w:t>Plants (Vine)</w:t>
-      </w:r>
-      <w:r>
-        <w:rPr>
-          <w:lang w:val="en_US" w:bidi="en_US"/>
-        </w:rPr>
-        <w:t>.</w:t>
-      </w:r>
-      <w:r>
-        <w:rPr>
-          <w:lang w:val="en_US" w:bidi="en_US"/>
-        </w:rPr>
-      </w:r>
-      <w:r>
-        <w:rPr>
-          <w:lang w:val="en_US" w:bidi="en_US"/>
-        </w:rPr>
-      </w:r>
-    </w:p>
-    <w:p>
-      <w:pPr/>
-      <w:r>
-        <w:rPr>
-          <w:lang w:val="en_US" w:bidi="en_US"/>
-        </w:rPr>
-      </w:r>
-    </w:p>
-    <w:p>
-      <w:pPr>
-        <w:pStyle w:val="Heading2"/>
-      </w:pPr>
-      <w:r>
-        <w:rPr>
-          <w:lang w:val="en_US" w:bidi="en_US"/>
-        </w:rPr>
-        <w:t>Viol</w:t>
-      </w:r>
-      <w:r>
-        <w:rPr>
-          <w:lang w:val="en_US" w:bidi="en_US"/>
-        </w:rPr>
-      </w:r>
-    </w:p>
-    <w:p>
-      <w:pPr/>
-      <w:r>
-        <w:rPr>
-          <w:lang w:val="en_US" w:bidi="en_US"/>
-        </w:rPr>
-      </w:r>
-      <w:r>
-        <w:rPr>
-          <w:lang w:val="en_US" w:bidi="en_US"/>
-        </w:rPr>
-        <w:t xml:space="preserve">The King James Version translation of harp in </w:t>
-      </w:r>
-      <w:hyperlink r:id="rId77">
-        <w:r>
-          <w:rPr>
-            <w:lang w:val="en_US" w:bidi="en_US"/>
-          </w:rPr>
-          <w:rPr>
-            <w:color w:val="0000EE"/>
-            <w:u w:val="single"/>
-          </w:rPr>
-          <w:t>Isaiah 5:12</w:t>
-        </w:r>
-      </w:hyperlink>
-      <w:r>
-        <w:rPr>
-          <w:lang w:val="en_US" w:bidi="en_US"/>
-        </w:rPr>
-        <w:t xml:space="preserve">; </w:t>
-      </w:r>
-      <w:hyperlink r:id="rId78">
-        <w:r>
-          <w:rPr>
-            <w:lang w:val="en_US" w:bidi="en_US"/>
-          </w:rPr>
-          <w:rPr>
-            <w:color w:val="0000EE"/>
-            <w:u w:val="single"/>
-          </w:rPr>
-          <w:t>14:11</w:t>
-        </w:r>
-      </w:hyperlink>
-      <w:r>
-        <w:rPr>
-          <w:lang w:val="en_US" w:bidi="en_US"/>
-        </w:rPr>
-        <w:t xml:space="preserve">; </w:t>
-      </w:r>
-      <w:hyperlink r:id="rId79">
-        <w:r>
-          <w:rPr>
-            <w:lang w:val="en_US" w:bidi="en_US"/>
-          </w:rPr>
-          <w:rPr>
-            <w:color w:val="0000EE"/>
-            <w:u w:val="single"/>
-          </w:rPr>
-          <w:t>Amos 5:23</w:t>
-        </w:r>
-      </w:hyperlink>
-      <w:r>
-        <w:rPr>
-          <w:lang w:val="en_US" w:bidi="en_US"/>
-        </w:rPr>
-        <w:t xml:space="preserve">; and </w:t>
-      </w:r>
-      <w:hyperlink r:id="rId80">
-        <w:r>
-          <w:rPr>
-            <w:lang w:val="en_US" w:bidi="en_US"/>
-          </w:rPr>
-          <w:rPr>
-            <w:color w:val="0000EE"/>
-            <w:u w:val="single"/>
-          </w:rPr>
-          <w:t>6:5</w:t>
-        </w:r>
-      </w:hyperlink>
-      <w:r>
-        <w:rPr>
-          <w:lang w:val="en_US" w:bidi="en_US"/>
-        </w:rPr>
-        <w:t xml:space="preserve">. </w:t>
-      </w:r>
-    </w:p>
-    <w:p>
-      <w:pPr/>
-      <w:r>
-        <w:rPr>
-          <w:lang w:val="en_US" w:bidi="en_US"/>
-        </w:rPr>
-      </w:r>
-      <w:r>
-        <w:rPr>
-          <w:i/>
-          <w:lang w:val="en_US" w:bidi="en_US"/>
-        </w:rPr>
-        <w:t>See</w:t>
-      </w:r>
-      <w:r>
-        <w:rPr>
-          <w:lang w:val="en_US" w:bidi="en_US"/>
-        </w:rPr>
-        <w:t xml:space="preserve"> </w:t>
-      </w:r>
-      <w:r>
-        <w:rPr>
-          <w:lang w:val="en_US" w:bidi="en_US"/>
-        </w:rPr>
-        <w:t>Musical Instruments (Nebel)</w:t>
-      </w:r>
-      <w:r>
-        <w:rPr>
-          <w:lang w:val="en_US" w:bidi="en_US"/>
-        </w:rPr>
-        <w:t>.</w:t>
-      </w:r>
-      <w:r>
-        <w:rPr>
-          <w:lang w:val="en_US" w:bidi="en_US"/>
-        </w:rPr>
-      </w:r>
-      <w:r>
-        <w:rPr>
-          <w:lang w:val="en_US" w:bidi="en_US"/>
-        </w:rPr>
-      </w:r>
-    </w:p>
-    <w:p>
-      <w:pPr/>
-      <w:r>
-        <w:rPr>
-          <w:lang w:val="en_US" w:bidi="en_US"/>
-        </w:rPr>
-      </w:r>
-    </w:p>
-    <w:p>
-      <w:pPr>
-        <w:pStyle w:val="Heading2"/>
-      </w:pPr>
-      <w:r>
-        <w:rPr>
-          <w:lang w:val="en_US" w:bidi="en_US"/>
-        </w:rPr>
-        <w:t>Viper</w:t>
-      </w:r>
-      <w:r>
-        <w:rPr>
-          <w:lang w:val="en_US" w:bidi="en_US"/>
-        </w:rPr>
-      </w:r>
-    </w:p>
-    <w:p>
-      <w:pPr/>
-      <w:r>
-        <w:rPr>
-          <w:lang w:val="en_US" w:bidi="en_US"/>
-        </w:rPr>
-      </w:r>
-      <w:r>
-        <w:rPr>
-          <w:lang w:val="en_US" w:bidi="en_US"/>
-        </w:rPr>
-        <w:t>A viper is a poisonous snake with long, hollow fangs for injecting venom.</w:t>
-      </w:r>
-    </w:p>
-    <w:p>
-      <w:pPr/>
-      <w:r>
-        <w:rPr>
-          <w:lang w:val="en_US" w:bidi="en_US"/>
-        </w:rPr>
-      </w:r>
-      <w:r>
-        <w:rPr>
-          <w:lang w:val="en_US" w:bidi="en_US"/>
-        </w:rPr>
-        <w:t>In the Bible, the word “viper” can refer to the same kinds of venomous snakes as the word “adder.” Different Bible translations sometimes use one term or the other for the same snake (</w:t>
-      </w:r>
-      <w:hyperlink r:id="rId81">
-        <w:r>
-          <w:rPr>
-            <w:lang w:val="en_US" w:bidi="en_US"/>
-          </w:rPr>
-          <w:rPr>
-            <w:color w:val="0000EE"/>
-            <w:u w:val="single"/>
-          </w:rPr>
-          <w:t>Matthew 3:7</w:t>
-        </w:r>
-      </w:hyperlink>
-      <w:r>
-        <w:rPr>
-          <w:lang w:val="en_US" w:bidi="en_US"/>
-        </w:rPr>
-        <w:t xml:space="preserve">; </w:t>
-      </w:r>
-      <w:hyperlink r:id="rId82">
-        <w:r>
-          <w:rPr>
-            <w:lang w:val="en_US" w:bidi="en_US"/>
-          </w:rPr>
-          <w:rPr>
-            <w:color w:val="0000EE"/>
-            <w:u w:val="single"/>
-          </w:rPr>
-          <w:t>Acts 28:3</w:t>
-        </w:r>
-      </w:hyperlink>
-      <w:r>
-        <w:rPr>
-          <w:lang w:val="en_US" w:bidi="en_US"/>
-        </w:rPr>
-        <w:t>). These snakes can deliver a dangerous or deadly bite.</w:t>
-      </w:r>
-    </w:p>
-    <w:p>
-      <w:pPr/>
-      <w:r>
-        <w:rPr>
-          <w:lang w:val="en_US" w:bidi="en_US"/>
-        </w:rPr>
-      </w:r>
-      <w:r>
-        <w:rPr>
-          <w:i/>
-          <w:lang w:val="en_US" w:bidi="en_US"/>
-        </w:rPr>
-        <w:t xml:space="preserve">See </w:t>
-      </w:r>
-      <w:r>
-        <w:rPr>
-          <w:lang w:val="en_US" w:bidi="en_US"/>
-        </w:rPr>
-        <w:t>Adder</w:t>
-      </w:r>
-      <w:r>
-        <w:rPr>
-          <w:lang w:val="en_US" w:bidi="en_US"/>
-        </w:rPr>
-        <w:t xml:space="preserve">; </w:t>
-      </w:r>
-      <w:r>
-        <w:rPr>
-          <w:i/>
-          <w:lang w:val="en_US" w:bidi="en_US"/>
-        </w:rPr>
-        <w:t>see also</w:t>
-      </w:r>
-      <w:r>
-        <w:rPr>
-          <w:lang w:val="en_US" w:bidi="en_US"/>
-        </w:rPr>
-        <w:t xml:space="preserve"> </w:t>
-      </w:r>
-      <w:r>
-        <w:rPr>
-          <w:lang w:val="en_US" w:bidi="en_US"/>
-        </w:rPr>
-        <w:t>Animals (Adder)</w:t>
-      </w:r>
-      <w:r>
-        <w:rPr>
-          <w:lang w:val="en_US" w:bidi="en_US"/>
-        </w:rPr>
-        <w:t>.</w:t>
-      </w:r>
-      <w:r>
-        <w:rPr>
-          <w:lang w:val="en_US" w:bidi="en_US"/>
-        </w:rPr>
-      </w:r>
-      <w:r>
-        <w:rPr>
-          <w:lang w:val="en_US" w:bidi="en_US"/>
-        </w:rPr>
-      </w:r>
-    </w:p>
-    <w:p>
-      <w:pPr/>
-      <w:r>
-        <w:rPr>
-          <w:lang w:val="en_US" w:bidi="en_US"/>
-        </w:rPr>
-      </w:r>
-    </w:p>
-    <w:p>
-      <w:pPr>
-        <w:pStyle w:val="Heading2"/>
-      </w:pPr>
-      <w:r>
-        <w:rPr>
-          <w:lang w:val="en_US" w:bidi="en_US"/>
-        </w:rPr>
-        <w:t>Virgin</w:t>
-      </w:r>
-      <w:r>
-        <w:rPr>
-          <w:lang w:val="en_US" w:bidi="en_US"/>
-        </w:rPr>
-      </w:r>
-    </w:p>
-    <w:p>
-      <w:pPr/>
-      <w:r>
-        <w:rPr>
-          <w:lang w:val="en_US" w:bidi="en_US"/>
-        </w:rPr>
-      </w:r>
-      <w:r>
-        <w:rPr>
-          <w:lang w:val="en_US" w:bidi="en_US"/>
-        </w:rPr>
-        <w:t>A word used to describe women or metaphorically for places, nations, and the church. It describes a woman who is sexually mature but has not had sex. Mary, mother of Jesus, is an obvious example (</w:t>
-      </w:r>
-      <w:hyperlink r:id="rId83">
-        <w:r>
-          <w:rPr>
-            <w:lang w:val="en_US" w:bidi="en_US"/>
-          </w:rPr>
-          <w:rPr>
-            <w:color w:val="0000EE"/>
-            <w:u w:val="single"/>
-          </w:rPr>
-          <w:t>Matthew 1:18</w:t>
-        </w:r>
-      </w:hyperlink>
-      <w:hyperlink r:id="rId83">
-        <w:r>
-          <w:rPr>
-            <w:lang w:val="en_US" w:bidi="en_US"/>
-          </w:rPr>
-          <w:rPr>
-            <w:color w:val="0000EE"/>
-            <w:u w:val="single"/>
-          </w:rPr>
-          <w:t>–</w:t>
-        </w:r>
-      </w:hyperlink>
-      <w:hyperlink r:id="rId83">
-        <w:r>
-          <w:rPr>
-            <w:lang w:val="en_US" w:bidi="en_US"/>
-          </w:rPr>
-          <w:rPr>
-            <w:color w:val="0000EE"/>
-            <w:u w:val="single"/>
-          </w:rPr>
-          <w:t>25</w:t>
-        </w:r>
-      </w:hyperlink>
-      <w:r>
-        <w:rPr>
-          <w:lang w:val="en_US" w:bidi="en_US"/>
-        </w:rPr>
-        <w:t>).</w:t>
-      </w:r>
-    </w:p>
-    <w:p>
-      <w:pPr/>
-      <w:r>
-        <w:rPr>
-          <w:lang w:val="en_US" w:bidi="en_US"/>
-        </w:rPr>
-      </w:r>
-      <w:r>
-        <w:rPr>
-          <w:lang w:val="en_US" w:bidi="en_US"/>
-        </w:rPr>
-        <w:t>The Old Testament puts a high value on remaining a virgin before marriage. One of Rebekah’s qualities that made her a suitable bride for Isaac was her virginity (</w:t>
-      </w:r>
-      <w:hyperlink r:id="rId84">
-        <w:r>
-          <w:rPr>
-            <w:lang w:val="en_US" w:bidi="en_US"/>
-          </w:rPr>
-          <w:rPr>
-            <w:color w:val="0000EE"/>
-            <w:u w:val="single"/>
-          </w:rPr>
-          <w:t>Genesis 24:16</w:t>
-        </w:r>
-      </w:hyperlink>
-      <w:r>
-        <w:rPr>
-          <w:lang w:val="en_US" w:bidi="en_US"/>
-        </w:rPr>
-        <w:t>). The law said that priests must marry only virgins (</w:t>
-      </w:r>
-      <w:hyperlink r:id="rId85">
-        <w:r>
-          <w:rPr>
-            <w:lang w:val="en_US" w:bidi="en_US"/>
-          </w:rPr>
-          <w:rPr>
-            <w:color w:val="0000EE"/>
-            <w:u w:val="single"/>
-          </w:rPr>
-          <w:t>Leviticus 21:7, 13</w:t>
-        </w:r>
-      </w:hyperlink>
-      <w:hyperlink r:id="rId86">
-        <w:r>
-          <w:rPr>
-            <w:lang w:val="en_US" w:bidi="en_US"/>
-          </w:rPr>
-          <w:rPr>
-            <w:color w:val="0000EE"/>
-            <w:u w:val="single"/>
-          </w:rPr>
-          <w:t>–</w:t>
-        </w:r>
-      </w:hyperlink>
-      <w:hyperlink r:id="rId85">
-        <w:r>
-          <w:rPr>
-            <w:lang w:val="en_US" w:bidi="en_US"/>
-          </w:rPr>
-          <w:rPr>
-            <w:color w:val="0000EE"/>
-            <w:u w:val="single"/>
-          </w:rPr>
-          <w:t>14</w:t>
-        </w:r>
-      </w:hyperlink>
-      <w:r>
-        <w:rPr>
-          <w:lang w:val="en_US" w:bidi="en_US"/>
-        </w:rPr>
-        <w:t>). They should be the men whose lives most closely conformed to God's standards.</w:t>
-      </w:r>
-    </w:p>
-    <w:p>
-      <w:pPr/>
-      <w:r>
-        <w:rPr>
-          <w:lang w:val="en_US" w:bidi="en_US"/>
-        </w:rPr>
-      </w:r>
-      <w:r>
-        <w:rPr>
-          <w:lang w:val="en_US" w:bidi="en_US"/>
-        </w:rPr>
-        <w:t>This reflects the Bible's teaching on marriage. It idealizes exclusive faithfulness. The New Testament expresses that ideal by banning premarital sex (</w:t>
-      </w:r>
-      <w:hyperlink r:id="rId87">
-        <w:r>
-          <w:rPr>
-            <w:lang w:val="en_US" w:bidi="en_US"/>
-          </w:rPr>
-          <w:rPr>
-            <w:color w:val="0000EE"/>
-            <w:u w:val="single"/>
-          </w:rPr>
-          <w:t>1 Corinthians 6:13, 18</w:t>
-        </w:r>
-      </w:hyperlink>
-      <w:r>
-        <w:rPr>
-          <w:lang w:val="en_US" w:bidi="en_US"/>
-        </w:rPr>
-        <w:t xml:space="preserve">). It uses </w:t>
-      </w:r>
-      <w:r>
-        <w:rPr>
-          <w:i/>
-          <w:lang w:val="en_US" w:bidi="en_US"/>
-        </w:rPr>
-        <w:t>virgin</w:t>
-      </w:r>
-      <w:r>
-        <w:rPr>
-          <w:lang w:val="en_US" w:bidi="en_US"/>
-        </w:rPr>
-        <w:t xml:space="preserve"> to describe Christians who are faithful to their Lord (</w:t>
-      </w:r>
-      <w:hyperlink r:id="rId88">
-        <w:r>
-          <w:rPr>
-            <w:lang w:val="en_US" w:bidi="en_US"/>
-          </w:rPr>
-          <w:rPr>
-            <w:color w:val="0000EE"/>
-            <w:u w:val="single"/>
-          </w:rPr>
-          <w:t>Revelation 14:4</w:t>
-        </w:r>
-      </w:hyperlink>
-      <w:r>
-        <w:rPr>
-          <w:lang w:val="en_US" w:bidi="en_US"/>
-        </w:rPr>
-        <w:t xml:space="preserve">; compare </w:t>
-      </w:r>
-      <w:hyperlink r:id="rId89">
-        <w:r>
-          <w:rPr>
-            <w:lang w:val="en_US" w:bidi="en_US"/>
-          </w:rPr>
-          <w:rPr>
-            <w:color w:val="0000EE"/>
-            <w:u w:val="single"/>
-          </w:rPr>
-          <w:t>2 Corinthians 11:2</w:t>
-        </w:r>
-      </w:hyperlink>
-      <w:r>
-        <w:rPr>
-          <w:lang w:val="en_US" w:bidi="en_US"/>
-        </w:rPr>
-        <w:t>).</w:t>
-      </w:r>
-    </w:p>
-    <w:p>
-      <w:pPr/>
-      <w:r>
-        <w:rPr>
-          <w:lang w:val="en_US" w:bidi="en_US"/>
-        </w:rPr>
-      </w:r>
-      <w:r>
-        <w:rPr>
-          <w:lang w:val="en_US" w:bidi="en_US"/>
-        </w:rPr>
-        <w:t>Negatively, the Old Testament highlights the same principle in its penalties for losing a woman's virginity. If the man is morally responsible, he must either marry her or pay her father (</w:t>
-      </w:r>
-      <w:hyperlink r:id="rId90">
-        <w:r>
-          <w:rPr>
-            <w:lang w:val="en_US" w:bidi="en_US"/>
-          </w:rPr>
-          <w:rPr>
-            <w:color w:val="0000EE"/>
-            <w:u w:val="single"/>
-          </w:rPr>
-          <w:t>Exodus 22:16</w:t>
-        </w:r>
-      </w:hyperlink>
-      <w:hyperlink r:id="rId90">
-        <w:r>
-          <w:rPr>
-            <w:lang w:val="en_US" w:bidi="en_US"/>
-          </w:rPr>
-          <w:rPr>
-            <w:color w:val="0000EE"/>
-            <w:u w:val="single"/>
-          </w:rPr>
-          <w:t>–</w:t>
-        </w:r>
-      </w:hyperlink>
-      <w:hyperlink r:id="rId90">
-        <w:r>
-          <w:rPr>
-            <w:lang w:val="en_US" w:bidi="en_US"/>
-          </w:rPr>
-          <w:rPr>
-            <w:color w:val="0000EE"/>
-            <w:u w:val="single"/>
-          </w:rPr>
-          <w:t>17</w:t>
-        </w:r>
-      </w:hyperlink>
-      <w:r>
-        <w:rPr>
-          <w:lang w:val="en_US" w:bidi="en_US"/>
-        </w:rPr>
-        <w:t>). If the woman herself is to blame, the punishment is death (</w:t>
-      </w:r>
-      <w:hyperlink r:id="rId91">
-        <w:r>
-          <w:rPr>
-            <w:lang w:val="en_US" w:bidi="en_US"/>
-          </w:rPr>
-          <w:rPr>
-            <w:color w:val="0000EE"/>
-            <w:u w:val="single"/>
-          </w:rPr>
-          <w:t>Deuteronomy 22:20</w:t>
-        </w:r>
-      </w:hyperlink>
-      <w:hyperlink r:id="rId91">
-        <w:r>
-          <w:rPr>
-            <w:lang w:val="en_US" w:bidi="en_US"/>
-          </w:rPr>
-          <w:rPr>
-            <w:color w:val="0000EE"/>
-            <w:u w:val="single"/>
-          </w:rPr>
-          <w:t>–</w:t>
-        </w:r>
-      </w:hyperlink>
-      <w:hyperlink r:id="rId91">
-        <w:r>
-          <w:rPr>
-            <w:lang w:val="en_US" w:bidi="en_US"/>
-          </w:rPr>
-          <w:rPr>
-            <w:color w:val="0000EE"/>
-            <w:u w:val="single"/>
-          </w:rPr>
-          <w:t>21</w:t>
-        </w:r>
-      </w:hyperlink>
-      <w:r>
-        <w:rPr>
-          <w:lang w:val="en_US" w:bidi="en_US"/>
-        </w:rPr>
-        <w:t>). The Old Testament says little, however, to commend lifelong virginity. Jeremiah was told not to marry, only to reinforce God’s warning of coming judgment (</w:t>
-      </w:r>
-      <w:hyperlink r:id="rId92">
-        <w:r>
-          <w:rPr>
-            <w:lang w:val="en_US" w:bidi="en_US"/>
-          </w:rPr>
-          <w:rPr>
-            <w:color w:val="0000EE"/>
-            <w:u w:val="single"/>
-          </w:rPr>
-          <w:t>Jeremiah 16:2</w:t>
-        </w:r>
-      </w:hyperlink>
-      <w:r>
-        <w:rPr>
-          <w:lang w:val="en_US" w:bidi="en_US"/>
-        </w:rPr>
-        <w:t xml:space="preserve">). From the woman’s point of view, it was a tragedy to remain an unmarried virgin and childless for life (compare </w:t>
-      </w:r>
-      <w:hyperlink r:id="rId93">
-        <w:r>
-          <w:rPr>
-            <w:lang w:val="en_US" w:bidi="en_US"/>
-          </w:rPr>
-          <w:rPr>
-            <w:color w:val="0000EE"/>
-            <w:u w:val="single"/>
-          </w:rPr>
-          <w:t>Judges 11:37</w:t>
-        </w:r>
-      </w:hyperlink>
-      <w:r>
-        <w:rPr>
-          <w:lang w:val="en_US" w:bidi="en_US"/>
-        </w:rPr>
-        <w:t>).</w:t>
-      </w:r>
-    </w:p>
-    <w:p>
-      <w:pPr/>
-      <w:r>
-        <w:rPr>
-          <w:lang w:val="en_US" w:bidi="en_US"/>
-        </w:rPr>
-      </w:r>
-      <w:r>
-        <w:rPr>
-          <w:lang w:val="en_US" w:bidi="en_US"/>
-        </w:rPr>
-        <w:t>The New Testament values marriage, but it more clearly shows the benefits of a commitment to virginity for Christian men and women. Celibacy, for some, is God’s gift, declared Paul, because it has positive gains for Christian service (</w:t>
-      </w:r>
-      <w:hyperlink r:id="rId94">
-        <w:r>
-          <w:rPr>
-            <w:lang w:val="en_US" w:bidi="en_US"/>
-          </w:rPr>
-          <w:rPr>
-            <w:color w:val="0000EE"/>
-            <w:u w:val="single"/>
-          </w:rPr>
-          <w:t>1 Corinthians 7:7, 25</w:t>
-        </w:r>
-      </w:hyperlink>
-      <w:hyperlink r:id="rId95">
-        <w:r>
-          <w:rPr>
-            <w:lang w:val="en_US" w:bidi="en_US"/>
-          </w:rPr>
-          <w:rPr>
-            <w:color w:val="0000EE"/>
-            <w:u w:val="single"/>
-          </w:rPr>
-          <w:t>–</w:t>
-        </w:r>
-      </w:hyperlink>
-      <w:hyperlink r:id="rId94">
-        <w:r>
-          <w:rPr>
-            <w:lang w:val="en_US" w:bidi="en_US"/>
-          </w:rPr>
-          <w:rPr>
-            <w:color w:val="0000EE"/>
-            <w:u w:val="single"/>
-          </w:rPr>
-          <w:t>38</w:t>
-        </w:r>
-      </w:hyperlink>
-      <w:r>
-        <w:rPr>
-          <w:lang w:val="en_US" w:bidi="en_US"/>
-        </w:rPr>
-        <w:t>). Jesus commended those who “</w:t>
-      </w:r>
-      <w:r>
-        <w:rPr>
-          <w:lang w:val="en_US" w:bidi="en_US"/>
-        </w:rPr>
-        <w:t>live like eunuchs</w:t>
-      </w:r>
-      <w:r>
-        <w:rPr>
-          <w:lang w:val="en_US" w:bidi="en_US"/>
-        </w:rPr>
-        <w:t>” for the kingdom of heaven’s sake (</w:t>
-      </w:r>
-      <w:hyperlink r:id="rId96">
-        <w:r>
-          <w:rPr>
-            <w:lang w:val="en_US" w:bidi="en_US"/>
-          </w:rPr>
-          <w:rPr>
-            <w:color w:val="0000EE"/>
-            <w:u w:val="single"/>
-          </w:rPr>
-          <w:t>Matthew 19:12</w:t>
-        </w:r>
-      </w:hyperlink>
-      <w:r>
-        <w:rPr>
-          <w:lang w:val="en_US" w:bidi="en_US"/>
-        </w:rPr>
-        <w:t>).</w:t>
-      </w:r>
-    </w:p>
-    <w:p>
-      <w:pPr/>
-      <w:r>
-        <w:rPr>
-          <w:lang w:val="en_US" w:bidi="en_US"/>
-        </w:rPr>
-      </w:r>
-      <w:r>
-        <w:rPr>
-          <w:i/>
-          <w:lang w:val="en_US" w:bidi="en_US"/>
-        </w:rPr>
-        <w:t>See also</w:t>
-      </w:r>
-      <w:r>
-        <w:rPr>
-          <w:lang w:val="en_US" w:bidi="en_US"/>
-        </w:rPr>
-        <w:t xml:space="preserve"> </w:t>
-      </w:r>
-      <w:r>
-        <w:rPr>
-          <w:lang w:val="en_US" w:bidi="en_US"/>
-        </w:rPr>
-        <w:t>Family Life and Relations</w:t>
-      </w:r>
-      <w:r>
-        <w:rPr>
-          <w:lang w:val="en_US" w:bidi="en_US"/>
-        </w:rPr>
-        <w:t xml:space="preserve">; </w:t>
-      </w:r>
-      <w:r>
-        <w:rPr>
-          <w:lang w:val="en_US" w:bidi="en_US"/>
-        </w:rPr>
-        <w:t>Marriage, Marriage Customs</w:t>
-      </w:r>
-      <w:r>
-        <w:rPr>
-          <w:lang w:val="en_US" w:bidi="en_US"/>
-        </w:rPr>
-        <w:t xml:space="preserve">; </w:t>
-      </w:r>
-      <w:r>
-        <w:rPr>
-          <w:lang w:val="en_US" w:bidi="en_US"/>
-        </w:rPr>
-        <w:t>Sex, Sexuality</w:t>
-      </w:r>
-      <w:r>
-        <w:rPr>
-          <w:lang w:val="en_US" w:bidi="en_US"/>
-        </w:rPr>
-        <w:t xml:space="preserve">; </w:t>
-      </w:r>
-      <w:r>
-        <w:rPr>
-          <w:lang w:val="en_US" w:bidi="en_US"/>
-        </w:rPr>
-        <w:t>Virgin Birth of Jesus</w:t>
-      </w:r>
-      <w:r>
-        <w:rPr>
-          <w:lang w:val="en_US" w:bidi="en_US"/>
-        </w:rPr>
-        <w:t xml:space="preserve">; </w:t>
-      </w:r>
-      <w:r>
-        <w:rPr>
-          <w:lang w:val="en_US" w:bidi="en_US"/>
-        </w:rPr>
-        <w:t>Woman</w:t>
-      </w:r>
-      <w:r>
-        <w:rPr>
-          <w:lang w:val="en_US" w:bidi="en_US"/>
-        </w:rPr>
-        <w:t>.</w:t>
-      </w:r>
-      <w:r>
-        <w:rPr>
-          <w:lang w:val="en_US" w:bidi="en_US"/>
-        </w:rPr>
-      </w:r>
-      <w:r>
-        <w:rPr>
-          <w:lang w:val="en_US" w:bidi="en_US"/>
-        </w:rPr>
-      </w:r>
-    </w:p>
-    <w:p>
-      <w:pPr/>
-      <w:r>
-        <w:rPr>
-          <w:lang w:val="en_US" w:bidi="en_US"/>
-        </w:rPr>
-      </w:r>
-    </w:p>
-    <w:p>
-      <w:pPr>
-        <w:pStyle w:val="Heading2"/>
-      </w:pPr>
-      <w:r>
-        <w:rPr>
-          <w:lang w:val="en_US" w:bidi="en_US"/>
-        </w:rPr>
-        <w:t>Virgin Birth of Jesus</w:t>
-      </w:r>
-      <w:r>
-        <w:rPr>
-          <w:lang w:val="en_US" w:bidi="en_US"/>
-        </w:rPr>
-      </w:r>
-    </w:p>
-    <w:p>
-      <w:pPr/>
-      <w:r>
-        <w:rPr>
-          <w:lang w:val="en_US" w:bidi="en_US"/>
-        </w:rPr>
-      </w:r>
-      <w:r>
-        <w:rPr>
-          <w:lang w:val="en_US" w:bidi="en_US"/>
-        </w:rPr>
-        <w:t xml:space="preserve">The doctrine of the virgin birth comes from </w:t>
-      </w:r>
-      <w:hyperlink r:id="rId97">
-        <w:r>
-          <w:rPr>
-            <w:lang w:val="en_US" w:bidi="en_US"/>
-          </w:rPr>
-          <w:rPr>
-            <w:color w:val="0000EE"/>
-            <w:u w:val="single"/>
-          </w:rPr>
-          <w:t>Matthew 1</w:t>
-        </w:r>
-      </w:hyperlink>
-      <w:r>
-        <w:rPr>
-          <w:lang w:val="en_US" w:bidi="en_US"/>
-        </w:rPr>
-        <w:t xml:space="preserve"> and </w:t>
-      </w:r>
-      <w:hyperlink r:id="rId98">
-        <w:r>
-          <w:rPr>
-            <w:lang w:val="en_US" w:bidi="en_US"/>
-          </w:rPr>
-          <w:rPr>
-            <w:color w:val="0000EE"/>
-            <w:u w:val="single"/>
-          </w:rPr>
-          <w:t>Luke 1–2</w:t>
-        </w:r>
-      </w:hyperlink>
-      <w:r>
-        <w:rPr>
-          <w:lang w:val="en_US" w:bidi="en_US"/>
-        </w:rPr>
-        <w:t>. It teaches that Jesus Christ was conceived by the Holy Spirit and born of the virgin Mary. The Incarnation (God becoming human in Jesus) and the full divinity and full humanity of Jesus are based on this historical event. However, rationalists argue that early Christians invented this miracle.</w:t>
-      </w:r>
-    </w:p>
-    <w:p>
-      <w:pPr>
-        <w:pStyle w:val="Heading3"/>
-      </w:pPr>
-      <w:r>
-        <w:rPr>
-          <w:lang w:val="en_US" w:bidi="en_US"/>
-        </w:rPr>
-        <w:t>The Old Testament Prophecy</w:t>
-      </w:r>
-    </w:p>
-    <w:p>
-      <w:pPr/>
-      <w:r>
-        <w:rPr>
-          <w:lang w:val="en_US" w:bidi="en_US"/>
-        </w:rPr>
-      </w:r>
-      <w:r>
-        <w:rPr>
-          <w:lang w:val="en_US" w:bidi="en_US"/>
-        </w:rPr>
-        <w:t xml:space="preserve">The King James Version of </w:t>
-      </w:r>
-      <w:hyperlink r:id="rId38">
-        <w:r>
-          <w:rPr>
-            <w:lang w:val="en_US" w:bidi="en_US"/>
-          </w:rPr>
-          <w:rPr>
-            <w:color w:val="0000EE"/>
-            <w:u w:val="single"/>
-          </w:rPr>
           <w:t>Isaiah 7:14</w:t>
         </w:r>
       </w:hyperlink>
@@ -9322,7 +9847,7 @@
         </w:rPr>
         <w:t xml:space="preserve">mmanuel." </w:t>
       </w:r>
-      <w:hyperlink r:id="rId99">
+      <w:hyperlink r:id="rId119">
         <w:r>
           <w:rPr>
             <w:lang w:val="en_US" w:bidi="en_US"/>
@@ -9442,7 +9967,7 @@
         </w:rPr>
         <w:t>The "virgin" (</w:t>
       </w:r>
-      <w:hyperlink r:id="rId38">
+      <w:hyperlink r:id="rId54">
         <w:r>
           <w:rPr>
             <w:lang w:val="en_US" w:bidi="en_US"/>
@@ -9478,7 +10003,7 @@
         </w:rPr>
         <w:t xml:space="preserve">The woman was Isaiah’s wife, and the son was Maher-shalal-hash-baz. Many scholars support this view. They note that the Hebrew text may refer to “the woman” (a specific, known woman). They also note that </w:t>
       </w:r>
-      <w:hyperlink r:id="rId100">
+      <w:hyperlink r:id="rId120">
         <w:r>
           <w:rPr>
             <w:lang w:val="en_US" w:bidi="en_US"/>
@@ -9534,7 +10059,7 @@
         </w:rPr>
         <w:t xml:space="preserve">The prophecy is entirely messianic (about the Messiah, God’s promised king). This is a traditional evangelical view. It points to the name Immanuel, which means “God with us.” It also points to passages like </w:t>
       </w:r>
-      <w:hyperlink r:id="rId101">
+      <w:hyperlink r:id="rId121">
         <w:r>
           <w:rPr>
             <w:lang w:val="en_US" w:bidi="en_US"/>
@@ -9552,7 +10077,7 @@
         </w:rPr>
         <w:t xml:space="preserve"> and </w:t>
       </w:r>
-      <w:hyperlink r:id="rId102">
+      <w:hyperlink r:id="rId122">
         <w:r>
           <w:rPr>
             <w:lang w:val="en_US" w:bidi="en_US"/>
@@ -9588,7 +10113,7 @@
         </w:rPr>
         <w:t xml:space="preserve">Some evangelicals support a fourth view. This view accepts both a historical fulfillment (in Isaiah’s time) and a future fulfillment. It understands </w:t>
       </w:r>
-      <w:hyperlink r:id="rId103">
+      <w:hyperlink r:id="rId123">
         <w:r>
           <w:rPr>
             <w:lang w:val="en_US" w:bidi="en_US"/>
@@ -9606,7 +10131,7 @@
         </w:rPr>
         <w:t xml:space="preserve"> as referring to events in Isaiah’s day. At the same time, it sees the full meaning of the prophecy fulfilled later in the virgin birth of Jesus (</w:t>
       </w:r>
-      <w:hyperlink r:id="rId99">
+      <w:hyperlink r:id="rId119">
         <w:r>
           <w:rPr>
             <w:lang w:val="en_US" w:bidi="en_US"/>
@@ -9663,7 +10188,7 @@
         </w:rPr>
         <w:t>Matthew’s account is simpler and more direct. It attributes the birth of Jesus to divine origins and emphasizes its importance. Jesus is called the Christ (or Messiah), the son of David (</w:t>
       </w:r>
-      <w:hyperlink r:id="rId104">
+      <w:hyperlink r:id="rId124">
         <w:r>
           <w:rPr>
             <w:lang w:val="en_US" w:bidi="en_US"/>
@@ -9681,7 +10206,7 @@
         </w:rPr>
         <w:t>), who comes to start God’s kingdom. This is shown by the fulfillment of Isaiah’s prophecy (</w:t>
       </w:r>
-      <w:hyperlink r:id="rId99">
+      <w:hyperlink r:id="rId119">
         <w:r>
           <w:rPr>
             <w:lang w:val="en_US" w:bidi="en_US"/>
@@ -9699,7 +10224,7 @@
         </w:rPr>
         <w:t>) and by his unique conception (</w:t>
       </w:r>
-      <w:hyperlink r:id="rId105">
+      <w:hyperlink r:id="rId125">
         <w:r>
           <w:rPr>
             <w:lang w:val="en_US" w:bidi="en_US"/>
@@ -9717,7 +10242,7 @@
         </w:rPr>
         <w:t>). Jesus is God with us. He came to save his people from their sins (</w:t>
       </w:r>
-      <w:hyperlink r:id="rId106">
+      <w:hyperlink r:id="rId126">
         <w:r>
           <w:rPr>
             <w:lang w:val="en_US" w:bidi="en_US"/>
@@ -9749,7 +10274,7 @@
         </w:rPr>
         <w:t>Luke told the Nativity story from Mary's perspective. The angel Gabriel visited her and announced she would give birth to the Messiah (</w:t>
       </w:r>
-      <w:hyperlink r:id="rId107">
+      <w:hyperlink r:id="rId127">
         <w:r>
           <w:rPr>
             <w:lang w:val="en_US" w:bidi="en_US"/>
@@ -9779,7 +10304,7 @@
         </w:rPr>
         <w:t>” (</w:t>
       </w:r>
-      <w:hyperlink r:id="rId108">
+      <w:hyperlink r:id="rId128">
         <w:r>
           <w:rPr>
             <w:lang w:val="en_US" w:bidi="en_US"/>
@@ -10072,7 +10597,7 @@
         </w:rPr>
         <w:t xml:space="preserve"> (that is, to perceive by divine insight) where Saul’s lost donkeys were and to tell him where they were (</w:t>
       </w:r>
-      <w:hyperlink r:id="rId109">
+      <w:hyperlink r:id="rId129">
         <w:r>
           <w:rPr>
             <w:lang w:val="en_US" w:bidi="en_US"/>
@@ -10090,7 +10615,7 @@
         </w:rPr>
         <w:t>). Elisha was aware of Gehazi’s actions at a distance, not physically present but perceiving them through prophetic insight (</w:t>
       </w:r>
-      <w:hyperlink r:id="rId110">
+      <w:hyperlink r:id="rId130">
         <w:r>
           <w:rPr>
             <w:lang w:val="en_US" w:bidi="en_US"/>
@@ -10147,7 +10672,7 @@
         </w:rPr>
         <w:t>There are different types of revelatory vision. One type was when God's Spirit completely took over the prophet's senses. For example, Ezekiel could be spiritually moved to different places while in this special state (</w:t>
       </w:r>
-      <w:hyperlink r:id="rId111">
+      <w:hyperlink r:id="rId131">
         <w:r>
           <w:rPr>
             <w:lang w:val="en_US" w:bidi="en_US"/>
@@ -10165,7 +10690,7 @@
         </w:rPr>
         <w:t xml:space="preserve">; </w:t>
       </w:r>
-      <w:hyperlink r:id="rId112">
+      <w:hyperlink r:id="rId132">
         <w:r>
           <w:rPr>
             <w:lang w:val="en_US" w:bidi="en_US"/>
@@ -10183,7 +10708,7 @@
         </w:rPr>
         <w:t xml:space="preserve">). Daniel’s vision in </w:t>
       </w:r>
-      <w:hyperlink r:id="rId113">
+      <w:hyperlink r:id="rId133">
         <w:r>
           <w:rPr>
             <w:lang w:val="en_US" w:bidi="en_US"/>
@@ -10201,7 +10726,7 @@
         </w:rPr>
         <w:t xml:space="preserve"> was probably of the same type, and so perhaps was Jeremiah’s experience in </w:t>
       </w:r>
-      <w:hyperlink r:id="rId114">
+      <w:hyperlink r:id="rId134">
         <w:r>
           <w:rPr>
             <w:lang w:val="en_US" w:bidi="en_US"/>
@@ -10244,7 +10769,7 @@
         </w:rPr>
         <w:t>Another type was when God helped prophets see deeper meaning in ordinary things. For instance, God showed Amos a basket of summer fruit, but it had special meaning. God caused Amos to see the basket (</w:t>
       </w:r>
-      <w:hyperlink r:id="rId115">
+      <w:hyperlink r:id="rId135">
         <w:r>
           <w:rPr>
             <w:lang w:val="en_US" w:bidi="en_US"/>
@@ -10262,7 +10787,7 @@
         </w:rPr>
         <w:t>). Jeremiah had similar visions when God showed him an almond branch and a pot that was tipping over (</w:t>
       </w:r>
-      <w:hyperlink r:id="rId116">
+      <w:hyperlink r:id="rId136">
         <w:r>
           <w:rPr>
             <w:lang w:val="en_US" w:bidi="en_US"/>
@@ -10305,7 +10830,7 @@
         </w:rPr>
         <w:t>There was also a middle type of vision, where prophets saw pictures of heavenly things. Isaiah saw visions of heaven (</w:t>
       </w:r>
-      <w:hyperlink r:id="rId117">
+      <w:hyperlink r:id="rId137">
         <w:r>
           <w:rPr>
             <w:lang w:val="en_US" w:bidi="en_US"/>
@@ -10323,7 +10848,7 @@
         </w:rPr>
         <w:t xml:space="preserve">; </w:t>
       </w:r>
-      <w:hyperlink r:id="rId118">
+      <w:hyperlink r:id="rId138">
         <w:r>
           <w:rPr>
             <w:lang w:val="en_US" w:bidi="en_US"/>
@@ -10380,7 +10905,7 @@
         </w:rPr>
         <w:t xml:space="preserve">Sometimes, even when prophets only heard God's voice, people called it a vision because it was still a message from God. In many places in the Bible, it is hard to tell if "vision" means the prophet mostly saw something or if it just means they received any kind of message from God (for example </w:t>
       </w:r>
-      <w:hyperlink r:id="rId119">
+      <w:hyperlink r:id="rId139">
         <w:r>
           <w:rPr>
             <w:lang w:val="en_US" w:bidi="en_US"/>
@@ -10398,7 +10923,7 @@
         </w:rPr>
         <w:t>). Often, "vision" is used simply as a technical term for any message from God, even if it was just words the prophet heard. When God first called Samuel to be a prophet, the Bible specifically uses the word "vision" to describe this event (</w:t>
       </w:r>
-      <w:hyperlink r:id="rId120">
+      <w:hyperlink r:id="rId140">
         <w:r>
           <w:rPr>
             <w:lang w:val="en_US" w:bidi="en_US"/>
@@ -10430,7 +10955,7 @@
         </w:rPr>
         <w:t>The prophetic books in the Bible contain messages from God delivered through prophets and often include visions, warnings, and promises. Several of the prophetic books have the word "vision" in their first verse (</w:t>
       </w:r>
-      <w:hyperlink r:id="rId121">
+      <w:hyperlink r:id="rId141">
         <w:r>
           <w:rPr>
             <w:lang w:val="en_US" w:bidi="en_US"/>
@@ -10448,7 +10973,7 @@
         </w:rPr>
         <w:t xml:space="preserve">; </w:t>
       </w:r>
-      <w:hyperlink r:id="rId122">
+      <w:hyperlink r:id="rId142">
         <w:r>
           <w:rPr>
             <w:lang w:val="en_US" w:bidi="en_US"/>
@@ -10466,7 +10991,7 @@
         </w:rPr>
         <w:t xml:space="preserve">; </w:t>
       </w:r>
-      <w:hyperlink r:id="rId123">
+      <w:hyperlink r:id="rId143">
         <w:r>
           <w:rPr>
             <w:lang w:val="en_US" w:bidi="en_US"/>
@@ -10484,7 +11009,7 @@
         </w:rPr>
         <w:t>). When Nathan told David about God's special promise to him (God's covenant), this message is also called a vision (</w:t>
       </w:r>
-      <w:hyperlink r:id="rId124">
+      <w:hyperlink r:id="rId144">
         <w:r>
           <w:rPr>
             <w:lang w:val="en_US" w:bidi="en_US"/>
@@ -10502,7 +11027,7 @@
         </w:rPr>
         <w:t xml:space="preserve">; </w:t>
       </w:r>
-      <w:hyperlink r:id="rId125">
+      <w:hyperlink r:id="rId145">
         <w:r>
           <w:rPr>
             <w:lang w:val="en_US" w:bidi="en_US"/>
@@ -10520,7 +11045,7 @@
         </w:rPr>
         <w:t xml:space="preserve">; </w:t>
       </w:r>
-      <w:hyperlink r:id="rId126">
+      <w:hyperlink r:id="rId146">
         <w:r>
           <w:rPr>
             <w:lang w:val="en_US" w:bidi="en_US"/>
@@ -10538,7 +11063,7 @@
         </w:rPr>
         <w:t xml:space="preserve">). In </w:t>
       </w:r>
-      <w:hyperlink r:id="rId127">
+      <w:hyperlink r:id="rId147">
         <w:r>
           <w:rPr>
             <w:lang w:val="en_US" w:bidi="en_US"/>
@@ -10556,7 +11081,7 @@
         </w:rPr>
         <w:t xml:space="preserve"> "to seal both vision and prophet" means to confirm that Jeremiah's prophecy (mentioned in verse </w:t>
       </w:r>
-      <w:hyperlink r:id="rId128">
+      <w:hyperlink r:id="rId148">
         <w:r>
           <w:rPr>
             <w:lang w:val="en_US" w:bidi="en_US"/>
@@ -10600,7 +11125,7 @@
         </w:rPr>
         <w:t>" (</w:t>
       </w:r>
-      <w:hyperlink r:id="rId129">
+      <w:hyperlink r:id="rId149">
         <w:r>
           <w:rPr>
             <w:lang w:val="en_US" w:bidi="en_US"/>
@@ -10723,7 +11248,7 @@
         </w:rPr>
         <w:t>A man who was appointed by Moses from the tribe of Naphtali to be one of the twelve spies sent to explore the land of Canaan (</w:t>
       </w:r>
-      <w:hyperlink r:id="rId130">
+      <w:hyperlink r:id="rId150">
         <w:r>
           <w:rPr>
             <w:lang w:val="en_US" w:bidi="en_US"/>
@@ -10828,7 +11353,7 @@
         </w:rPr>
         <w:t xml:space="preserve">Tithing, sacrifices and offerings, keeping the Sabbath, and circumcision were all commanded by the law of Moses. Making vows was not. For example, </w:t>
       </w:r>
-      <w:hyperlink r:id="rId131">
+      <w:hyperlink r:id="rId151">
         <w:r>
           <w:rPr>
             <w:lang w:val="en_US" w:bidi="en_US"/>
@@ -10883,7 +11408,7 @@
         </w:rPr>
         <w:t xml:space="preserve">The purpose of a vow is to win favor from the Lord, to express gratitude to him for some deliverance or benefit, or to prove absolute devotion to him. Personal dedication and separation to the Lord were the main features of the Nazirite vow. Samson, Samuel, and John the Baptist are the most familiar examples of those who took this type of vow. </w:t>
       </w:r>
-      <w:hyperlink r:id="rId132">
+      <w:hyperlink r:id="rId152">
         <w:r>
           <w:rPr>
             <w:lang w:val="en_US" w:bidi="en_US"/>
@@ -10901,7 +11426,7 @@
         </w:rPr>
         <w:t xml:space="preserve"> outlines the conditions of this commitment. Verses </w:t>
       </w:r>
-      <w:hyperlink r:id="rId133">
+      <w:hyperlink r:id="rId153">
         <w:r>
           <w:rPr>
             <w:lang w:val="en_US" w:bidi="en_US"/>
@@ -10919,7 +11444,7 @@
         </w:rPr>
         <w:t xml:space="preserve"> tell how to be released from the vow. Women might also take this vow (verse </w:t>
       </w:r>
-      <w:hyperlink r:id="rId134">
+      <w:hyperlink r:id="rId154">
         <w:r>
           <w:rPr>
             <w:lang w:val="en_US" w:bidi="en_US"/>
@@ -10937,7 +11462,7 @@
         </w:rPr>
         <w:t>), and it might only be for a designated time. The Recabite clan pledged themselves to a simple and unsettled life. They are a compelling illustration of loyalty to the God of Israel (</w:t>
       </w:r>
-      <w:hyperlink r:id="rId135">
+      <w:hyperlink r:id="rId155">
         <w:r>
           <w:rPr>
             <w:lang w:val="en_US" w:bidi="en_US"/>
@@ -10969,7 +11494,7 @@
         </w:rPr>
         <w:t>Some vows were taken as a type of bargain with God. At Bethel, Jacob promised God worship and the tithe if God would protect him and supply his needs (</w:t>
       </w:r>
-      <w:hyperlink r:id="rId136">
+      <w:hyperlink r:id="rId156">
         <w:r>
           <w:rPr>
             <w:lang w:val="en_US" w:bidi="en_US"/>
@@ -10981,7 +11506,7 @@
           <w:t>Genesis 28:20</w:t>
         </w:r>
       </w:hyperlink>
-      <w:hyperlink r:id="rId133">
+      <w:hyperlink r:id="rId153">
         <w:r>
           <w:rPr>
             <w:lang w:val="en_US" w:bidi="en_US"/>
@@ -10993,7 +11518,7 @@
           <w:t>–</w:t>
         </w:r>
       </w:hyperlink>
-      <w:hyperlink r:id="rId136">
+      <w:hyperlink r:id="rId156">
         <w:r>
           <w:rPr>
             <w:lang w:val="en_US" w:bidi="en_US"/>
@@ -11011,7 +11536,7 @@
         </w:rPr>
         <w:t>). Hannah pledged that if God would give her a son, she would return him to God (</w:t>
       </w:r>
-      <w:hyperlink r:id="rId137">
+      <w:hyperlink r:id="rId157">
         <w:r>
           <w:rPr>
             <w:lang w:val="en_US" w:bidi="en_US"/>
@@ -11023,7 +11548,7 @@
           <w:t>1 Samuel 1:11, 27</w:t>
         </w:r>
       </w:hyperlink>
-      <w:hyperlink r:id="rId133">
+      <w:hyperlink r:id="rId153">
         <w:r>
           <w:rPr>
             <w:lang w:val="en_US" w:bidi="en_US"/>
@@ -11035,7 +11560,7 @@
           <w:t>–</w:t>
         </w:r>
       </w:hyperlink>
-      <w:hyperlink r:id="rId137">
+      <w:hyperlink r:id="rId157">
         <w:r>
           <w:rPr>
             <w:lang w:val="en_US" w:bidi="en_US"/>
@@ -11053,7 +11578,7 @@
         </w:rPr>
         <w:t xml:space="preserve">). In the Psalms, paying a vow is often associated with thanksgiving for deliverance from danger or affliction (for example, </w:t>
       </w:r>
-      <w:hyperlink r:id="rId138">
+      <w:hyperlink r:id="rId158">
         <w:r>
           <w:rPr>
             <w:lang w:val="en_US" w:bidi="en_US"/>
@@ -11065,7 +11590,7 @@
           <w:t>Psalms 22:24</w:t>
         </w:r>
       </w:hyperlink>
-      <w:hyperlink r:id="rId133">
+      <w:hyperlink r:id="rId153">
         <w:r>
           <w:rPr>
             <w:lang w:val="en_US" w:bidi="en_US"/>
@@ -11077,7 +11602,7 @@
           <w:t>–</w:t>
         </w:r>
       </w:hyperlink>
-      <w:hyperlink r:id="rId138">
+      <w:hyperlink r:id="rId158">
         <w:r>
           <w:rPr>
             <w:lang w:val="en_US" w:bidi="en_US"/>
@@ -11095,7 +11620,7 @@
         </w:rPr>
         <w:t xml:space="preserve">; </w:t>
       </w:r>
-      <w:hyperlink r:id="rId139">
+      <w:hyperlink r:id="rId159">
         <w:r>
           <w:rPr>
             <w:lang w:val="en_US" w:bidi="en_US"/>
@@ -11107,7 +11632,7 @@
           <w:t>56:12</w:t>
         </w:r>
       </w:hyperlink>
-      <w:hyperlink r:id="rId133">
+      <w:hyperlink r:id="rId153">
         <w:r>
           <w:rPr>
             <w:lang w:val="en_US" w:bidi="en_US"/>
@@ -11119,7 +11644,7 @@
           <w:t>–</w:t>
         </w:r>
       </w:hyperlink>
-      <w:hyperlink r:id="rId139">
+      <w:hyperlink r:id="rId159">
         <w:r>
           <w:rPr>
             <w:lang w:val="en_US" w:bidi="en_US"/>
@@ -11151,7 +11676,7 @@
         </w:rPr>
         <w:t>Once a vow is made, the obligation is serious. Not making a vow is not a sin (</w:t>
       </w:r>
-      <w:hyperlink r:id="rId140">
+      <w:hyperlink r:id="rId160">
         <w:r>
           <w:rPr>
             <w:lang w:val="en_US" w:bidi="en_US"/>
@@ -11169,7 +11694,7 @@
         </w:rPr>
         <w:t>). Once declared, the vow must be kept (</w:t>
       </w:r>
-      <w:hyperlink r:id="rId141">
+      <w:hyperlink r:id="rId161">
         <w:r>
           <w:rPr>
             <w:lang w:val="en_US" w:bidi="en_US"/>
@@ -11181,7 +11706,7 @@
           <w:t>Deuteronomy 23:21</w:t>
         </w:r>
       </w:hyperlink>
-      <w:hyperlink r:id="rId133">
+      <w:hyperlink r:id="rId153">
         <w:r>
           <w:rPr>
             <w:lang w:val="en_US" w:bidi="en_US"/>
@@ -11193,7 +11718,7 @@
           <w:t>–</w:t>
         </w:r>
       </w:hyperlink>
-      <w:hyperlink r:id="rId141">
+      <w:hyperlink r:id="rId161">
         <w:r>
           <w:rPr>
             <w:lang w:val="en_US" w:bidi="en_US"/>
@@ -11211,7 +11736,7 @@
         </w:rPr>
         <w:t xml:space="preserve">; see also </w:t>
       </w:r>
-      <w:hyperlink r:id="rId142">
+      <w:hyperlink r:id="rId162">
         <w:r>
           <w:rPr>
             <w:lang w:val="en_US" w:bidi="en_US"/>
@@ -11229,7 +11754,7 @@
         </w:rPr>
         <w:t xml:space="preserve">; </w:t>
       </w:r>
-      <w:hyperlink r:id="rId143">
+      <w:hyperlink r:id="rId163">
         <w:r>
           <w:rPr>
             <w:lang w:val="en_US" w:bidi="en_US"/>
@@ -11241,7 +11766,7 @@
           <w:t>Ecclesiastes 5:4</w:t>
         </w:r>
       </w:hyperlink>
-      <w:hyperlink r:id="rId133">
+      <w:hyperlink r:id="rId153">
         <w:r>
           <w:rPr>
             <w:lang w:val="en_US" w:bidi="en_US"/>
@@ -11253,7 +11778,7 @@
           <w:t>–</w:t>
         </w:r>
       </w:hyperlink>
-      <w:hyperlink r:id="rId143">
+      <w:hyperlink r:id="rId163">
         <w:r>
           <w:rPr>
             <w:lang w:val="en_US" w:bidi="en_US"/>
@@ -11296,7 +11821,7 @@
         </w:rPr>
         <w:t>The term "vow" is used only twice in the New Testament. Both uses are connected to the apostle Paul (</w:t>
       </w:r>
-      <w:hyperlink r:id="rId144">
+      <w:hyperlink r:id="rId164">
         <w:r>
           <w:rPr>
             <w:lang w:val="en_US" w:bidi="en_US"/>
@@ -11314,7 +11839,7 @@
         </w:rPr>
         <w:t xml:space="preserve">; </w:t>
       </w:r>
-      <w:hyperlink r:id="rId145">
+      <w:hyperlink r:id="rId165">
         <w:r>
           <w:rPr>
             <w:lang w:val="en_US" w:bidi="en_US"/>
@@ -11326,7 +11851,7 @@
           <w:t>21:23</w:t>
         </w:r>
       </w:hyperlink>
-      <w:hyperlink r:id="rId133">
+      <w:hyperlink r:id="rId153">
         <w:r>
           <w:rPr>
             <w:lang w:val="en_US" w:bidi="en_US"/>
@@ -11338,7 +11863,7 @@
           <w:t>–</w:t>
         </w:r>
       </w:hyperlink>
-      <w:hyperlink r:id="rId145">
+      <w:hyperlink r:id="rId165">
         <w:r>
           <w:rPr>
             <w:lang w:val="en_US" w:bidi="en_US"/>
@@ -11356,7 +11881,7 @@
         </w:rPr>
         <w:t>). But the same principle is involved in the case of the word "Corban" (</w:t>
       </w:r>
-      <w:hyperlink r:id="rId146">
+      <w:hyperlink r:id="rId166">
         <w:r>
           <w:rPr>
             <w:lang w:val="en_US" w:bidi="en_US"/>
@@ -11368,7 +11893,7 @@
           <w:t>Mark 7:11</w:t>
         </w:r>
       </w:hyperlink>
-      <w:hyperlink r:id="rId133">
+      <w:hyperlink r:id="rId153">
         <w:r>
           <w:rPr>
             <w:lang w:val="en_US" w:bidi="en_US"/>
@@ -11380,7 +11905,7 @@
           <w:t>–</w:t>
         </w:r>
       </w:hyperlink>
-      <w:hyperlink r:id="rId146">
+      <w:hyperlink r:id="rId166">
         <w:r>
           <w:rPr>
             <w:lang w:val="en_US" w:bidi="en_US"/>
@@ -11398,7 +11923,7 @@
         </w:rPr>
         <w:t xml:space="preserve">; compare </w:t>
       </w:r>
-      <w:hyperlink r:id="rId147">
+      <w:hyperlink r:id="rId167">
         <w:r>
           <w:rPr>
             <w:lang w:val="en_US" w:bidi="en_US"/>
@@ -11410,7 +11935,7 @@
           <w:t>Matthew 15:5</w:t>
         </w:r>
       </w:hyperlink>
-      <w:hyperlink r:id="rId133">
+      <w:hyperlink r:id="rId153">
         <w:r>
           <w:rPr>
             <w:lang w:val="en_US" w:bidi="en_US"/>
@@ -11422,7 +11947,7 @@
           <w:t>–</w:t>
         </w:r>
       </w:hyperlink>
-      <w:hyperlink r:id="rId147">
+      <w:hyperlink r:id="rId167">
         <w:r>
           <w:rPr>
             <w:lang w:val="en_US" w:bidi="en_US"/>
@@ -11800,7 +12325,7 @@
         </w:rPr>
         <w:t>The bearded vulture was an unclean bird under the Law of Moses (</w:t>
       </w:r>
-      <w:hyperlink r:id="rId148">
+      <w:hyperlink r:id="rId168">
         <w:r>
           <w:rPr>
             <w:lang w:val="en_US" w:bidi="en_US"/>
@@ -11884,7 +12409,7 @@
         </w:rPr>
         <w:t xml:space="preserve">The black vulture listed in </w:t>
       </w:r>
-      <w:hyperlink r:id="rId148">
+      <w:hyperlink r:id="rId168">
         <w:r>
           <w:rPr>
             <w:lang w:val="en_US" w:bidi="en_US"/>
@@ -11902,7 +12427,7 @@
         </w:rPr>
         <w:t xml:space="preserve"> and </w:t>
       </w:r>
-      <w:hyperlink r:id="rId149">
+      <w:hyperlink r:id="rId169">
         <w:r>
           <w:rPr>
             <w:lang w:val="en_US" w:bidi="en_US"/>
@@ -11999,7 +12524,7 @@
         </w:rPr>
         <w:t>The Bible may refer to it in the lists of unclean birds (</w:t>
       </w:r>
-      <w:hyperlink r:id="rId150">
+      <w:hyperlink r:id="rId170">
         <w:r>
           <w:rPr>
             <w:lang w:val="en_US" w:bidi="en_US"/>
@@ -12017,7 +12542,7 @@
         </w:rPr>
         <w:t xml:space="preserve">; </w:t>
       </w:r>
-      <w:hyperlink r:id="rId151">
+      <w:hyperlink r:id="rId171">
         <w:r>
           <w:rPr>
             <w:lang w:val="en_US" w:bidi="en_US"/>
@@ -12172,7 +12697,7 @@
         </w:rPr>
         <w:t>nesting (</w:t>
       </w:r>
-      <w:hyperlink r:id="rId152">
+      <w:hyperlink r:id="rId172">
         <w:r>
           <w:rPr>
             <w:lang w:val="en_US" w:bidi="en_US"/>
@@ -12190,7 +12715,7 @@
         </w:rPr>
         <w:t xml:space="preserve">; </w:t>
       </w:r>
-      <w:hyperlink r:id="rId153">
+      <w:hyperlink r:id="rId173">
         <w:r>
           <w:rPr>
             <w:lang w:val="en_US" w:bidi="en_US"/>
@@ -12208,7 +12733,7 @@
         </w:rPr>
         <w:t xml:space="preserve">; </w:t>
       </w:r>
-      <w:hyperlink r:id="rId154">
+      <w:hyperlink r:id="rId174">
         <w:r>
           <w:rPr>
             <w:lang w:val="en_US" w:bidi="en_US"/>
@@ -12244,7 +12769,7 @@
         </w:rPr>
         <w:t>care for young (</w:t>
       </w:r>
-      <w:hyperlink r:id="rId155">
+      <w:hyperlink r:id="rId175">
         <w:r>
           <w:rPr>
             <w:lang w:val="en_US" w:bidi="en_US"/>
@@ -12280,7 +12805,7 @@
         </w:rPr>
         <w:t>flying ability (</w:t>
       </w:r>
-      <w:hyperlink r:id="rId156">
+      <w:hyperlink r:id="rId176">
         <w:r>
           <w:rPr>
             <w:lang w:val="en_US" w:bidi="en_US"/>
@@ -12298,7 +12823,7 @@
         </w:rPr>
         <w:t xml:space="preserve">; </w:t>
       </w:r>
-      <w:hyperlink r:id="rId157">
+      <w:hyperlink r:id="rId177">
         <w:r>
           <w:rPr>
             <w:lang w:val="en_US" w:bidi="en_US"/>
@@ -12316,7 +12841,7 @@
         </w:rPr>
         <w:t xml:space="preserve">; </w:t>
       </w:r>
-      <w:hyperlink r:id="rId158">
+      <w:hyperlink r:id="rId178">
         <w:r>
           <w:rPr>
             <w:lang w:val="en_US" w:bidi="en_US"/>
@@ -12334,7 +12859,7 @@
         </w:rPr>
         <w:t xml:space="preserve">; </w:t>
       </w:r>
-      <w:hyperlink r:id="rId159">
+      <w:hyperlink r:id="rId179">
         <w:r>
           <w:rPr>
             <w:lang w:val="en_US" w:bidi="en_US"/>
@@ -12370,7 +12895,7 @@
         </w:rPr>
         <w:t>high flight (</w:t>
       </w:r>
-      <w:hyperlink r:id="rId160">
+      <w:hyperlink r:id="rId180">
         <w:r>
           <w:rPr>
             <w:lang w:val="en_US" w:bidi="en_US"/>
@@ -12388,7 +12913,7 @@
         </w:rPr>
         <w:t xml:space="preserve">; </w:t>
       </w:r>
-      <w:hyperlink r:id="rId161">
+      <w:hyperlink r:id="rId181">
         <w:r>
           <w:rPr>
             <w:lang w:val="en_US" w:bidi="en_US"/>
@@ -12406,7 +12931,7 @@
         </w:rPr>
         <w:t xml:space="preserve">; </w:t>
       </w:r>
-      <w:hyperlink r:id="rId162">
+      <w:hyperlink r:id="rId182">
         <w:r>
           <w:rPr>
             <w:lang w:val="en_US" w:bidi="en_US"/>
@@ -12438,7 +12963,7 @@
         </w:rPr>
         <w:t>Because vultures eat carrion, they are listed among the unclean birds in the Law of Moses (</w:t>
       </w:r>
-      <w:hyperlink r:id="rId163">
+      <w:hyperlink r:id="rId183">
         <w:r>
           <w:rPr>
             <w:lang w:val="en_US" w:bidi="en_US"/>
@@ -12456,7 +12981,7 @@
         </w:rPr>
         <w:t xml:space="preserve">; </w:t>
       </w:r>
-      <w:hyperlink r:id="rId164">
+      <w:hyperlink r:id="rId184">
         <w:r>
           <w:rPr>
             <w:lang w:val="en_US" w:bidi="en_US"/>
@@ -12488,7 +13013,7 @@
         </w:rPr>
         <w:t>Some modern translations replace “eagle” with “vulture” in passages that show vultures as a sign of doom (</w:t>
       </w:r>
-      <w:hyperlink r:id="rId159">
+      <w:hyperlink r:id="rId179">
         <w:r>
           <w:rPr>
             <w:lang w:val="en_US" w:bidi="en_US"/>
@@ -12506,7 +13031,7 @@
         </w:rPr>
         <w:t xml:space="preserve">; </w:t>
       </w:r>
-      <w:hyperlink r:id="rId165">
+      <w:hyperlink r:id="rId185">
         <w:r>
           <w:rPr>
             <w:lang w:val="en_US" w:bidi="en_US"/>
@@ -12524,7 +13049,7 @@
         </w:rPr>
         <w:t>) or as birds that eat the dead (</w:t>
       </w:r>
-      <w:hyperlink r:id="rId166">
+      <w:hyperlink r:id="rId186">
         <w:r>
           <w:rPr>
             <w:lang w:val="en_US" w:bidi="en_US"/>
@@ -12542,7 +13067,7 @@
         </w:rPr>
         <w:t>). The phrase “bald as an eagle” (</w:t>
       </w:r>
-      <w:hyperlink r:id="rId167">
+      <w:hyperlink r:id="rId187">
         <w:r>
           <w:rPr>
             <w:lang w:val="en_US" w:bidi="en_US"/>
@@ -12560,7 +13085,7 @@
         </w:rPr>
         <w:t>) is better translated “bald as the vulture,” since there are no bald eagles in Israel, but many vultures are bald. In the ancient Near East, vultures and eagles were both symbols of power and rule. This means Ezekiel’s comparisons of kings to eagles (</w:t>
       </w:r>
-      <w:hyperlink r:id="rId168">
+      <w:hyperlink r:id="rId188">
         <w:r>
           <w:rPr>
             <w:lang w:val="en_US" w:bidi="en_US"/>
@@ -12578,7 +13103,7 @@
         </w:rPr>
         <w:t>) could also mean vultures. In (</w:t>
       </w:r>
-      <w:hyperlink r:id="rId169">
+      <w:hyperlink r:id="rId189">
         <w:r>
           <w:rPr>
             <w:lang w:val="en_US" w:bidi="en_US"/>
@@ -12610,7 +13135,7 @@
         </w:rPr>
         <w:t xml:space="preserve">Some verses in the King James Version that mention vultures are translated as “kite” or “falcon” in modern versions (compare various versions of </w:t>
       </w:r>
-      <w:hyperlink r:id="rId170">
+      <w:hyperlink r:id="rId190">
         <w:r>
           <w:rPr>
             <w:lang w:val="en_US" w:bidi="en_US"/>
@@ -12628,7 +13153,7 @@
         </w:rPr>
         <w:t xml:space="preserve">; </w:t>
       </w:r>
-      <w:hyperlink r:id="rId171">
+      <w:hyperlink r:id="rId191">
         <w:r>
           <w:rPr>
             <w:lang w:val="en_US" w:bidi="en_US"/>
@@ -12646,7 +13171,7 @@
         </w:rPr>
         <w:t xml:space="preserve">; </w:t>
       </w:r>
-      <w:hyperlink r:id="rId172">
+      <w:hyperlink r:id="rId192">
         <w:r>
           <w:rPr>
             <w:lang w:val="en_US" w:bidi="en_US"/>
@@ -12664,7 +13189,7 @@
         </w:rPr>
         <w:t xml:space="preserve">; </w:t>
       </w:r>
-      <w:hyperlink r:id="rId173">
+      <w:hyperlink r:id="rId193">
         <w:r>
           <w:rPr>
             <w:lang w:val="en_US" w:bidi="en_US"/>

--- a/eng/docx/022.content.docx
+++ b/eng/docx/022.content.docx
@@ -917,6 +917,104 @@
       </w:r>
       <w:r>
         <w:rPr>
+          <w:lang w:val="en_US" w:bidi="en_US"/>
+        </w:rPr>
+        <w:t>The Valley of Jehoshaphat was a valley mentioned in prophecy as the place of future judgment (</w:t>
+      </w:r>
+      <w:hyperlink r:id="rId19">
+        <w:r>
+          <w:rPr>
+            <w:lang w:val="en_US" w:bidi="en_US"/>
+          </w:rPr>
+          <w:rPr>
+            <w:color w:val="0000EE"/>
+            <w:u w:val="single"/>
+          </w:rPr>
+          <w:t>Joel 3:2, 12</w:t>
+        </w:r>
+      </w:hyperlink>
+      <w:r>
+        <w:rPr>
+          <w:lang w:val="en_US" w:bidi="en_US"/>
+        </w:rPr>
+        <w:t>). It is sometimes called the valley of decision (</w:t>
+      </w:r>
+      <w:hyperlink r:id="rId17">
+        <w:r>
+          <w:rPr>
+            <w:lang w:val="en_US" w:bidi="en_US"/>
+          </w:rPr>
+          <w:rPr>
+            <w:color w:val="0000EE"/>
+            <w:u w:val="single"/>
+          </w:rPr>
+          <w:t>Joel 3:14</w:t>
+        </w:r>
+      </w:hyperlink>
+      <w:r>
+        <w:rPr>
+          <w:lang w:val="en_US" w:bidi="en_US"/>
+        </w:rPr>
+        <w:t xml:space="preserve">). </w:t>
+      </w:r>
+    </w:p>
+    <w:p>
+      <w:pPr/>
+      <w:r>
+        <w:rPr>
+          <w:lang w:val="en_US" w:bidi="en_US"/>
+        </w:rPr>
+      </w:r>
+      <w:r>
+        <w:rPr>
+          <w:lang w:val="en_US" w:bidi="en_US"/>
+        </w:rPr>
+        <w:t>People disagree on its exact location. Some, like Jerome, identify it with the Kidron Valley, east of Jerusalem. They point to early Christian tradition. Others prefer the valley of Hinnom, south of Jerusalem. This tradition may be traced back through Eusebius to the book of 1 Enoch (1 Enoch 53:1). Still others say the name is symbolic and refers only to coming judgment, not to a specific place.</w:t>
+      </w:r>
+      <w:r>
+        <w:rPr>
+          <w:lang w:val="en_US" w:bidi="en_US"/>
+        </w:rPr>
+      </w:r>
+      <w:r>
+        <w:rPr>
+          <w:lang w:val="en_US" w:bidi="en_US"/>
+        </w:rPr>
+      </w:r>
+    </w:p>
+    <w:p>
+      <w:pPr/>
+      <w:r>
+        <w:rPr>
+          <w:lang w:val="en_US" w:bidi="en_US"/>
+        </w:rPr>
+      </w:r>
+    </w:p>
+    <w:p>
+      <w:pPr>
+        <w:pStyle w:val="Heading2"/>
+      </w:pPr>
+      <w:r>
+        <w:rPr>
+          <w:lang w:val="en_US" w:bidi="en_US"/>
+        </w:rPr>
+        <w:t>Valley of Jehoshaphat</w:t>
+      </w:r>
+      <w:r>
+        <w:rPr>
+          <w:lang w:val="en_US" w:bidi="en_US"/>
+        </w:rPr>
+      </w:r>
+    </w:p>
+    <w:p>
+      <w:pPr/>
+      <w:r>
+        <w:rPr>
+          <w:lang w:val="en_US" w:bidi="en_US"/>
+        </w:rPr>
+      </w:r>
+      <w:r>
+        <w:rPr>
           <w:i/>
           <w:lang w:val="en_US" w:bidi="en_US"/>
         </w:rPr>
@@ -7525,6 +7623,105 @@
           <w:lang w:val="en_US" w:bidi="en_US"/>
         </w:rPr>
         <w:t>Priests and Levites</w:t>
+      </w:r>
+      <w:r>
+        <w:rPr>
+          <w:lang w:val="en_US" w:bidi="en_US"/>
+        </w:rPr>
+        <w:t>.</w:t>
+      </w:r>
+      <w:r>
+        <w:rPr>
+          <w:lang w:val="en_US" w:bidi="en_US"/>
+        </w:rPr>
+      </w:r>
+      <w:r>
+        <w:rPr>
+          <w:lang w:val="en_US" w:bidi="en_US"/>
+        </w:rPr>
+      </w:r>
+    </w:p>
+    <w:p>
+      <w:pPr/>
+      <w:r>
+        <w:rPr>
+          <w:lang w:val="en_US" w:bidi="en_US"/>
+        </w:rPr>
+      </w:r>
+    </w:p>
+    <w:p>
+      <w:pPr>
+        <w:pStyle w:val="Heading2"/>
+      </w:pPr>
+      <w:r>
+        <w:rPr>
+          <w:lang w:val="en_US" w:bidi="en_US"/>
+        </w:rPr>
+        <w:t>Vine of Sodom</w:t>
+      </w:r>
+      <w:r>
+        <w:rPr>
+          <w:lang w:val="en_US" w:bidi="en_US"/>
+        </w:rPr>
+      </w:r>
+    </w:p>
+    <w:p>
+      <w:pPr/>
+      <w:r>
+        <w:rPr>
+          <w:lang w:val="en_US" w:bidi="en_US"/>
+        </w:rPr>
+      </w:r>
+      <w:r>
+        <w:rPr>
+          <w:lang w:val="en_US" w:bidi="en_US"/>
+        </w:rPr>
+        <w:t>The vine of Sodom is a plant mentioned in the Bible as a symbol of corruption and judgment (</w:t>
+      </w:r>
+      <w:hyperlink r:id="rId57">
+        <w:r>
+          <w:rPr>
+            <w:lang w:val="en_US" w:bidi="en_US"/>
+          </w:rPr>
+          <w:rPr>
+            <w:color w:val="0000EE"/>
+            <w:u w:val="single"/>
+          </w:rPr>
+          <w:t>Deuteronomy 32:32</w:t>
+        </w:r>
+      </w:hyperlink>
+      <w:r>
+        <w:rPr>
+          <w:lang w:val="en_US" w:bidi="en_US"/>
+        </w:rPr>
+        <w:t>). Its exact identity is uncertain. Some interpreters connect it with the wild gourd.</w:t>
+      </w:r>
+    </w:p>
+    <w:p>
+      <w:pPr/>
+      <w:r>
+        <w:rPr>
+          <w:lang w:val="en_US" w:bidi="en_US"/>
+        </w:rPr>
+      </w:r>
+      <w:r>
+        <w:rPr>
+          <w:i/>
+          <w:lang w:val="en_US" w:bidi="en_US"/>
+        </w:rPr>
+        <w:t>See</w:t>
+      </w:r>
+      <w:r>
+        <w:rPr>
+          <w:lang w:val="en_US" w:bidi="en_US"/>
+        </w:rPr>
+        <w:t xml:space="preserve"> </w:t>
+      </w:r>
+      <w:r>
+        <w:rPr>
+          <w:lang w:val="en_US" w:bidi="en_US"/>
+        </w:rPr>
+        <w:t>Wild Gourd</w:t>
       </w:r>
       <w:r>
         <w:rPr>

--- a/eng/docx/022.content.docx
+++ b/eng/docx/022.content.docx
@@ -233,18 +233,12 @@
         </w:rPr>
         <w:t>One of Haman’s ten sons. Haman was an important official who plotted to kill all the Jewish people in Persia. When his plan failed, the Jewish people defended themselves against their enemies. During this time, Vaizatha and his brothers were killed (</w:t>
       </w:r>
-      <w:hyperlink r:id="rId13">
-        <w:r>
-          <w:rPr>
-            <w:lang w:val="en_US" w:bidi="en_US"/>
-          </w:rPr>
-          <w:rPr>
-            <w:color w:val="0000EE"/>
-            <w:u w:val="single"/>
-          </w:rPr>
-          <w:t>Esther 9:9</w:t>
-        </w:r>
-      </w:hyperlink>
+      <w:r>
+        <w:rPr>
+          <w:lang w:val="en_US" w:bidi="en_US"/>
+        </w:rPr>
+        <w:t>Esther 9:9</w:t>
+      </w:r>
       <w:r>
         <w:rPr>
           <w:lang w:val="en_US" w:bidi="en_US"/>
@@ -305,36 +299,24 @@
         </w:rPr>
         <w:t>(</w:t>
       </w:r>
-      <w:hyperlink r:id="rId14">
-        <w:r>
-          <w:rPr>
-            <w:lang w:val="en_US" w:bidi="en_US"/>
-          </w:rPr>
-          <w:rPr>
-            <w:color w:val="0000EE"/>
-            <w:u w:val="single"/>
-          </w:rPr>
-          <w:t>Nehemiah 2:13–14</w:t>
-        </w:r>
-      </w:hyperlink>
+      <w:r>
+        <w:rPr>
+          <w:lang w:val="en_US" w:bidi="en_US"/>
+        </w:rPr>
+        <w:t>Nehemiah 2:13–14</w:t>
+      </w:r>
       <w:r>
         <w:rPr>
           <w:lang w:val="en_US" w:bidi="en_US"/>
         </w:rPr>
         <w:t>). It was on the west side of the city facing the Tyropeon Valley. King Uzziah is said to have built and strengthened a tower at this gate (</w:t>
       </w:r>
-      <w:hyperlink r:id="rId15">
-        <w:r>
-          <w:rPr>
-            <w:lang w:val="en_US" w:bidi="en_US"/>
-          </w:rPr>
-          <w:rPr>
-            <w:color w:val="0000EE"/>
-            <w:u w:val="single"/>
-          </w:rPr>
-          <w:t>2 Chronicles 26:9</w:t>
-        </w:r>
-      </w:hyperlink>
+      <w:r>
+        <w:rPr>
+          <w:lang w:val="en_US" w:bidi="en_US"/>
+        </w:rPr>
+        <w:t>2 Chronicles 26:9</w:t>
+      </w:r>
       <w:r>
         <w:rPr>
           <w:lang w:val="en_US" w:bidi="en_US"/>
@@ -387,26 +369,28 @@
         <w:rPr>
           <w:lang w:val="en_US" w:bidi="en_US"/>
         </w:rPr>
-        <w:t xml:space="preserve">Translation and alternate name for Ge-harashim in </w:t>
-      </w:r>
-      <w:hyperlink r:id="rId16">
-        <w:r>
-          <w:rPr>
-            <w:lang w:val="en_US" w:bidi="en_US"/>
-          </w:rPr>
-          <w:rPr>
-            <w:color w:val="0000EE"/>
-            <w:u w:val="single"/>
-          </w:rPr>
-          <w:t>Nehemiah 11:35</w:t>
-        </w:r>
-      </w:hyperlink>
+        <w:t xml:space="preserve">Valley of Craftsmen is a translation and another name for Ge-harashim in </w:t>
+      </w:r>
+      <w:r>
+        <w:rPr>
+          <w:lang w:val="en_US" w:bidi="en_US"/>
+        </w:rPr>
+        <w:t>Nehemiah 11:35</w:t>
+      </w:r>
       <w:r>
         <w:rPr>
           <w:lang w:val="en_US" w:bidi="en_US"/>
         </w:rPr>
         <w:t xml:space="preserve">. </w:t>
       </w:r>
+    </w:p>
+    <w:p>
+      <w:pPr/>
+      <w:r>
+        <w:rPr>
+          <w:lang w:val="en_US" w:bidi="en_US"/>
+        </w:rPr>
+      </w:r>
       <w:r>
         <w:rPr>
           <w:i/>
@@ -480,36 +464,24 @@
         </w:rPr>
         <w:t xml:space="preserve">A place mentioned in </w:t>
       </w:r>
-      <w:hyperlink r:id="rId17">
-        <w:r>
-          <w:rPr>
-            <w:lang w:val="en_US" w:bidi="en_US"/>
-          </w:rPr>
-          <w:rPr>
-            <w:color w:val="0000EE"/>
-            <w:u w:val="single"/>
-          </w:rPr>
-          <w:t>Joel 3:14</w:t>
-        </w:r>
-      </w:hyperlink>
+      <w:r>
+        <w:rPr>
+          <w:lang w:val="en_US" w:bidi="en_US"/>
+        </w:rPr>
+        <w:t>Joel 3:14</w:t>
+      </w:r>
       <w:r>
         <w:rPr>
           <w:lang w:val="en_US" w:bidi="en_US"/>
         </w:rPr>
         <w:t xml:space="preserve">, where the Lord will judge the non-Jewish nations who gathered against Judah. It is the same as the valley of Jehoshaphat (see </w:t>
       </w:r>
-      <w:hyperlink r:id="rId18">
-        <w:r>
-          <w:rPr>
-            <w:lang w:val="en_US" w:bidi="en_US"/>
-          </w:rPr>
-          <w:rPr>
-            <w:color w:val="0000EE"/>
-            <w:u w:val="single"/>
-          </w:rPr>
-          <w:t>Joel 3:2</w:t>
-        </w:r>
-      </w:hyperlink>
+      <w:r>
+        <w:rPr>
+          <w:lang w:val="en_US" w:bidi="en_US"/>
+        </w:rPr>
+        <w:t>Joel 3:2</w:t>
+      </w:r>
       <w:r>
         <w:rPr>
           <w:lang w:val="en_US" w:bidi="en_US"/>
@@ -597,18 +569,12 @@
         </w:rPr>
         <w:t xml:space="preserve">A valley near Jerusalem, also called the valley of Jehoshaphat in </w:t>
       </w:r>
-      <w:hyperlink r:id="rId19">
-        <w:r>
-          <w:rPr>
-            <w:lang w:val="en_US" w:bidi="en_US"/>
-          </w:rPr>
-          <w:rPr>
-            <w:color w:val="0000EE"/>
-            <w:u w:val="single"/>
-          </w:rPr>
-          <w:t>Joel 3:2, 12</w:t>
-        </w:r>
-      </w:hyperlink>
+      <w:r>
+        <w:rPr>
+          <w:lang w:val="en_US" w:bidi="en_US"/>
+        </w:rPr>
+        <w:t>Joel 3:2, 12</w:t>
+      </w:r>
       <w:r>
         <w:rPr>
           <w:lang w:val="en_US" w:bidi="en_US"/>
@@ -696,18 +662,12 @@
         </w:rPr>
         <w:t xml:space="preserve">The Valley of Gad is a place mentioned in </w:t>
       </w:r>
-      <w:hyperlink r:id="rId20">
-        <w:r>
-          <w:rPr>
-            <w:lang w:val="en_US" w:bidi="en_US"/>
-          </w:rPr>
-          <w:rPr>
-            <w:color w:val="0000EE"/>
-            <w:u w:val="single"/>
-          </w:rPr>
-          <w:t>2 Samuel 24:5.</w:t>
-        </w:r>
-      </w:hyperlink>
+      <w:r>
+        <w:rPr>
+          <w:lang w:val="en_US" w:bidi="en_US"/>
+        </w:rPr>
+        <w:t>2 Samuel 24:5.</w:t>
+      </w:r>
       <w:r>
         <w:rPr>
           <w:lang w:val="en_US" w:bidi="en_US"/>
@@ -846,7 +806,15 @@
         <w:rPr>
           <w:lang w:val="en_US" w:bidi="en_US"/>
         </w:rPr>
-        <w:t xml:space="preserve">Valley on the south side of Jerusalem, called Gehenna in the Greek NT. </w:t>
+        <w:t>Valley of Hinnom is a deep, narrow valley south of Jerusalem. It marked part of the boundary between the territories of Judah and Benjamin.</w:t>
+      </w:r>
+    </w:p>
+    <w:p>
+      <w:pPr/>
+      <w:r>
+        <w:rPr>
+          <w:lang w:val="en_US" w:bidi="en_US"/>
+        </w:rPr>
       </w:r>
       <w:r>
         <w:rPr>
@@ -900,6 +868,87 @@
         <w:rPr>
           <w:lang w:val="en_US" w:bidi="en_US"/>
         </w:rPr>
+        <w:t>Valley of Hinnom</w:t>
+      </w:r>
+      <w:r>
+        <w:rPr>
+          <w:lang w:val="en_US" w:bidi="en_US"/>
+        </w:rPr>
+      </w:r>
+    </w:p>
+    <w:p>
+      <w:pPr/>
+      <w:r>
+        <w:rPr>
+          <w:lang w:val="en_US" w:bidi="en_US"/>
+        </w:rPr>
+      </w:r>
+      <w:r>
+        <w:rPr>
+          <w:lang w:val="en_US" w:bidi="en_US"/>
+        </w:rPr>
+        <w:t>The Valley of Hinnom is a valley on the south side of Jerusalem. In the Greek New Testament, it is called Gehenna.</w:t>
+      </w:r>
+    </w:p>
+    <w:p>
+      <w:pPr/>
+      <w:r>
+        <w:rPr>
+          <w:lang w:val="en_US" w:bidi="en_US"/>
+        </w:rPr>
+      </w:r>
+      <w:r>
+        <w:rPr>
+          <w:i/>
+          <w:lang w:val="en_US" w:bidi="en_US"/>
+        </w:rPr>
+        <w:t>See</w:t>
+      </w:r>
+      <w:r>
+        <w:rPr>
+          <w:lang w:val="en_US" w:bidi="en_US"/>
+        </w:rPr>
+        <w:t xml:space="preserve"> </w:t>
+      </w:r>
+      <w:r>
+        <w:rPr>
+          <w:lang w:val="en_US" w:bidi="en_US"/>
+        </w:rPr>
+        <w:t>Gehenna</w:t>
+      </w:r>
+      <w:r>
+        <w:rPr>
+          <w:lang w:val="en_US" w:bidi="en_US"/>
+        </w:rPr>
+        <w:t>.</w:t>
+      </w:r>
+      <w:r>
+        <w:rPr>
+          <w:lang w:val="en_US" w:bidi="en_US"/>
+        </w:rPr>
+      </w:r>
+      <w:r>
+        <w:rPr>
+          <w:lang w:val="en_US" w:bidi="en_US"/>
+        </w:rPr>
+      </w:r>
+    </w:p>
+    <w:p>
+      <w:pPr/>
+      <w:r>
+        <w:rPr>
+          <w:lang w:val="en_US" w:bidi="en_US"/>
+        </w:rPr>
+      </w:r>
+    </w:p>
+    <w:p>
+      <w:pPr>
+        <w:pStyle w:val="Heading2"/>
+      </w:pPr>
+      <w:r>
+        <w:rPr>
+          <w:lang w:val="en_US" w:bidi="en_US"/>
+        </w:rPr>
         <w:t>Valley of Jehoshaphat</w:t>
       </w:r>
       <w:r>
@@ -921,36 +970,24 @@
         </w:rPr>
         <w:t>The Valley of Jehoshaphat was a valley mentioned in prophecy as the place of future judgment (</w:t>
       </w:r>
-      <w:hyperlink r:id="rId19">
-        <w:r>
-          <w:rPr>
-            <w:lang w:val="en_US" w:bidi="en_US"/>
-          </w:rPr>
-          <w:rPr>
-            <w:color w:val="0000EE"/>
-            <w:u w:val="single"/>
-          </w:rPr>
-          <w:t>Joel 3:2, 12</w:t>
-        </w:r>
-      </w:hyperlink>
+      <w:r>
+        <w:rPr>
+          <w:lang w:val="en_US" w:bidi="en_US"/>
+        </w:rPr>
+        <w:t>Joel 3:2, 12</w:t>
+      </w:r>
       <w:r>
         <w:rPr>
           <w:lang w:val="en_US" w:bidi="en_US"/>
         </w:rPr>
         <w:t>). It is sometimes called the valley of decision (</w:t>
       </w:r>
-      <w:hyperlink r:id="rId17">
-        <w:r>
-          <w:rPr>
-            <w:lang w:val="en_US" w:bidi="en_US"/>
-          </w:rPr>
-          <w:rPr>
-            <w:color w:val="0000EE"/>
-            <w:u w:val="single"/>
-          </w:rPr>
-          <w:t>Joel 3:14</w:t>
-        </w:r>
-      </w:hyperlink>
+      <w:r>
+        <w:rPr>
+          <w:lang w:val="en_US" w:bidi="en_US"/>
+        </w:rPr>
+        <w:t>Joel 3:14</w:t>
+      </w:r>
       <w:r>
         <w:rPr>
           <w:lang w:val="en_US" w:bidi="en_US"/>
@@ -1086,18 +1123,12 @@
         </w:rPr>
         <w:t xml:space="preserve">The Valley of Jezreel is the largest and most fertile valley in the land of Israel. It was named after the town of Jezreel. At first, Jezreel was the only town in the valley that the Israelites controlled during their early battles in the land (compare </w:t>
       </w:r>
-      <w:hyperlink r:id="rId21">
-        <w:r>
-          <w:rPr>
-            <w:lang w:val="en_US" w:bidi="en_US"/>
-          </w:rPr>
-          <w:rPr>
-            <w:color w:val="0000EE"/>
-            <w:u w:val="single"/>
-          </w:rPr>
-          <w:t>Judges 1:27–30</w:t>
-        </w:r>
-      </w:hyperlink>
+      <w:r>
+        <w:rPr>
+          <w:lang w:val="en_US" w:bidi="en_US"/>
+        </w:rPr>
+        <w:t>Judges 1:27–30</w:t>
+      </w:r>
       <w:r>
         <w:rPr>
           <w:lang w:val="en_US" w:bidi="en_US"/>
@@ -1116,92 +1147,50 @@
         <w:rPr>
           <w:lang w:val="en_US" w:bidi="en_US"/>
         </w:rPr>
-        <w:t>Later Greek writers called the valley “Esdraelon” (</w:t>
-      </w:r>
-      <w:hyperlink r:id="rId22">
-        <w:r>
-          <w:rPr>
-            <w:lang w:val="en_US" w:bidi="en_US"/>
-          </w:rPr>
-          <w:rPr>
-            <w:color w:val="0000EE"/>
-            <w:u w:val="single"/>
-          </w:rPr>
-          <w:t>Judith 1:8</w:t>
-        </w:r>
-      </w:hyperlink>
-      <w:r>
-        <w:rPr>
-          <w:lang w:val="en_US" w:bidi="en_US"/>
-        </w:rPr>
-        <w:t xml:space="preserve">). Some people have wrongly used this name only for the western part of the valley. Others have used “Jezreel” for the narrow part leading east toward the city of Beth-shan. But the Bible shows these are two different areas (compare </w:t>
-      </w:r>
-      <w:hyperlink r:id="rId23">
-        <w:r>
-          <w:rPr>
-            <w:lang w:val="en_US" w:bidi="en_US"/>
-          </w:rPr>
-          <w:rPr>
-            <w:color w:val="0000EE"/>
-            <w:u w:val="single"/>
-          </w:rPr>
-          <w:t>Joshua 17:16</w:t>
-        </w:r>
-      </w:hyperlink>
+        <w:t xml:space="preserve">Later Greek writers called the valley “Esdraelon” (Judith 1:8). Some people have wrongly used this name only for the western part of the valley. Others have used “Jezreel” for the narrow part leading east toward the city of Beth-shan. But the Bible shows these are two different areas (compare </w:t>
+      </w:r>
+      <w:r>
+        <w:rPr>
+          <w:lang w:val="en_US" w:bidi="en_US"/>
+        </w:rPr>
+        <w:t>Joshua 17:16</w:t>
+      </w:r>
       <w:r>
         <w:rPr>
           <w:lang w:val="en_US" w:bidi="en_US"/>
         </w:rPr>
         <w:t xml:space="preserve">; </w:t>
       </w:r>
-      <w:hyperlink r:id="rId24">
-        <w:r>
-          <w:rPr>
-            <w:lang w:val="en_US" w:bidi="en_US"/>
-          </w:rPr>
-          <w:rPr>
-            <w:color w:val="0000EE"/>
-            <w:u w:val="single"/>
-          </w:rPr>
-          <w:t>Judges 1:27–28</w:t>
-        </w:r>
-      </w:hyperlink>
+      <w:r>
+        <w:rPr>
+          <w:lang w:val="en_US" w:bidi="en_US"/>
+        </w:rPr>
+        <w:t>Judges 1:27–28</w:t>
+      </w:r>
       <w:r>
         <w:rPr>
           <w:lang w:val="en_US" w:bidi="en_US"/>
         </w:rPr>
         <w:t xml:space="preserve">; </w:t>
       </w:r>
-      <w:hyperlink r:id="rId25">
-        <w:r>
-          <w:rPr>
-            <w:lang w:val="en_US" w:bidi="en_US"/>
-          </w:rPr>
-          <w:rPr>
-            <w:color w:val="0000EE"/>
-            <w:u w:val="single"/>
-          </w:rPr>
-          <w:t>Joshua 17:11</w:t>
-        </w:r>
-      </w:hyperlink>
+      <w:r>
+        <w:rPr>
+          <w:lang w:val="en_US" w:bidi="en_US"/>
+        </w:rPr>
+        <w:t>Joshua 17:11</w:t>
+      </w:r>
       <w:r>
         <w:rPr>
           <w:lang w:val="en_US" w:bidi="en_US"/>
         </w:rPr>
         <w:t xml:space="preserve">). Jezreel Valley included towns like Taanach and Megiddo. Beth-shan was nearby but counted separately (compare also </w:t>
       </w:r>
-      <w:hyperlink r:id="rId26">
-        <w:r>
-          <w:rPr>
-            <w:lang w:val="en_US" w:bidi="en_US"/>
-          </w:rPr>
-          <w:rPr>
-            <w:color w:val="0000EE"/>
-            <w:u w:val="single"/>
-          </w:rPr>
-          <w:t>Hosea 1:5</w:t>
-        </w:r>
-      </w:hyperlink>
+      <w:r>
+        <w:rPr>
+          <w:lang w:val="en_US" w:bidi="en_US"/>
+        </w:rPr>
+        <w:t>Hosea 1:5</w:t>
+      </w:r>
       <w:r>
         <w:rPr>
           <w:lang w:val="en_US" w:bidi="en_US"/>
@@ -1222,162 +1211,108 @@
         </w:rPr>
         <w:t>The Midianites camped in the Jezreel Valley, between the hill of Moreh and Mount Tabor (</w:t>
       </w:r>
-      <w:hyperlink r:id="rId27">
-        <w:r>
-          <w:rPr>
-            <w:lang w:val="en_US" w:bidi="en_US"/>
-          </w:rPr>
-          <w:rPr>
-            <w:color w:val="0000EE"/>
-            <w:u w:val="single"/>
-          </w:rPr>
-          <w:t>Judges 6:33</w:t>
-        </w:r>
-      </w:hyperlink>
+      <w:r>
+        <w:rPr>
+          <w:lang w:val="en_US" w:bidi="en_US"/>
+        </w:rPr>
+        <w:t>Judges 6:33</w:t>
+      </w:r>
       <w:r>
         <w:rPr>
           <w:lang w:val="en_US" w:bidi="en_US"/>
         </w:rPr>
         <w:t xml:space="preserve">; </w:t>
       </w:r>
-      <w:hyperlink r:id="rId28">
-        <w:r>
-          <w:rPr>
-            <w:lang w:val="en_US" w:bidi="en_US"/>
-          </w:rPr>
-          <w:rPr>
-            <w:color w:val="0000EE"/>
-            <w:u w:val="single"/>
-          </w:rPr>
-          <w:t>7:1</w:t>
-        </w:r>
-      </w:hyperlink>
+      <w:r>
+        <w:rPr>
+          <w:lang w:val="en_US" w:bidi="en_US"/>
+        </w:rPr>
+        <w:t>7:1</w:t>
+      </w:r>
       <w:r>
         <w:rPr>
           <w:lang w:val="en_US" w:bidi="en_US"/>
         </w:rPr>
         <w:t>). Barak defeated the army of Sisera and Jabin there, near Endor (</w:t>
       </w:r>
-      <w:hyperlink r:id="rId29">
-        <w:r>
-          <w:rPr>
-            <w:lang w:val="en_US" w:bidi="en_US"/>
-          </w:rPr>
-          <w:rPr>
-            <w:color w:val="0000EE"/>
-            <w:u w:val="single"/>
-          </w:rPr>
-          <w:t>Psalm 83:9–10</w:t>
-        </w:r>
-      </w:hyperlink>
+      <w:r>
+        <w:rPr>
+          <w:lang w:val="en_US" w:bidi="en_US"/>
+        </w:rPr>
+        <w:t>Psalm 83:9–10</w:t>
+      </w:r>
       <w:r>
         <w:rPr>
           <w:lang w:val="en_US" w:bidi="en_US"/>
         </w:rPr>
         <w:t>). Later the Philistines gathered there to oppose King Saul (</w:t>
       </w:r>
-      <w:hyperlink r:id="rId30">
-        <w:r>
-          <w:rPr>
-            <w:lang w:val="en_US" w:bidi="en_US"/>
-          </w:rPr>
-          <w:rPr>
-            <w:color w:val="0000EE"/>
-            <w:u w:val="single"/>
-          </w:rPr>
-          <w:t>1 Samuel 29:1, 11</w:t>
-        </w:r>
-      </w:hyperlink>
+      <w:r>
+        <w:rPr>
+          <w:lang w:val="en_US" w:bidi="en_US"/>
+        </w:rPr>
+        <w:t>1 Samuel 29:1, 11</w:t>
+      </w:r>
       <w:r>
         <w:rPr>
           <w:lang w:val="en_US" w:bidi="en_US"/>
         </w:rPr>
         <w:t xml:space="preserve">; </w:t>
       </w:r>
-      <w:hyperlink r:id="rId31">
-        <w:r>
-          <w:rPr>
-            <w:lang w:val="en_US" w:bidi="en_US"/>
-          </w:rPr>
-          <w:rPr>
-            <w:color w:val="0000EE"/>
-            <w:u w:val="single"/>
-          </w:rPr>
-          <w:t>2 Samuel 4:4</w:t>
-        </w:r>
-      </w:hyperlink>
+      <w:r>
+        <w:rPr>
+          <w:lang w:val="en_US" w:bidi="en_US"/>
+        </w:rPr>
+        <w:t>2 Samuel 4:4</w:t>
+      </w:r>
       <w:r>
         <w:rPr>
           <w:lang w:val="en_US" w:bidi="en_US"/>
         </w:rPr>
         <w:t>). During the time of Israel's kings, this valley was part of an administrative district (</w:t>
       </w:r>
-      <w:hyperlink r:id="rId32">
-        <w:r>
-          <w:rPr>
-            <w:lang w:val="en_US" w:bidi="en_US"/>
-          </w:rPr>
-          <w:rPr>
-            <w:color w:val="0000EE"/>
-            <w:u w:val="single"/>
-          </w:rPr>
-          <w:t>2 Samuel 2:9</w:t>
-        </w:r>
-      </w:hyperlink>
+      <w:r>
+        <w:rPr>
+          <w:lang w:val="en_US" w:bidi="en_US"/>
+        </w:rPr>
+        <w:t>2 Samuel 2:9</w:t>
+      </w:r>
       <w:r>
         <w:rPr>
           <w:lang w:val="en_US" w:bidi="en_US"/>
         </w:rPr>
         <w:t xml:space="preserve">; </w:t>
       </w:r>
-      <w:hyperlink r:id="rId33">
-        <w:r>
-          <w:rPr>
-            <w:lang w:val="en_US" w:bidi="en_US"/>
-          </w:rPr>
-          <w:rPr>
-            <w:color w:val="0000EE"/>
-            <w:u w:val="single"/>
-          </w:rPr>
-          <w:t>1 Kings 4:12</w:t>
-        </w:r>
-      </w:hyperlink>
+      <w:r>
+        <w:rPr>
+          <w:lang w:val="en_US" w:bidi="en_US"/>
+        </w:rPr>
+        <w:t>1 Kings 4:12</w:t>
+      </w:r>
       <w:r>
         <w:rPr>
           <w:lang w:val="en_US" w:bidi="en_US"/>
         </w:rPr>
         <w:t>). The southern part of the valley may also be called the plain of Megiddo (</w:t>
       </w:r>
-      <w:hyperlink r:id="rId34">
-        <w:r>
-          <w:rPr>
-            <w:lang w:val="en_US" w:bidi="en_US"/>
-          </w:rPr>
-          <w:rPr>
-            <w:color w:val="0000EE"/>
-            <w:u w:val="single"/>
-          </w:rPr>
-          <w:t>2 Chronicles 35:22</w:t>
-        </w:r>
-      </w:hyperlink>
+      <w:r>
+        <w:rPr>
+          <w:lang w:val="en_US" w:bidi="en_US"/>
+        </w:rPr>
+        <w:t>2 Chronicles 35:22</w:t>
+      </w:r>
       <w:r>
         <w:rPr>
           <w:lang w:val="en_US" w:bidi="en_US"/>
         </w:rPr>
         <w:t xml:space="preserve">; </w:t>
       </w:r>
-      <w:hyperlink r:id="rId35">
-        <w:r>
-          <w:rPr>
-            <w:lang w:val="en_US" w:bidi="en_US"/>
-          </w:rPr>
-          <w:rPr>
-            <w:color w:val="0000EE"/>
-            <w:u w:val="single"/>
-          </w:rPr>
-          <w:t>Zechariah 12:11</w:t>
-        </w:r>
-      </w:hyperlink>
+      <w:r>
+        <w:rPr>
+          <w:lang w:val="en_US" w:bidi="en_US"/>
+        </w:rPr>
+        <w:t>Zechariah 12:11</w:t>
+      </w:r>
       <w:r>
         <w:rPr>
           <w:lang w:val="en_US" w:bidi="en_US"/>
@@ -1398,18 +1333,12 @@
         </w:rPr>
         <w:t>Egyptian kings such as Thutmose III and Amenhotep II fought battles in this valley. In the late Bronze Age, towns like Megiddo were under Egypt’s control. The southwest part of the valley may have been called Harosheth-haggoyim, where armies gathered for war (</w:t>
       </w:r>
-      <w:hyperlink r:id="rId36">
-        <w:r>
-          <w:rPr>
-            <w:lang w:val="en_US" w:bidi="en_US"/>
-          </w:rPr>
-          <w:rPr>
-            <w:color w:val="0000EE"/>
-            <w:u w:val="single"/>
-          </w:rPr>
-          <w:t>Judges 4:2, 13–16</w:t>
-        </w:r>
-      </w:hyperlink>
+      <w:r>
+        <w:rPr>
+          <w:lang w:val="en_US" w:bidi="en_US"/>
+        </w:rPr>
+        <w:t>Judges 4:2, 13–16</w:t>
+      </w:r>
       <w:r>
         <w:rPr>
           <w:lang w:val="en_US" w:bidi="en_US"/>
@@ -1543,6 +1472,99 @@
         <w:rPr>
           <w:lang w:val="en_US" w:bidi="en_US"/>
         </w:rPr>
+        <w:t>Valley of Keziz</w:t>
+      </w:r>
+      <w:r>
+        <w:rPr>
+          <w:lang w:val="en_US" w:bidi="en_US"/>
+        </w:rPr>
+      </w:r>
+    </w:p>
+    <w:p>
+      <w:pPr/>
+      <w:r>
+        <w:rPr>
+          <w:lang w:val="en_US" w:bidi="en_US"/>
+        </w:rPr>
+      </w:r>
+      <w:r>
+        <w:rPr>
+          <w:lang w:val="en_US" w:bidi="en_US"/>
+        </w:rPr>
+        <w:t xml:space="preserve">Valley of Keziz is the King James Version form of Emek-keziz, a city given to the tribe of Benjamin in </w:t>
+      </w:r>
+      <w:r>
+        <w:rPr>
+          <w:lang w:val="en_US" w:bidi="en_US"/>
+        </w:rPr>
+        <w:t>Joshua 18:21</w:t>
+      </w:r>
+      <w:r>
+        <w:rPr>
+          <w:lang w:val="en_US" w:bidi="en_US"/>
+        </w:rPr>
+        <w:t xml:space="preserve">. </w:t>
+      </w:r>
+    </w:p>
+    <w:p>
+      <w:pPr/>
+      <w:r>
+        <w:rPr>
+          <w:lang w:val="en_US" w:bidi="en_US"/>
+        </w:rPr>
+      </w:r>
+      <w:r>
+        <w:rPr>
+          <w:i/>
+          <w:lang w:val="en_US" w:bidi="en_US"/>
+        </w:rPr>
+        <w:t>See</w:t>
+      </w:r>
+      <w:r>
+        <w:rPr>
+          <w:lang w:val="en_US" w:bidi="en_US"/>
+        </w:rPr>
+        <w:t xml:space="preserve"> </w:t>
+      </w:r>
+      <w:r>
+        <w:rPr>
+          <w:lang w:val="en_US" w:bidi="en_US"/>
+        </w:rPr>
+        <w:t>Emek-keziz</w:t>
+      </w:r>
+      <w:r>
+        <w:rPr>
+          <w:lang w:val="en_US" w:bidi="en_US"/>
+        </w:rPr>
+        <w:t>.</w:t>
+      </w:r>
+      <w:r>
+        <w:rPr>
+          <w:lang w:val="en_US" w:bidi="en_US"/>
+        </w:rPr>
+      </w:r>
+      <w:r>
+        <w:rPr>
+          <w:lang w:val="en_US" w:bidi="en_US"/>
+        </w:rPr>
+      </w:r>
+    </w:p>
+    <w:p>
+      <w:pPr/>
+      <w:r>
+        <w:rPr>
+          <w:lang w:val="en_US" w:bidi="en_US"/>
+        </w:rPr>
+      </w:r>
+    </w:p>
+    <w:p>
+      <w:pPr>
+        <w:pStyle w:val="Heading2"/>
+      </w:pPr>
+      <w:r>
+        <w:rPr>
+          <w:lang w:val="en_US" w:bidi="en_US"/>
+        </w:rPr>
         <w:t>Valley of Rephaim</w:t>
       </w:r>
       <w:r>
@@ -1564,36 +1586,24 @@
         </w:rPr>
         <w:t>The Valley of Rephaim is a geographical landmark that formed part of the border between the tribes of Judah and Benjamin. The King James Version calls it “the valley of the giants” (</w:t>
       </w:r>
-      <w:hyperlink r:id="rId37">
-        <w:r>
-          <w:rPr>
-            <w:lang w:val="en_US" w:bidi="en_US"/>
-          </w:rPr>
-          <w:rPr>
-            <w:color w:val="0000EE"/>
-            <w:u w:val="single"/>
-          </w:rPr>
-          <w:t>Joshua 15:8</w:t>
-        </w:r>
-      </w:hyperlink>
+      <w:r>
+        <w:rPr>
+          <w:lang w:val="en_US" w:bidi="en_US"/>
+        </w:rPr>
+        <w:t>Joshua 15:8</w:t>
+      </w:r>
       <w:r>
         <w:rPr>
           <w:lang w:val="en_US" w:bidi="en_US"/>
         </w:rPr>
         <w:t xml:space="preserve">; </w:t>
       </w:r>
-      <w:hyperlink r:id="rId38">
-        <w:r>
-          <w:rPr>
-            <w:lang w:val="en_US" w:bidi="en_US"/>
-          </w:rPr>
-          <w:rPr>
-            <w:color w:val="0000EE"/>
-            <w:u w:val="single"/>
-          </w:rPr>
-          <w:t>18:16</w:t>
-        </w:r>
-      </w:hyperlink>
+      <w:r>
+        <w:rPr>
+          <w:lang w:val="en_US" w:bidi="en_US"/>
+        </w:rPr>
+        <w:t>18:16</w:t>
+      </w:r>
       <w:r>
         <w:rPr>
           <w:lang w:val="en_US" w:bidi="en_US"/>
@@ -1614,36 +1624,24 @@
         </w:rPr>
         <w:t>People thought giants like the Anakim and the Nephilim often visited this valley. During King David's rule, the Philistine armies traveled from the coast to search for David in the Valley of Rephaim. This was after they heard David had been anointed king (</w:t>
       </w:r>
-      <w:hyperlink r:id="rId39">
-        <w:r>
-          <w:rPr>
-            <w:lang w:val="en_US" w:bidi="en_US"/>
-          </w:rPr>
-          <w:rPr>
-            <w:color w:val="0000EE"/>
-            <w:u w:val="single"/>
-          </w:rPr>
-          <w:t>2 Samuel 5:18–22</w:t>
-        </w:r>
-      </w:hyperlink>
+      <w:r>
+        <w:rPr>
+          <w:lang w:val="en_US" w:bidi="en_US"/>
+        </w:rPr>
+        <w:t>2 Samuel 5:18–22</w:t>
+      </w:r>
       <w:r>
         <w:rPr>
           <w:lang w:val="en_US" w:bidi="en_US"/>
         </w:rPr>
         <w:t xml:space="preserve">; </w:t>
       </w:r>
-      <w:hyperlink r:id="rId40">
-        <w:r>
-          <w:rPr>
-            <w:lang w:val="en_US" w:bidi="en_US"/>
-          </w:rPr>
-          <w:rPr>
-            <w:color w:val="0000EE"/>
-            <w:u w:val="single"/>
-          </w:rPr>
-          <w:t>1 Chronicles 14:9</w:t>
-        </w:r>
-      </w:hyperlink>
+      <w:r>
+        <w:rPr>
+          <w:lang w:val="en_US" w:bidi="en_US"/>
+        </w:rPr>
+        <w:t>1 Chronicles 14:9</w:t>
+      </w:r>
       <w:r>
         <w:rPr>
           <w:lang w:val="en_US" w:bidi="en_US"/>
@@ -1664,18 +1662,12 @@
         </w:rPr>
         <w:t>The Valley of Rephaim connected to the Wadi Serar, which led down to the Philistine coast. This valley was a fertile area where farmers grew grain (</w:t>
       </w:r>
-      <w:hyperlink r:id="rId41">
-        <w:r>
-          <w:rPr>
-            <w:lang w:val="en_US" w:bidi="en_US"/>
-          </w:rPr>
-          <w:rPr>
-            <w:color w:val="0000EE"/>
-            <w:u w:val="single"/>
-          </w:rPr>
-          <w:t>Isaiah 17:5</w:t>
-        </w:r>
-      </w:hyperlink>
+      <w:r>
+        <w:rPr>
+          <w:lang w:val="en_US" w:bidi="en_US"/>
+        </w:rPr>
+        <w:t>Isaiah 17:5</w:t>
+      </w:r>
       <w:r>
         <w:rPr>
           <w:lang w:val="en_US" w:bidi="en_US"/>
@@ -1825,36 +1817,24 @@
         </w:rPr>
         <w:t>First, David won a major victory over the Edomites there. One of David’s top warriors, Abishai, killed 18,000 Edomite soldiers during this battle (</w:t>
       </w:r>
-      <w:hyperlink r:id="rId42">
-        <w:r>
-          <w:rPr>
-            <w:lang w:val="en_US" w:bidi="en_US"/>
-          </w:rPr>
-          <w:rPr>
-            <w:color w:val="0000EE"/>
-            <w:u w:val="single"/>
-          </w:rPr>
-          <w:t>2 Samuel 8:13</w:t>
-        </w:r>
-      </w:hyperlink>
+      <w:r>
+        <w:rPr>
+          <w:lang w:val="en_US" w:bidi="en_US"/>
+        </w:rPr>
+        <w:t>2 Samuel 8:13</w:t>
+      </w:r>
       <w:r>
         <w:rPr>
           <w:lang w:val="en_US" w:bidi="en_US"/>
         </w:rPr>
         <w:t xml:space="preserve">; </w:t>
       </w:r>
-      <w:hyperlink r:id="rId43">
-        <w:r>
-          <w:rPr>
-            <w:lang w:val="en_US" w:bidi="en_US"/>
-          </w:rPr>
-          <w:rPr>
-            <w:color w:val="0000EE"/>
-            <w:u w:val="single"/>
-          </w:rPr>
-          <w:t>1 Chronicles 18:12</w:t>
-        </w:r>
-      </w:hyperlink>
+      <w:r>
+        <w:rPr>
+          <w:lang w:val="en_US" w:bidi="en_US"/>
+        </w:rPr>
+        <w:t>1 Chronicles 18:12</w:t>
+      </w:r>
       <w:r>
         <w:rPr>
           <w:lang w:val="en_US" w:bidi="en_US"/>
@@ -1875,36 +1855,24 @@
         </w:rPr>
         <w:t>Later, King Amaziah of Judah also defeated the Edomites in the same valley. After the battle, he captured the city of Sela. Sela was an important Edomite town in the nearby hills (</w:t>
       </w:r>
-      <w:hyperlink r:id="rId44">
-        <w:r>
-          <w:rPr>
-            <w:lang w:val="en_US" w:bidi="en_US"/>
-          </w:rPr>
-          <w:rPr>
-            <w:color w:val="0000EE"/>
-            <w:u w:val="single"/>
-          </w:rPr>
-          <w:t>2 Kings 14:7</w:t>
-        </w:r>
-      </w:hyperlink>
+      <w:r>
+        <w:rPr>
+          <w:lang w:val="en_US" w:bidi="en_US"/>
+        </w:rPr>
+        <w:t>2 Kings 14:7</w:t>
+      </w:r>
       <w:r>
         <w:rPr>
           <w:lang w:val="en_US" w:bidi="en_US"/>
         </w:rPr>
         <w:t xml:space="preserve">; </w:t>
       </w:r>
-      <w:hyperlink r:id="rId45">
-        <w:r>
-          <w:rPr>
-            <w:lang w:val="en_US" w:bidi="en_US"/>
-          </w:rPr>
-          <w:rPr>
-            <w:color w:val="0000EE"/>
-            <w:u w:val="single"/>
-          </w:rPr>
-          <w:t>2 Chronicles 25:11</w:t>
-        </w:r>
-      </w:hyperlink>
+      <w:r>
+        <w:rPr>
+          <w:lang w:val="en_US" w:bidi="en_US"/>
+        </w:rPr>
+        <w:t>2 Chronicles 25:11</w:t>
+      </w:r>
       <w:r>
         <w:rPr>
           <w:lang w:val="en_US" w:bidi="en_US"/>
@@ -1971,26 +1939,293 @@
         <w:rPr>
           <w:lang w:val="en_US" w:bidi="en_US"/>
         </w:rPr>
-        <w:t xml:space="preserve">Valley near Salem, also called the King’s Valley in </w:t>
-      </w:r>
-      <w:hyperlink r:id="rId46">
-        <w:r>
-          <w:rPr>
-            <w:lang w:val="en_US" w:bidi="en_US"/>
-          </w:rPr>
-          <w:rPr>
-            <w:color w:val="0000EE"/>
-            <w:u w:val="single"/>
-          </w:rPr>
-          <w:t>Genesis 14:17</w:t>
-        </w:r>
-      </w:hyperlink>
+        <w:t>Valley of Shaveh is another name for the King's Valley near Jerusalem (</w:t>
+      </w:r>
+      <w:r>
+        <w:rPr>
+          <w:lang w:val="en_US" w:bidi="en_US"/>
+        </w:rPr>
+        <w:t>Genesis 14:17</w:t>
+      </w:r>
+      <w:r>
+        <w:rPr>
+          <w:lang w:val="en_US" w:bidi="en_US"/>
+        </w:rPr>
+        <w:t>).</w:t>
+      </w:r>
+    </w:p>
+    <w:p>
+      <w:pPr/>
+      <w:r>
+        <w:rPr>
+          <w:lang w:val="en_US" w:bidi="en_US"/>
+        </w:rPr>
+      </w:r>
+      <w:r>
+        <w:rPr>
+          <w:i/>
+          <w:lang w:val="en_US" w:bidi="en_US"/>
+        </w:rPr>
+        <w:t>See</w:t>
+      </w:r>
+      <w:r>
+        <w:rPr>
+          <w:lang w:val="en_US" w:bidi="en_US"/>
+        </w:rPr>
+        <w:t xml:space="preserve"> </w:t>
+      </w:r>
+      <w:r>
+        <w:rPr>
+          <w:lang w:val="en_US" w:bidi="en_US"/>
+        </w:rPr>
+        <w:t>King’s Valley</w:t>
+      </w:r>
+      <w:r>
+        <w:rPr>
+          <w:lang w:val="en_US" w:bidi="en_US"/>
+        </w:rPr>
+        <w:t>.</w:t>
+      </w:r>
+      <w:r>
+        <w:rPr>
+          <w:lang w:val="en_US" w:bidi="en_US"/>
+        </w:rPr>
+      </w:r>
+      <w:r>
+        <w:rPr>
+          <w:lang w:val="en_US" w:bidi="en_US"/>
+        </w:rPr>
+      </w:r>
+    </w:p>
+    <w:p>
+      <w:pPr/>
+      <w:r>
+        <w:rPr>
+          <w:lang w:val="en_US" w:bidi="en_US"/>
+        </w:rPr>
+      </w:r>
+    </w:p>
+    <w:p>
+      <w:pPr>
+        <w:pStyle w:val="Heading2"/>
+      </w:pPr>
+      <w:r>
+        <w:rPr>
+          <w:lang w:val="en_US" w:bidi="en_US"/>
+        </w:rPr>
+        <w:t>Valley of Shaveh</w:t>
+      </w:r>
+      <w:r>
+        <w:rPr>
+          <w:lang w:val="en_US" w:bidi="en_US"/>
+        </w:rPr>
+      </w:r>
+    </w:p>
+    <w:p>
+      <w:pPr/>
+      <w:r>
+        <w:rPr>
+          <w:lang w:val="en_US" w:bidi="en_US"/>
+        </w:rPr>
+      </w:r>
+      <w:r>
+        <w:rPr>
+          <w:lang w:val="en_US" w:bidi="en_US"/>
+        </w:rPr>
+        <w:t>Valley of Shaveh is another name for the King's Valley near Jerusalem (</w:t>
+      </w:r>
+      <w:r>
+        <w:rPr>
+          <w:lang w:val="en_US" w:bidi="en_US"/>
+        </w:rPr>
+        <w:t>Genesis 14:17</w:t>
+      </w:r>
+      <w:r>
+        <w:rPr>
+          <w:lang w:val="en_US" w:bidi="en_US"/>
+        </w:rPr>
+        <w:t>).</w:t>
+      </w:r>
+    </w:p>
+    <w:p>
+      <w:pPr/>
+      <w:r>
+        <w:rPr>
+          <w:lang w:val="en_US" w:bidi="en_US"/>
+        </w:rPr>
+      </w:r>
+      <w:r>
+        <w:rPr>
+          <w:i/>
+          <w:lang w:val="en_US" w:bidi="en_US"/>
+        </w:rPr>
+        <w:t>See</w:t>
+      </w:r>
+      <w:r>
+        <w:rPr>
+          <w:lang w:val="en_US" w:bidi="en_US"/>
+        </w:rPr>
+        <w:t xml:space="preserve"> </w:t>
+      </w:r>
+      <w:r>
+        <w:rPr>
+          <w:lang w:val="en_US" w:bidi="en_US"/>
+        </w:rPr>
+        <w:t>King’s Valley</w:t>
+      </w:r>
+      <w:r>
+        <w:rPr>
+          <w:lang w:val="en_US" w:bidi="en_US"/>
+        </w:rPr>
+        <w:t>.</w:t>
+      </w:r>
+      <w:r>
+        <w:rPr>
+          <w:lang w:val="en_US" w:bidi="en_US"/>
+        </w:rPr>
+      </w:r>
+      <w:r>
+        <w:rPr>
+          <w:lang w:val="en_US" w:bidi="en_US"/>
+        </w:rPr>
+      </w:r>
+    </w:p>
+    <w:p>
+      <w:pPr/>
+      <w:r>
+        <w:rPr>
+          <w:lang w:val="en_US" w:bidi="en_US"/>
+        </w:rPr>
+      </w:r>
+    </w:p>
+    <w:p>
+      <w:pPr>
+        <w:pStyle w:val="Heading2"/>
+      </w:pPr>
+      <w:r>
+        <w:rPr>
+          <w:lang w:val="en_US" w:bidi="en_US"/>
+        </w:rPr>
+        <w:t>Valley of Siddim</w:t>
+      </w:r>
+      <w:r>
+        <w:rPr>
+          <w:lang w:val="en_US" w:bidi="en_US"/>
+        </w:rPr>
+      </w:r>
+    </w:p>
+    <w:p>
+      <w:pPr/>
+      <w:r>
+        <w:rPr>
+          <w:lang w:val="en_US" w:bidi="en_US"/>
+        </w:rPr>
+      </w:r>
+      <w:r>
+        <w:rPr>
+          <w:i/>
+          <w:lang w:val="en_US" w:bidi="en_US"/>
+        </w:rPr>
+        <w:t>See</w:t>
+      </w:r>
+      <w:r>
+        <w:rPr>
+          <w:lang w:val="en_US" w:bidi="en_US"/>
+        </w:rPr>
+        <w:t xml:space="preserve"> </w:t>
+      </w:r>
+      <w:r>
+        <w:rPr>
+          <w:lang w:val="en_US" w:bidi="en_US"/>
+        </w:rPr>
+        <w:t>Siddim Valley</w:t>
+      </w:r>
+      <w:r>
+        <w:rPr>
+          <w:lang w:val="en_US" w:bidi="en_US"/>
+        </w:rPr>
+        <w:t>.</w:t>
+      </w:r>
+      <w:r>
+        <w:rPr>
+          <w:lang w:val="en_US" w:bidi="en_US"/>
+        </w:rPr>
+      </w:r>
+      <w:r>
+        <w:rPr>
+          <w:lang w:val="en_US" w:bidi="en_US"/>
+        </w:rPr>
+      </w:r>
+    </w:p>
+    <w:p>
+      <w:pPr/>
+      <w:r>
+        <w:rPr>
+          <w:lang w:val="en_US" w:bidi="en_US"/>
+        </w:rPr>
+      </w:r>
+    </w:p>
+    <w:p>
+      <w:pPr>
+        <w:pStyle w:val="Heading2"/>
+      </w:pPr>
+      <w:r>
+        <w:rPr>
+          <w:lang w:val="en_US" w:bidi="en_US"/>
+        </w:rPr>
+        <w:t>Valley of the Giants</w:t>
+      </w:r>
+      <w:r>
+        <w:rPr>
+          <w:lang w:val="en_US" w:bidi="en_US"/>
+        </w:rPr>
+      </w:r>
+    </w:p>
+    <w:p>
+      <w:pPr/>
+      <w:r>
+        <w:rPr>
+          <w:lang w:val="en_US" w:bidi="en_US"/>
+        </w:rPr>
+      </w:r>
+      <w:r>
+        <w:rPr>
+          <w:lang w:val="en_US" w:bidi="en_US"/>
+        </w:rPr>
+        <w:t xml:space="preserve">Valley of the Giants is the King James Version translation for “Valley of Rephaim” in </w:t>
+      </w:r>
+      <w:r>
+        <w:rPr>
+          <w:lang w:val="en_US" w:bidi="en_US"/>
+        </w:rPr>
+        <w:t>Joshua 15:8</w:t>
+      </w:r>
+      <w:r>
+        <w:rPr>
+          <w:lang w:val="en_US" w:bidi="en_US"/>
+        </w:rPr>
+        <w:t xml:space="preserve"> and </w:t>
+      </w:r>
+      <w:r>
+        <w:rPr>
+          <w:lang w:val="en_US" w:bidi="en_US"/>
+        </w:rPr>
+        <w:t>18:16</w:t>
+      </w:r>
       <w:r>
         <w:rPr>
           <w:lang w:val="en_US" w:bidi="en_US"/>
         </w:rPr>
         <w:t xml:space="preserve">. </w:t>
       </w:r>
+    </w:p>
+    <w:p>
+      <w:pPr/>
+      <w:r>
+        <w:rPr>
+          <w:lang w:val="en_US" w:bidi="en_US"/>
+        </w:rPr>
+      </w:r>
       <w:r>
         <w:rPr>
           <w:i/>
@@ -2008,7 +2243,7 @@
         <w:rPr>
           <w:lang w:val="en_US" w:bidi="en_US"/>
         </w:rPr>
-        <w:t>King’s Valley</w:t>
+        <w:t>Valley of Rephaim</w:t>
       </w:r>
       <w:r>
         <w:rPr>
@@ -2043,12 +2278,98 @@
         <w:rPr>
           <w:lang w:val="en_US" w:bidi="en_US"/>
         </w:rPr>
-        <w:t>Valley of Siddim</w:t>
-      </w:r>
-      <w:r>
-        <w:rPr>
-          <w:lang w:val="en_US" w:bidi="en_US"/>
-        </w:rPr>
+        <w:t>Vaniah</w:t>
+      </w:r>
+      <w:r>
+        <w:rPr>
+          <w:lang w:val="en_US" w:bidi="en_US"/>
+        </w:rPr>
+      </w:r>
+    </w:p>
+    <w:p>
+      <w:pPr/>
+      <w:r>
+        <w:rPr>
+          <w:lang w:val="en_US" w:bidi="en_US"/>
+        </w:rPr>
+      </w:r>
+      <w:r>
+        <w:rPr>
+          <w:lang w:val="en_US" w:bidi="en_US"/>
+        </w:rPr>
+        <w:t>Vaniah was Bani’s son and one of the priests who divorced his non-Jewish wife at Ezra’s command (</w:t>
+      </w:r>
+      <w:r>
+        <w:rPr>
+          <w:lang w:val="en_US" w:bidi="en_US"/>
+        </w:rPr>
+        <w:t>Ezra 10:36</w:t>
+      </w:r>
+      <w:r>
+        <w:rPr>
+          <w:lang w:val="en_US" w:bidi="en_US"/>
+        </w:rPr>
+        <w:t>).</w:t>
+      </w:r>
+      <w:r>
+        <w:rPr>
+          <w:lang w:val="en_US" w:bidi="en_US"/>
+        </w:rPr>
+      </w:r>
+      <w:r>
+        <w:rPr>
+          <w:lang w:val="en_US" w:bidi="en_US"/>
+        </w:rPr>
+      </w:r>
+    </w:p>
+    <w:p>
+      <w:pPr/>
+      <w:r>
+        <w:rPr>
+          <w:lang w:val="en_US" w:bidi="en_US"/>
+        </w:rPr>
+      </w:r>
+    </w:p>
+    <w:p>
+      <w:pPr>
+        <w:pStyle w:val="Heading2"/>
+      </w:pPr>
+      <w:r>
+        <w:rPr>
+          <w:lang w:val="en_US" w:bidi="en_US"/>
+        </w:rPr>
+        <w:t>Vashni</w:t>
+      </w:r>
+      <w:r>
+        <w:rPr>
+          <w:lang w:val="en_US" w:bidi="en_US"/>
+        </w:rPr>
+      </w:r>
+    </w:p>
+    <w:p>
+      <w:pPr/>
+      <w:r>
+        <w:rPr>
+          <w:lang w:val="en_US" w:bidi="en_US"/>
+        </w:rPr>
+      </w:r>
+      <w:r>
+        <w:rPr>
+          <w:lang w:val="en_US" w:bidi="en_US"/>
+        </w:rPr>
+        <w:t xml:space="preserve">Vashni is the King James Version alternate name for Joel, Samuel’s son, in </w:t>
+      </w:r>
+      <w:r>
+        <w:rPr>
+          <w:lang w:val="en_US" w:bidi="en_US"/>
+        </w:rPr>
+        <w:t>1 Chronicles 6:28</w:t>
+      </w:r>
+      <w:r>
+        <w:rPr>
+          <w:lang w:val="en_US" w:bidi="en_US"/>
+        </w:rPr>
+        <w:t xml:space="preserve">. </w:t>
       </w:r>
     </w:p>
     <w:p>
@@ -2075,7 +2396,7 @@
         <w:rPr>
           <w:lang w:val="en_US" w:bidi="en_US"/>
         </w:rPr>
-        <w:t>Siddim Valley</w:t>
+        <w:t>Joel (Person) #2</w:t>
       </w:r>
       <w:r>
         <w:rPr>
@@ -2110,163 +2431,6 @@
         <w:rPr>
           <w:lang w:val="en_US" w:bidi="en_US"/>
         </w:rPr>
-        <w:t>Vaniah</w:t>
-      </w:r>
-      <w:r>
-        <w:rPr>
-          <w:lang w:val="en_US" w:bidi="en_US"/>
-        </w:rPr>
-      </w:r>
-    </w:p>
-    <w:p>
-      <w:pPr/>
-      <w:r>
-        <w:rPr>
-          <w:lang w:val="en_US" w:bidi="en_US"/>
-        </w:rPr>
-      </w:r>
-      <w:r>
-        <w:rPr>
-          <w:lang w:val="en_US" w:bidi="en_US"/>
-        </w:rPr>
-        <w:t>Bani’s son and one of the priests who divorced his foreign wife at Ezra’s command (</w:t>
-      </w:r>
-      <w:hyperlink r:id="rId47">
-        <w:r>
-          <w:rPr>
-            <w:lang w:val="en_US" w:bidi="en_US"/>
-          </w:rPr>
-          <w:rPr>
-            <w:color w:val="0000EE"/>
-            <w:u w:val="single"/>
-          </w:rPr>
-          <w:t>Ezr 10:36</w:t>
-        </w:r>
-      </w:hyperlink>
-      <w:r>
-        <w:rPr>
-          <w:lang w:val="en_US" w:bidi="en_US"/>
-        </w:rPr>
-        <w:t>).</w:t>
-      </w:r>
-      <w:r>
-        <w:rPr>
-          <w:lang w:val="en_US" w:bidi="en_US"/>
-        </w:rPr>
-      </w:r>
-      <w:r>
-        <w:rPr>
-          <w:lang w:val="en_US" w:bidi="en_US"/>
-        </w:rPr>
-      </w:r>
-    </w:p>
-    <w:p>
-      <w:pPr/>
-      <w:r>
-        <w:rPr>
-          <w:lang w:val="en_US" w:bidi="en_US"/>
-        </w:rPr>
-      </w:r>
-    </w:p>
-    <w:p>
-      <w:pPr>
-        <w:pStyle w:val="Heading2"/>
-      </w:pPr>
-      <w:r>
-        <w:rPr>
-          <w:lang w:val="en_US" w:bidi="en_US"/>
-        </w:rPr>
-        <w:t>Vashni</w:t>
-      </w:r>
-      <w:r>
-        <w:rPr>
-          <w:lang w:val="en_US" w:bidi="en_US"/>
-        </w:rPr>
-      </w:r>
-    </w:p>
-    <w:p>
-      <w:pPr/>
-      <w:r>
-        <w:rPr>
-          <w:lang w:val="en_US" w:bidi="en_US"/>
-        </w:rPr>
-      </w:r>
-      <w:r>
-        <w:rPr>
-          <w:lang w:val="en_US" w:bidi="en_US"/>
-        </w:rPr>
-        <w:t xml:space="preserve">KJV alternate name for Joel, Samuel’s son, in </w:t>
-      </w:r>
-      <w:hyperlink r:id="rId48">
-        <w:r>
-          <w:rPr>
-            <w:lang w:val="en_US" w:bidi="en_US"/>
-          </w:rPr>
-          <w:rPr>
-            <w:color w:val="0000EE"/>
-            <w:u w:val="single"/>
-          </w:rPr>
-          <w:t>1 Chronicles 6:28</w:t>
-        </w:r>
-      </w:hyperlink>
-      <w:r>
-        <w:rPr>
-          <w:lang w:val="en_US" w:bidi="en_US"/>
-        </w:rPr>
-        <w:t xml:space="preserve">. </w:t>
-      </w:r>
-      <w:r>
-        <w:rPr>
-          <w:i/>
-          <w:lang w:val="en_US" w:bidi="en_US"/>
-        </w:rPr>
-        <w:t>See</w:t>
-      </w:r>
-      <w:r>
-        <w:rPr>
-          <w:lang w:val="en_US" w:bidi="en_US"/>
-        </w:rPr>
-        <w:t xml:space="preserve"> </w:t>
-      </w:r>
-      <w:r>
-        <w:rPr>
-          <w:lang w:val="en_US" w:bidi="en_US"/>
-        </w:rPr>
-        <w:t>Joel (Person) #2</w:t>
-      </w:r>
-      <w:r>
-        <w:rPr>
-          <w:lang w:val="en_US" w:bidi="en_US"/>
-        </w:rPr>
-        <w:t>.</w:t>
-      </w:r>
-      <w:r>
-        <w:rPr>
-          <w:lang w:val="en_US" w:bidi="en_US"/>
-        </w:rPr>
-      </w:r>
-      <w:r>
-        <w:rPr>
-          <w:lang w:val="en_US" w:bidi="en_US"/>
-        </w:rPr>
-      </w:r>
-    </w:p>
-    <w:p>
-      <w:pPr/>
-      <w:r>
-        <w:rPr>
-          <w:lang w:val="en_US" w:bidi="en_US"/>
-        </w:rPr>
-      </w:r>
-    </w:p>
-    <w:p>
-      <w:pPr>
-        <w:pStyle w:val="Heading2"/>
-      </w:pPr>
-      <w:r>
-        <w:rPr>
-          <w:lang w:val="en_US" w:bidi="en_US"/>
-        </w:rPr>
         <w:t>Vashti</w:t>
       </w:r>
       <w:r>
@@ -2288,18 +2452,12 @@
         </w:rPr>
         <w:t>Vashti was a queen of Persia. She was married to King Ahasuerus, who was also called Xerxes I. She lost her position as queen after she refused to appear before the guests at a royal banquet (</w:t>
       </w:r>
-      <w:hyperlink r:id="rId49">
-        <w:r>
-          <w:rPr>
-            <w:lang w:val="en_US" w:bidi="en_US"/>
-          </w:rPr>
-          <w:rPr>
-            <w:color w:val="0000EE"/>
-            <w:u w:val="single"/>
-          </w:rPr>
-          <w:t>Esther 1:9–19</w:t>
-        </w:r>
-      </w:hyperlink>
+      <w:r>
+        <w:rPr>
+          <w:lang w:val="en_US" w:bidi="en_US"/>
+        </w:rPr>
+        <w:t>Esther 1:9–19</w:t>
+      </w:r>
       <w:r>
         <w:rPr>
           <w:lang w:val="en_US" w:bidi="en_US"/>
@@ -2570,18 +2728,12 @@
         </w:rPr>
         <w:t>The curtain in the sanctuary separating the Holy Place from the Most Holy Place (</w:t>
       </w:r>
-      <w:hyperlink r:id="rId50">
-        <w:r>
-          <w:rPr>
-            <w:lang w:val="en_US" w:bidi="en_US"/>
-          </w:rPr>
-          <w:rPr>
-            <w:color w:val="0000EE"/>
-            <w:u w:val="single"/>
-          </w:rPr>
-          <w:t>Exodus 26:31–33</w:t>
-        </w:r>
-      </w:hyperlink>
+      <w:r>
+        <w:rPr>
+          <w:lang w:val="en_US" w:bidi="en_US"/>
+        </w:rPr>
+        <w:t>Exodus 26:31–33</w:t>
+      </w:r>
       <w:r>
         <w:rPr>
           <w:lang w:val="en_US" w:bidi="en_US"/>
@@ -4339,18 +4491,12 @@
         </w:rPr>
         <w:t xml:space="preserve"> literally means “inside of you.” It often meant “within reach.” Jesus’s statement in </w:t>
       </w:r>
-      <w:hyperlink r:id="rId51">
-        <w:r>
-          <w:rPr>
-            <w:lang w:val="en_US" w:bidi="en_US"/>
-          </w:rPr>
-          <w:rPr>
-            <w:color w:val="0000EE"/>
-            <w:u w:val="single"/>
-          </w:rPr>
-          <w:t>Luke 17:21</w:t>
-        </w:r>
-      </w:hyperlink>
+      <w:r>
+        <w:rPr>
+          <w:lang w:val="en_US" w:bidi="en_US"/>
+        </w:rPr>
+        <w:t>Luke 17:21</w:t>
+      </w:r>
       <w:r>
         <w:rPr>
           <w:lang w:val="en_US" w:bidi="en_US"/>
@@ -4852,36 +4998,24 @@
         </w:rPr>
         <w:t xml:space="preserve">The revision showed some textual changes in the book of Isaiah due to the Isaiah Scroll. It showed many changes in the Pauline Letters based on the Chester Beatty Papyrus, P46. There were other significant revisions. The story of the woman caught in adultery found in </w:t>
       </w:r>
-      <w:hyperlink r:id="rId52">
-        <w:r>
-          <w:rPr>
-            <w:lang w:val="en_US" w:bidi="en_US"/>
-          </w:rPr>
-          <w:rPr>
-            <w:color w:val="0000EE"/>
-            <w:u w:val="single"/>
-          </w:rPr>
-          <w:t>John 7:52–8:11</w:t>
-        </w:r>
-      </w:hyperlink>
+      <w:r>
+        <w:rPr>
+          <w:lang w:val="en_US" w:bidi="en_US"/>
+        </w:rPr>
+        <w:t>John 7:52–8:11</w:t>
+      </w:r>
       <w:r>
         <w:rPr>
           <w:lang w:val="en_US" w:bidi="en_US"/>
         </w:rPr>
         <w:t xml:space="preserve"> was not included in the text. It was placed in the margin because none of the early manuscripts contain this story. Similarly, the ending to Mark found in </w:t>
       </w:r>
-      <w:hyperlink r:id="rId53">
-        <w:r>
-          <w:rPr>
-            <w:lang w:val="en_US" w:bidi="en_US"/>
-          </w:rPr>
-          <w:rPr>
-            <w:color w:val="0000EE"/>
-            <w:u w:val="single"/>
-          </w:rPr>
-          <w:t>16:9–20</w:t>
-        </w:r>
-      </w:hyperlink>
+      <w:r>
+        <w:rPr>
+          <w:lang w:val="en_US" w:bidi="en_US"/>
+        </w:rPr>
+        <w:t>16:9–20</w:t>
+      </w:r>
       <w:r>
         <w:rPr>
           <w:lang w:val="en_US" w:bidi="en_US"/>
@@ -4971,18 +5105,12 @@
         </w:rPr>
         <w:t xml:space="preserve">It had international endorsements by Protestants, Greek Orthodox, and Roman Catholics. Evangelical and fundamental Christians did not receive the Revised Standard Version very well. This was primarily because of one verse, </w:t>
       </w:r>
-      <w:hyperlink r:id="rId54">
-        <w:r>
-          <w:rPr>
-            <w:lang w:val="en_US" w:bidi="en_US"/>
-          </w:rPr>
-          <w:rPr>
-            <w:color w:val="0000EE"/>
-            <w:u w:val="single"/>
-          </w:rPr>
-          <w:t>Isaiah 7:14.</w:t>
-        </w:r>
-      </w:hyperlink>
+      <w:r>
+        <w:rPr>
+          <w:lang w:val="en_US" w:bidi="en_US"/>
+        </w:rPr>
+        <w:t>Isaiah 7:14.</w:t>
+      </w:r>
       <w:r>
         <w:rPr>
           <w:lang w:val="en_US" w:bidi="en_US"/>
@@ -7132,18 +7260,12 @@
         </w:rPr>
         <w:t xml:space="preserve">The value of a thought-for-thought translation can be illustrated by comparing </w:t>
       </w:r>
-      <w:hyperlink r:id="rId55">
-        <w:r>
-          <w:rPr>
-            <w:lang w:val="en_US" w:bidi="en_US"/>
-          </w:rPr>
-          <w:rPr>
-            <w:color w:val="0000EE"/>
-            <w:u w:val="single"/>
-          </w:rPr>
-          <w:t>1 Kings 2:10</w:t>
-        </w:r>
-      </w:hyperlink>
+      <w:r>
+        <w:rPr>
+          <w:lang w:val="en_US" w:bidi="en_US"/>
+        </w:rPr>
+        <w:t>1 Kings 2:10</w:t>
+      </w:r>
       <w:r>
         <w:rPr>
           <w:lang w:val="en_US" w:bidi="en_US"/>
@@ -7579,18 +7701,12 @@
         </w:rPr>
         <w:t>Vestments are special garments worn by priests. The Bible calls them “holy garments” or “priestly garments.” God gave instructions for making the garments worn by Aaron, the high priest, and by his sons when they served as priests (</w:t>
       </w:r>
-      <w:hyperlink r:id="rId56">
-        <w:r>
-          <w:rPr>
-            <w:lang w:val="en_US" w:bidi="en_US"/>
-          </w:rPr>
-          <w:rPr>
-            <w:color w:val="0000EE"/>
-            <w:u w:val="single"/>
-          </w:rPr>
-          <w:t>Exodus 28:2–4</w:t>
-        </w:r>
-      </w:hyperlink>
+      <w:r>
+        <w:rPr>
+          <w:lang w:val="en_US" w:bidi="en_US"/>
+        </w:rPr>
+        <w:t>Exodus 28:2–4</w:t>
+      </w:r>
       <w:r>
         <w:rPr>
           <w:lang w:val="en_US" w:bidi="en_US"/>
@@ -7678,18 +7794,12 @@
         </w:rPr>
         <w:t>The vine of Sodom is a plant mentioned in the Bible as a symbol of corruption and judgment (</w:t>
       </w:r>
-      <w:hyperlink r:id="rId57">
-        <w:r>
-          <w:rPr>
-            <w:lang w:val="en_US" w:bidi="en_US"/>
-          </w:rPr>
-          <w:rPr>
-            <w:color w:val="0000EE"/>
-            <w:u w:val="single"/>
-          </w:rPr>
-          <w:t>Deuteronomy 32:32</w:t>
-        </w:r>
-      </w:hyperlink>
+      <w:r>
+        <w:rPr>
+          <w:lang w:val="en_US" w:bidi="en_US"/>
+        </w:rPr>
+        <w:t>Deuteronomy 32:32</w:t>
+      </w:r>
       <w:r>
         <w:rPr>
           <w:lang w:val="en_US" w:bidi="en_US"/>
@@ -7775,26 +7885,28 @@
         <w:rPr>
           <w:lang w:val="en_US" w:bidi="en_US"/>
         </w:rPr>
-        <w:t>Designation for a plant that produces an enticing but inedible fruit (</w:t>
-      </w:r>
-      <w:hyperlink r:id="rId57">
-        <w:r>
-          <w:rPr>
-            <w:lang w:val="en_US" w:bidi="en_US"/>
-          </w:rPr>
-          <w:rPr>
-            <w:color w:val="0000EE"/>
-            <w:u w:val="single"/>
-          </w:rPr>
-          <w:t>Dt 32:32</w:t>
-        </w:r>
-      </w:hyperlink>
+        <w:t>The vine of Sodom is the name of a plant that produces fruit that looks good but cannot be eaten (</w:t>
+      </w:r>
+      <w:r>
+        <w:rPr>
+          <w:lang w:val="en_US" w:bidi="en_US"/>
+        </w:rPr>
+        <w:t>Deuteronomy 32:32</w:t>
+      </w:r>
       <w:r>
         <w:rPr>
           <w:lang w:val="en_US" w:bidi="en_US"/>
         </w:rPr>
         <w:t xml:space="preserve">). </w:t>
       </w:r>
+    </w:p>
+    <w:p>
+      <w:pPr/>
+      <w:r>
+        <w:rPr>
+          <w:lang w:val="en_US" w:bidi="en_US"/>
+        </w:rPr>
+      </w:r>
       <w:r>
         <w:rPr>
           <w:i/>
@@ -7812,7 +7924,7 @@
         <w:rPr>
           <w:lang w:val="en_US" w:bidi="en_US"/>
         </w:rPr>
-        <w:t>Plants (Gourd, Wild)</w:t>
+        <w:t>Wild Gourd</w:t>
       </w:r>
       <w:r>
         <w:rPr>
@@ -7881,54 +7993,36 @@
         </w:rPr>
         <w:t>) is mentioned throughout the Bible. The fruitful vine (</w:t>
       </w:r>
-      <w:hyperlink r:id="rId58">
-        <w:r>
-          <w:rPr>
-            <w:lang w:val="en_US" w:bidi="en_US"/>
-          </w:rPr>
-          <w:rPr>
-            <w:color w:val="0000EE"/>
-            <w:u w:val="single"/>
-          </w:rPr>
-          <w:t>Ezekiel 17:5–10</w:t>
-        </w:r>
-      </w:hyperlink>
+      <w:r>
+        <w:rPr>
+          <w:lang w:val="en_US" w:bidi="en_US"/>
+        </w:rPr>
+        <w:t>Ezekiel 17:5–10</w:t>
+      </w:r>
       <w:r>
         <w:rPr>
           <w:lang w:val="en_US" w:bidi="en_US"/>
         </w:rPr>
         <w:t>) and the vine brought out of Egypt (</w:t>
       </w:r>
-      <w:hyperlink r:id="rId59">
-        <w:r>
-          <w:rPr>
-            <w:lang w:val="en_US" w:bidi="en_US"/>
-          </w:rPr>
-          <w:rPr>
-            <w:color w:val="0000EE"/>
-            <w:u w:val="single"/>
-          </w:rPr>
-          <w:t>Psalm 80:8</w:t>
-        </w:r>
-      </w:hyperlink>
+      <w:r>
+        <w:rPr>
+          <w:lang w:val="en_US" w:bidi="en_US"/>
+        </w:rPr>
+        <w:t>Psalm 80:8</w:t>
+      </w:r>
       <w:r>
         <w:rPr>
           <w:lang w:val="en_US" w:bidi="en_US"/>
         </w:rPr>
         <w:t>) were used as symbols of the Jewish people. Jesus compared himself to the true vine, with his disciples being the branches (</w:t>
       </w:r>
-      <w:hyperlink r:id="rId60">
-        <w:r>
-          <w:rPr>
-            <w:lang w:val="en_US" w:bidi="en_US"/>
-          </w:rPr>
-          <w:rPr>
-            <w:color w:val="0000EE"/>
-            <w:u w:val="single"/>
-          </w:rPr>
-          <w:t>John 15:1–6</w:t>
-        </w:r>
-      </w:hyperlink>
+      <w:r>
+        <w:rPr>
+          <w:lang w:val="en_US" w:bidi="en_US"/>
+        </w:rPr>
+        <w:t>John 15:1–6</w:t>
+      </w:r>
       <w:r>
         <w:rPr>
           <w:lang w:val="en_US" w:bidi="en_US"/>
@@ -7949,18 +8043,12 @@
         </w:rPr>
         <w:t>The grapevine of Europe, Asia, and Africa sometimes grows like a tree, with stems up to 45.7 centimeters (1.5 feet) across. The branches are often trained on a trellis and can produce bunches of grapes weighing 4.5 to 5.4 kilograms (10 to 12 pounds), with individual grapes as large as small plums. Some bunches have been known to weigh as much as 11.8 kilograms (26 pounds). The vines of the Holy Land were always famous for their abundant growth and for the huge clusters of grapes they produced. This explains why the spies sent to explore the promised land needed a pole to carry some of the grape clusters back (</w:t>
       </w:r>
-      <w:hyperlink r:id="rId61">
-        <w:r>
-          <w:rPr>
-            <w:lang w:val="en_US" w:bidi="en_US"/>
-          </w:rPr>
-          <w:rPr>
-            <w:color w:val="0000EE"/>
-            <w:u w:val="single"/>
-          </w:rPr>
-          <w:t>Numbers 13:23–24</w:t>
-        </w:r>
-      </w:hyperlink>
+      <w:r>
+        <w:rPr>
+          <w:lang w:val="en_US" w:bidi="en_US"/>
+        </w:rPr>
+        <w:t>Numbers 13:23–24</w:t>
+      </w:r>
       <w:r>
         <w:rPr>
           <w:lang w:val="en_US" w:bidi="en_US"/>
@@ -7994,54 +8082,36 @@
         </w:rPr>
         <w:t xml:space="preserve">) is mentioned in </w:t>
       </w:r>
-      <w:hyperlink r:id="rId62">
-        <w:r>
-          <w:rPr>
-            <w:lang w:val="en_US" w:bidi="en_US"/>
-          </w:rPr>
-          <w:rPr>
-            <w:color w:val="0000EE"/>
-            <w:u w:val="single"/>
-          </w:rPr>
-          <w:t>Isaiah 5:2–4</w:t>
-        </w:r>
-      </w:hyperlink>
+      <w:r>
+        <w:rPr>
+          <w:lang w:val="en_US" w:bidi="en_US"/>
+        </w:rPr>
+        <w:t>Isaiah 5:2–4</w:t>
+      </w:r>
       <w:r>
         <w:rPr>
           <w:lang w:val="en_US" w:bidi="en_US"/>
         </w:rPr>
         <w:t xml:space="preserve">, </w:t>
       </w:r>
-      <w:hyperlink r:id="rId63">
-        <w:r>
-          <w:rPr>
-            <w:lang w:val="en_US" w:bidi="en_US"/>
-          </w:rPr>
-          <w:rPr>
-            <w:color w:val="0000EE"/>
-            <w:u w:val="single"/>
-          </w:rPr>
-          <w:t>Jeremiah 2:21</w:t>
-        </w:r>
-      </w:hyperlink>
+      <w:r>
+        <w:rPr>
+          <w:lang w:val="en_US" w:bidi="en_US"/>
+        </w:rPr>
+        <w:t>Jeremiah 2:21</w:t>
+      </w:r>
       <w:r>
         <w:rPr>
           <w:lang w:val="en_US" w:bidi="en_US"/>
         </w:rPr>
         <w:t xml:space="preserve">, and </w:t>
       </w:r>
-      <w:hyperlink r:id="rId64">
-        <w:r>
-          <w:rPr>
-            <w:lang w:val="en_US" w:bidi="en_US"/>
-          </w:rPr>
-          <w:rPr>
-            <w:color w:val="0000EE"/>
-            <w:u w:val="single"/>
-          </w:rPr>
-          <w:t>Ezekiel 15:2–6</w:t>
-        </w:r>
-      </w:hyperlink>
+      <w:r>
+        <w:rPr>
+          <w:lang w:val="en_US" w:bidi="en_US"/>
+        </w:rPr>
+        <w:t>Ezekiel 15:2–6</w:t>
+      </w:r>
       <w:r>
         <w:rPr>
           <w:lang w:val="en_US" w:bidi="en_US"/>
@@ -8222,54 +8292,36 @@
         </w:rPr>
         <w:t>Vinegar is a sour liquid made from wine or another fermented drink. In Bible times, people used it as a drink (</w:t>
       </w:r>
-      <w:hyperlink r:id="rId65">
-        <w:r>
-          <w:rPr>
-            <w:lang w:val="en_US" w:bidi="en_US"/>
-          </w:rPr>
-          <w:rPr>
-            <w:color w:val="0000EE"/>
-            <w:u w:val="single"/>
-          </w:rPr>
-          <w:t>Numbers 6:3</w:t>
-        </w:r>
-      </w:hyperlink>
+      <w:r>
+        <w:rPr>
+          <w:lang w:val="en_US" w:bidi="en_US"/>
+        </w:rPr>
+        <w:t>Numbers 6:3</w:t>
+      </w:r>
       <w:r>
         <w:rPr>
           <w:lang w:val="en_US" w:bidi="en_US"/>
         </w:rPr>
         <w:t xml:space="preserve">; “sour wine” in </w:t>
       </w:r>
-      <w:hyperlink r:id="rId66">
-        <w:r>
-          <w:rPr>
-            <w:lang w:val="en_US" w:bidi="en_US"/>
-          </w:rPr>
-          <w:rPr>
-            <w:color w:val="0000EE"/>
-            <w:u w:val="single"/>
-          </w:rPr>
-          <w:t>John 19:29–30</w:t>
-        </w:r>
-      </w:hyperlink>
+      <w:r>
+        <w:rPr>
+          <w:lang w:val="en_US" w:bidi="en_US"/>
+        </w:rPr>
+        <w:t>John 19:29–30</w:t>
+      </w:r>
       <w:r>
         <w:rPr>
           <w:lang w:val="en_US" w:bidi="en_US"/>
         </w:rPr>
         <w:t>). People also used it as a seasoning at a simple meal (</w:t>
       </w:r>
-      <w:hyperlink r:id="rId67">
-        <w:r>
-          <w:rPr>
-            <w:lang w:val="en_US" w:bidi="en_US"/>
-          </w:rPr>
-          <w:rPr>
-            <w:color w:val="0000EE"/>
-            <w:u w:val="single"/>
-          </w:rPr>
-          <w:t>Ruth 2:14</w:t>
-        </w:r>
-      </w:hyperlink>
+      <w:r>
+        <w:rPr>
+          <w:lang w:val="en_US" w:bidi="en_US"/>
+        </w:rPr>
+        <w:t>Ruth 2:14</w:t>
+      </w:r>
       <w:r>
         <w:rPr>
           <w:lang w:val="en_US" w:bidi="en_US"/>
@@ -8371,54 +8423,36 @@
         </w:rPr>
         <w:t>Scripture mentions grapevines in both literal and figurative senses. Grapevines probably originated in the Ararat region (</w:t>
       </w:r>
-      <w:hyperlink r:id="rId68">
-        <w:r>
-          <w:rPr>
-            <w:lang w:val="en_US" w:bidi="en_US"/>
-          </w:rPr>
-          <w:rPr>
-            <w:color w:val="0000EE"/>
-            <w:u w:val="single"/>
-          </w:rPr>
-          <w:t>Genesis 9:20</w:t>
-        </w:r>
-      </w:hyperlink>
+      <w:r>
+        <w:rPr>
+          <w:lang w:val="en_US" w:bidi="en_US"/>
+        </w:rPr>
+        <w:t>Genesis 9:20</w:t>
+      </w:r>
       <w:r>
         <w:rPr>
           <w:lang w:val="en_US" w:bidi="en_US"/>
         </w:rPr>
         <w:t>). The vine was also cultivated in ancient Egypt, where tomb murals depict wine-making. The Canaanites provided wine for Abraham (</w:t>
       </w:r>
-      <w:hyperlink r:id="rId69">
-        <w:r>
-          <w:rPr>
-            <w:lang w:val="en_US" w:bidi="en_US"/>
-          </w:rPr>
-          <w:rPr>
-            <w:color w:val="0000EE"/>
-            <w:u w:val="single"/>
-          </w:rPr>
-          <w:t>14:18</w:t>
-        </w:r>
-      </w:hyperlink>
+      <w:r>
+        <w:rPr>
+          <w:lang w:val="en_US" w:bidi="en_US"/>
+        </w:rPr>
+        <w:t>14:18</w:t>
+      </w:r>
       <w:r>
         <w:rPr>
           <w:lang w:val="en_US" w:bidi="en_US"/>
         </w:rPr>
         <w:t>). Moses described the vineyards in the promised land (</w:t>
       </w:r>
-      <w:hyperlink r:id="rId70">
-        <w:r>
-          <w:rPr>
-            <w:lang w:val="en_US" w:bidi="en_US"/>
-          </w:rPr>
-          <w:rPr>
-            <w:color w:val="0000EE"/>
-            <w:u w:val="single"/>
-          </w:rPr>
-          <w:t>Deuteronomy 6:11</w:t>
-        </w:r>
-      </w:hyperlink>
+      <w:r>
+        <w:rPr>
+          <w:lang w:val="en_US" w:bidi="en_US"/>
+        </w:rPr>
+        <w:t>Deuteronomy 6:11</w:t>
+      </w:r>
       <w:r>
         <w:rPr>
           <w:lang w:val="en_US" w:bidi="en_US"/>
@@ -8450,90 +8484,60 @@
         </w:rPr>
         <w:t>Excellent grapes from the valleys and plains provided fruit and wine to enhance the bland diet of the Hebrews (</w:t>
       </w:r>
-      <w:hyperlink r:id="rId71">
-        <w:r>
-          <w:rPr>
-            <w:lang w:val="en_US" w:bidi="en_US"/>
-          </w:rPr>
-          <w:rPr>
-            <w:color w:val="0000EE"/>
-            <w:u w:val="single"/>
-          </w:rPr>
-          <w:t>Numbers 13:20, 24</w:t>
-        </w:r>
-      </w:hyperlink>
+      <w:r>
+        <w:rPr>
+          <w:lang w:val="en_US" w:bidi="en_US"/>
+        </w:rPr>
+        <w:t>Numbers 13:20, 24</w:t>
+      </w:r>
       <w:r>
         <w:rPr>
           <w:lang w:val="en_US" w:bidi="en_US"/>
         </w:rPr>
         <w:t xml:space="preserve">; </w:t>
       </w:r>
-      <w:hyperlink r:id="rId72">
-        <w:r>
-          <w:rPr>
-            <w:lang w:val="en_US" w:bidi="en_US"/>
-          </w:rPr>
-          <w:rPr>
-            <w:color w:val="0000EE"/>
-            <w:u w:val="single"/>
-          </w:rPr>
-          <w:t>Judges 14:5</w:t>
-        </w:r>
-      </w:hyperlink>
+      <w:r>
+        <w:rPr>
+          <w:lang w:val="en_US" w:bidi="en_US"/>
+        </w:rPr>
+        <w:t>Judges 14:5</w:t>
+      </w:r>
       <w:r>
         <w:rPr>
           <w:lang w:val="en_US" w:bidi="en_US"/>
         </w:rPr>
         <w:t xml:space="preserve">; </w:t>
       </w:r>
-      <w:hyperlink r:id="rId73">
-        <w:r>
-          <w:rPr>
-            <w:lang w:val="en_US" w:bidi="en_US"/>
-          </w:rPr>
-          <w:rPr>
-            <w:color w:val="0000EE"/>
-            <w:u w:val="single"/>
-          </w:rPr>
-          <w:t>15:5</w:t>
-        </w:r>
-      </w:hyperlink>
+      <w:r>
+        <w:rPr>
+          <w:lang w:val="en_US" w:bidi="en_US"/>
+        </w:rPr>
+        <w:t>15:5</w:t>
+      </w:r>
       <w:r>
         <w:rPr>
           <w:lang w:val="en_US" w:bidi="en_US"/>
         </w:rPr>
         <w:t xml:space="preserve">). Wine was an important product that people bought and sold. This trade was very active during the time of Israel's last kings (compare </w:t>
       </w:r>
-      <w:hyperlink r:id="rId74">
-        <w:r>
-          <w:rPr>
-            <w:lang w:val="en_US" w:bidi="en_US"/>
-          </w:rPr>
-          <w:rPr>
-            <w:color w:val="0000EE"/>
-            <w:u w:val="single"/>
-          </w:rPr>
-          <w:t>Ezekiel 27:18</w:t>
-        </w:r>
-      </w:hyperlink>
+      <w:r>
+        <w:rPr>
+          <w:lang w:val="en_US" w:bidi="en_US"/>
+        </w:rPr>
+        <w:t>Ezekiel 27:18</w:t>
+      </w:r>
       <w:r>
         <w:rPr>
           <w:lang w:val="en_US" w:bidi="en_US"/>
         </w:rPr>
         <w:t>). It continued to be important later when the Greeks and Romans ruled over the land. For the Hebrews, an ideal picture of life was of a man peacefully in one place, cultivating his plot of land, and sitting under his vine (</w:t>
       </w:r>
-      <w:hyperlink r:id="rId75">
-        <w:r>
-          <w:rPr>
-            <w:lang w:val="en_US" w:bidi="en_US"/>
-          </w:rPr>
-          <w:rPr>
-            <w:color w:val="0000EE"/>
-            <w:u w:val="single"/>
-          </w:rPr>
-          <w:t>1 Kings 4:25</w:t>
-        </w:r>
-      </w:hyperlink>
+      <w:r>
+        <w:rPr>
+          <w:lang w:val="en_US" w:bidi="en_US"/>
+        </w:rPr>
+        <w:t>1 Kings 4:25</w:t>
+      </w:r>
       <w:r>
         <w:rPr>
           <w:lang w:val="en_US" w:bidi="en_US"/>
@@ -8565,216 +8569,144 @@
         </w:rPr>
         <w:t>A protective hedge or fence surrounded the typical vineyard. At harvest time, guards would stay in a watchtower to guard the crop from thieves (</w:t>
       </w:r>
-      <w:hyperlink r:id="rId76">
-        <w:r>
-          <w:rPr>
-            <w:lang w:val="en_US" w:bidi="en_US"/>
-          </w:rPr>
-          <w:rPr>
-            <w:color w:val="0000EE"/>
-            <w:u w:val="single"/>
-          </w:rPr>
-          <w:t>Job 24:18</w:t>
-        </w:r>
-      </w:hyperlink>
+      <w:r>
+        <w:rPr>
+          <w:lang w:val="en_US" w:bidi="en_US"/>
+        </w:rPr>
+        <w:t>Job 24:18</w:t>
+      </w:r>
       <w:r>
         <w:rPr>
           <w:lang w:val="en_US" w:bidi="en_US"/>
         </w:rPr>
         <w:t xml:space="preserve">; </w:t>
       </w:r>
-      <w:hyperlink r:id="rId77">
-        <w:r>
-          <w:rPr>
-            <w:lang w:val="en_US" w:bidi="en_US"/>
-          </w:rPr>
-          <w:rPr>
-            <w:color w:val="0000EE"/>
-            <w:u w:val="single"/>
-          </w:rPr>
-          <w:t>Isaiah 1:8</w:t>
-        </w:r>
-      </w:hyperlink>
+      <w:r>
+        <w:rPr>
+          <w:lang w:val="en_US" w:bidi="en_US"/>
+        </w:rPr>
+        <w:t>Isaiah 1:8</w:t>
+      </w:r>
       <w:r>
         <w:rPr>
           <w:lang w:val="en_US" w:bidi="en_US"/>
         </w:rPr>
         <w:t xml:space="preserve">; </w:t>
       </w:r>
-      <w:hyperlink r:id="rId78">
-        <w:r>
-          <w:rPr>
-            <w:lang w:val="en_US" w:bidi="en_US"/>
-          </w:rPr>
-          <w:rPr>
-            <w:color w:val="0000EE"/>
-            <w:u w:val="single"/>
-          </w:rPr>
-          <w:t>Mark 12:1</w:t>
-        </w:r>
-      </w:hyperlink>
+      <w:r>
+        <w:rPr>
+          <w:lang w:val="en_US" w:bidi="en_US"/>
+        </w:rPr>
+        <w:t>Mark 12:1</w:t>
+      </w:r>
       <w:r>
         <w:rPr>
           <w:lang w:val="en_US" w:bidi="en_US"/>
         </w:rPr>
         <w:t>). The vines were planted in rows in the enclosed area. As the plants grew, the tendrils were trained along supports to raise the fruit-bearing branches off the ground (</w:t>
       </w:r>
-      <w:hyperlink r:id="rId79">
-        <w:r>
-          <w:rPr>
-            <w:lang w:val="en_US" w:bidi="en_US"/>
-          </w:rPr>
-          <w:rPr>
-            <w:color w:val="0000EE"/>
-            <w:u w:val="single"/>
-          </w:rPr>
-          <w:t>Ezekiel 17:6</w:t>
-        </w:r>
-      </w:hyperlink>
+      <w:r>
+        <w:rPr>
+          <w:lang w:val="en_US" w:bidi="en_US"/>
+        </w:rPr>
+        <w:t>Ezekiel 17:6</w:t>
+      </w:r>
       <w:r>
         <w:rPr>
           <w:lang w:val="en_US" w:bidi="en_US"/>
         </w:rPr>
         <w:t>). Vinedressers pruned and tended the vines (</w:t>
       </w:r>
-      <w:hyperlink r:id="rId80">
-        <w:r>
-          <w:rPr>
-            <w:lang w:val="en_US" w:bidi="en_US"/>
-          </w:rPr>
-          <w:rPr>
-            <w:color w:val="0000EE"/>
-            <w:u w:val="single"/>
-          </w:rPr>
-          <w:t>Leviticus 25:3</w:t>
-        </w:r>
-      </w:hyperlink>
+      <w:r>
+        <w:rPr>
+          <w:lang w:val="en_US" w:bidi="en_US"/>
+        </w:rPr>
+        <w:t>Leviticus 25:3</w:t>
+      </w:r>
       <w:r>
         <w:rPr>
           <w:lang w:val="en_US" w:bidi="en_US"/>
         </w:rPr>
         <w:t xml:space="preserve">; </w:t>
       </w:r>
-      <w:hyperlink r:id="rId81">
-        <w:r>
-          <w:rPr>
-            <w:lang w:val="en_US" w:bidi="en_US"/>
-          </w:rPr>
-          <w:rPr>
-            <w:color w:val="0000EE"/>
-            <w:u w:val="single"/>
-          </w:rPr>
-          <w:t>Isaiah 61:5</w:t>
-        </w:r>
-      </w:hyperlink>
+      <w:r>
+        <w:rPr>
+          <w:lang w:val="en_US" w:bidi="en_US"/>
+        </w:rPr>
+        <w:t>Isaiah 61:5</w:t>
+      </w:r>
       <w:r>
         <w:rPr>
           <w:lang w:val="en_US" w:bidi="en_US"/>
         </w:rPr>
         <w:t xml:space="preserve">; </w:t>
       </w:r>
-      <w:hyperlink r:id="rId82">
-        <w:r>
-          <w:rPr>
-            <w:lang w:val="en_US" w:bidi="en_US"/>
-          </w:rPr>
-          <w:rPr>
-            <w:color w:val="0000EE"/>
-            <w:u w:val="single"/>
-          </w:rPr>
-          <w:t>Joel 3:10</w:t>
-        </w:r>
-      </w:hyperlink>
+      <w:r>
+        <w:rPr>
+          <w:lang w:val="en_US" w:bidi="en_US"/>
+        </w:rPr>
+        <w:t>Joel 3:10</w:t>
+      </w:r>
       <w:r>
         <w:rPr>
           <w:lang w:val="en_US" w:bidi="en_US"/>
         </w:rPr>
         <w:t xml:space="preserve">; </w:t>
       </w:r>
-      <w:hyperlink r:id="rId83">
-        <w:r>
-          <w:rPr>
-            <w:lang w:val="en_US" w:bidi="en_US"/>
-          </w:rPr>
-          <w:rPr>
-            <w:color w:val="0000EE"/>
-            <w:u w:val="single"/>
-          </w:rPr>
-          <w:t>John 15:2</w:t>
-        </w:r>
-      </w:hyperlink>
+      <w:r>
+        <w:rPr>
+          <w:lang w:val="en_US" w:bidi="en_US"/>
+        </w:rPr>
+        <w:t>John 15:2</w:t>
+      </w:r>
       <w:r>
         <w:rPr>
           <w:lang w:val="en_US" w:bidi="en_US"/>
         </w:rPr>
         <w:t>). At harvest time the mature fruit was picked and taken to the winepresses (</w:t>
       </w:r>
-      <w:hyperlink r:id="rId84">
-        <w:r>
-          <w:rPr>
-            <w:lang w:val="en_US" w:bidi="en_US"/>
-          </w:rPr>
-          <w:rPr>
-            <w:color w:val="0000EE"/>
-            <w:u w:val="single"/>
-          </w:rPr>
-          <w:t>Hosea 9:2</w:t>
-        </w:r>
-      </w:hyperlink>
+      <w:r>
+        <w:rPr>
+          <w:lang w:val="en_US" w:bidi="en_US"/>
+        </w:rPr>
+        <w:t>Hosea 9:2</w:t>
+      </w:r>
       <w:r>
         <w:rPr>
           <w:lang w:val="en_US" w:bidi="en_US"/>
         </w:rPr>
         <w:t>). The treading of the grapes was a celebratory occasion (</w:t>
       </w:r>
-      <w:hyperlink r:id="rId85">
-        <w:r>
-          <w:rPr>
-            <w:lang w:val="en_US" w:bidi="en_US"/>
-          </w:rPr>
-          <w:rPr>
-            <w:color w:val="0000EE"/>
-            <w:u w:val="single"/>
-          </w:rPr>
-          <w:t>Isaiah 16:10</w:t>
-        </w:r>
-      </w:hyperlink>
+      <w:r>
+        <w:rPr>
+          <w:lang w:val="en_US" w:bidi="en_US"/>
+        </w:rPr>
+        <w:t>Isaiah 16:10</w:t>
+      </w:r>
       <w:r>
         <w:rPr>
           <w:lang w:val="en_US" w:bidi="en_US"/>
         </w:rPr>
         <w:t xml:space="preserve">; </w:t>
       </w:r>
-      <w:hyperlink r:id="rId86">
-        <w:r>
-          <w:rPr>
-            <w:lang w:val="en_US" w:bidi="en_US"/>
-          </w:rPr>
-          <w:rPr>
-            <w:color w:val="0000EE"/>
-            <w:u w:val="single"/>
-          </w:rPr>
-          <w:t>Jeremiah 25:30</w:t>
-        </w:r>
-      </w:hyperlink>
+      <w:r>
+        <w:rPr>
+          <w:lang w:val="en_US" w:bidi="en_US"/>
+        </w:rPr>
+        <w:t>Jeremiah 25:30</w:t>
+      </w:r>
       <w:r>
         <w:rPr>
           <w:lang w:val="en_US" w:bidi="en_US"/>
         </w:rPr>
         <w:t>). The fermenting juice was collected in new goatskin bags or large pottery jars (</w:t>
       </w:r>
-      <w:hyperlink r:id="rId87">
-        <w:r>
-          <w:rPr>
-            <w:lang w:val="en_US" w:bidi="en_US"/>
-          </w:rPr>
-          <w:rPr>
-            <w:color w:val="0000EE"/>
-            <w:u w:val="single"/>
-          </w:rPr>
-          <w:t>Matthew 9:17</w:t>
-        </w:r>
-      </w:hyperlink>
+      <w:r>
+        <w:rPr>
+          <w:lang w:val="en_US" w:bidi="en_US"/>
+        </w:rPr>
+        <w:t>Matthew 9:17</w:t>
+      </w:r>
       <w:r>
         <w:rPr>
           <w:lang w:val="en_US" w:bidi="en_US"/>
@@ -8806,54 +8738,36 @@
         </w:rPr>
         <w:t>Grape harvest workers could be exempted from military service, showing its economic importance. Taxes and debts were often paid with wine instead of money. The law provided for the poor to glean in the vineyards as in the wheat fields, collecting any grapes or grain that were left behind after harvest (</w:t>
       </w:r>
-      <w:hyperlink r:id="rId88">
-        <w:r>
-          <w:rPr>
-            <w:lang w:val="en_US" w:bidi="en_US"/>
-          </w:rPr>
-          <w:rPr>
-            <w:color w:val="0000EE"/>
-            <w:u w:val="single"/>
-          </w:rPr>
-          <w:t>Leviticus 19:9–10</w:t>
-        </w:r>
-      </w:hyperlink>
+      <w:r>
+        <w:rPr>
+          <w:lang w:val="en_US" w:bidi="en_US"/>
+        </w:rPr>
+        <w:t>Leviticus 19:9–10</w:t>
+      </w:r>
       <w:r>
         <w:rPr>
           <w:lang w:val="en_US" w:bidi="en_US"/>
         </w:rPr>
         <w:t>). Vines that did not produce fruit were used for producing charcoal (</w:t>
       </w:r>
-      <w:hyperlink r:id="rId89">
-        <w:r>
-          <w:rPr>
-            <w:lang w:val="en_US" w:bidi="en_US"/>
-          </w:rPr>
-          <w:rPr>
-            <w:color w:val="0000EE"/>
-            <w:u w:val="single"/>
-          </w:rPr>
-          <w:t>Ezekiel 15:4</w:t>
-        </w:r>
-      </w:hyperlink>
+      <w:r>
+        <w:rPr>
+          <w:lang w:val="en_US" w:bidi="en_US"/>
+        </w:rPr>
+        <w:t>Ezekiel 15:4</w:t>
+      </w:r>
       <w:r>
         <w:rPr>
           <w:lang w:val="en_US" w:bidi="en_US"/>
         </w:rPr>
         <w:t xml:space="preserve">; </w:t>
       </w:r>
-      <w:hyperlink r:id="rId90">
-        <w:r>
-          <w:rPr>
-            <w:lang w:val="en_US" w:bidi="en_US"/>
-          </w:rPr>
-          <w:rPr>
-            <w:color w:val="0000EE"/>
-            <w:u w:val="single"/>
-          </w:rPr>
-          <w:t>John 15:6</w:t>
-        </w:r>
-      </w:hyperlink>
+      <w:r>
+        <w:rPr>
+          <w:lang w:val="en_US" w:bidi="en_US"/>
+        </w:rPr>
+        <w:t>John 15:6</w:t>
+      </w:r>
       <w:r>
         <w:rPr>
           <w:lang w:val="en_US" w:bidi="en_US"/>
@@ -8885,126 +8799,84 @@
         </w:rPr>
         <w:t>Jesus frequently used the vineyard as a background for his parables (</w:t>
       </w:r>
-      <w:hyperlink r:id="rId91">
-        <w:r>
-          <w:rPr>
-            <w:lang w:val="en_US" w:bidi="en_US"/>
-          </w:rPr>
-          <w:rPr>
-            <w:color w:val="0000EE"/>
-            <w:u w:val="single"/>
-          </w:rPr>
-          <w:t>Matthew 20:1–16</w:t>
-        </w:r>
-      </w:hyperlink>
+      <w:r>
+        <w:rPr>
+          <w:lang w:val="en_US" w:bidi="en_US"/>
+        </w:rPr>
+        <w:t>Matthew 20:1–16</w:t>
+      </w:r>
       <w:r>
         <w:rPr>
           <w:lang w:val="en_US" w:bidi="en_US"/>
         </w:rPr>
         <w:t xml:space="preserve">; </w:t>
       </w:r>
-      <w:hyperlink r:id="rId92">
-        <w:r>
-          <w:rPr>
-            <w:lang w:val="en_US" w:bidi="en_US"/>
-          </w:rPr>
-          <w:rPr>
-            <w:color w:val="0000EE"/>
-            <w:u w:val="single"/>
-          </w:rPr>
-          <w:t>21:28–43</w:t>
-        </w:r>
-      </w:hyperlink>
+      <w:r>
+        <w:rPr>
+          <w:lang w:val="en_US" w:bidi="en_US"/>
+        </w:rPr>
+        <w:t>21:28–43</w:t>
+      </w:r>
       <w:r>
         <w:rPr>
           <w:lang w:val="en_US" w:bidi="en_US"/>
         </w:rPr>
         <w:t xml:space="preserve">; </w:t>
       </w:r>
-      <w:hyperlink r:id="rId93">
-        <w:r>
-          <w:rPr>
-            <w:lang w:val="en_US" w:bidi="en_US"/>
-          </w:rPr>
-          <w:rPr>
-            <w:color w:val="0000EE"/>
-            <w:u w:val="single"/>
-          </w:rPr>
-          <w:t>Mark 12:1–11</w:t>
-        </w:r>
-      </w:hyperlink>
+      <w:r>
+        <w:rPr>
+          <w:lang w:val="en_US" w:bidi="en_US"/>
+        </w:rPr>
+        <w:t>Mark 12:1–11</w:t>
+      </w:r>
       <w:r>
         <w:rPr>
           <w:lang w:val="en_US" w:bidi="en_US"/>
         </w:rPr>
         <w:t xml:space="preserve">; </w:t>
       </w:r>
-      <w:hyperlink r:id="rId94">
-        <w:r>
-          <w:rPr>
-            <w:lang w:val="en_US" w:bidi="en_US"/>
-          </w:rPr>
-          <w:rPr>
-            <w:color w:val="0000EE"/>
-            <w:u w:val="single"/>
-          </w:rPr>
-          <w:t>Luke 13:6–9</w:t>
-        </w:r>
-      </w:hyperlink>
+      <w:r>
+        <w:rPr>
+          <w:lang w:val="en_US" w:bidi="en_US"/>
+        </w:rPr>
+        <w:t>Luke 13:6–9</w:t>
+      </w:r>
       <w:r>
         <w:rPr>
           <w:lang w:val="en_US" w:bidi="en_US"/>
         </w:rPr>
         <w:t xml:space="preserve">; </w:t>
       </w:r>
-      <w:hyperlink r:id="rId95">
-        <w:r>
-          <w:rPr>
-            <w:lang w:val="en_US" w:bidi="en_US"/>
-          </w:rPr>
-          <w:rPr>
-            <w:color w:val="0000EE"/>
-            <w:u w:val="single"/>
-          </w:rPr>
-          <w:t>20:9–18</w:t>
-        </w:r>
-      </w:hyperlink>
+      <w:r>
+        <w:rPr>
+          <w:lang w:val="en_US" w:bidi="en_US"/>
+        </w:rPr>
+        <w:t>20:9–18</w:t>
+      </w:r>
       <w:r>
         <w:rPr>
           <w:lang w:val="en_US" w:bidi="en_US"/>
         </w:rPr>
         <w:t>). Wine-making methods were commonly known and understood. The story Jesus told of placing new wine in old wineskins was easily recognizable for New Testament listeners (</w:t>
       </w:r>
-      <w:hyperlink r:id="rId87">
-        <w:r>
-          <w:rPr>
-            <w:lang w:val="en_US" w:bidi="en_US"/>
-          </w:rPr>
-          <w:rPr>
-            <w:color w:val="0000EE"/>
-            <w:u w:val="single"/>
-          </w:rPr>
-          <w:t>Matthew 9:17</w:t>
-        </w:r>
-      </w:hyperlink>
+      <w:r>
+        <w:rPr>
+          <w:lang w:val="en_US" w:bidi="en_US"/>
+        </w:rPr>
+        <w:t>Matthew 9:17</w:t>
+      </w:r>
       <w:r>
         <w:rPr>
           <w:lang w:val="en_US" w:bidi="en_US"/>
         </w:rPr>
         <w:t>). In a symbolic sense, Christ described himself as the true vine, and his blood became the sacramental wine of communion (</w:t>
       </w:r>
-      <w:hyperlink r:id="rId96">
-        <w:r>
-          <w:rPr>
-            <w:lang w:val="en_US" w:bidi="en_US"/>
-          </w:rPr>
-          <w:rPr>
-            <w:color w:val="0000EE"/>
-            <w:u w:val="single"/>
-          </w:rPr>
-          <w:t>John 15:1–11</w:t>
-        </w:r>
-      </w:hyperlink>
+      <w:r>
+        <w:rPr>
+          <w:lang w:val="en_US" w:bidi="en_US"/>
+        </w:rPr>
+        <w:t>John 15:1–11</w:t>
+      </w:r>
       <w:r>
         <w:rPr>
           <w:lang w:val="en_US" w:bidi="en_US"/>
@@ -9104,72 +8976,48 @@
         </w:rPr>
         <w:t xml:space="preserve">The King James Version translation of harp in </w:t>
       </w:r>
-      <w:hyperlink r:id="rId97">
-        <w:r>
-          <w:rPr>
-            <w:lang w:val="en_US" w:bidi="en_US"/>
-          </w:rPr>
-          <w:rPr>
-            <w:color w:val="0000EE"/>
-            <w:u w:val="single"/>
-          </w:rPr>
-          <w:t>Isaiah 5:12</w:t>
-        </w:r>
-      </w:hyperlink>
+      <w:r>
+        <w:rPr>
+          <w:lang w:val="en_US" w:bidi="en_US"/>
+        </w:rPr>
+        <w:t>Isaiah 5:12</w:t>
+      </w:r>
       <w:r>
         <w:rPr>
           <w:lang w:val="en_US" w:bidi="en_US"/>
         </w:rPr>
         <w:t xml:space="preserve">; </w:t>
       </w:r>
-      <w:hyperlink r:id="rId98">
-        <w:r>
-          <w:rPr>
-            <w:lang w:val="en_US" w:bidi="en_US"/>
-          </w:rPr>
-          <w:rPr>
-            <w:color w:val="0000EE"/>
-            <w:u w:val="single"/>
-          </w:rPr>
-          <w:t>14:11</w:t>
-        </w:r>
-      </w:hyperlink>
+      <w:r>
+        <w:rPr>
+          <w:lang w:val="en_US" w:bidi="en_US"/>
+        </w:rPr>
+        <w:t>14:11</w:t>
+      </w:r>
       <w:r>
         <w:rPr>
           <w:lang w:val="en_US" w:bidi="en_US"/>
         </w:rPr>
         <w:t xml:space="preserve">; </w:t>
       </w:r>
-      <w:hyperlink r:id="rId99">
-        <w:r>
-          <w:rPr>
-            <w:lang w:val="en_US" w:bidi="en_US"/>
-          </w:rPr>
-          <w:rPr>
-            <w:color w:val="0000EE"/>
-            <w:u w:val="single"/>
-          </w:rPr>
-          <w:t>Amos 5:23</w:t>
-        </w:r>
-      </w:hyperlink>
+      <w:r>
+        <w:rPr>
+          <w:lang w:val="en_US" w:bidi="en_US"/>
+        </w:rPr>
+        <w:t>Amos 5:23</w:t>
+      </w:r>
       <w:r>
         <w:rPr>
           <w:lang w:val="en_US" w:bidi="en_US"/>
         </w:rPr>
         <w:t xml:space="preserve">; and </w:t>
       </w:r>
-      <w:hyperlink r:id="rId100">
-        <w:r>
-          <w:rPr>
-            <w:lang w:val="en_US" w:bidi="en_US"/>
-          </w:rPr>
-          <w:rPr>
-            <w:color w:val="0000EE"/>
-            <w:u w:val="single"/>
-          </w:rPr>
-          <w:t>6:5</w:t>
-        </w:r>
-      </w:hyperlink>
+      <w:r>
+        <w:rPr>
+          <w:lang w:val="en_US" w:bidi="en_US"/>
+        </w:rPr>
+        <w:t>6:5</w:t>
+      </w:r>
       <w:r>
         <w:rPr>
           <w:lang w:val="en_US" w:bidi="en_US"/>
@@ -9271,36 +9119,24 @@
         </w:rPr>
         <w:t>In the Bible, the word “viper” can refer to the same kinds of venomous snakes as the word “adder.” Different Bible translations sometimes use one term or the other for the same snake (</w:t>
       </w:r>
-      <w:hyperlink r:id="rId101">
-        <w:r>
-          <w:rPr>
-            <w:lang w:val="en_US" w:bidi="en_US"/>
-          </w:rPr>
-          <w:rPr>
-            <w:color w:val="0000EE"/>
-            <w:u w:val="single"/>
-          </w:rPr>
-          <w:t>Matthew 3:7</w:t>
-        </w:r>
-      </w:hyperlink>
+      <w:r>
+        <w:rPr>
+          <w:lang w:val="en_US" w:bidi="en_US"/>
+        </w:rPr>
+        <w:t>Matthew 3:7</w:t>
+      </w:r>
       <w:r>
         <w:rPr>
           <w:lang w:val="en_US" w:bidi="en_US"/>
         </w:rPr>
         <w:t xml:space="preserve">; </w:t>
       </w:r>
-      <w:hyperlink r:id="rId102">
-        <w:r>
-          <w:rPr>
-            <w:lang w:val="en_US" w:bidi="en_US"/>
-          </w:rPr>
-          <w:rPr>
-            <w:color w:val="0000EE"/>
-            <w:u w:val="single"/>
-          </w:rPr>
-          <w:t>Acts 28:3</w:t>
-        </w:r>
-      </w:hyperlink>
+      <w:r>
+        <w:rPr>
+          <w:lang w:val="en_US" w:bidi="en_US"/>
+        </w:rPr>
+        <w:t>Acts 28:3</w:t>
+      </w:r>
       <w:r>
         <w:rPr>
           <w:lang w:val="en_US" w:bidi="en_US"/>
@@ -9407,42 +9243,24 @@
         </w:rPr>
         <w:t>A word used to describe women or metaphorically for places, nations, and the church. It describes a woman who is sexually mature but has not had sex. Mary, mother of Jesus, is an obvious example (</w:t>
       </w:r>
-      <w:hyperlink r:id="rId103">
-        <w:r>
-          <w:rPr>
-            <w:lang w:val="en_US" w:bidi="en_US"/>
-          </w:rPr>
-          <w:rPr>
-            <w:color w:val="0000EE"/>
-            <w:u w:val="single"/>
-          </w:rPr>
-          <w:t>Matthew 1:18</w:t>
-        </w:r>
-      </w:hyperlink>
-      <w:hyperlink r:id="rId103">
-        <w:r>
-          <w:rPr>
-            <w:lang w:val="en_US" w:bidi="en_US"/>
-          </w:rPr>
-          <w:rPr>
-            <w:color w:val="0000EE"/>
-            <w:u w:val="single"/>
-          </w:rPr>
-          <w:t>–</w:t>
-        </w:r>
-      </w:hyperlink>
-      <w:hyperlink r:id="rId103">
-        <w:r>
-          <w:rPr>
-            <w:lang w:val="en_US" w:bidi="en_US"/>
-          </w:rPr>
-          <w:rPr>
-            <w:color w:val="0000EE"/>
-            <w:u w:val="single"/>
-          </w:rPr>
-          <w:t>25</w:t>
-        </w:r>
-      </w:hyperlink>
+      <w:r>
+        <w:rPr>
+          <w:lang w:val="en_US" w:bidi="en_US"/>
+        </w:rPr>
+        <w:t>Matthew 1:18</w:t>
+      </w:r>
+      <w:r>
+        <w:rPr>
+          <w:lang w:val="en_US" w:bidi="en_US"/>
+        </w:rPr>
+        <w:t>–</w:t>
+      </w:r>
+      <w:r>
+        <w:rPr>
+          <w:lang w:val="en_US" w:bidi="en_US"/>
+        </w:rPr>
+        <w:t>25</w:t>
+      </w:r>
       <w:r>
         <w:rPr>
           <w:lang w:val="en_US" w:bidi="en_US"/>
@@ -9463,60 +9281,36 @@
         </w:rPr>
         <w:t>The Old Testament puts a high value on remaining a virgin before marriage. One of Rebekah’s qualities that made her a suitable bride for Isaac was her virginity (</w:t>
       </w:r>
-      <w:hyperlink r:id="rId104">
-        <w:r>
-          <w:rPr>
-            <w:lang w:val="en_US" w:bidi="en_US"/>
-          </w:rPr>
-          <w:rPr>
-            <w:color w:val="0000EE"/>
-            <w:u w:val="single"/>
-          </w:rPr>
-          <w:t>Genesis 24:16</w:t>
-        </w:r>
-      </w:hyperlink>
+      <w:r>
+        <w:rPr>
+          <w:lang w:val="en_US" w:bidi="en_US"/>
+        </w:rPr>
+        <w:t>Genesis 24:16</w:t>
+      </w:r>
       <w:r>
         <w:rPr>
           <w:lang w:val="en_US" w:bidi="en_US"/>
         </w:rPr>
         <w:t>). The law said that priests must marry only virgins (</w:t>
       </w:r>
-      <w:hyperlink r:id="rId105">
-        <w:r>
-          <w:rPr>
-            <w:lang w:val="en_US" w:bidi="en_US"/>
-          </w:rPr>
-          <w:rPr>
-            <w:color w:val="0000EE"/>
-            <w:u w:val="single"/>
-          </w:rPr>
-          <w:t>Leviticus 21:7, 13</w:t>
-        </w:r>
-      </w:hyperlink>
-      <w:hyperlink r:id="rId106">
-        <w:r>
-          <w:rPr>
-            <w:lang w:val="en_US" w:bidi="en_US"/>
-          </w:rPr>
-          <w:rPr>
-            <w:color w:val="0000EE"/>
-            <w:u w:val="single"/>
-          </w:rPr>
-          <w:t>–</w:t>
-        </w:r>
-      </w:hyperlink>
-      <w:hyperlink r:id="rId105">
-        <w:r>
-          <w:rPr>
-            <w:lang w:val="en_US" w:bidi="en_US"/>
-          </w:rPr>
-          <w:rPr>
-            <w:color w:val="0000EE"/>
-            <w:u w:val="single"/>
-          </w:rPr>
-          <w:t>14</w:t>
-        </w:r>
-      </w:hyperlink>
+      <w:r>
+        <w:rPr>
+          <w:lang w:val="en_US" w:bidi="en_US"/>
+        </w:rPr>
+        <w:t>Leviticus 21:7, 13</w:t>
+      </w:r>
+      <w:r>
+        <w:rPr>
+          <w:lang w:val="en_US" w:bidi="en_US"/>
+        </w:rPr>
+        <w:t>–</w:t>
+      </w:r>
+      <w:r>
+        <w:rPr>
+          <w:lang w:val="en_US" w:bidi="en_US"/>
+        </w:rPr>
+        <w:t>14</w:t>
+      </w:r>
       <w:r>
         <w:rPr>
           <w:lang w:val="en_US" w:bidi="en_US"/>
@@ -9537,18 +9331,12 @@
         </w:rPr>
         <w:t>This reflects the Bible's teaching on marriage. It idealizes exclusive faithfulness. The New Testament expresses that ideal by banning premarital sex (</w:t>
       </w:r>
-      <w:hyperlink r:id="rId107">
-        <w:r>
-          <w:rPr>
-            <w:lang w:val="en_US" w:bidi="en_US"/>
-          </w:rPr>
-          <w:rPr>
-            <w:color w:val="0000EE"/>
-            <w:u w:val="single"/>
-          </w:rPr>
-          <w:t>1 Corinthians 6:13, 18</w:t>
-        </w:r>
-      </w:hyperlink>
+      <w:r>
+        <w:rPr>
+          <w:lang w:val="en_US" w:bidi="en_US"/>
+        </w:rPr>
+        <w:t>1 Corinthians 6:13, 18</w:t>
+      </w:r>
       <w:r>
         <w:rPr>
           <w:lang w:val="en_US" w:bidi="en_US"/>
@@ -9568,36 +9356,24 @@
         </w:rPr>
         <w:t xml:space="preserve"> to describe Christians who are faithful to their Lord (</w:t>
       </w:r>
-      <w:hyperlink r:id="rId108">
-        <w:r>
-          <w:rPr>
-            <w:lang w:val="en_US" w:bidi="en_US"/>
-          </w:rPr>
-          <w:rPr>
-            <w:color w:val="0000EE"/>
-            <w:u w:val="single"/>
-          </w:rPr>
-          <w:t>Revelation 14:4</w:t>
-        </w:r>
-      </w:hyperlink>
+      <w:r>
+        <w:rPr>
+          <w:lang w:val="en_US" w:bidi="en_US"/>
+        </w:rPr>
+        <w:t>Revelation 14:4</w:t>
+      </w:r>
       <w:r>
         <w:rPr>
           <w:lang w:val="en_US" w:bidi="en_US"/>
         </w:rPr>
         <w:t xml:space="preserve">; compare </w:t>
       </w:r>
-      <w:hyperlink r:id="rId109">
-        <w:r>
-          <w:rPr>
-            <w:lang w:val="en_US" w:bidi="en_US"/>
-          </w:rPr>
-          <w:rPr>
-            <w:color w:val="0000EE"/>
-            <w:u w:val="single"/>
-          </w:rPr>
-          <w:t>2 Corinthians 11:2</w:t>
-        </w:r>
-      </w:hyperlink>
+      <w:r>
+        <w:rPr>
+          <w:lang w:val="en_US" w:bidi="en_US"/>
+        </w:rPr>
+        <w:t>2 Corinthians 11:2</w:t>
+      </w:r>
       <w:r>
         <w:rPr>
           <w:lang w:val="en_US" w:bidi="en_US"/>
@@ -9618,120 +9394,72 @@
         </w:rPr>
         <w:t>Negatively, the Old Testament highlights the same principle in its penalties for losing a woman's virginity. If the man is morally responsible, he must either marry her or pay her father (</w:t>
       </w:r>
-      <w:hyperlink r:id="rId110">
-        <w:r>
-          <w:rPr>
-            <w:lang w:val="en_US" w:bidi="en_US"/>
-          </w:rPr>
-          <w:rPr>
-            <w:color w:val="0000EE"/>
-            <w:u w:val="single"/>
-          </w:rPr>
-          <w:t>Exodus 22:16</w:t>
-        </w:r>
-      </w:hyperlink>
-      <w:hyperlink r:id="rId110">
-        <w:r>
-          <w:rPr>
-            <w:lang w:val="en_US" w:bidi="en_US"/>
-          </w:rPr>
-          <w:rPr>
-            <w:color w:val="0000EE"/>
-            <w:u w:val="single"/>
-          </w:rPr>
-          <w:t>–</w:t>
-        </w:r>
-      </w:hyperlink>
-      <w:hyperlink r:id="rId110">
-        <w:r>
-          <w:rPr>
-            <w:lang w:val="en_US" w:bidi="en_US"/>
-          </w:rPr>
-          <w:rPr>
-            <w:color w:val="0000EE"/>
-            <w:u w:val="single"/>
-          </w:rPr>
-          <w:t>17</w:t>
-        </w:r>
-      </w:hyperlink>
+      <w:r>
+        <w:rPr>
+          <w:lang w:val="en_US" w:bidi="en_US"/>
+        </w:rPr>
+        <w:t>Exodus 22:16</w:t>
+      </w:r>
+      <w:r>
+        <w:rPr>
+          <w:lang w:val="en_US" w:bidi="en_US"/>
+        </w:rPr>
+        <w:t>–</w:t>
+      </w:r>
+      <w:r>
+        <w:rPr>
+          <w:lang w:val="en_US" w:bidi="en_US"/>
+        </w:rPr>
+        <w:t>17</w:t>
+      </w:r>
       <w:r>
         <w:rPr>
           <w:lang w:val="en_US" w:bidi="en_US"/>
         </w:rPr>
         <w:t>). If the woman herself is to blame, the punishment is death (</w:t>
       </w:r>
-      <w:hyperlink r:id="rId111">
-        <w:r>
-          <w:rPr>
-            <w:lang w:val="en_US" w:bidi="en_US"/>
-          </w:rPr>
-          <w:rPr>
-            <w:color w:val="0000EE"/>
-            <w:u w:val="single"/>
-          </w:rPr>
-          <w:t>Deuteronomy 22:20</w:t>
-        </w:r>
-      </w:hyperlink>
-      <w:hyperlink r:id="rId111">
-        <w:r>
-          <w:rPr>
-            <w:lang w:val="en_US" w:bidi="en_US"/>
-          </w:rPr>
-          <w:rPr>
-            <w:color w:val="0000EE"/>
-            <w:u w:val="single"/>
-          </w:rPr>
-          <w:t>–</w:t>
-        </w:r>
-      </w:hyperlink>
-      <w:hyperlink r:id="rId111">
-        <w:r>
-          <w:rPr>
-            <w:lang w:val="en_US" w:bidi="en_US"/>
-          </w:rPr>
-          <w:rPr>
-            <w:color w:val="0000EE"/>
-            <w:u w:val="single"/>
-          </w:rPr>
-          <w:t>21</w:t>
-        </w:r>
-      </w:hyperlink>
+      <w:r>
+        <w:rPr>
+          <w:lang w:val="en_US" w:bidi="en_US"/>
+        </w:rPr>
+        <w:t>Deuteronomy 22:20</w:t>
+      </w:r>
+      <w:r>
+        <w:rPr>
+          <w:lang w:val="en_US" w:bidi="en_US"/>
+        </w:rPr>
+        <w:t>–</w:t>
+      </w:r>
+      <w:r>
+        <w:rPr>
+          <w:lang w:val="en_US" w:bidi="en_US"/>
+        </w:rPr>
+        <w:t>21</w:t>
+      </w:r>
       <w:r>
         <w:rPr>
           <w:lang w:val="en_US" w:bidi="en_US"/>
         </w:rPr>
         <w:t>). The Old Testament says little, however, to commend lifelong virginity. Jeremiah was told not to marry, only to reinforce God’s warning of coming judgment (</w:t>
       </w:r>
-      <w:hyperlink r:id="rId112">
-        <w:r>
-          <w:rPr>
-            <w:lang w:val="en_US" w:bidi="en_US"/>
-          </w:rPr>
-          <w:rPr>
-            <w:color w:val="0000EE"/>
-            <w:u w:val="single"/>
-          </w:rPr>
-          <w:t>Jeremiah 16:2</w:t>
-        </w:r>
-      </w:hyperlink>
+      <w:r>
+        <w:rPr>
+          <w:lang w:val="en_US" w:bidi="en_US"/>
+        </w:rPr>
+        <w:t>Jeremiah 16:2</w:t>
+      </w:r>
       <w:r>
         <w:rPr>
           <w:lang w:val="en_US" w:bidi="en_US"/>
         </w:rPr>
         <w:t xml:space="preserve">). From the woman’s point of view, it was a tragedy to remain an unmarried virgin and childless for life (compare </w:t>
       </w:r>
-      <w:hyperlink r:id="rId113">
-        <w:r>
-          <w:rPr>
-            <w:lang w:val="en_US" w:bidi="en_US"/>
-          </w:rPr>
-          <w:rPr>
-            <w:color w:val="0000EE"/>
-            <w:u w:val="single"/>
-          </w:rPr>
-          <w:t>Judges 11:37</w:t>
-        </w:r>
-      </w:hyperlink>
+      <w:r>
+        <w:rPr>
+          <w:lang w:val="en_US" w:bidi="en_US"/>
+        </w:rPr>
+        <w:t>Judges 11:37</w:t>
+      </w:r>
       <w:r>
         <w:rPr>
           <w:lang w:val="en_US" w:bidi="en_US"/>
@@ -9752,42 +9480,24 @@
         </w:rPr>
         <w:t>The New Testament values marriage, but it more clearly shows the benefits of a commitment to virginity for Christian men and women. Celibacy, for some, is God’s gift, declared Paul, because it has positive gains for Christian service (</w:t>
       </w:r>
-      <w:hyperlink r:id="rId114">
-        <w:r>
-          <w:rPr>
-            <w:lang w:val="en_US" w:bidi="en_US"/>
-          </w:rPr>
-          <w:rPr>
-            <w:color w:val="0000EE"/>
-            <w:u w:val="single"/>
-          </w:rPr>
-          <w:t>1 Corinthians 7:7, 25</w:t>
-        </w:r>
-      </w:hyperlink>
-      <w:hyperlink r:id="rId115">
-        <w:r>
-          <w:rPr>
-            <w:lang w:val="en_US" w:bidi="en_US"/>
-          </w:rPr>
-          <w:rPr>
-            <w:color w:val="0000EE"/>
-            <w:u w:val="single"/>
-          </w:rPr>
-          <w:t>–</w:t>
-        </w:r>
-      </w:hyperlink>
-      <w:hyperlink r:id="rId114">
-        <w:r>
-          <w:rPr>
-            <w:lang w:val="en_US" w:bidi="en_US"/>
-          </w:rPr>
-          <w:rPr>
-            <w:color w:val="0000EE"/>
-            <w:u w:val="single"/>
-          </w:rPr>
-          <w:t>38</w:t>
-        </w:r>
-      </w:hyperlink>
+      <w:r>
+        <w:rPr>
+          <w:lang w:val="en_US" w:bidi="en_US"/>
+        </w:rPr>
+        <w:t>1 Corinthians 7:7, 25</w:t>
+      </w:r>
+      <w:r>
+        <w:rPr>
+          <w:lang w:val="en_US" w:bidi="en_US"/>
+        </w:rPr>
+        <w:t>–</w:t>
+      </w:r>
+      <w:r>
+        <w:rPr>
+          <w:lang w:val="en_US" w:bidi="en_US"/>
+        </w:rPr>
+        <w:t>38</w:t>
+      </w:r>
       <w:r>
         <w:rPr>
           <w:lang w:val="en_US" w:bidi="en_US"/>
@@ -9806,18 +9516,12 @@
         </w:rPr>
         <w:t>” for the kingdom of heaven’s sake (</w:t>
       </w:r>
-      <w:hyperlink r:id="rId116">
-        <w:r>
-          <w:rPr>
-            <w:lang w:val="en_US" w:bidi="en_US"/>
-          </w:rPr>
-          <w:rPr>
-            <w:color w:val="0000EE"/>
-            <w:u w:val="single"/>
-          </w:rPr>
-          <w:t>Matthew 19:12</w:t>
-        </w:r>
-      </w:hyperlink>
+      <w:r>
+        <w:rPr>
+          <w:lang w:val="en_US" w:bidi="en_US"/>
+        </w:rPr>
+        <w:t>Matthew 19:12</w:t>
+      </w:r>
       <w:r>
         <w:rPr>
           <w:lang w:val="en_US" w:bidi="en_US"/>
@@ -9953,36 +9657,24 @@
         </w:rPr>
         <w:t xml:space="preserve">The doctrine of the virgin birth comes from </w:t>
       </w:r>
-      <w:hyperlink r:id="rId117">
-        <w:r>
-          <w:rPr>
-            <w:lang w:val="en_US" w:bidi="en_US"/>
-          </w:rPr>
-          <w:rPr>
-            <w:color w:val="0000EE"/>
-            <w:u w:val="single"/>
-          </w:rPr>
-          <w:t>Matthew 1</w:t>
-        </w:r>
-      </w:hyperlink>
+      <w:r>
+        <w:rPr>
+          <w:lang w:val="en_US" w:bidi="en_US"/>
+        </w:rPr>
+        <w:t>Matthew 1</w:t>
+      </w:r>
       <w:r>
         <w:rPr>
           <w:lang w:val="en_US" w:bidi="en_US"/>
         </w:rPr>
         <w:t xml:space="preserve"> and </w:t>
       </w:r>
-      <w:hyperlink r:id="rId118">
-        <w:r>
-          <w:rPr>
-            <w:lang w:val="en_US" w:bidi="en_US"/>
-          </w:rPr>
-          <w:rPr>
-            <w:color w:val="0000EE"/>
-            <w:u w:val="single"/>
-          </w:rPr>
-          <w:t>Luke 1–2</w:t>
-        </w:r>
-      </w:hyperlink>
+      <w:r>
+        <w:rPr>
+          <w:lang w:val="en_US" w:bidi="en_US"/>
+        </w:rPr>
+        <w:t>Luke 1–2</w:t>
+      </w:r>
       <w:r>
         <w:rPr>
           <w:lang w:val="en_US" w:bidi="en_US"/>
@@ -10014,18 +9706,12 @@
         </w:rPr>
         <w:t xml:space="preserve">The King James Version of </w:t>
       </w:r>
-      <w:hyperlink r:id="rId54">
-        <w:r>
-          <w:rPr>
-            <w:lang w:val="en_US" w:bidi="en_US"/>
-          </w:rPr>
-          <w:rPr>
-            <w:color w:val="0000EE"/>
-            <w:u w:val="single"/>
-          </w:rPr>
-          <w:t>Isaiah 7:14</w:t>
-        </w:r>
-      </w:hyperlink>
+      <w:r>
+        <w:rPr>
+          <w:lang w:val="en_US" w:bidi="en_US"/>
+        </w:rPr>
+        <w:t>Isaiah 7:14</w:t>
+      </w:r>
       <w:r>
         <w:rPr>
           <w:lang w:val="en_US" w:bidi="en_US"/>
@@ -10044,18 +9730,12 @@
         </w:rPr>
         <w:t xml:space="preserve">mmanuel." </w:t>
       </w:r>
-      <w:hyperlink r:id="rId119">
-        <w:r>
-          <w:rPr>
-            <w:lang w:val="en_US" w:bidi="en_US"/>
-          </w:rPr>
-          <w:rPr>
-            <w:color w:val="0000EE"/>
-            <w:u w:val="single"/>
-          </w:rPr>
-          <w:t>Matthew 1:22–23</w:t>
-        </w:r>
-      </w:hyperlink>
+      <w:r>
+        <w:rPr>
+          <w:lang w:val="en_US" w:bidi="en_US"/>
+        </w:rPr>
+        <w:t>Matthew 1:22–23</w:t>
+      </w:r>
       <w:r>
         <w:rPr>
           <w:lang w:val="en_US" w:bidi="en_US"/>
@@ -10164,18 +9844,12 @@
         </w:rPr>
         <w:t>The "virgin" (</w:t>
       </w:r>
-      <w:hyperlink r:id="rId54">
-        <w:r>
-          <w:rPr>
-            <w:lang w:val="en_US" w:bidi="en_US"/>
-          </w:rPr>
-          <w:rPr>
-            <w:color w:val="0000EE"/>
-            <w:u w:val="single"/>
-          </w:rPr>
-          <w:t>Isaiah 7:14</w:t>
-        </w:r>
-      </w:hyperlink>
+      <w:r>
+        <w:rPr>
+          <w:lang w:val="en_US" w:bidi="en_US"/>
+        </w:rPr>
+        <w:t>Isaiah 7:14</w:t>
+      </w:r>
       <w:r>
         <w:rPr>
           <w:lang w:val="en_US" w:bidi="en_US"/>
@@ -10200,18 +9874,12 @@
         </w:rPr>
         <w:t xml:space="preserve">The woman was Isaiah’s wife, and the son was Maher-shalal-hash-baz. Many scholars support this view. They note that the Hebrew text may refer to “the woman” (a specific, known woman). They also note that </w:t>
       </w:r>
-      <w:hyperlink r:id="rId120">
-        <w:r>
-          <w:rPr>
-            <w:lang w:val="en_US" w:bidi="en_US"/>
-          </w:rPr>
-          <w:rPr>
-            <w:color w:val="0000EE"/>
-            <w:u w:val="single"/>
-          </w:rPr>
-          <w:t>Isaiah 7:14–16</w:t>
-        </w:r>
-      </w:hyperlink>
+      <w:r>
+        <w:rPr>
+          <w:lang w:val="en_US" w:bidi="en_US"/>
+        </w:rPr>
+        <w:t>Isaiah 7:14–16</w:t>
+      </w:r>
       <w:r>
         <w:rPr>
           <w:lang w:val="en_US" w:bidi="en_US"/>
@@ -10256,36 +9924,24 @@
         </w:rPr>
         <w:t xml:space="preserve">The prophecy is entirely messianic (about the Messiah, God’s promised king). This is a traditional evangelical view. It points to the name Immanuel, which means “God with us.” It also points to passages like </w:t>
       </w:r>
-      <w:hyperlink r:id="rId121">
-        <w:r>
-          <w:rPr>
-            <w:lang w:val="en_US" w:bidi="en_US"/>
-          </w:rPr>
-          <w:rPr>
-            <w:color w:val="0000EE"/>
-            <w:u w:val="single"/>
-          </w:rPr>
-          <w:t>Isaiah 9:6–7</w:t>
-        </w:r>
-      </w:hyperlink>
+      <w:r>
+        <w:rPr>
+          <w:lang w:val="en_US" w:bidi="en_US"/>
+        </w:rPr>
+        <w:t>Isaiah 9:6–7</w:t>
+      </w:r>
       <w:r>
         <w:rPr>
           <w:lang w:val="en_US" w:bidi="en_US"/>
         </w:rPr>
         <w:t xml:space="preserve"> and </w:t>
       </w:r>
-      <w:hyperlink r:id="rId122">
-        <w:r>
-          <w:rPr>
-            <w:lang w:val="en_US" w:bidi="en_US"/>
-          </w:rPr>
-          <w:rPr>
-            <w:color w:val="0000EE"/>
-            <w:u w:val="single"/>
-          </w:rPr>
-          <w:t>11:1–5</w:t>
-        </w:r>
-      </w:hyperlink>
+      <w:r>
+        <w:rPr>
+          <w:lang w:val="en_US" w:bidi="en_US"/>
+        </w:rPr>
+        <w:t>11:1–5</w:t>
+      </w:r>
       <w:r>
         <w:rPr>
           <w:lang w:val="en_US" w:bidi="en_US"/>
@@ -10310,36 +9966,24 @@
         </w:rPr>
         <w:t xml:space="preserve">Some evangelicals support a fourth view. This view accepts both a historical fulfillment (in Isaiah’s time) and a future fulfillment. It understands </w:t>
       </w:r>
-      <w:hyperlink r:id="rId123">
-        <w:r>
-          <w:rPr>
-            <w:lang w:val="en_US" w:bidi="en_US"/>
-          </w:rPr>
-          <w:rPr>
-            <w:color w:val="0000EE"/>
-            <w:u w:val="single"/>
-          </w:rPr>
-          <w:t>Isaiah 7:15–16</w:t>
-        </w:r>
-      </w:hyperlink>
+      <w:r>
+        <w:rPr>
+          <w:lang w:val="en_US" w:bidi="en_US"/>
+        </w:rPr>
+        <w:t>Isaiah 7:15–16</w:t>
+      </w:r>
       <w:r>
         <w:rPr>
           <w:lang w:val="en_US" w:bidi="en_US"/>
         </w:rPr>
         <w:t xml:space="preserve"> as referring to events in Isaiah’s day. At the same time, it sees the full meaning of the prophecy fulfilled later in the virgin birth of Jesus (</w:t>
       </w:r>
-      <w:hyperlink r:id="rId119">
-        <w:r>
-          <w:rPr>
-            <w:lang w:val="en_US" w:bidi="en_US"/>
-          </w:rPr>
-          <w:rPr>
-            <w:color w:val="0000EE"/>
-            <w:u w:val="single"/>
-          </w:rPr>
-          <w:t>Matthew 1:22–23</w:t>
-        </w:r>
-      </w:hyperlink>
+      <w:r>
+        <w:rPr>
+          <w:lang w:val="en_US" w:bidi="en_US"/>
+        </w:rPr>
+        <w:t>Matthew 1:22–23</w:t>
+      </w:r>
       <w:r>
         <w:rPr>
           <w:lang w:val="en_US" w:bidi="en_US"/>
@@ -10385,72 +10029,48 @@
         </w:rPr>
         <w:t>Matthew’s account is simpler and more direct. It attributes the birth of Jesus to divine origins and emphasizes its importance. Jesus is called the Christ (or Messiah), the son of David (</w:t>
       </w:r>
-      <w:hyperlink r:id="rId124">
-        <w:r>
-          <w:rPr>
-            <w:lang w:val="en_US" w:bidi="en_US"/>
-          </w:rPr>
-          <w:rPr>
-            <w:color w:val="0000EE"/>
-            <w:u w:val="single"/>
-          </w:rPr>
-          <w:t>Matthew 1:1</w:t>
-        </w:r>
-      </w:hyperlink>
+      <w:r>
+        <w:rPr>
+          <w:lang w:val="en_US" w:bidi="en_US"/>
+        </w:rPr>
+        <w:t>Matthew 1:1</w:t>
+      </w:r>
       <w:r>
         <w:rPr>
           <w:lang w:val="en_US" w:bidi="en_US"/>
         </w:rPr>
         <w:t>), who comes to start God’s kingdom. This is shown by the fulfillment of Isaiah’s prophecy (</w:t>
       </w:r>
-      <w:hyperlink r:id="rId119">
-        <w:r>
-          <w:rPr>
-            <w:lang w:val="en_US" w:bidi="en_US"/>
-          </w:rPr>
-          <w:rPr>
-            <w:color w:val="0000EE"/>
-            <w:u w:val="single"/>
-          </w:rPr>
-          <w:t>Matthew 1:22–23</w:t>
-        </w:r>
-      </w:hyperlink>
+      <w:r>
+        <w:rPr>
+          <w:lang w:val="en_US" w:bidi="en_US"/>
+        </w:rPr>
+        <w:t>Matthew 1:22–23</w:t>
+      </w:r>
       <w:r>
         <w:rPr>
           <w:lang w:val="en_US" w:bidi="en_US"/>
         </w:rPr>
         <w:t>) and by his unique conception (</w:t>
       </w:r>
-      <w:hyperlink r:id="rId125">
-        <w:r>
-          <w:rPr>
-            <w:lang w:val="en_US" w:bidi="en_US"/>
-          </w:rPr>
-          <w:rPr>
-            <w:color w:val="0000EE"/>
-            <w:u w:val="single"/>
-          </w:rPr>
-          <w:t>1:18–20</w:t>
-        </w:r>
-      </w:hyperlink>
+      <w:r>
+        <w:rPr>
+          <w:lang w:val="en_US" w:bidi="en_US"/>
+        </w:rPr>
+        <w:t>1:18–20</w:t>
+      </w:r>
       <w:r>
         <w:rPr>
           <w:lang w:val="en_US" w:bidi="en_US"/>
         </w:rPr>
         <w:t>). Jesus is God with us. He came to save his people from their sins (</w:t>
       </w:r>
-      <w:hyperlink r:id="rId126">
-        <w:r>
-          <w:rPr>
-            <w:lang w:val="en_US" w:bidi="en_US"/>
-          </w:rPr>
-          <w:rPr>
-            <w:color w:val="0000EE"/>
-            <w:u w:val="single"/>
-          </w:rPr>
-          <w:t>Matthew 1:21</w:t>
-        </w:r>
-      </w:hyperlink>
+      <w:r>
+        <w:rPr>
+          <w:lang w:val="en_US" w:bidi="en_US"/>
+        </w:rPr>
+        <w:t>Matthew 1:21</w:t>
+      </w:r>
       <w:r>
         <w:rPr>
           <w:lang w:val="en_US" w:bidi="en_US"/>
@@ -10471,18 +10091,12 @@
         </w:rPr>
         <w:t>Luke told the Nativity story from Mary's perspective. The angel Gabriel visited her and announced she would give birth to the Messiah (</w:t>
       </w:r>
-      <w:hyperlink r:id="rId127">
-        <w:r>
-          <w:rPr>
-            <w:lang w:val="en_US" w:bidi="en_US"/>
-          </w:rPr>
-          <w:rPr>
-            <w:color w:val="0000EE"/>
-            <w:u w:val="single"/>
-          </w:rPr>
-          <w:t>Luke 1:26–38</w:t>
-        </w:r>
-      </w:hyperlink>
+      <w:r>
+        <w:rPr>
+          <w:lang w:val="en_US" w:bidi="en_US"/>
+        </w:rPr>
+        <w:t>Luke 1:26–38</w:t>
+      </w:r>
       <w:r>
         <w:rPr>
           <w:lang w:val="en_US" w:bidi="en_US"/>
@@ -10501,18 +10115,12 @@
         </w:rPr>
         <w:t>” (</w:t>
       </w:r>
-      <w:hyperlink r:id="rId128">
-        <w:r>
-          <w:rPr>
-            <w:lang w:val="en_US" w:bidi="en_US"/>
-          </w:rPr>
-          <w:rPr>
-            <w:color w:val="0000EE"/>
-            <w:u w:val="single"/>
-          </w:rPr>
-          <w:t>Luke 1:35</w:t>
-        </w:r>
-      </w:hyperlink>
+      <w:r>
+        <w:rPr>
+          <w:lang w:val="en_US" w:bidi="en_US"/>
+        </w:rPr>
+        <w:t>Luke 1:35</w:t>
+      </w:r>
       <w:r>
         <w:rPr>
           <w:lang w:val="en_US" w:bidi="en_US"/>
@@ -10794,36 +10402,24 @@
         </w:rPr>
         <w:t xml:space="preserve"> (that is, to perceive by divine insight) where Saul’s lost donkeys were and to tell him where they were (</w:t>
       </w:r>
-      <w:hyperlink r:id="rId129">
-        <w:r>
-          <w:rPr>
-            <w:lang w:val="en_US" w:bidi="en_US"/>
-          </w:rPr>
-          <w:rPr>
-            <w:color w:val="0000EE"/>
-            <w:u w:val="single"/>
-          </w:rPr>
-          <w:t>1 Samuel 9:19–20</w:t>
-        </w:r>
-      </w:hyperlink>
+      <w:r>
+        <w:rPr>
+          <w:lang w:val="en_US" w:bidi="en_US"/>
+        </w:rPr>
+        <w:t>1 Samuel 9:19–20</w:t>
+      </w:r>
       <w:r>
         <w:rPr>
           <w:lang w:val="en_US" w:bidi="en_US"/>
         </w:rPr>
         <w:t>). Elisha was aware of Gehazi’s actions at a distance, not physically present but perceiving them through prophetic insight (</w:t>
       </w:r>
-      <w:hyperlink r:id="rId130">
-        <w:r>
-          <w:rPr>
-            <w:lang w:val="en_US" w:bidi="en_US"/>
-          </w:rPr>
-          <w:rPr>
-            <w:color w:val="0000EE"/>
-            <w:u w:val="single"/>
-          </w:rPr>
-          <w:t>2 Kings 5:26</w:t>
-        </w:r>
-      </w:hyperlink>
+      <w:r>
+        <w:rPr>
+          <w:lang w:val="en_US" w:bidi="en_US"/>
+        </w:rPr>
+        <w:t>2 Kings 5:26</w:t>
+      </w:r>
       <w:r>
         <w:rPr>
           <w:lang w:val="en_US" w:bidi="en_US"/>
@@ -10869,72 +10465,48 @@
         </w:rPr>
         <w:t>There are different types of revelatory vision. One type was when God's Spirit completely took over the prophet's senses. For example, Ezekiel could be spiritually moved to different places while in this special state (</w:t>
       </w:r>
-      <w:hyperlink r:id="rId131">
-        <w:r>
-          <w:rPr>
-            <w:lang w:val="en_US" w:bidi="en_US"/>
-          </w:rPr>
-          <w:rPr>
-            <w:color w:val="0000EE"/>
-            <w:u w:val="single"/>
-          </w:rPr>
-          <w:t>Ezekiel 8:3</w:t>
-        </w:r>
-      </w:hyperlink>
+      <w:r>
+        <w:rPr>
+          <w:lang w:val="en_US" w:bidi="en_US"/>
+        </w:rPr>
+        <w:t>Ezekiel 8:3</w:t>
+      </w:r>
       <w:r>
         <w:rPr>
           <w:lang w:val="en_US" w:bidi="en_US"/>
         </w:rPr>
         <w:t xml:space="preserve">; </w:t>
       </w:r>
-      <w:hyperlink r:id="rId132">
-        <w:r>
-          <w:rPr>
-            <w:lang w:val="en_US" w:bidi="en_US"/>
-          </w:rPr>
-          <w:rPr>
-            <w:color w:val="0000EE"/>
-            <w:u w:val="single"/>
-          </w:rPr>
-          <w:t>40:2</w:t>
-        </w:r>
-      </w:hyperlink>
+      <w:r>
+        <w:rPr>
+          <w:lang w:val="en_US" w:bidi="en_US"/>
+        </w:rPr>
+        <w:t>40:2</w:t>
+      </w:r>
       <w:r>
         <w:rPr>
           <w:lang w:val="en_US" w:bidi="en_US"/>
         </w:rPr>
         <w:t xml:space="preserve">). Daniel’s vision in </w:t>
       </w:r>
-      <w:hyperlink r:id="rId133">
-        <w:r>
-          <w:rPr>
-            <w:lang w:val="en_US" w:bidi="en_US"/>
-          </w:rPr>
-          <w:rPr>
-            <w:color w:val="0000EE"/>
-            <w:u w:val="single"/>
-          </w:rPr>
-          <w:t>Daniel 8</w:t>
-        </w:r>
-      </w:hyperlink>
+      <w:r>
+        <w:rPr>
+          <w:lang w:val="en_US" w:bidi="en_US"/>
+        </w:rPr>
+        <w:t>Daniel 8</w:t>
+      </w:r>
       <w:r>
         <w:rPr>
           <w:lang w:val="en_US" w:bidi="en_US"/>
         </w:rPr>
         <w:t xml:space="preserve"> was probably of the same type, and so perhaps was Jeremiah’s experience in </w:t>
       </w:r>
-      <w:hyperlink r:id="rId134">
-        <w:r>
-          <w:rPr>
-            <w:lang w:val="en_US" w:bidi="en_US"/>
-          </w:rPr>
-          <w:rPr>
-            <w:color w:val="0000EE"/>
-            <w:u w:val="single"/>
-          </w:rPr>
-          <w:t>Jeremiah 13:4–7</w:t>
-        </w:r>
-      </w:hyperlink>
+      <w:r>
+        <w:rPr>
+          <w:lang w:val="en_US" w:bidi="en_US"/>
+        </w:rPr>
+        <w:t>Jeremiah 13:4–7</w:t>
+      </w:r>
       <w:r>
         <w:rPr>
           <w:lang w:val="en_US" w:bidi="en_US"/>
@@ -10966,36 +10538,24 @@
         </w:rPr>
         <w:t>Another type was when God helped prophets see deeper meaning in ordinary things. For instance, God showed Amos a basket of summer fruit, but it had special meaning. God caused Amos to see the basket (</w:t>
       </w:r>
-      <w:hyperlink r:id="rId135">
-        <w:r>
-          <w:rPr>
-            <w:lang w:val="en_US" w:bidi="en_US"/>
-          </w:rPr>
-          <w:rPr>
-            <w:color w:val="0000EE"/>
-            <w:u w:val="single"/>
-          </w:rPr>
-          <w:t>Amos 8:1–2</w:t>
-        </w:r>
-      </w:hyperlink>
+      <w:r>
+        <w:rPr>
+          <w:lang w:val="en_US" w:bidi="en_US"/>
+        </w:rPr>
+        <w:t>Amos 8:1–2</w:t>
+      </w:r>
       <w:r>
         <w:rPr>
           <w:lang w:val="en_US" w:bidi="en_US"/>
         </w:rPr>
         <w:t>). Jeremiah had similar visions when God showed him an almond branch and a pot that was tipping over (</w:t>
       </w:r>
-      <w:hyperlink r:id="rId136">
-        <w:r>
-          <w:rPr>
-            <w:lang w:val="en_US" w:bidi="en_US"/>
-          </w:rPr>
-          <w:rPr>
-            <w:color w:val="0000EE"/>
-            <w:u w:val="single"/>
-          </w:rPr>
-          <w:t>Jeremiah 1:11–13</w:t>
-        </w:r>
-      </w:hyperlink>
+      <w:r>
+        <w:rPr>
+          <w:lang w:val="en_US" w:bidi="en_US"/>
+        </w:rPr>
+        <w:t>Jeremiah 1:11–13</w:t>
+      </w:r>
       <w:r>
         <w:rPr>
           <w:lang w:val="en_US" w:bidi="en_US"/>
@@ -11027,36 +10587,24 @@
         </w:rPr>
         <w:t>There was also a middle type of vision, where prophets saw pictures of heavenly things. Isaiah saw visions of heaven (</w:t>
       </w:r>
-      <w:hyperlink r:id="rId137">
-        <w:r>
-          <w:rPr>
-            <w:lang w:val="en_US" w:bidi="en_US"/>
-          </w:rPr>
-          <w:rPr>
-            <w:color w:val="0000EE"/>
-            <w:u w:val="single"/>
-          </w:rPr>
-          <w:t>1 Kings 22:19–22</w:t>
-        </w:r>
-      </w:hyperlink>
+      <w:r>
+        <w:rPr>
+          <w:lang w:val="en_US" w:bidi="en_US"/>
+        </w:rPr>
+        <w:t>1 Kings 22:19–22</w:t>
+      </w:r>
       <w:r>
         <w:rPr>
           <w:lang w:val="en_US" w:bidi="en_US"/>
         </w:rPr>
         <w:t xml:space="preserve">; </w:t>
       </w:r>
-      <w:hyperlink r:id="rId138">
-        <w:r>
-          <w:rPr>
-            <w:lang w:val="en_US" w:bidi="en_US"/>
-          </w:rPr>
-          <w:rPr>
-            <w:color w:val="0000EE"/>
-            <w:u w:val="single"/>
-          </w:rPr>
-          <w:t>Isaiah 6</w:t>
-        </w:r>
-      </w:hyperlink>
+      <w:r>
+        <w:rPr>
+          <w:lang w:val="en_US" w:bidi="en_US"/>
+        </w:rPr>
+        <w:t>Isaiah 6</w:t>
+      </w:r>
       <w:r>
         <w:rPr>
           <w:lang w:val="en_US" w:bidi="en_US"/>
@@ -11102,36 +10650,24 @@
         </w:rPr>
         <w:t xml:space="preserve">Sometimes, even when prophets only heard God's voice, people called it a vision because it was still a message from God. In many places in the Bible, it is hard to tell if "vision" means the prophet mostly saw something or if it just means they received any kind of message from God (for example </w:t>
       </w:r>
-      <w:hyperlink r:id="rId139">
-        <w:r>
-          <w:rPr>
-            <w:lang w:val="en_US" w:bidi="en_US"/>
-          </w:rPr>
-          <w:rPr>
-            <w:color w:val="0000EE"/>
-            <w:u w:val="single"/>
-          </w:rPr>
-          <w:t>Ezekiel 12:21–28</w:t>
-        </w:r>
-      </w:hyperlink>
+      <w:r>
+        <w:rPr>
+          <w:lang w:val="en_US" w:bidi="en_US"/>
+        </w:rPr>
+        <w:t>Ezekiel 12:21–28</w:t>
+      </w:r>
       <w:r>
         <w:rPr>
           <w:lang w:val="en_US" w:bidi="en_US"/>
         </w:rPr>
         <w:t>). Often, "vision" is used simply as a technical term for any message from God, even if it was just words the prophet heard. When God first called Samuel to be a prophet, the Bible specifically uses the word "vision" to describe this event (</w:t>
       </w:r>
-      <w:hyperlink r:id="rId140">
-        <w:r>
-          <w:rPr>
-            <w:lang w:val="en_US" w:bidi="en_US"/>
-          </w:rPr>
-          <w:rPr>
-            <w:color w:val="0000EE"/>
-            <w:u w:val="single"/>
-          </w:rPr>
-          <w:t>1 Samuel 3:15</w:t>
-        </w:r>
-      </w:hyperlink>
+      <w:r>
+        <w:rPr>
+          <w:lang w:val="en_US" w:bidi="en_US"/>
+        </w:rPr>
+        <w:t>1 Samuel 3:15</w:t>
+      </w:r>
       <w:r>
         <w:rPr>
           <w:lang w:val="en_US" w:bidi="en_US"/>
@@ -11152,144 +10688,96 @@
         </w:rPr>
         <w:t>The prophetic books in the Bible contain messages from God delivered through prophets and often include visions, warnings, and promises. Several of the prophetic books have the word "vision" in their first verse (</w:t>
       </w:r>
-      <w:hyperlink r:id="rId141">
-        <w:r>
-          <w:rPr>
-            <w:lang w:val="en_US" w:bidi="en_US"/>
-          </w:rPr>
-          <w:rPr>
-            <w:color w:val="0000EE"/>
-            <w:u w:val="single"/>
-          </w:rPr>
-          <w:t>Isaiah 1:1</w:t>
-        </w:r>
-      </w:hyperlink>
+      <w:r>
+        <w:rPr>
+          <w:lang w:val="en_US" w:bidi="en_US"/>
+        </w:rPr>
+        <w:t>Isaiah 1:1</w:t>
+      </w:r>
       <w:r>
         <w:rPr>
           <w:lang w:val="en_US" w:bidi="en_US"/>
         </w:rPr>
         <w:t xml:space="preserve">; </w:t>
       </w:r>
-      <w:hyperlink r:id="rId142">
-        <w:r>
-          <w:rPr>
-            <w:lang w:val="en_US" w:bidi="en_US"/>
-          </w:rPr>
-          <w:rPr>
-            <w:color w:val="0000EE"/>
-            <w:u w:val="single"/>
-          </w:rPr>
-          <w:t>Obadiah 1:1</w:t>
-        </w:r>
-      </w:hyperlink>
+      <w:r>
+        <w:rPr>
+          <w:lang w:val="en_US" w:bidi="en_US"/>
+        </w:rPr>
+        <w:t>Obadiah 1:1</w:t>
+      </w:r>
       <w:r>
         <w:rPr>
           <w:lang w:val="en_US" w:bidi="en_US"/>
         </w:rPr>
         <w:t xml:space="preserve">; </w:t>
       </w:r>
-      <w:hyperlink r:id="rId143">
-        <w:r>
-          <w:rPr>
-            <w:lang w:val="en_US" w:bidi="en_US"/>
-          </w:rPr>
-          <w:rPr>
-            <w:color w:val="0000EE"/>
-            <w:u w:val="single"/>
-          </w:rPr>
-          <w:t>Nahum 1:1</w:t>
-        </w:r>
-      </w:hyperlink>
+      <w:r>
+        <w:rPr>
+          <w:lang w:val="en_US" w:bidi="en_US"/>
+        </w:rPr>
+        <w:t>Nahum 1:1</w:t>
+      </w:r>
       <w:r>
         <w:rPr>
           <w:lang w:val="en_US" w:bidi="en_US"/>
         </w:rPr>
         <w:t>). When Nathan told David about God's special promise to him (God's covenant), this message is also called a vision (</w:t>
       </w:r>
-      <w:hyperlink r:id="rId144">
-        <w:r>
-          <w:rPr>
-            <w:lang w:val="en_US" w:bidi="en_US"/>
-          </w:rPr>
-          <w:rPr>
-            <w:color w:val="0000EE"/>
-            <w:u w:val="single"/>
-          </w:rPr>
-          <w:t>2 Samuel 7:17</w:t>
-        </w:r>
-      </w:hyperlink>
+      <w:r>
+        <w:rPr>
+          <w:lang w:val="en_US" w:bidi="en_US"/>
+        </w:rPr>
+        <w:t>2 Samuel 7:17</w:t>
+      </w:r>
       <w:r>
         <w:rPr>
           <w:lang w:val="en_US" w:bidi="en_US"/>
         </w:rPr>
         <w:t xml:space="preserve">; </w:t>
       </w:r>
-      <w:hyperlink r:id="rId145">
-        <w:r>
-          <w:rPr>
-            <w:lang w:val="en_US" w:bidi="en_US"/>
-          </w:rPr>
-          <w:rPr>
-            <w:color w:val="0000EE"/>
-            <w:u w:val="single"/>
-          </w:rPr>
-          <w:t>1 Chronicles 17:15</w:t>
-        </w:r>
-      </w:hyperlink>
+      <w:r>
+        <w:rPr>
+          <w:lang w:val="en_US" w:bidi="en_US"/>
+        </w:rPr>
+        <w:t>1 Chronicles 17:15</w:t>
+      </w:r>
       <w:r>
         <w:rPr>
           <w:lang w:val="en_US" w:bidi="en_US"/>
         </w:rPr>
         <w:t xml:space="preserve">; </w:t>
       </w:r>
-      <w:hyperlink r:id="rId146">
-        <w:r>
-          <w:rPr>
-            <w:lang w:val="en_US" w:bidi="en_US"/>
-          </w:rPr>
-          <w:rPr>
-            <w:color w:val="0000EE"/>
-            <w:u w:val="single"/>
-          </w:rPr>
-          <w:t>Psalms 89:19</w:t>
-        </w:r>
-      </w:hyperlink>
+      <w:r>
+        <w:rPr>
+          <w:lang w:val="en_US" w:bidi="en_US"/>
+        </w:rPr>
+        <w:t>Psalms 89:19</w:t>
+      </w:r>
       <w:r>
         <w:rPr>
           <w:lang w:val="en_US" w:bidi="en_US"/>
         </w:rPr>
         <w:t xml:space="preserve">). In </w:t>
       </w:r>
-      <w:hyperlink r:id="rId147">
-        <w:r>
-          <w:rPr>
-            <w:lang w:val="en_US" w:bidi="en_US"/>
-          </w:rPr>
-          <w:rPr>
-            <w:color w:val="0000EE"/>
-            <w:u w:val="single"/>
-          </w:rPr>
-          <w:t>Daniel 9:24</w:t>
-        </w:r>
-      </w:hyperlink>
+      <w:r>
+        <w:rPr>
+          <w:lang w:val="en_US" w:bidi="en_US"/>
+        </w:rPr>
+        <w:t>Daniel 9:24</w:t>
+      </w:r>
       <w:r>
         <w:rPr>
           <w:lang w:val="en_US" w:bidi="en_US"/>
         </w:rPr>
         <w:t xml:space="preserve"> "to seal both vision and prophet" means to confirm that Jeremiah's prophecy (mentioned in verse </w:t>
       </w:r>
-      <w:hyperlink r:id="rId148">
-        <w:r>
-          <w:rPr>
-            <w:lang w:val="en_US" w:bidi="en_US"/>
-          </w:rPr>
-          <w:rPr>
-            <w:color w:val="0000EE"/>
-            <w:u w:val="single"/>
-          </w:rPr>
-          <w:t>2</w:t>
-        </w:r>
-      </w:hyperlink>
+      <w:r>
+        <w:rPr>
+          <w:lang w:val="en_US" w:bidi="en_US"/>
+        </w:rPr>
+        <w:t>2</w:t>
+      </w:r>
       <w:r>
         <w:rPr>
           <w:lang w:val="en_US" w:bidi="en_US"/>
@@ -11322,18 +10810,12 @@
         </w:rPr>
         <w:t>" (</w:t>
       </w:r>
-      <w:hyperlink r:id="rId149">
-        <w:r>
-          <w:rPr>
-            <w:lang w:val="en_US" w:bidi="en_US"/>
-          </w:rPr>
-          <w:rPr>
-            <w:color w:val="0000EE"/>
-            <w:u w:val="single"/>
-          </w:rPr>
-          <w:t>Proverbs 29:18</w:t>
-        </w:r>
-      </w:hyperlink>
+      <w:r>
+        <w:rPr>
+          <w:lang w:val="en_US" w:bidi="en_US"/>
+        </w:rPr>
+        <w:t>Proverbs 29:18</w:t>
+      </w:r>
       <w:r>
         <w:rPr>
           <w:lang w:val="en_US" w:bidi="en_US"/>
@@ -11445,18 +10927,12 @@
         </w:rPr>
         <w:t>A man who was appointed by Moses from the tribe of Naphtali to be one of the twelve spies sent to explore the land of Canaan (</w:t>
       </w:r>
-      <w:hyperlink r:id="rId150">
-        <w:r>
-          <w:rPr>
-            <w:lang w:val="en_US" w:bidi="en_US"/>
-          </w:rPr>
-          <w:rPr>
-            <w:color w:val="0000EE"/>
-            <w:u w:val="single"/>
-          </w:rPr>
-          <w:t>Numbers 13:14</w:t>
-        </w:r>
-      </w:hyperlink>
+      <w:r>
+        <w:rPr>
+          <w:lang w:val="en_US" w:bidi="en_US"/>
+        </w:rPr>
+        <w:t>Numbers 13:14</w:t>
+      </w:r>
       <w:r>
         <w:rPr>
           <w:lang w:val="en_US" w:bidi="en_US"/>
@@ -11550,18 +11026,12 @@
         </w:rPr>
         <w:t xml:space="preserve">Tithing, sacrifices and offerings, keeping the Sabbath, and circumcision were all commanded by the law of Moses. Making vows was not. For example, </w:t>
       </w:r>
-      <w:hyperlink r:id="rId151">
-        <w:r>
-          <w:rPr>
-            <w:lang w:val="en_US" w:bidi="en_US"/>
-          </w:rPr>
-          <w:rPr>
-            <w:color w:val="0000EE"/>
-            <w:u w:val="single"/>
-          </w:rPr>
-          <w:t>Psalm 50:14</w:t>
-        </w:r>
-      </w:hyperlink>
+      <w:r>
+        <w:rPr>
+          <w:lang w:val="en_US" w:bidi="en_US"/>
+        </w:rPr>
+        <w:t>Psalm 50:14</w:t>
+      </w:r>
       <w:r>
         <w:rPr>
           <w:lang w:val="en_US" w:bidi="en_US"/>
@@ -11605,72 +11075,48 @@
         </w:rPr>
         <w:t xml:space="preserve">The purpose of a vow is to win favor from the Lord, to express gratitude to him for some deliverance or benefit, or to prove absolute devotion to him. Personal dedication and separation to the Lord were the main features of the Nazirite vow. Samson, Samuel, and John the Baptist are the most familiar examples of those who took this type of vow. </w:t>
       </w:r>
-      <w:hyperlink r:id="rId152">
-        <w:r>
-          <w:rPr>
-            <w:lang w:val="en_US" w:bidi="en_US"/>
-          </w:rPr>
-          <w:rPr>
-            <w:color w:val="0000EE"/>
-            <w:u w:val="single"/>
-          </w:rPr>
-          <w:t>Numbers 6:1–8</w:t>
-        </w:r>
-      </w:hyperlink>
+      <w:r>
+        <w:rPr>
+          <w:lang w:val="en_US" w:bidi="en_US"/>
+        </w:rPr>
+        <w:t>Numbers 6:1–8</w:t>
+      </w:r>
       <w:r>
         <w:rPr>
           <w:lang w:val="en_US" w:bidi="en_US"/>
         </w:rPr>
         <w:t xml:space="preserve"> outlines the conditions of this commitment. Verses </w:t>
       </w:r>
-      <w:hyperlink r:id="rId153">
-        <w:r>
-          <w:rPr>
-            <w:lang w:val="en_US" w:bidi="en_US"/>
-          </w:rPr>
-          <w:rPr>
-            <w:color w:val="0000EE"/>
-            <w:u w:val="single"/>
-          </w:rPr>
-          <w:t>13–21</w:t>
-        </w:r>
-      </w:hyperlink>
+      <w:r>
+        <w:rPr>
+          <w:lang w:val="en_US" w:bidi="en_US"/>
+        </w:rPr>
+        <w:t>13–21</w:t>
+      </w:r>
       <w:r>
         <w:rPr>
           <w:lang w:val="en_US" w:bidi="en_US"/>
         </w:rPr>
         <w:t xml:space="preserve"> tell how to be released from the vow. Women might also take this vow (verse </w:t>
       </w:r>
-      <w:hyperlink r:id="rId154">
-        <w:r>
-          <w:rPr>
-            <w:lang w:val="en_US" w:bidi="en_US"/>
-          </w:rPr>
-          <w:rPr>
-            <w:color w:val="0000EE"/>
-            <w:u w:val="single"/>
-          </w:rPr>
-          <w:t>2</w:t>
-        </w:r>
-      </w:hyperlink>
+      <w:r>
+        <w:rPr>
+          <w:lang w:val="en_US" w:bidi="en_US"/>
+        </w:rPr>
+        <w:t>2</w:t>
+      </w:r>
       <w:r>
         <w:rPr>
           <w:lang w:val="en_US" w:bidi="en_US"/>
         </w:rPr>
         <w:t>), and it might only be for a designated time. The Recabite clan pledged themselves to a simple and unsettled life. They are a compelling illustration of loyalty to the God of Israel (</w:t>
       </w:r>
-      <w:hyperlink r:id="rId155">
-        <w:r>
-          <w:rPr>
-            <w:lang w:val="en_US" w:bidi="en_US"/>
-          </w:rPr>
-          <w:rPr>
-            <w:color w:val="0000EE"/>
-            <w:u w:val="single"/>
-          </w:rPr>
-          <w:t>Jeremiah 35</w:t>
-        </w:r>
-      </w:hyperlink>
+      <w:r>
+        <w:rPr>
+          <w:lang w:val="en_US" w:bidi="en_US"/>
+        </w:rPr>
+        <w:t>Jeremiah 35</w:t>
+      </w:r>
       <w:r>
         <w:rPr>
           <w:lang w:val="en_US" w:bidi="en_US"/>
@@ -11691,168 +11137,96 @@
         </w:rPr>
         <w:t>Some vows were taken as a type of bargain with God. At Bethel, Jacob promised God worship and the tithe if God would protect him and supply his needs (</w:t>
       </w:r>
-      <w:hyperlink r:id="rId156">
-        <w:r>
-          <w:rPr>
-            <w:lang w:val="en_US" w:bidi="en_US"/>
-          </w:rPr>
-          <w:rPr>
-            <w:color w:val="0000EE"/>
-            <w:u w:val="single"/>
-          </w:rPr>
-          <w:t>Genesis 28:20</w:t>
-        </w:r>
-      </w:hyperlink>
-      <w:hyperlink r:id="rId153">
-        <w:r>
-          <w:rPr>
-            <w:lang w:val="en_US" w:bidi="en_US"/>
-          </w:rPr>
-          <w:rPr>
-            <w:color w:val="0000EE"/>
-            <w:u w:val="single"/>
-          </w:rPr>
-          <w:t>–</w:t>
-        </w:r>
-      </w:hyperlink>
-      <w:hyperlink r:id="rId156">
-        <w:r>
-          <w:rPr>
-            <w:lang w:val="en_US" w:bidi="en_US"/>
-          </w:rPr>
-          <w:rPr>
-            <w:color w:val="0000EE"/>
-            <w:u w:val="single"/>
-          </w:rPr>
-          <w:t>22</w:t>
-        </w:r>
-      </w:hyperlink>
+      <w:r>
+        <w:rPr>
+          <w:lang w:val="en_US" w:bidi="en_US"/>
+        </w:rPr>
+        <w:t>Genesis 28:20</w:t>
+      </w:r>
+      <w:r>
+        <w:rPr>
+          <w:lang w:val="en_US" w:bidi="en_US"/>
+        </w:rPr>
+        <w:t>–</w:t>
+      </w:r>
+      <w:r>
+        <w:rPr>
+          <w:lang w:val="en_US" w:bidi="en_US"/>
+        </w:rPr>
+        <w:t>22</w:t>
+      </w:r>
       <w:r>
         <w:rPr>
           <w:lang w:val="en_US" w:bidi="en_US"/>
         </w:rPr>
         <w:t>). Hannah pledged that if God would give her a son, she would return him to God (</w:t>
       </w:r>
-      <w:hyperlink r:id="rId157">
-        <w:r>
-          <w:rPr>
-            <w:lang w:val="en_US" w:bidi="en_US"/>
-          </w:rPr>
-          <w:rPr>
-            <w:color w:val="0000EE"/>
-            <w:u w:val="single"/>
-          </w:rPr>
-          <w:t>1 Samuel 1:11, 27</w:t>
-        </w:r>
-      </w:hyperlink>
-      <w:hyperlink r:id="rId153">
-        <w:r>
-          <w:rPr>
-            <w:lang w:val="en_US" w:bidi="en_US"/>
-          </w:rPr>
-          <w:rPr>
-            <w:color w:val="0000EE"/>
-            <w:u w:val="single"/>
-          </w:rPr>
-          <w:t>–</w:t>
-        </w:r>
-      </w:hyperlink>
-      <w:hyperlink r:id="rId157">
-        <w:r>
-          <w:rPr>
-            <w:lang w:val="en_US" w:bidi="en_US"/>
-          </w:rPr>
-          <w:rPr>
-            <w:color w:val="0000EE"/>
-            <w:u w:val="single"/>
-          </w:rPr>
-          <w:t>28</w:t>
-        </w:r>
-      </w:hyperlink>
+      <w:r>
+        <w:rPr>
+          <w:lang w:val="en_US" w:bidi="en_US"/>
+        </w:rPr>
+        <w:t>1 Samuel 1:11, 27</w:t>
+      </w:r>
+      <w:r>
+        <w:rPr>
+          <w:lang w:val="en_US" w:bidi="en_US"/>
+        </w:rPr>
+        <w:t>–</w:t>
+      </w:r>
+      <w:r>
+        <w:rPr>
+          <w:lang w:val="en_US" w:bidi="en_US"/>
+        </w:rPr>
+        <w:t>28</w:t>
+      </w:r>
       <w:r>
         <w:rPr>
           <w:lang w:val="en_US" w:bidi="en_US"/>
         </w:rPr>
         <w:t xml:space="preserve">). In the Psalms, paying a vow is often associated with thanksgiving for deliverance from danger or affliction (for example, </w:t>
       </w:r>
-      <w:hyperlink r:id="rId158">
-        <w:r>
-          <w:rPr>
-            <w:lang w:val="en_US" w:bidi="en_US"/>
-          </w:rPr>
-          <w:rPr>
-            <w:color w:val="0000EE"/>
-            <w:u w:val="single"/>
-          </w:rPr>
-          <w:t>Psalms 22:24</w:t>
-        </w:r>
-      </w:hyperlink>
-      <w:hyperlink r:id="rId153">
-        <w:r>
-          <w:rPr>
-            <w:lang w:val="en_US" w:bidi="en_US"/>
-          </w:rPr>
-          <w:rPr>
-            <w:color w:val="0000EE"/>
-            <w:u w:val="single"/>
-          </w:rPr>
-          <w:t>–</w:t>
-        </w:r>
-      </w:hyperlink>
-      <w:hyperlink r:id="rId158">
-        <w:r>
-          <w:rPr>
-            <w:lang w:val="en_US" w:bidi="en_US"/>
-          </w:rPr>
-          <w:rPr>
-            <w:color w:val="0000EE"/>
-            <w:u w:val="single"/>
-          </w:rPr>
-          <w:t>25</w:t>
-        </w:r>
-      </w:hyperlink>
+      <w:r>
+        <w:rPr>
+          <w:lang w:val="en_US" w:bidi="en_US"/>
+        </w:rPr>
+        <w:t>Psalms 22:24</w:t>
+      </w:r>
+      <w:r>
+        <w:rPr>
+          <w:lang w:val="en_US" w:bidi="en_US"/>
+        </w:rPr>
+        <w:t>–</w:t>
+      </w:r>
+      <w:r>
+        <w:rPr>
+          <w:lang w:val="en_US" w:bidi="en_US"/>
+        </w:rPr>
+        <w:t>25</w:t>
+      </w:r>
       <w:r>
         <w:rPr>
           <w:lang w:val="en_US" w:bidi="en_US"/>
         </w:rPr>
         <w:t xml:space="preserve">; </w:t>
       </w:r>
-      <w:hyperlink r:id="rId159">
-        <w:r>
-          <w:rPr>
-            <w:lang w:val="en_US" w:bidi="en_US"/>
-          </w:rPr>
-          <w:rPr>
-            <w:color w:val="0000EE"/>
-            <w:u w:val="single"/>
-          </w:rPr>
-          <w:t>56:12</w:t>
-        </w:r>
-      </w:hyperlink>
-      <w:hyperlink r:id="rId153">
-        <w:r>
-          <w:rPr>
-            <w:lang w:val="en_US" w:bidi="en_US"/>
-          </w:rPr>
-          <w:rPr>
-            <w:color w:val="0000EE"/>
-            <w:u w:val="single"/>
-          </w:rPr>
-          <w:t>–</w:t>
-        </w:r>
-      </w:hyperlink>
-      <w:hyperlink r:id="rId159">
-        <w:r>
-          <w:rPr>
-            <w:lang w:val="en_US" w:bidi="en_US"/>
-          </w:rPr>
-          <w:rPr>
-            <w:color w:val="0000EE"/>
-            <w:u w:val="single"/>
-          </w:rPr>
-          <w:t>13</w:t>
-        </w:r>
-      </w:hyperlink>
+      <w:r>
+        <w:rPr>
+          <w:lang w:val="en_US" w:bidi="en_US"/>
+        </w:rPr>
+        <w:t>56:12</w:t>
+      </w:r>
+      <w:r>
+        <w:rPr>
+          <w:lang w:val="en_US" w:bidi="en_US"/>
+        </w:rPr>
+        <w:t>–</w:t>
+      </w:r>
+      <w:r>
+        <w:rPr>
+          <w:lang w:val="en_US" w:bidi="en_US"/>
+        </w:rPr>
+        <w:t>13</w:t>
+      </w:r>
       <w:r>
         <w:rPr>
           <w:lang w:val="en_US" w:bidi="en_US"/>
@@ -11873,120 +11247,72 @@
         </w:rPr>
         <w:t>Once a vow is made, the obligation is serious. Not making a vow is not a sin (</w:t>
       </w:r>
-      <w:hyperlink r:id="rId160">
-        <w:r>
-          <w:rPr>
-            <w:lang w:val="en_US" w:bidi="en_US"/>
-          </w:rPr>
-          <w:rPr>
-            <w:color w:val="0000EE"/>
-            <w:u w:val="single"/>
-          </w:rPr>
-          <w:t>Deuteronomy 23:22</w:t>
-        </w:r>
-      </w:hyperlink>
+      <w:r>
+        <w:rPr>
+          <w:lang w:val="en_US" w:bidi="en_US"/>
+        </w:rPr>
+        <w:t>Deuteronomy 23:22</w:t>
+      </w:r>
       <w:r>
         <w:rPr>
           <w:lang w:val="en_US" w:bidi="en_US"/>
         </w:rPr>
         <w:t>). Once declared, the vow must be kept (</w:t>
       </w:r>
-      <w:hyperlink r:id="rId161">
-        <w:r>
-          <w:rPr>
-            <w:lang w:val="en_US" w:bidi="en_US"/>
-          </w:rPr>
-          <w:rPr>
-            <w:color w:val="0000EE"/>
-            <w:u w:val="single"/>
-          </w:rPr>
-          <w:t>Deuteronomy 23:21</w:t>
-        </w:r>
-      </w:hyperlink>
-      <w:hyperlink r:id="rId153">
-        <w:r>
-          <w:rPr>
-            <w:lang w:val="en_US" w:bidi="en_US"/>
-          </w:rPr>
-          <w:rPr>
-            <w:color w:val="0000EE"/>
-            <w:u w:val="single"/>
-          </w:rPr>
-          <w:t>–</w:t>
-        </w:r>
-      </w:hyperlink>
-      <w:hyperlink r:id="rId161">
-        <w:r>
-          <w:rPr>
-            <w:lang w:val="en_US" w:bidi="en_US"/>
-          </w:rPr>
-          <w:rPr>
-            <w:color w:val="0000EE"/>
-            <w:u w:val="single"/>
-          </w:rPr>
-          <w:t>23</w:t>
-        </w:r>
-      </w:hyperlink>
+      <w:r>
+        <w:rPr>
+          <w:lang w:val="en_US" w:bidi="en_US"/>
+        </w:rPr>
+        <w:t>Deuteronomy 23:21</w:t>
+      </w:r>
+      <w:r>
+        <w:rPr>
+          <w:lang w:val="en_US" w:bidi="en_US"/>
+        </w:rPr>
+        <w:t>–</w:t>
+      </w:r>
+      <w:r>
+        <w:rPr>
+          <w:lang w:val="en_US" w:bidi="en_US"/>
+        </w:rPr>
+        <w:t>23</w:t>
+      </w:r>
       <w:r>
         <w:rPr>
           <w:lang w:val="en_US" w:bidi="en_US"/>
         </w:rPr>
         <w:t xml:space="preserve">; see also </w:t>
       </w:r>
-      <w:hyperlink r:id="rId162">
-        <w:r>
-          <w:rPr>
-            <w:lang w:val="en_US" w:bidi="en_US"/>
-          </w:rPr>
-          <w:rPr>
-            <w:color w:val="0000EE"/>
-            <w:u w:val="single"/>
-          </w:rPr>
-          <w:t>Numbers 30:2</w:t>
-        </w:r>
-      </w:hyperlink>
+      <w:r>
+        <w:rPr>
+          <w:lang w:val="en_US" w:bidi="en_US"/>
+        </w:rPr>
+        <w:t>Numbers 30:2</w:t>
+      </w:r>
       <w:r>
         <w:rPr>
           <w:lang w:val="en_US" w:bidi="en_US"/>
         </w:rPr>
         <w:t xml:space="preserve">; </w:t>
       </w:r>
-      <w:hyperlink r:id="rId163">
-        <w:r>
-          <w:rPr>
-            <w:lang w:val="en_US" w:bidi="en_US"/>
-          </w:rPr>
-          <w:rPr>
-            <w:color w:val="0000EE"/>
-            <w:u w:val="single"/>
-          </w:rPr>
-          <w:t>Ecclesiastes 5:4</w:t>
-        </w:r>
-      </w:hyperlink>
-      <w:hyperlink r:id="rId153">
-        <w:r>
-          <w:rPr>
-            <w:lang w:val="en_US" w:bidi="en_US"/>
-          </w:rPr>
-          <w:rPr>
-            <w:color w:val="0000EE"/>
-            <w:u w:val="single"/>
-          </w:rPr>
-          <w:t>–</w:t>
-        </w:r>
-      </w:hyperlink>
-      <w:hyperlink r:id="rId163">
-        <w:r>
-          <w:rPr>
-            <w:lang w:val="en_US" w:bidi="en_US"/>
-          </w:rPr>
-          <w:rPr>
-            <w:color w:val="0000EE"/>
-            <w:u w:val="single"/>
-          </w:rPr>
-          <w:t>6</w:t>
-        </w:r>
-      </w:hyperlink>
+      <w:r>
+        <w:rPr>
+          <w:lang w:val="en_US" w:bidi="en_US"/>
+        </w:rPr>
+        <w:t>Ecclesiastes 5:4</w:t>
+      </w:r>
+      <w:r>
+        <w:rPr>
+          <w:lang w:val="en_US" w:bidi="en_US"/>
+        </w:rPr>
+        <w:t>–</w:t>
+      </w:r>
+      <w:r>
+        <w:rPr>
+          <w:lang w:val="en_US" w:bidi="en_US"/>
+        </w:rPr>
+        <w:t>6</w:t>
+      </w:r>
       <w:r>
         <w:rPr>
           <w:lang w:val="en_US" w:bidi="en_US"/>
@@ -12018,144 +11344,84 @@
         </w:rPr>
         <w:t>The term "vow" is used only twice in the New Testament. Both uses are connected to the apostle Paul (</w:t>
       </w:r>
-      <w:hyperlink r:id="rId164">
-        <w:r>
-          <w:rPr>
-            <w:lang w:val="en_US" w:bidi="en_US"/>
-          </w:rPr>
-          <w:rPr>
-            <w:color w:val="0000EE"/>
-            <w:u w:val="single"/>
-          </w:rPr>
-          <w:t>Acts 18:18</w:t>
-        </w:r>
-      </w:hyperlink>
+      <w:r>
+        <w:rPr>
+          <w:lang w:val="en_US" w:bidi="en_US"/>
+        </w:rPr>
+        <w:t>Acts 18:18</w:t>
+      </w:r>
       <w:r>
         <w:rPr>
           <w:lang w:val="en_US" w:bidi="en_US"/>
         </w:rPr>
         <w:t xml:space="preserve">; </w:t>
       </w:r>
-      <w:hyperlink r:id="rId165">
-        <w:r>
-          <w:rPr>
-            <w:lang w:val="en_US" w:bidi="en_US"/>
-          </w:rPr>
-          <w:rPr>
-            <w:color w:val="0000EE"/>
-            <w:u w:val="single"/>
-          </w:rPr>
-          <w:t>21:23</w:t>
-        </w:r>
-      </w:hyperlink>
-      <w:hyperlink r:id="rId153">
-        <w:r>
-          <w:rPr>
-            <w:lang w:val="en_US" w:bidi="en_US"/>
-          </w:rPr>
-          <w:rPr>
-            <w:color w:val="0000EE"/>
-            <w:u w:val="single"/>
-          </w:rPr>
-          <w:t>–</w:t>
-        </w:r>
-      </w:hyperlink>
-      <w:hyperlink r:id="rId165">
-        <w:r>
-          <w:rPr>
-            <w:lang w:val="en_US" w:bidi="en_US"/>
-          </w:rPr>
-          <w:rPr>
-            <w:color w:val="0000EE"/>
-            <w:u w:val="single"/>
-          </w:rPr>
-          <w:t>24</w:t>
-        </w:r>
-      </w:hyperlink>
+      <w:r>
+        <w:rPr>
+          <w:lang w:val="en_US" w:bidi="en_US"/>
+        </w:rPr>
+        <w:t>21:23</w:t>
+      </w:r>
+      <w:r>
+        <w:rPr>
+          <w:lang w:val="en_US" w:bidi="en_US"/>
+        </w:rPr>
+        <w:t>–</w:t>
+      </w:r>
+      <w:r>
+        <w:rPr>
+          <w:lang w:val="en_US" w:bidi="en_US"/>
+        </w:rPr>
+        <w:t>24</w:t>
+      </w:r>
       <w:r>
         <w:rPr>
           <w:lang w:val="en_US" w:bidi="en_US"/>
         </w:rPr>
         <w:t>). But the same principle is involved in the case of the word "Corban" (</w:t>
       </w:r>
-      <w:hyperlink r:id="rId166">
-        <w:r>
-          <w:rPr>
-            <w:lang w:val="en_US" w:bidi="en_US"/>
-          </w:rPr>
-          <w:rPr>
-            <w:color w:val="0000EE"/>
-            <w:u w:val="single"/>
-          </w:rPr>
-          <w:t>Mark 7:11</w:t>
-        </w:r>
-      </w:hyperlink>
-      <w:hyperlink r:id="rId153">
-        <w:r>
-          <w:rPr>
-            <w:lang w:val="en_US" w:bidi="en_US"/>
-          </w:rPr>
-          <w:rPr>
-            <w:color w:val="0000EE"/>
-            <w:u w:val="single"/>
-          </w:rPr>
-          <w:t>–</w:t>
-        </w:r>
-      </w:hyperlink>
-      <w:hyperlink r:id="rId166">
-        <w:r>
-          <w:rPr>
-            <w:lang w:val="en_US" w:bidi="en_US"/>
-          </w:rPr>
-          <w:rPr>
-            <w:color w:val="0000EE"/>
-            <w:u w:val="single"/>
-          </w:rPr>
-          <w:t>13</w:t>
-        </w:r>
-      </w:hyperlink>
+      <w:r>
+        <w:rPr>
+          <w:lang w:val="en_US" w:bidi="en_US"/>
+        </w:rPr>
+        <w:t>Mark 7:11</w:t>
+      </w:r>
+      <w:r>
+        <w:rPr>
+          <w:lang w:val="en_US" w:bidi="en_US"/>
+        </w:rPr>
+        <w:t>–</w:t>
+      </w:r>
+      <w:r>
+        <w:rPr>
+          <w:lang w:val="en_US" w:bidi="en_US"/>
+        </w:rPr>
+        <w:t>13</w:t>
+      </w:r>
       <w:r>
         <w:rPr>
           <w:lang w:val="en_US" w:bidi="en_US"/>
         </w:rPr>
         <w:t xml:space="preserve">; compare </w:t>
       </w:r>
-      <w:hyperlink r:id="rId167">
-        <w:r>
-          <w:rPr>
-            <w:lang w:val="en_US" w:bidi="en_US"/>
-          </w:rPr>
-          <w:rPr>
-            <w:color w:val="0000EE"/>
-            <w:u w:val="single"/>
-          </w:rPr>
-          <w:t>Matthew 15:5</w:t>
-        </w:r>
-      </w:hyperlink>
-      <w:hyperlink r:id="rId153">
-        <w:r>
-          <w:rPr>
-            <w:lang w:val="en_US" w:bidi="en_US"/>
-          </w:rPr>
-          <w:rPr>
-            <w:color w:val="0000EE"/>
-            <w:u w:val="single"/>
-          </w:rPr>
-          <w:t>–</w:t>
-        </w:r>
-      </w:hyperlink>
-      <w:hyperlink r:id="rId167">
-        <w:r>
-          <w:rPr>
-            <w:lang w:val="en_US" w:bidi="en_US"/>
-          </w:rPr>
-          <w:rPr>
-            <w:color w:val="0000EE"/>
-            <w:u w:val="single"/>
-          </w:rPr>
-          <w:t>6</w:t>
-        </w:r>
-      </w:hyperlink>
+      <w:r>
+        <w:rPr>
+          <w:lang w:val="en_US" w:bidi="en_US"/>
+        </w:rPr>
+        <w:t>Matthew 15:5</w:t>
+      </w:r>
+      <w:r>
+        <w:rPr>
+          <w:lang w:val="en_US" w:bidi="en_US"/>
+        </w:rPr>
+        <w:t>–</w:t>
+      </w:r>
+      <w:r>
+        <w:rPr>
+          <w:lang w:val="en_US" w:bidi="en_US"/>
+        </w:rPr>
+        <w:t>6</w:t>
+      </w:r>
       <w:r>
         <w:rPr>
           <w:lang w:val="en_US" w:bidi="en_US"/>
@@ -12522,18 +11788,12 @@
         </w:rPr>
         <w:t>The bearded vulture was an unclean bird under the Law of Moses (</w:t>
       </w:r>
-      <w:hyperlink r:id="rId168">
-        <w:r>
-          <w:rPr>
-            <w:lang w:val="en_US" w:bidi="en_US"/>
-          </w:rPr>
-          <w:rPr>
-            <w:color w:val="0000EE"/>
-            <w:u w:val="single"/>
-          </w:rPr>
-          <w:t>Leviticus 11:13</w:t>
-        </w:r>
-      </w:hyperlink>
+      <w:r>
+        <w:rPr>
+          <w:lang w:val="en_US" w:bidi="en_US"/>
+        </w:rPr>
+        <w:t>Leviticus 11:13</w:t>
+      </w:r>
       <w:r>
         <w:rPr>
           <w:lang w:val="en_US" w:bidi="en_US"/>
@@ -12606,36 +11866,24 @@
         </w:rPr>
         <w:t xml:space="preserve">The black vulture listed in </w:t>
       </w:r>
-      <w:hyperlink r:id="rId168">
-        <w:r>
-          <w:rPr>
-            <w:lang w:val="en_US" w:bidi="en_US"/>
-          </w:rPr>
-          <w:rPr>
-            <w:color w:val="0000EE"/>
-            <w:u w:val="single"/>
-          </w:rPr>
-          <w:t>Leviticus 11:13</w:t>
-        </w:r>
-      </w:hyperlink>
+      <w:r>
+        <w:rPr>
+          <w:lang w:val="en_US" w:bidi="en_US"/>
+        </w:rPr>
+        <w:t>Leviticus 11:13</w:t>
+      </w:r>
       <w:r>
         <w:rPr>
           <w:lang w:val="en_US" w:bidi="en_US"/>
         </w:rPr>
         <w:t xml:space="preserve"> and </w:t>
       </w:r>
-      <w:hyperlink r:id="rId169">
-        <w:r>
-          <w:rPr>
-            <w:lang w:val="en_US" w:bidi="en_US"/>
-          </w:rPr>
-          <w:rPr>
-            <w:color w:val="0000EE"/>
-            <w:u w:val="single"/>
-          </w:rPr>
-          <w:t>Deuteronomy 14:12</w:t>
-        </w:r>
-      </w:hyperlink>
+      <w:r>
+        <w:rPr>
+          <w:lang w:val="en_US" w:bidi="en_US"/>
+        </w:rPr>
+        <w:t>Deuteronomy 14:12</w:t>
+      </w:r>
       <w:r>
         <w:rPr>
           <w:lang w:val="en_US" w:bidi="en_US"/>
@@ -12721,36 +11969,24 @@
         </w:rPr>
         <w:t>The Bible may refer to it in the lists of unclean birds (</w:t>
       </w:r>
-      <w:hyperlink r:id="rId170">
-        <w:r>
-          <w:rPr>
-            <w:lang w:val="en_US" w:bidi="en_US"/>
-          </w:rPr>
-          <w:rPr>
-            <w:color w:val="0000EE"/>
-            <w:u w:val="single"/>
-          </w:rPr>
-          <w:t>Leviticus 11:18</w:t>
-        </w:r>
-      </w:hyperlink>
+      <w:r>
+        <w:rPr>
+          <w:lang w:val="en_US" w:bidi="en_US"/>
+        </w:rPr>
+        <w:t>Leviticus 11:18</w:t>
+      </w:r>
       <w:r>
         <w:rPr>
           <w:lang w:val="en_US" w:bidi="en_US"/>
         </w:rPr>
         <w:t xml:space="preserve">; </w:t>
       </w:r>
-      <w:hyperlink r:id="rId171">
-        <w:r>
-          <w:rPr>
-            <w:lang w:val="en_US" w:bidi="en_US"/>
-          </w:rPr>
-          <w:rPr>
-            <w:color w:val="0000EE"/>
-            <w:u w:val="single"/>
-          </w:rPr>
-          <w:t>Deuteronomy 14:17</w:t>
-        </w:r>
-      </w:hyperlink>
+      <w:r>
+        <w:rPr>
+          <w:lang w:val="en_US" w:bidi="en_US"/>
+        </w:rPr>
+        <w:t>Deuteronomy 14:17</w:t>
+      </w:r>
       <w:r>
         <w:rPr>
           <w:lang w:val="en_US" w:bidi="en_US"/>
@@ -12894,54 +12130,36 @@
         </w:rPr>
         <w:t>nesting (</w:t>
       </w:r>
-      <w:hyperlink r:id="rId172">
-        <w:r>
-          <w:rPr>
-            <w:lang w:val="en_US" w:bidi="en_US"/>
-          </w:rPr>
-          <w:rPr>
-            <w:color w:val="0000EE"/>
-            <w:u w:val="single"/>
-          </w:rPr>
-          <w:t>Job 39:27–28</w:t>
-        </w:r>
-      </w:hyperlink>
+      <w:r>
+        <w:rPr>
+          <w:lang w:val="en_US" w:bidi="en_US"/>
+        </w:rPr>
+        <w:t>Job 39:27–28</w:t>
+      </w:r>
       <w:r>
         <w:rPr>
           <w:lang w:val="en_US" w:bidi="en_US"/>
         </w:rPr>
         <w:t xml:space="preserve">; </w:t>
       </w:r>
-      <w:hyperlink r:id="rId173">
-        <w:r>
-          <w:rPr>
-            <w:lang w:val="en_US" w:bidi="en_US"/>
-          </w:rPr>
-          <w:rPr>
-            <w:color w:val="0000EE"/>
-            <w:u w:val="single"/>
-          </w:rPr>
-          <w:t>Jeremiah 49:16</w:t>
-        </w:r>
-      </w:hyperlink>
+      <w:r>
+        <w:rPr>
+          <w:lang w:val="en_US" w:bidi="en_US"/>
+        </w:rPr>
+        <w:t>Jeremiah 49:16</w:t>
+      </w:r>
       <w:r>
         <w:rPr>
           <w:lang w:val="en_US" w:bidi="en_US"/>
         </w:rPr>
         <w:t xml:space="preserve">; </w:t>
       </w:r>
-      <w:hyperlink r:id="rId174">
-        <w:r>
-          <w:rPr>
-            <w:lang w:val="en_US" w:bidi="en_US"/>
-          </w:rPr>
-          <w:rPr>
-            <w:color w:val="0000EE"/>
-            <w:u w:val="single"/>
-          </w:rPr>
-          <w:t>Obadiah 1:4</w:t>
-        </w:r>
-      </w:hyperlink>
+      <w:r>
+        <w:rPr>
+          <w:lang w:val="en_US" w:bidi="en_US"/>
+        </w:rPr>
+        <w:t>Obadiah 1:4</w:t>
+      </w:r>
       <w:r>
         <w:rPr>
           <w:lang w:val="en_US" w:bidi="en_US"/>
@@ -12966,18 +12184,12 @@
         </w:rPr>
         <w:t>care for young (</w:t>
       </w:r>
-      <w:hyperlink r:id="rId175">
-        <w:r>
-          <w:rPr>
-            <w:lang w:val="en_US" w:bidi="en_US"/>
-          </w:rPr>
-          <w:rPr>
-            <w:color w:val="0000EE"/>
-            <w:u w:val="single"/>
-          </w:rPr>
-          <w:t>Deuteronomy 32:11</w:t>
-        </w:r>
-      </w:hyperlink>
+      <w:r>
+        <w:rPr>
+          <w:lang w:val="en_US" w:bidi="en_US"/>
+        </w:rPr>
+        <w:t>Deuteronomy 32:11</w:t>
+      </w:r>
       <w:r>
         <w:rPr>
           <w:lang w:val="en_US" w:bidi="en_US"/>
@@ -13002,72 +12214,48 @@
         </w:rPr>
         <w:t>flying ability (</w:t>
       </w:r>
-      <w:hyperlink r:id="rId176">
-        <w:r>
-          <w:rPr>
-            <w:lang w:val="en_US" w:bidi="en_US"/>
-          </w:rPr>
-          <w:rPr>
-            <w:color w:val="0000EE"/>
-            <w:u w:val="single"/>
-          </w:rPr>
-          <w:t>Exodus 19:4</w:t>
-        </w:r>
-      </w:hyperlink>
+      <w:r>
+        <w:rPr>
+          <w:lang w:val="en_US" w:bidi="en_US"/>
+        </w:rPr>
+        <w:t>Exodus 19:4</w:t>
+      </w:r>
       <w:r>
         <w:rPr>
           <w:lang w:val="en_US" w:bidi="en_US"/>
         </w:rPr>
         <w:t xml:space="preserve">; </w:t>
       </w:r>
-      <w:hyperlink r:id="rId177">
-        <w:r>
-          <w:rPr>
-            <w:lang w:val="en_US" w:bidi="en_US"/>
-          </w:rPr>
-          <w:rPr>
-            <w:color w:val="0000EE"/>
-            <w:u w:val="single"/>
-          </w:rPr>
-          <w:t>Deuteronomy 28:49</w:t>
-        </w:r>
-      </w:hyperlink>
+      <w:r>
+        <w:rPr>
+          <w:lang w:val="en_US" w:bidi="en_US"/>
+        </w:rPr>
+        <w:t>Deuteronomy 28:49</w:t>
+      </w:r>
       <w:r>
         <w:rPr>
           <w:lang w:val="en_US" w:bidi="en_US"/>
         </w:rPr>
         <w:t xml:space="preserve">; </w:t>
       </w:r>
-      <w:hyperlink r:id="rId178">
-        <w:r>
-          <w:rPr>
-            <w:lang w:val="en_US" w:bidi="en_US"/>
-          </w:rPr>
-          <w:rPr>
-            <w:color w:val="0000EE"/>
-            <w:u w:val="single"/>
-          </w:rPr>
-          <w:t>Job 9:26</w:t>
-        </w:r>
-      </w:hyperlink>
+      <w:r>
+        <w:rPr>
+          <w:lang w:val="en_US" w:bidi="en_US"/>
+        </w:rPr>
+        <w:t>Job 9:26</w:t>
+      </w:r>
       <w:r>
         <w:rPr>
           <w:lang w:val="en_US" w:bidi="en_US"/>
         </w:rPr>
         <w:t xml:space="preserve">; </w:t>
       </w:r>
-      <w:hyperlink r:id="rId179">
-        <w:r>
-          <w:rPr>
-            <w:lang w:val="en_US" w:bidi="en_US"/>
-          </w:rPr>
-          <w:rPr>
-            <w:color w:val="0000EE"/>
-            <w:u w:val="single"/>
-          </w:rPr>
-          <w:t>Lamentations 4:19</w:t>
-        </w:r>
-      </w:hyperlink>
+      <w:r>
+        <w:rPr>
+          <w:lang w:val="en_US" w:bidi="en_US"/>
+        </w:rPr>
+        <w:t>Lamentations 4:19</w:t>
+      </w:r>
       <w:r>
         <w:rPr>
           <w:lang w:val="en_US" w:bidi="en_US"/>
@@ -13092,54 +12280,36 @@
         </w:rPr>
         <w:t>high flight (</w:t>
       </w:r>
-      <w:hyperlink r:id="rId180">
-        <w:r>
-          <w:rPr>
-            <w:lang w:val="en_US" w:bidi="en_US"/>
-          </w:rPr>
-          <w:rPr>
-            <w:color w:val="0000EE"/>
-            <w:u w:val="single"/>
-          </w:rPr>
-          <w:t>Proverbs 23:5</w:t>
-        </w:r>
-      </w:hyperlink>
+      <w:r>
+        <w:rPr>
+          <w:lang w:val="en_US" w:bidi="en_US"/>
+        </w:rPr>
+        <w:t>Proverbs 23:5</w:t>
+      </w:r>
       <w:r>
         <w:rPr>
           <w:lang w:val="en_US" w:bidi="en_US"/>
         </w:rPr>
         <w:t xml:space="preserve">; </w:t>
       </w:r>
-      <w:hyperlink r:id="rId181">
-        <w:r>
-          <w:rPr>
-            <w:lang w:val="en_US" w:bidi="en_US"/>
-          </w:rPr>
-          <w:rPr>
-            <w:color w:val="0000EE"/>
-            <w:u w:val="single"/>
-          </w:rPr>
-          <w:t>30:19</w:t>
-        </w:r>
-      </w:hyperlink>
+      <w:r>
+        <w:rPr>
+          <w:lang w:val="en_US" w:bidi="en_US"/>
+        </w:rPr>
+        <w:t>30:19</w:t>
+      </w:r>
       <w:r>
         <w:rPr>
           <w:lang w:val="en_US" w:bidi="en_US"/>
         </w:rPr>
         <w:t xml:space="preserve">; </w:t>
       </w:r>
-      <w:hyperlink r:id="rId182">
-        <w:r>
-          <w:rPr>
-            <w:lang w:val="en_US" w:bidi="en_US"/>
-          </w:rPr>
-          <w:rPr>
-            <w:color w:val="0000EE"/>
-            <w:u w:val="single"/>
-          </w:rPr>
-          <w:t>Isaiah 40:31</w:t>
-        </w:r>
-      </w:hyperlink>
+      <w:r>
+        <w:rPr>
+          <w:lang w:val="en_US" w:bidi="en_US"/>
+        </w:rPr>
+        <w:t>Isaiah 40:31</w:t>
+      </w:r>
       <w:r>
         <w:rPr>
           <w:lang w:val="en_US" w:bidi="en_US"/>
@@ -13160,36 +12330,24 @@
         </w:rPr>
         <w:t>Because vultures eat carrion, they are listed among the unclean birds in the Law of Moses (</w:t>
       </w:r>
-      <w:hyperlink r:id="rId183">
-        <w:r>
-          <w:rPr>
-            <w:lang w:val="en_US" w:bidi="en_US"/>
-          </w:rPr>
-          <w:rPr>
-            <w:color w:val="0000EE"/>
-            <w:u w:val="single"/>
-          </w:rPr>
-          <w:t>Leviticus 11:13, 18</w:t>
-        </w:r>
-      </w:hyperlink>
+      <w:r>
+        <w:rPr>
+          <w:lang w:val="en_US" w:bidi="en_US"/>
+        </w:rPr>
+        <w:t>Leviticus 11:13, 18</w:t>
+      </w:r>
       <w:r>
         <w:rPr>
           <w:lang w:val="en_US" w:bidi="en_US"/>
         </w:rPr>
         <w:t xml:space="preserve">; </w:t>
       </w:r>
-      <w:hyperlink r:id="rId184">
-        <w:r>
-          <w:rPr>
-            <w:lang w:val="en_US" w:bidi="en_US"/>
-          </w:rPr>
-          <w:rPr>
-            <w:color w:val="0000EE"/>
-            <w:u w:val="single"/>
-          </w:rPr>
-          <w:t>Deuteronomy 14:12, 17</w:t>
-        </w:r>
-      </w:hyperlink>
+      <w:r>
+        <w:rPr>
+          <w:lang w:val="en_US" w:bidi="en_US"/>
+        </w:rPr>
+        <w:t>Deuteronomy 14:12, 17</w:t>
+      </w:r>
       <w:r>
         <w:rPr>
           <w:lang w:val="en_US" w:bidi="en_US"/>
@@ -13210,108 +12368,72 @@
         </w:rPr>
         <w:t>Some modern translations replace “eagle” with “vulture” in passages that show vultures as a sign of doom (</w:t>
       </w:r>
-      <w:hyperlink r:id="rId179">
-        <w:r>
-          <w:rPr>
-            <w:lang w:val="en_US" w:bidi="en_US"/>
-          </w:rPr>
-          <w:rPr>
-            <w:color w:val="0000EE"/>
-            <w:u w:val="single"/>
-          </w:rPr>
-          <w:t>Lamentations 4:19</w:t>
-        </w:r>
-      </w:hyperlink>
+      <w:r>
+        <w:rPr>
+          <w:lang w:val="en_US" w:bidi="en_US"/>
+        </w:rPr>
+        <w:t>Lamentations 4:19</w:t>
+      </w:r>
       <w:r>
         <w:rPr>
           <w:lang w:val="en_US" w:bidi="en_US"/>
         </w:rPr>
         <w:t xml:space="preserve">; </w:t>
       </w:r>
-      <w:hyperlink r:id="rId185">
-        <w:r>
-          <w:rPr>
-            <w:lang w:val="en_US" w:bidi="en_US"/>
-          </w:rPr>
-          <w:rPr>
-            <w:color w:val="0000EE"/>
-            <w:u w:val="single"/>
-          </w:rPr>
-          <w:t>Hosea 8:1</w:t>
-        </w:r>
-      </w:hyperlink>
+      <w:r>
+        <w:rPr>
+          <w:lang w:val="en_US" w:bidi="en_US"/>
+        </w:rPr>
+        <w:t>Hosea 8:1</w:t>
+      </w:r>
       <w:r>
         <w:rPr>
           <w:lang w:val="en_US" w:bidi="en_US"/>
         </w:rPr>
         <w:t>) or as birds that eat the dead (</w:t>
       </w:r>
-      <w:hyperlink r:id="rId186">
-        <w:r>
-          <w:rPr>
-            <w:lang w:val="en_US" w:bidi="en_US"/>
-          </w:rPr>
-          <w:rPr>
-            <w:color w:val="0000EE"/>
-            <w:u w:val="single"/>
-          </w:rPr>
-          <w:t>Proverbs 30:17</w:t>
-        </w:r>
-      </w:hyperlink>
+      <w:r>
+        <w:rPr>
+          <w:lang w:val="en_US" w:bidi="en_US"/>
+        </w:rPr>
+        <w:t>Proverbs 30:17</w:t>
+      </w:r>
       <w:r>
         <w:rPr>
           <w:lang w:val="en_US" w:bidi="en_US"/>
         </w:rPr>
         <w:t>). The phrase “bald as an eagle” (</w:t>
       </w:r>
-      <w:hyperlink r:id="rId187">
-        <w:r>
-          <w:rPr>
-            <w:lang w:val="en_US" w:bidi="en_US"/>
-          </w:rPr>
-          <w:rPr>
-            <w:color w:val="0000EE"/>
-            <w:u w:val="single"/>
-          </w:rPr>
-          <w:t>Micah 1:16</w:t>
-        </w:r>
-      </w:hyperlink>
+      <w:r>
+        <w:rPr>
+          <w:lang w:val="en_US" w:bidi="en_US"/>
+        </w:rPr>
+        <w:t>Micah 1:16</w:t>
+      </w:r>
       <w:r>
         <w:rPr>
           <w:lang w:val="en_US" w:bidi="en_US"/>
         </w:rPr>
         <w:t>) is better translated “bald as the vulture,” since there are no bald eagles in Israel, but many vultures are bald. In the ancient Near East, vultures and eagles were both symbols of power and rule. This means Ezekiel’s comparisons of kings to eagles (</w:t>
       </w:r>
-      <w:hyperlink r:id="rId188">
-        <w:r>
-          <w:rPr>
-            <w:lang w:val="en_US" w:bidi="en_US"/>
-          </w:rPr>
-          <w:rPr>
-            <w:color w:val="0000EE"/>
-            <w:u w:val="single"/>
-          </w:rPr>
-          <w:t>Ezekiel 17:3, 7</w:t>
-        </w:r>
-      </w:hyperlink>
+      <w:r>
+        <w:rPr>
+          <w:lang w:val="en_US" w:bidi="en_US"/>
+        </w:rPr>
+        <w:t>Ezekiel 17:3, 7</w:t>
+      </w:r>
       <w:r>
         <w:rPr>
           <w:lang w:val="en_US" w:bidi="en_US"/>
         </w:rPr>
         <w:t>) could also mean vultures. In (</w:t>
       </w:r>
-      <w:hyperlink r:id="rId189">
-        <w:r>
-          <w:rPr>
-            <w:lang w:val="en_US" w:bidi="en_US"/>
-          </w:rPr>
-          <w:rPr>
-            <w:color w:val="0000EE"/>
-            <w:u w:val="single"/>
-          </w:rPr>
-          <w:t>Matthew 24:28</w:t>
-        </w:r>
-      </w:hyperlink>
+      <w:r>
+        <w:rPr>
+          <w:lang w:val="en_US" w:bidi="en_US"/>
+        </w:rPr>
+        <w:t>Matthew 24:28</w:t>
+      </w:r>
       <w:r>
         <w:rPr>
           <w:lang w:val="en_US" w:bidi="en_US"/>
@@ -13332,72 +12454,48 @@
         </w:rPr>
         <w:t xml:space="preserve">Some verses in the King James Version that mention vultures are translated as “kite” or “falcon” in modern versions (compare various versions of </w:t>
       </w:r>
-      <w:hyperlink r:id="rId190">
-        <w:r>
-          <w:rPr>
-            <w:lang w:val="en_US" w:bidi="en_US"/>
-          </w:rPr>
-          <w:rPr>
-            <w:color w:val="0000EE"/>
-            <w:u w:val="single"/>
-          </w:rPr>
-          <w:t>Leviticus 11:14</w:t>
-        </w:r>
-      </w:hyperlink>
+      <w:r>
+        <w:rPr>
+          <w:lang w:val="en_US" w:bidi="en_US"/>
+        </w:rPr>
+        <w:t>Leviticus 11:14</w:t>
+      </w:r>
       <w:r>
         <w:rPr>
           <w:lang w:val="en_US" w:bidi="en_US"/>
         </w:rPr>
         <w:t xml:space="preserve">; </w:t>
       </w:r>
-      <w:hyperlink r:id="rId191">
-        <w:r>
-          <w:rPr>
-            <w:lang w:val="en_US" w:bidi="en_US"/>
-          </w:rPr>
-          <w:rPr>
-            <w:color w:val="0000EE"/>
-            <w:u w:val="single"/>
-          </w:rPr>
-          <w:t>Deuteronomy 14:13</w:t>
-        </w:r>
-      </w:hyperlink>
+      <w:r>
+        <w:rPr>
+          <w:lang w:val="en_US" w:bidi="en_US"/>
+        </w:rPr>
+        <w:t>Deuteronomy 14:13</w:t>
+      </w:r>
       <w:r>
         <w:rPr>
           <w:lang w:val="en_US" w:bidi="en_US"/>
         </w:rPr>
         <w:t xml:space="preserve">; </w:t>
       </w:r>
-      <w:hyperlink r:id="rId192">
-        <w:r>
-          <w:rPr>
-            <w:lang w:val="en_US" w:bidi="en_US"/>
-          </w:rPr>
-          <w:rPr>
-            <w:color w:val="0000EE"/>
-            <w:u w:val="single"/>
-          </w:rPr>
-          <w:t>Job 28:7</w:t>
-        </w:r>
-      </w:hyperlink>
+      <w:r>
+        <w:rPr>
+          <w:lang w:val="en_US" w:bidi="en_US"/>
+        </w:rPr>
+        <w:t>Job 28:7</w:t>
+      </w:r>
       <w:r>
         <w:rPr>
           <w:lang w:val="en_US" w:bidi="en_US"/>
         </w:rPr>
         <w:t xml:space="preserve">; </w:t>
       </w:r>
-      <w:hyperlink r:id="rId193">
-        <w:r>
-          <w:rPr>
-            <w:lang w:val="en_US" w:bidi="en_US"/>
-          </w:rPr>
-          <w:rPr>
-            <w:color w:val="0000EE"/>
-            <w:u w:val="single"/>
-          </w:rPr>
-          <w:t>Isaiah 34:15</w:t>
-        </w:r>
-      </w:hyperlink>
+      <w:r>
+        <w:rPr>
+          <w:lang w:val="en_US" w:bidi="en_US"/>
+        </w:rPr>
+        <w:t>Isaiah 34:15</w:t>
+      </w:r>
       <w:r>
         <w:rPr>
           <w:lang w:val="en_US" w:bidi="en_US"/>
